--- a/docs/dossiers/KOR-Dossier-SanDiego-Market-2026-06-26.docx
+++ b/docs/dossiers/KOR-Dossier-SanDiego-Market-2026-06-26.docx
@@ -268,7 +268,7 @@
     </w:p>
     <w:p>
       <w:r>
-        <w:pict w14:anchorId="557B803D">
+        <w:pict w14:anchorId="492D0C00">
           <v:rect id="_x0000_i1025" style="width:0;height:1.5pt" o:hralign="center" o:hrstd="t" o:hr="t"/>
         </w:pict>
       </w:r>
@@ -404,7 +404,7 @@
     </w:p>
     <w:p>
       <w:r>
-        <w:pict w14:anchorId="7DF3777A">
+        <w:pict w14:anchorId="6032432D">
           <v:rect id="_x0000_i1026" style="width:0;height:1.5pt" o:hralign="center" o:hrstd="t" o:hr="t"/>
         </w:pict>
       </w:r>
@@ -1568,7 +1568,7 @@
     </w:tbl>
     <w:p>
       <w:r>
-        <w:pict w14:anchorId="003B82ED">
+        <w:pict w14:anchorId="0347F3C3">
           <v:rect id="_x0000_i1027" style="width:0;height:1.5pt" o:hralign="center" o:hrstd="t" o:hr="t"/>
         </w:pict>
       </w:r>
@@ -2997,12 +2997,43 @@
       </w:r>
       <w:r>
         <w:rPr>
-          <w:rStyle w:val="VerbatimChar"/>
-        </w:rPr>
-        <w:t>[HIGH]</w:t>
-      </w:r>
-      <w:r>
-        <w:t xml:space="preserve"> SE of record on Chelsea Investment Corp affordable projects (Taormina, Modica). The verified affordable-housing incumbent.</w:t>
+          <w:b/>
+          <w:bCs/>
+        </w:rPr>
+        <w:t>CORRECTION (deep-hone):</w:t>
+      </w:r>
+      <w:r>
+        <w:t xml:space="preserve"> Fuscoe is a </w:t>
+      </w:r>
+      <w:r>
+        <w:rPr>
+          <w:b/>
+          <w:bCs/>
+        </w:rPr>
+        <w:t>civil</w:t>
+      </w:r>
+      <w:r>
+        <w:t xml:space="preserve"> engineering firm (grading/stormwater) on Chelsea’s SD affordable projects, </w:t>
+      </w:r>
+      <w:r>
+        <w:rPr>
+          <w:b/>
+          <w:bCs/>
+        </w:rPr>
+        <w:t>not the structural engineer</w:t>
+      </w:r>
+      <w:r>
+        <w:t xml:space="preserve">. The actual SE on Chelsea Investment Corp’s SD affordable pipeline is </w:t>
+      </w:r>
+      <w:r>
+        <w:rPr>
+          <w:b/>
+          <w:bCs/>
+        </w:rPr>
+        <w:t>still unidentified</w:t>
+      </w:r>
+      <w:r>
+        <w:t xml:space="preserve"> — a dedicated follow-up search is flagged. Do not treat Fuscoe as the SE incumbent.</w:t>
       </w:r>
     </w:p>
     <w:p>
@@ -3037,10 +3068,40 @@
           <w:b/>
           <w:bCs/>
         </w:rPr>
-        <w:t>Burkett &amp; Wong, Fard Engineers</w:t>
-      </w:r>
-      <w:r>
-        <w:t xml:space="preserve"> rotate on BNIM projects.</w:t>
+        <w:t>DCI Engineers</w:t>
+      </w:r>
+      <w:r>
+        <w:t xml:space="preserve"> (id 38923) is </w:t>
+      </w:r>
+      <w:r>
+        <w:rPr>
+          <w:b/>
+          <w:bCs/>
+        </w:rPr>
+        <w:t>BNIM’s SE on Keeler Court</w:t>
+      </w:r>
+      <w:r>
+        <w:t xml:space="preserve"> (71-unit affordable, 2023). </w:t>
+      </w:r>
+      <w:r>
+        <w:rPr>
+          <w:b/>
+          <w:bCs/>
+        </w:rPr>
+        <w:t>CORRECTION:</w:t>
+      </w:r>
+      <w:r>
+        <w:t xml:space="preserve"> the earlier “Fard Engineers” attribution was wrong — </w:t>
+      </w:r>
+      <w:r>
+        <w:rPr>
+          <w:b/>
+          <w:bCs/>
+        </w:rPr>
+        <w:t>Fard is an MEP firm, not an SE</w:t>
+      </w:r>
+      <w:r>
+        <w:t>; it was the mechanical/electrical engineer on Keeler Court. Burkett &amp; Wong (BWE) also rotates on BNIM work. To displace on the BNIM channel, target DCI (Ryan Slaybaugh, SD office at 101 W. Broadway).</w:t>
       </w:r>
     </w:p>
     <w:p>
@@ -3085,10 +3146,49 @@
           <w:b/>
           <w:bCs/>
         </w:rPr>
-        <w:t>Josephson Werdowatz</w:t>
-      </w:r>
-      <w:r>
-        <w:t xml:space="preserve"> — domusstudio’s civic/sacred SE.</w:t>
+        <w:t>Josephson-Werdowatz</w:t>
+      </w:r>
+      <w:r>
+        <w:t xml:space="preserve"> (id 77669) — domusstudio’s civic/sacred SE. Two-principal SD firm (Rancho Bernardo), </w:t>
+      </w:r>
+      <w:r>
+        <w:rPr>
+          <w:b/>
+          <w:bCs/>
+        </w:rPr>
+        <w:t>aging leadership + heavy expert-witness practice</w:t>
+      </w:r>
+      <w:r>
+        <w:t xml:space="preserve"> (Carl Josephson retained on 1,500+ cases) → limited new-design throughput. Displace on larger mixed-use/institutional work with domusstudio.</w:t>
+      </w:r>
+    </w:p>
+    <w:p>
+      <w:pPr>
+        <w:pStyle w:val="Compact"/>
+        <w:numPr>
+          <w:ilvl w:val="0"/>
+          <w:numId w:val="10"/>
+        </w:numPr>
+      </w:pPr>
+      <w:r>
+        <w:rPr>
+          <w:b/>
+          <w:bCs/>
+        </w:rPr>
+        <w:t>VCA Structural</w:t>
+      </w:r>
+      <w:r>
+        <w:t xml:space="preserve"> (id 77668) — Trammell Crow Residential’s SE (Modera SD, Alexan Monrovia). </w:t>
+      </w:r>
+      <w:r>
+        <w:rPr>
+          <w:b/>
+          <w:bCs/>
+        </w:rPr>
+        <w:t>NO San Diego office</w:t>
+      </w:r>
+      <w:r>
+        <w:t xml:space="preserve"> (HQ Orange CA; also Denver/Honolulu) — serves SD remotely from 60+ mi away. Clean local-responsiveness displacement angle, same shape as the Glotman wedge.</w:t>
       </w:r>
     </w:p>
     <w:p>
@@ -4295,7 +4395,7 @@
     </w:tbl>
     <w:p>
       <w:r>
-        <w:pict w14:anchorId="061A7E77">
+        <w:pict w14:anchorId="7A5F2E38">
           <v:rect id="_x0000_i1028" style="width:0;height:1.5pt" o:hralign="center" o:hrstd="t" o:hr="t"/>
         </w:pict>
       </w:r>
@@ -4902,13 +5002,7 @@
               <w:rPr>
                 <w:sz w:val="19"/>
               </w:rPr>
-              <w:t xml:space="preserve"> </w:t>
-            </w:r>
-            <w:r>
-              <w:rPr>
-                <w:sz w:val="19"/>
-              </w:rPr>
-              <w:t xml:space="preserve">— deep-hone confirms HMC is K-12 (DSA) + healthcare (HCAI) dominant with </w:t>
+              <w:t xml:space="preserve"> — deep-hone confirms HMC is K-12 (DSA) + healthcare (HCAI) dominant with </w:t>
             </w:r>
             <w:r>
               <w:rPr>
@@ -5405,7 +5499,13 @@
               <w:rPr>
                 <w:sz w:val="19"/>
               </w:rPr>
-              <w:t xml:space="preserve"> (7th &amp; Market, Hard Rock, Sempra, Renaissance); also </w:t>
+              <w:t xml:space="preserve"> </w:t>
+            </w:r>
+            <w:r>
+              <w:rPr>
+                <w:sz w:val="19"/>
+              </w:rPr>
+              <w:t xml:space="preserve">(7th &amp; Market, Hard Rock, Sempra, Renaissance); also </w:t>
             </w:r>
             <w:r>
               <w:rPr>
@@ -6167,7 +6267,7 @@
     </w:p>
     <w:p>
       <w:r>
-        <w:pict w14:anchorId="41724FD5">
+        <w:pict w14:anchorId="307D04E5">
           <v:rect id="_x0000_i1029" style="width:0;height:1.5pt" o:hralign="center" o:hrstd="t" o:hr="t"/>
         </w:pict>
       </w:r>
@@ -6516,32 +6616,68 @@
                 <w:bCs/>
                 <w:sz w:val="19"/>
               </w:rPr>
-              <w:t>Fuscoe</w:t>
-            </w:r>
-            <w:r>
-              <w:rPr>
-                <w:sz w:val="19"/>
-              </w:rPr>
-              <w:t xml:space="preserve"> (verified, Taormina + Modica)</w:t>
-            </w:r>
-          </w:p>
-        </w:tc>
-        <w:tc>
-          <w:tcPr>
-            <w:tcW w:w="1000" w:type="pct"/>
-          </w:tcPr>
-          <w:p>
-            <w:pPr>
-              <w:pStyle w:val="Compact"/>
-              <w:rPr>
-                <w:sz w:val="19"/>
-              </w:rPr>
-            </w:pPr>
-            <w:r>
-              <w:rPr>
-                <w:sz w:val="19"/>
-              </w:rPr>
-              <w:t>Incumbent locked; hard to displace</w:t>
+              <w:t>SE UNIDENTIFIED</w:t>
+            </w:r>
+            <w:r>
+              <w:rPr>
+                <w:sz w:val="19"/>
+              </w:rPr>
+              <w:t xml:space="preserve"> — Fuscoe is the </w:t>
+            </w:r>
+            <w:r>
+              <w:rPr>
+                <w:i/>
+                <w:iCs/>
+                <w:sz w:val="19"/>
+              </w:rPr>
+              <w:t>civil</w:t>
+            </w:r>
+            <w:r>
+              <w:rPr>
+                <w:sz w:val="19"/>
+              </w:rPr>
+              <w:t xml:space="preserve"> engineer here, </w:t>
+            </w:r>
+            <w:r>
+              <w:rPr>
+                <w:b/>
+                <w:bCs/>
+                <w:sz w:val="19"/>
+              </w:rPr>
+              <w:t>not</w:t>
+            </w:r>
+            <w:r>
+              <w:rPr>
+                <w:sz w:val="19"/>
+              </w:rPr>
+              <w:t xml:space="preserve"> the SE (corrected)</w:t>
+            </w:r>
+          </w:p>
+        </w:tc>
+        <w:tc>
+          <w:tcPr>
+            <w:tcW w:w="1000" w:type="pct"/>
+          </w:tcPr>
+          <w:p>
+            <w:pPr>
+              <w:pStyle w:val="Compact"/>
+              <w:rPr>
+                <w:sz w:val="19"/>
+              </w:rPr>
+            </w:pPr>
+            <w:r>
+              <w:rPr>
+                <w:b/>
+                <w:bCs/>
+                <w:sz w:val="19"/>
+              </w:rPr>
+              <w:t>OPEN LANE — SE not locked</w:t>
+            </w:r>
+            <w:r>
+              <w:rPr>
+                <w:sz w:val="19"/>
+              </w:rPr>
+              <w:t>; find the real SE then displace</w:t>
             </w:r>
           </w:p>
         </w:tc>
@@ -6625,7 +6761,7 @@
               <w:rPr>
                 <w:sz w:val="19"/>
               </w:rPr>
-              <w:t xml:space="preserve">KPFF + Fuscoe on partners page (no project credit) </w:t>
+              <w:t xml:space="preserve">KPFF on partners page (Fuscoe = civil, not SE) </w:t>
             </w:r>
             <w:r>
               <w:rPr>
@@ -7358,10 +7494,7 @@
         <w:t>Swinerton</w:t>
       </w:r>
       <w:r>
-        <w:t xml:space="preserve"> </w:t>
-      </w:r>
-      <w:r>
-        <w:t>= GC/design-build lead (SDSU Evolve, LPC West), not a developer — but a key design-build channel partner.</w:t>
+        <w:t xml:space="preserve"> = GC/design-build lead (SDSU Evolve, LPC West), not a developer — but a key design-build channel partner.</w:t>
       </w:r>
     </w:p>
     <w:p>
@@ -8053,7 +8186,13 @@
               <w:rPr>
                 <w:sz w:val="19"/>
               </w:rPr>
-              <w:t xml:space="preserve"> (target the LLB GC, e.g. Turner)</w:t>
+              <w:t xml:space="preserve"> </w:t>
+            </w:r>
+            <w:r>
+              <w:rPr>
+                <w:sz w:val="19"/>
+              </w:rPr>
+              <w:t>(target the LLB GC, e.g. Turner)</w:t>
             </w:r>
           </w:p>
         </w:tc>
@@ -8561,7 +8700,7 @@
     </w:tbl>
     <w:p>
       <w:r>
-        <w:pict w14:anchorId="596D73DB">
+        <w:pict w14:anchorId="47319AFC">
           <v:rect id="_x0000_i1030" style="width:0;height:1.5pt" o:hralign="center" o:hrstd="t" o:hr="t"/>
         </w:pict>
       </w:r>
@@ -8773,7 +8912,10 @@
         <w:t>California-licensed SE</w:t>
       </w:r>
       <w:r>
-        <w:t xml:space="preserve"> (or CA Civil PE with SE authorization for lower-seismic structures). Civic/K-12 work additionally requires </w:t>
+        <w:t xml:space="preserve"> </w:t>
+      </w:r>
+      <w:r>
+        <w:t xml:space="preserve">(or CA Civil PE with SE authorization for lower-seismic structures). Civic/K-12 work additionally requires </w:t>
       </w:r>
       <w:r>
         <w:rPr>
@@ -8927,10 +9069,7 @@
         <w:t>Seismic retrofit / soft-story residential</w:t>
       </w:r>
       <w:r>
-        <w:t xml:space="preserve"> </w:t>
-      </w:r>
-      <w:r>
-        <w:t>— Degenkolb is thin locally; City of SD has a retrofit program; KOR’s seismic/heritage heritage applies (manage the EGBC-2019 disclosure).</w:t>
+        <w:t xml:space="preserve"> — Degenkolb is thin locally; City of SD has a retrofit program; KOR’s seismic/heritage heritage applies (manage the EGBC-2019 disclosure).</w:t>
       </w:r>
     </w:p>
     <w:p>
@@ -9908,7 +10047,7 @@
     </w:tbl>
     <w:p>
       <w:r>
-        <w:pict w14:anchorId="57028B93">
+        <w:pict w14:anchorId="55138E90">
           <v:rect id="_x0000_i1031" style="width:0;height:1.5pt" o:hralign="center" o:hrstd="t" o:hr="t"/>
         </w:pict>
       </w:r>
@@ -9969,10 +10108,20 @@
           <w:b/>
           <w:bCs/>
         </w:rPr>
-        <w:t>1650 Hotel Circle South</w:t>
-      </w:r>
-      <w:r>
-        <w:t xml:space="preserve"> could not be verified (records show “North”); confirm with the referral source.</w:t>
+        <w:t>1650 Hotel Circle “South” does not exist</w:t>
+      </w:r>
+      <w:r>
+        <w:t xml:space="preserve"> — the real project is 1650 Hotel Circle </w:t>
+      </w:r>
+      <w:r>
+        <w:rPr>
+          <w:i/>
+          <w:iCs/>
+        </w:rPr>
+        <w:t>North</w:t>
+      </w:r>
+      <w:r>
+        <w:t xml:space="preserve"> (PRJ-1130310); the DBRDS-as-architect link is unverified. Do not assert it; confirm with the referral source.</w:t>
       </w:r>
     </w:p>
     <w:p>
@@ -9989,6 +10138,25 @@
     </w:p>
     <w:p>
       <w:pPr>
+        <w:pStyle w:val="Compact"/>
+        <w:numPr>
+          <w:ilvl w:val="0"/>
+          <w:numId w:val="15"/>
+        </w:numPr>
+      </w:pPr>
+      <w:r>
+        <w:rPr>
+          <w:b/>
+          <w:bCs/>
+        </w:rPr>
+        <w:t>Chelsea Investment Corp’s affordable-housing SE is still unidentified</w:t>
+      </w:r>
+      <w:r>
+        <w:t xml:space="preserve"> (Fuscoe = civil only) — dedicated follow-up search flagged.</w:t>
+      </w:r>
+    </w:p>
+    <w:p>
+      <w:pPr>
         <w:pStyle w:val="FirstParagraph"/>
       </w:pPr>
       <w:r>
@@ -9996,7 +10164,7 @@
           <w:b/>
           <w:bCs/>
         </w:rPr>
-        <w:t>Orgs that look MISSING from a typical SD competitive set (candidate ingests):</w:t>
+        <w:t>Competitive-set ingest status (resolved this pass — all now canonicals with enrichment):</w:t>
       </w:r>
     </w:p>
     <w:p>
@@ -10008,14 +10176,30 @@
         </w:numPr>
       </w:pPr>
       <w:r>
-        <w:rPr>
-          <w:b/>
-          <w:bCs/>
-        </w:rPr>
-        <w:t>Fuscoe Engineering</w:t>
-      </w:r>
-      <w:r>
-        <w:t xml:space="preserve"> (verified affordable-housing SE incumbent — Chelsea)</w:t>
+        <w:t>✅</w:t>
+      </w:r>
+      <w:r>
+        <w:t xml:space="preserve"> </w:t>
+      </w:r>
+      <w:r>
+        <w:rPr>
+          <w:b/>
+          <w:bCs/>
+        </w:rPr>
+        <w:t>VCA Structural</w:t>
+      </w:r>
+      <w:r>
+        <w:t xml:space="preserve"> (77668, Trammell Crow’s remote SE — no SD office), </w:t>
+      </w:r>
+      <w:r>
+        <w:rPr>
+          <w:b/>
+          <w:bCs/>
+        </w:rPr>
+        <w:t>Josephson-Werdowatz</w:t>
+      </w:r>
+      <w:r>
+        <w:t xml:space="preserve"> (77669, domusstudio’s SE) — newly ingested.</w:t>
       </w:r>
     </w:p>
     <w:p>
@@ -10027,14 +10211,20 @@
         </w:numPr>
       </w:pPr>
       <w:r>
-        <w:rPr>
-          <w:b/>
-          <w:bCs/>
-        </w:rPr>
-        <w:t>Envision Engineering California, Facet NW, Steven Crook</w:t>
-      </w:r>
-      <w:r>
-        <w:t xml:space="preserve"> (the mass-timber SE holders)</w:t>
+        <w:t>✅</w:t>
+      </w:r>
+      <w:r>
+        <w:t xml:space="preserve"> Honed: Thornton Tomasetti (68746, Carrier Johnson blocker, SD office), SGH (76786), Risha (68619 — </w:t>
+      </w:r>
+      <w:r>
+        <w:rPr>
+          <w:b/>
+          <w:bCs/>
+        </w:rPr>
+        <w:t>LA-only, not a SD SE</w:t>
+      </w:r>
+      <w:r>
+        <w:t>), Labib Funk (77097, SD multifamily — top displacement target), Glotman Simpson (38926), KPFF (38927), DCI (38923), Coffman (38921), Holmes (77661).</w:t>
       </w:r>
     </w:p>
     <w:p>
@@ -10050,10 +10240,10 @@
           <w:b/>
           <w:bCs/>
         </w:rPr>
-        <w:t>Fard Engineers, A.B. Court &amp; Associates, Josephson Werdowatz, Patterson Engineering, MDEP</w:t>
-      </w:r>
-      <w:r>
-        <w:t xml:space="preserve"> (mid-market/local SE field)</w:t>
+        <w:t>Corrected:</w:t>
+      </w:r>
+      <w:r>
+        <w:t xml:space="preserve"> Fuscoe (77639) = civil, not SE; “Fard Engineers” = MEP, not SE (BNIM’s Keeler Court SE is DCI 38923).</w:t>
       </w:r>
     </w:p>
     <w:p>
@@ -10069,179 +10259,103 @@
           <w:b/>
           <w:bCs/>
         </w:rPr>
-        <w:t>Glotman Simpson</w:t>
-      </w:r>
-      <w:r>
-        <w:t xml:space="preserve"> (Vancouver rival now in CA — track as competitor)</w:t>
+        <w:t>Still open:</w:t>
+      </w:r>
+      <w:r>
+        <w:t xml:space="preserve"> Envision Engineering California, Facet NW, Steven Crook, StructureCraft (mass-timber SE holders); A.B. Court &amp; Associates, Patterson Engineering, MDEP (mid-market field); the unidentified Chelsea SE.</w:t>
       </w:r>
     </w:p>
     <w:p>
-      <w:pPr>
-        <w:pStyle w:val="Compact"/>
-        <w:numPr>
-          <w:ilvl w:val="0"/>
-          <w:numId w:val="16"/>
-        </w:numPr>
-      </w:pPr>
-      <w:r>
-        <w:rPr>
-          <w:b/>
-          <w:bCs/>
-        </w:rPr>
-        <w:t>JMI Realty</w:t>
-      </w:r>
-      <w:r>
-        <w:t xml:space="preserve"> (correct entity vs. mis-tagged “JMB Realty”)</w:t>
+      <w:r>
+        <w:pict w14:anchorId="6A50FC0F">
+          <v:rect id="_x0000_i1032" style="width:0;height:1.5pt" o:hralign="center" o:hrstd="t" o:hr="t"/>
+        </w:pict>
       </w:r>
     </w:p>
     <w:p>
       <w:pPr>
-        <w:pStyle w:val="Compact"/>
-        <w:numPr>
-          <w:ilvl w:val="0"/>
-          <w:numId w:val="16"/>
-        </w:numPr>
-      </w:pPr>
-      <w:r>
-        <w:rPr>
-          <w:b/>
-          <w:bCs/>
-        </w:rPr>
-        <w:t>IQHQ, Alexandria RE, Longfellow, Stockdale Capital</w:t>
-      </w:r>
-      <w:r>
-        <w:t xml:space="preserve"> (life-science developers)</w:t>
+        <w:pStyle w:val="Heading2"/>
+        <w:pageBreakBefore/>
+      </w:pPr>
+      <w:bookmarkStart w:id="27" w:name="sources"/>
+      <w:bookmarkEnd w:id="26"/>
+      <w:r>
+        <w:t>SOURCES</w:t>
       </w:r>
     </w:p>
     <w:p>
       <w:pPr>
-        <w:pStyle w:val="Compact"/>
-        <w:numPr>
-          <w:ilvl w:val="0"/>
-          <w:numId w:val="16"/>
-        </w:numPr>
-      </w:pPr>
-      <w:r>
-        <w:rPr>
-          <w:b/>
-          <w:bCs/>
-        </w:rPr>
-        <w:t>StructureCraft</w:t>
-      </w:r>
-      <w:r>
-        <w:t xml:space="preserve"> (mass-timber specialist; 2026 AIA SD Corporate Partner — architect interest signal)</w:t>
+        <w:pStyle w:val="FirstParagraph"/>
+      </w:pPr>
+      <w:r>
+        <w:rPr>
+          <w:b/>
+          <w:bCs/>
+        </w:rPr>
+        <w:t>Competitive landscape:</w:t>
+      </w:r>
+      <w:r>
+        <w:t xml:space="preserve"> kpff.com (office/SD + project pages: Hard Rock, Sempra, Renaissance, Manchester Pacific Gateway, Jamul, Hotel Churchill, MDLS, 7th &amp; Market); bwesd.com; dci-engineers.com (San Diego location + Park 12, Shift, Alexan ALX, Parco, The Q); coffman.com (SD location + Franklin Antonio Hall, San Ysidro, Sanford Consortium, Hope-Amundson merger); degenkolb.com (SD office); saifulbouquet.com (SD contact + portfolio); nyase.com; sgh.com (SD locations + MCASD, K1, UCSD projects); globenewswire (WSP–Englekirk acquisit</w:t>
+      </w:r>
+      <w:r>
+        <w:t>ion); latitude33.com; soha.com; tylin.com; johnmartin.com; mka.com (Snapdragon, SAN FIS, San Ysidro); seaportsandiego.com/the-team.html; glotmansimpson.com; woodworksinnovationnetwork.org (843 N Spring St).</w:t>
       </w:r>
     </w:p>
     <w:p>
       <w:pPr>
-        <w:pStyle w:val="Compact"/>
-        <w:numPr>
-          <w:ilvl w:val="0"/>
-          <w:numId w:val="16"/>
-        </w:numPr>
-      </w:pPr>
-      <w:r>
-        <w:rPr>
-          <w:b/>
-          <w:bCs/>
-        </w:rPr>
-        <w:t>Coffman Engineers, BNIM</w:t>
-      </w:r>
-      <w:r>
-        <w:t xml:space="preserve"> (if not already canonical) as primary competitor/architect entities</w:t>
+        <w:pStyle w:val="BodyText"/>
+      </w:pPr>
+      <w:r>
+        <w:rPr>
+          <w:b/>
+          <w:bCs/>
+        </w:rPr>
+        <w:t>Architect-primes:</w:t>
+      </w:r>
+      <w:r>
+        <w:t xml:space="preserve"> kpff.com/project/7th-market-mixed-use; jwdainc.com/projects/the-lindley; korstructural.com/project/the-lindley; dbrds.com (hospitality + project pages); carrierjohnson.com; millerhull.com (Parco, Torrey Pines, East County, UCSD SME); bnim.com + archdaily.com/944795 (Makers Quarter D); coffman.com (Miller Hull projects); lpadesignstudios.com (in-house SE); stantec.com; aecom.com; leoadaly.com/news/delawie-joins-leoadaly; domusstudio.com; avrpstudios.com/work/element; gensler.com.</w:t>
       </w:r>
     </w:p>
     <w:p>
-      <w:r>
-        <w:pict w14:anchorId="17B15947">
-          <v:rect id="_x0000_i1032" style="width:0;height:1.5pt" o:hralign="center" o:hrstd="t" o:hr="t"/>
-        </w:pict>
+      <w:pPr>
+        <w:pStyle w:val="BodyText"/>
+      </w:pPr>
+      <w:r>
+        <w:rPr>
+          <w:b/>
+          <w:bCs/>
+        </w:rPr>
+        <w:t>Demand side (developers/owners):</w:t>
+      </w:r>
+      <w:r>
+        <w:t xml:space="preserve"> chelseainvestco.com; sdsu.edu/news; multifamilyaffordablehousing.com (Becker/Hines); sdhc.org (Cuatro, Teralta, partnership-development); suffolk.com (Union Tower); affirmedhousing.com; sudprop.com; hines.com/properties/riverwalk-san-diego; multihousingnews.com; cisterra.com; jmirealty.com/ballpark-village; lankfordandassociates.com; prnewswire.com (Alexandria/Novartis, Pacific Center); novartis.com; mccarthy.com (Bioterra); turnerconstruction.com (IQHQ, Sempra, Mann); stockdalecapital.com; sandiego.gov/ci</w:t>
+      </w:r>
+      <w:r>
+        <w:t>p + /cip/reports; insidesandiego.org; countynewscenter.com; sandiegounified.org; voiceofsandiego.org; plandesignbuild.ucsd.edu; housing.sdsu.edu/evolve-student-housing; tradelineinc.com; dvidshub.net (NAVFAC $3B, P-315, Camp Pendleton); mansonconstruction.com (P-443/508); portofsandiego.org.</w:t>
       </w:r>
     </w:p>
     <w:p>
       <w:pPr>
-        <w:pStyle w:val="Heading2"/>
-        <w:pageBreakBefore/>
-      </w:pPr>
-      <w:bookmarkStart w:id="27" w:name="sources"/>
-      <w:bookmarkEnd w:id="26"/>
-      <w:r>
-        <w:t>SOURCES</w:t>
-      </w:r>
-    </w:p>
-    <w:p>
-      <w:pPr>
-        <w:pStyle w:val="FirstParagraph"/>
-      </w:pPr>
-      <w:r>
-        <w:rPr>
-          <w:b/>
-          <w:bCs/>
-        </w:rPr>
-        <w:t>Competitive landscape:</w:t>
+        <w:pStyle w:val="BodyText"/>
+      </w:pPr>
+      <w:r>
+        <w:rPr>
+          <w:b/>
+          <w:bCs/>
+        </w:rPr>
+        <w:t>Market size / dynamics / seismic / mass timber:</w:t>
       </w:r>
       <w:r>
         <w:t xml:space="preserve"> </w:t>
       </w:r>
       <w:r>
-        <w:t>kpff.com (office/SD + project pages: Hard Rock, Sempra, Renaissance, Manchester Pacific Gateway, Jamul, Hotel Churchill, MDLS, 7th &amp; Market); bwesd.com; dci-engineers.com (San Diego location + Park 12, Shift, Alexan ALX, Parco, The Q); coffman.com (SD location + Franklin Antonio Hall, San Ysidro, Sanford Consortium, Hope-Amundson merger); degenkolb.com (SD office); saifulbouquet.com (SD contact + portfolio); nyase.com; sgh.com (SD locations + MCASD, K1, UCSD projects); globenewswire (WSP–Englekirk acquisiti</w:t>
-      </w:r>
-      <w:r>
-        <w:t>on); latitude33.com; soha.com; tylin.com; johnmartin.com; mka.com (Snapdragon, SAN FIS, San Ysidro); seaportsandiego.com/the-team.html; glotmansimpson.com; woodworksinnovationnetwork.org (843 N Spring St).</w:t>
-      </w:r>
-    </w:p>
-    <w:p>
-      <w:pPr>
-        <w:pStyle w:val="BodyText"/>
-      </w:pPr>
-      <w:r>
-        <w:rPr>
-          <w:b/>
-          <w:bCs/>
-        </w:rPr>
-        <w:t>Architect-primes:</w:t>
-      </w:r>
-      <w:r>
-        <w:t xml:space="preserve"> kpff.com/project/7th-market-mixed-use; jwdainc.com/projects/the-lindley; korstructural.com/project/the-lindley; dbrds.com (hospitality + project pages); carrierjohnson.com; millerhull.com (Parco, Torrey Pines, East County, UCSD SME); bnim.com + archdaily.com/944795 (Makers Quarter D); coffman.com (Miller Hull projects); lpadesignstudios.com (in-house SE); stantec.com; aecom.com; leoadaly.com/news/delawie-joins-leoadaly; domusstudio.com; avrpstudios.com/work/element; gensler.com.</w:t>
-      </w:r>
-    </w:p>
-    <w:p>
-      <w:pPr>
-        <w:pStyle w:val="BodyText"/>
-      </w:pPr>
-      <w:r>
-        <w:rPr>
-          <w:b/>
-          <w:bCs/>
-        </w:rPr>
-        <w:t>Demand side (developers/owners):</w:t>
-      </w:r>
-      <w:r>
-        <w:t xml:space="preserve"> chelseainvestco.com; sdsu.edu/news; multifamilyaffordablehousing.com (Becker/Hines); sdhc.org (Cuatro, Teralta, partnership-development); suffolk.com (Union Tower); affirmedhousing.com; sudprop.com; hines.com/properties/riverwalk-san-diego; multihousingnews.com; cisterra.com; jmirealty.com/ballpark-village; lankfordandassociates.com; prnewswire.com (Alexandria/Novartis, Pacific Center); novartis.com; mccarthy.com (Bioterra); turnerconstruction.com (IQHQ, Sempra, Mann); stockdalecapital.com; sandiego.gov/ci</w:t>
-      </w:r>
-      <w:r>
-        <w:t>p + /cip/reports; insidesandiego.org; countynewscenter.com; sandiegounified.org; voiceofsandiego.org; plandesignbuild.ucsd.edu; housing.sdsu.edu/evolve-student-housing; tradelineinc.com; dvidshub.net (NAVFAC $3B, P-315, Camp Pendleton); mansonconstruction.com (P-443/508); portofsandiego.org.</w:t>
-      </w:r>
-    </w:p>
-    <w:p>
-      <w:pPr>
-        <w:pStyle w:val="BodyText"/>
-      </w:pPr>
-      <w:r>
-        <w:rPr>
-          <w:b/>
-          <w:bCs/>
-        </w:rPr>
-        <w:t>Market size / dynamics / seismic / mass timber:</w:t>
-      </w:r>
-      <w:r>
-        <w:t xml:space="preserve"> sdbj.com (Suffolk forecast); insidesandiego.org (permits); fred.stlouisfed.org/series/BPPRIV006073; k2staffinginc.com (SD vs LA labor); rand.org (2025 MF cost); turnerconstruction.com (T1 topping-out); amsires.com (Seaport); monograph.com + cadcrowd.com + pe-se.com + calichi.com + pricinglink.com (SE fee/business-model benchmarks); sandiego.gov IB-101 (construction-cost benchmarks); timesofsandiego.com + livingthesandiegolife.com (high-rise timelines); en.wikipedia.org/wiki/Rose_Canyon_Fault; sandiego.eeri</w:t>
-      </w:r>
-      <w:r>
-        <w:t>.org; 10news.com (Rose Canyon scenario); optimumseismic.com (LA EAL ranking); iseengineers.com + pacificbeachbuilder.com (2025 CBC/ASCE 7-22); miyamotointernational.com (Julian M5.2, SD office); temblor.net + stantec.com (Vancouver NBCC 2020); woodworksinnovationnetwork.org (Niima Outpost, 9625 Towne Centre); buildsd.org + harveyhillcrest.com (Harvey Mini); swinerton.com (2100 Kettner, SDSU Evolve); today.ucsd.edu (NHERI TallWood); aiacalifornia.org + usgbc-ca.org (CALGreen 2025 embodied carbon); archpaper.</w:t>
-      </w:r>
-      <w:r>
-        <w:t>com (CA mass-timber facility); savills.us + cbre.com (life-science vacancy); stories.hilton.com (The Margot); sdvoyager.com (DBRDS profile).</w:t>
+        <w:t>sdbj.com (Suffolk forecast); insidesandiego.org (permits); fred.stlouisfed.org/series/BPPRIV006073; k2staffinginc.com (SD vs LA labor); rand.org (2025 MF cost); turnerconstruction.com (T1 topping-out); amsires.com (Seaport); monograph.com + cadcrowd.com + pe-se.com + calichi.com + pricinglink.com (SE fee/business-model benchmarks); sandiego.gov IB-101 (construction-cost benchmarks); timesofsandiego.com + livingthesandiegolife.com (high-rise timelines); en.wikipedia.org/wiki/Rose_Canyon_Fault; sandiego.eeri.</w:t>
+      </w:r>
+      <w:r>
+        <w:t>org; 10news.com (Rose Canyon scenario); optimumseismic.com (LA EAL ranking); iseengineers.com + pacificbeachbuilder.com (2025 CBC/ASCE 7-22); miyamotointernational.com (Julian M5.2, SD office); temblor.net + stantec.com (Vancouver NBCC 2020); woodworksinnovationnetwork.org (Niima Outpost, 9625 Towne Centre); buildsd.org + harveyhillcrest.com (Harvey Mini); swinerton.com (2100 Kettner, SDSU Evolve); today.ucsd.edu (NHERI TallWood); aiacalifornia.org + usgbc-ca.org (CALGreen 2025 embodied carbon); archpaper.c</w:t>
+      </w:r>
+      <w:r>
+        <w:t>om (CA mass-timber facility); savills.us + cbre.com (life-science vacancy); stories.hilton.com (The Margot); sdvoyager.com (DBRDS profile).</w:t>
       </w:r>
     </w:p>
     <w:p>
@@ -10275,7 +10389,7 @@
   <w:abstractNum w:abstractNumId="0" w15:restartNumberingAfterBreak="0">
     <w:nsid w:val="0000A990"/>
     <w:multiLevelType w:val="multilevel"/>
-    <w:tmpl w:val="55C494C4"/>
+    <w:tmpl w:val="FD3466A0"/>
     <w:lvl w:ilvl="0">
       <w:numFmt w:val="bullet"/>
       <w:lvlText w:val=" "/>
@@ -10352,7 +10466,7 @@
   <w:abstractNum w:abstractNumId="1" w15:restartNumberingAfterBreak="0">
     <w:nsid w:val="0000A991"/>
     <w:multiLevelType w:val="multilevel"/>
-    <w:tmpl w:val="37B69F2C"/>
+    <w:tmpl w:val="031804CC"/>
     <w:lvl w:ilvl="0">
       <w:numFmt w:val="bullet"/>
       <w:lvlText w:val=""/>
@@ -10456,7 +10570,7 @@
   <w:abstractNum w:abstractNumId="2" w15:restartNumberingAfterBreak="0">
     <w:nsid w:val="00A99411"/>
     <w:multiLevelType w:val="multilevel"/>
-    <w:tmpl w:val="B224A550"/>
+    <w:tmpl w:val="96AE3F94"/>
     <w:lvl w:ilvl="0">
       <w:start w:val="1"/>
       <w:numFmt w:val="decimal"/>
@@ -10539,43 +10653,43 @@
       </w:pPr>
     </w:lvl>
   </w:abstractNum>
-  <w:num w:numId="1" w16cid:durableId="2031682131">
+  <w:num w:numId="1" w16cid:durableId="35785813">
     <w:abstractNumId w:val="0"/>
   </w:num>
-  <w:num w:numId="2" w16cid:durableId="1382708392">
+  <w:num w:numId="2" w16cid:durableId="632099300">
     <w:abstractNumId w:val="1"/>
   </w:num>
-  <w:num w:numId="3" w16cid:durableId="1511874316">
+  <w:num w:numId="3" w16cid:durableId="85079612">
     <w:abstractNumId w:val="1"/>
   </w:num>
-  <w:num w:numId="4" w16cid:durableId="388384249">
+  <w:num w:numId="4" w16cid:durableId="514076544">
     <w:abstractNumId w:val="1"/>
   </w:num>
-  <w:num w:numId="5" w16cid:durableId="381176243">
+  <w:num w:numId="5" w16cid:durableId="602345702">
     <w:abstractNumId w:val="1"/>
   </w:num>
-  <w:num w:numId="6" w16cid:durableId="401293203">
+  <w:num w:numId="6" w16cid:durableId="979067671">
     <w:abstractNumId w:val="1"/>
   </w:num>
-  <w:num w:numId="7" w16cid:durableId="358548614">
+  <w:num w:numId="7" w16cid:durableId="1395348969">
     <w:abstractNumId w:val="1"/>
   </w:num>
-  <w:num w:numId="8" w16cid:durableId="1704135504">
+  <w:num w:numId="8" w16cid:durableId="1838105864">
     <w:abstractNumId w:val="1"/>
   </w:num>
-  <w:num w:numId="9" w16cid:durableId="1897737272">
+  <w:num w:numId="9" w16cid:durableId="786852977">
     <w:abstractNumId w:val="1"/>
   </w:num>
-  <w:num w:numId="10" w16cid:durableId="1921402958">
+  <w:num w:numId="10" w16cid:durableId="276841056">
     <w:abstractNumId w:val="1"/>
   </w:num>
-  <w:num w:numId="11" w16cid:durableId="989671019">
+  <w:num w:numId="11" w16cid:durableId="1570073747">
     <w:abstractNumId w:val="1"/>
   </w:num>
-  <w:num w:numId="12" w16cid:durableId="95178573">
+  <w:num w:numId="12" w16cid:durableId="130636508">
     <w:abstractNumId w:val="1"/>
   </w:num>
-  <w:num w:numId="13" w16cid:durableId="1318146506">
+  <w:num w:numId="13" w16cid:durableId="1196310146">
     <w:abstractNumId w:val="2"/>
     <w:lvlOverride w:ilvl="0">
       <w:startOverride w:val="1"/>
@@ -10605,13 +10719,13 @@
       <w:startOverride w:val="1"/>
     </w:lvlOverride>
   </w:num>
-  <w:num w:numId="14" w16cid:durableId="603733770">
+  <w:num w:numId="14" w16cid:durableId="1203516856">
     <w:abstractNumId w:val="1"/>
   </w:num>
-  <w:num w:numId="15" w16cid:durableId="794562114">
+  <w:num w:numId="15" w16cid:durableId="1556551534">
     <w:abstractNumId w:val="1"/>
   </w:num>
-  <w:num w:numId="16" w16cid:durableId="917323894">
+  <w:num w:numId="16" w16cid:durableId="2073692809">
     <w:abstractNumId w:val="1"/>
   </w:num>
 </w:numbering>
@@ -11846,7 +11960,7 @@
     <w:name w:val="Grid Table 4"/>
     <w:basedOn w:val="TableNormal"/>
     <w:uiPriority w:val="49"/>
-    <w:rsid w:val="00712C30"/>
+    <w:rsid w:val="00FA46F6"/>
     <w:pPr>
       <w:spacing w:after="0"/>
     </w:pPr>

--- a/docs/dossiers/KOR-Dossier-SanDiego-Market-2026-06-26.docx
+++ b/docs/dossiers/KOR-Dossier-SanDiego-Market-2026-06-26.docx
@@ -268,7 +268,7 @@
     </w:p>
     <w:p>
       <w:r>
-        <w:pict w14:anchorId="492D0C00">
+        <w:pict w14:anchorId="223D15D6">
           <v:rect id="_x0000_i1025" style="width:0;height:1.5pt" o:hralign="center" o:hrstd="t" o:hr="t"/>
         </w:pict>
       </w:r>
@@ -404,7 +404,7 @@
     </w:p>
     <w:p>
       <w:r>
-        <w:pict w14:anchorId="6032432D">
+        <w:pict w14:anchorId="1C7B6E2A">
           <v:rect id="_x0000_i1026" style="width:0;height:1.5pt" o:hralign="center" o:hrstd="t" o:hr="t"/>
         </w:pict>
       </w:r>
@@ -1568,7 +1568,7 @@
     </w:tbl>
     <w:p>
       <w:r>
-        <w:pict w14:anchorId="0347F3C3">
+        <w:pict w14:anchorId="463DF64F">
           <v:rect id="_x0000_i1027" style="width:0;height:1.5pt" o:hralign="center" o:hrstd="t" o:hr="t"/>
         </w:pict>
       </w:r>
@@ -2990,50 +2990,56 @@
           <w:b/>
           <w:bCs/>
         </w:rPr>
-        <w:t>Fuscoe Engineering</w:t>
-      </w:r>
-      <w:r>
-        <w:t xml:space="preserve"> — </w:t>
-      </w:r>
-      <w:r>
-        <w:rPr>
-          <w:b/>
-          <w:bCs/>
-        </w:rPr>
-        <w:t>CORRECTION (deep-hone):</w:t>
-      </w:r>
-      <w:r>
-        <w:t xml:space="preserve"> Fuscoe is a </w:t>
-      </w:r>
-      <w:r>
-        <w:rPr>
-          <w:b/>
-          <w:bCs/>
+        <w:t>Chelsea Investment Corp affordable-housing SE (RESOLVED, partial):</w:t>
+      </w:r>
+      <w:r>
+        <w:t xml:space="preserve"> </w:t>
+      </w:r>
+      <w:r>
+        <w:rPr>
+          <w:b/>
+          <w:bCs/>
+        </w:rPr>
+        <w:t>Harrington Heights → DCI Engineers</w:t>
+      </w:r>
+      <w:r>
+        <w:t xml:space="preserve"> (CONFIRMED via JWDA project page; civil = Nasland, MEP = Robison, GC = Level 10). </w:t>
+      </w:r>
+      <w:r>
+        <w:rPr>
+          <w:b/>
+          <w:bCs/>
+        </w:rPr>
+        <w:t>Taormina, Modica, Addison@SDSU → SE not publicly named</w:t>
+      </w:r>
+      <w:r>
+        <w:t xml:space="preserve"> (architect McKinley, GC Emmerson, civil Fuscoe; no SE in any accessible source — honest gap, get via SEAOSD/permit). </w:t>
+      </w:r>
+      <w:r>
+        <w:rPr>
+          <w:b/>
+          <w:bCs/>
+        </w:rPr>
+        <w:t xml:space="preserve">Fuscoe is the </w:t>
+      </w:r>
+      <w:r>
+        <w:rPr>
+          <w:b/>
+          <w:bCs/>
+          <w:i/>
+          <w:iCs/>
         </w:rPr>
         <w:t>civil</w:t>
       </w:r>
       <w:r>
-        <w:t xml:space="preserve"> engineering firm (grading/stormwater) on Chelsea’s SD affordable projects, </w:t>
-      </w:r>
-      <w:r>
-        <w:rPr>
-          <w:b/>
-          <w:bCs/>
-        </w:rPr>
-        <w:t>not the structural engineer</w:t>
-      </w:r>
-      <w:r>
-        <w:t xml:space="preserve">. The actual SE on Chelsea Investment Corp’s SD affordable pipeline is </w:t>
-      </w:r>
-      <w:r>
-        <w:rPr>
-          <w:b/>
-          <w:bCs/>
-        </w:rPr>
-        <w:t>still unidentified</w:t>
-      </w:r>
-      <w:r>
-        <w:t xml:space="preserve"> — a dedicated follow-up search is flagged. Do not treat Fuscoe as the SE incumbent.</w:t>
+        <w:rPr>
+          <w:b/>
+          <w:bCs/>
+        </w:rPr>
+        <w:t xml:space="preserve"> engineer, NOT the SE</w:t>
+      </w:r>
+      <w:r>
+        <w:t xml:space="preserve"> — do not treat it as the SE incumbent.</w:t>
       </w:r>
     </w:p>
     <w:p>
@@ -3117,20 +3123,188 @@
           <w:b/>
           <w:bCs/>
         </w:rPr>
-        <w:t>Envision Engineering CA, Facet NW, Steven Crook</w:t>
-      </w:r>
-      <w:r>
-        <w:t xml:space="preserve"> — the small firms currently holding the </w:t>
-      </w:r>
-      <w:r>
-        <w:rPr>
-          <w:b/>
-          <w:bCs/>
-        </w:rPr>
-        <w:t>mass-timber</w:t>
-      </w:r>
-      <w:r>
-        <w:t xml:space="preserve"> projects (Niima, Harvey Mini, 9625 Towne Centre).</w:t>
+        <w:t>Mass-timber SE incumbents (deep-honed — this is KOR’s white-space lane):</w:t>
+      </w:r>
+    </w:p>
+    <w:p>
+      <w:pPr>
+        <w:pStyle w:val="Compact"/>
+        <w:numPr>
+          <w:ilvl w:val="1"/>
+          <w:numId w:val="11"/>
+        </w:numPr>
+      </w:pPr>
+      <w:r>
+        <w:rPr>
+          <w:b/>
+          <w:bCs/>
+        </w:rPr>
+        <w:t>Facet NW</w:t>
+      </w:r>
+      <w:r>
+        <w:t xml:space="preserve"> (id 77638, </w:t>
+      </w:r>
+      <w:r>
+        <w:rPr>
+          <w:rStyle w:val="VerbatimChar"/>
+        </w:rPr>
+        <w:t>facetnw.com</w:t>
+      </w:r>
+      <w:r>
+        <w:t xml:space="preserve"> — DB domain corrected from a parked one) is the </w:t>
+      </w:r>
+      <w:r>
+        <w:rPr>
+          <w:b/>
+          <w:bCs/>
+        </w:rPr>
+        <w:t>active SD mass-timber incumbent</w:t>
+      </w:r>
+      <w:r>
+        <w:t xml:space="preserve">: SE of record on </w:t>
+      </w:r>
+      <w:r>
+        <w:rPr>
+          <w:b/>
+          <w:bCs/>
+        </w:rPr>
+        <w:t>Harvey / Harvey Mini</w:t>
+      </w:r>
+      <w:r>
+        <w:t xml:space="preserve"> (Hillcrest, 9-story, ~65 units — </w:t>
+      </w:r>
+      <w:r>
+        <w:rPr>
+          <w:i/>
+          <w:iCs/>
+        </w:rPr>
+        <w:t>tallest mass timber in SoCal</w:t>
+      </w:r>
+      <w:r>
+        <w:t xml:space="preserve">). Principal </w:t>
+      </w:r>
+      <w:r>
+        <w:rPr>
+          <w:b/>
+          <w:bCs/>
+        </w:rPr>
+        <w:t>Jordan Janicki</w:t>
+      </w:r>
+      <w:r>
+        <w:t xml:space="preserve">. Only a one-project SD track record so far → </w:t>
+      </w:r>
+      <w:r>
+        <w:rPr>
+          <w:b/>
+          <w:bCs/>
+        </w:rPr>
+        <w:t>move on the next SD CLT opportunity before Facet entrenches.</w:t>
+      </w:r>
+    </w:p>
+    <w:p>
+      <w:pPr>
+        <w:pStyle w:val="Compact"/>
+        <w:numPr>
+          <w:ilvl w:val="1"/>
+          <w:numId w:val="11"/>
+        </w:numPr>
+      </w:pPr>
+      <w:r>
+        <w:rPr>
+          <w:b/>
+          <w:bCs/>
+        </w:rPr>
+        <w:t>“Steven Crook” = a person at HED (Harley Ellis Devereaux)</w:t>
+      </w:r>
+      <w:r>
+        <w:t xml:space="preserve"> (id 68932), </w:t>
+      </w:r>
+      <w:r>
+        <w:rPr>
+          <w:i/>
+          <w:iCs/>
+        </w:rPr>
+        <w:t>not</w:t>
+      </w:r>
+      <w:r>
+        <w:t xml:space="preserve"> an independent firm (misattribution corrected). He’s SE on </w:t>
+      </w:r>
+      <w:r>
+        <w:rPr>
+          <w:b/>
+          <w:bCs/>
+        </w:rPr>
+        <w:t>9625 Towne Centre Drive</w:t>
+      </w:r>
+      <w:r>
+        <w:t xml:space="preserve"> — the first approved CLT application in San Diego (Alexandria RE, glulam+CLT).</w:t>
+      </w:r>
+    </w:p>
+    <w:p>
+      <w:pPr>
+        <w:pStyle w:val="Compact"/>
+        <w:numPr>
+          <w:ilvl w:val="1"/>
+          <w:numId w:val="11"/>
+        </w:numPr>
+      </w:pPr>
+      <w:r>
+        <w:rPr>
+          <w:b/>
+          <w:bCs/>
+        </w:rPr>
+        <w:t>BC peers circling but NOT yet in SD developer-residential CLT (KOR’s uncontested window):</w:t>
+      </w:r>
+      <w:r>
+        <w:t xml:space="preserve"> Equilibrium Consulting (Eric Karsh; Google MT1 Sunnyvale — KOR’s closest BC peer), StructureCraft (Abbotsford design-build, premium model), Aspect (CA work is temp-works only). None hold SD developer-resi CLT — that gap is the opening; Aspect is a viable </w:t>
+      </w:r>
+      <w:r>
+        <w:rPr>
+          <w:i/>
+          <w:iCs/>
+        </w:rPr>
+        <w:t>partner</w:t>
+      </w:r>
+      <w:r>
+        <w:t xml:space="preserve"> (fabrication depth) where KOR holds the SD SE-of-record.</w:t>
+      </w:r>
+    </w:p>
+    <w:p>
+      <w:pPr>
+        <w:pStyle w:val="Compact"/>
+        <w:numPr>
+          <w:ilvl w:val="1"/>
+          <w:numId w:val="11"/>
+        </w:numPr>
+      </w:pPr>
+      <w:r>
+        <w:rPr>
+          <w:b/>
+          <w:bCs/>
+        </w:rPr>
+        <w:t>Envision Engineering</w:t>
+      </w:r>
+      <w:r>
+        <w:t xml:space="preserve"> (id 76968, </w:t>
+      </w:r>
+      <w:r>
+        <w:rPr>
+          <w:rStyle w:val="VerbatimChar"/>
+        </w:rPr>
+        <w:t>envisioninc.io</w:t>
+      </w:r>
+      <w:r>
+        <w:t xml:space="preserve">) — conventional SD firm, </w:t>
+      </w:r>
+      <w:r>
+        <w:rPr>
+          <w:b/>
+          <w:bCs/>
+        </w:rPr>
+        <w:t>no mass-timber work and possibly defunct (Yelp shows CLOSED as of Jan 2026)</w:t>
+      </w:r>
+      <w:r>
+        <w:t>; not a mass-timber competitor.</w:t>
       </w:r>
     </w:p>
     <w:p>
@@ -3188,7 +3362,10 @@
         <w:t>NO San Diego office</w:t>
       </w:r>
       <w:r>
-        <w:t xml:space="preserve"> (HQ Orange CA; also Denver/Honolulu) — serves SD remotely from 60+ mi away. Clean local-responsiveness displacement angle, same shape as the Glotman wedge.</w:t>
+        <w:t xml:space="preserve"> </w:t>
+      </w:r>
+      <w:r>
+        <w:t>(HQ Orange CA; also Denver/Honolulu) — serves SD remotely from 60+ mi away. Clean local-responsiveness displacement angle, same shape as the Glotman wedge.</w:t>
       </w:r>
     </w:p>
     <w:p>
@@ -3206,7 +3383,7 @@
         <w:pStyle w:val="Compact"/>
         <w:numPr>
           <w:ilvl w:val="0"/>
-          <w:numId w:val="11"/>
+          <w:numId w:val="12"/>
         </w:numPr>
       </w:pPr>
       <w:r>
@@ -4395,7 +4572,7 @@
     </w:tbl>
     <w:p>
       <w:r>
-        <w:pict w14:anchorId="7A5F2E38">
+        <w:pict w14:anchorId="521EFF41">
           <v:rect id="_x0000_i1028" style="width:0;height:1.5pt" o:hralign="center" o:hrstd="t" o:hr="t"/>
         </w:pict>
       </w:r>
@@ -4626,7 +4803,13 @@
               <w:rPr>
                 <w:sz w:val="19"/>
               </w:rPr>
-              <w:t xml:space="preserve"> (The Lindley, 37-story, 2025) </w:t>
+              <w:t xml:space="preserve"> </w:t>
+            </w:r>
+            <w:r>
+              <w:rPr>
+                <w:sz w:val="19"/>
+              </w:rPr>
+              <w:t xml:space="preserve">(The Lindley, 37-story, 2025) </w:t>
             </w:r>
             <w:r>
               <w:rPr>
@@ -6267,7 +6450,7 @@
     </w:p>
     <w:p>
       <w:r>
-        <w:pict w14:anchorId="307D04E5">
+        <w:pict w14:anchorId="0A333031">
           <v:rect id="_x0000_i1029" style="width:0;height:1.5pt" o:hralign="center" o:hrstd="t" o:hr="t"/>
         </w:pict>
       </w:r>
@@ -6290,6 +6473,1213 @@
       <w:bookmarkStart w:id="19" w:name="Xd4128c34731de781179384340b175bda795e44d"/>
       <w:r>
         <w:t>4.1 Private developers (verified pipelines; SE links mostly UNVERIFIED = open lanes)</w:t>
+      </w:r>
+    </w:p>
+    <w:tbl>
+      <w:tblPr>
+        <w:tblStyle w:val="GridTable4"/>
+        <w:tblW w:w="5000" w:type="pct"/>
+        <w:tblCellMar>
+          <w:top w:w="40" w:type="dxa"/>
+          <w:left w:w="100" w:type="dxa"/>
+          <w:bottom w:w="40" w:type="dxa"/>
+          <w:right w:w="100" w:type="dxa"/>
+        </w:tblCellMar>
+        <w:tblLook w:val="0420" w:firstRow="1" w:lastRow="0" w:firstColumn="0" w:lastColumn="0" w:noHBand="0" w:noVBand="1"/>
+      </w:tblPr>
+      <w:tblGrid>
+        <w:gridCol w:w="1818"/>
+        <w:gridCol w:w="1818"/>
+        <w:gridCol w:w="1818"/>
+        <w:gridCol w:w="2288"/>
+        <w:gridCol w:w="1818"/>
+      </w:tblGrid>
+      <w:tr>
+        <w:trPr>
+          <w:cnfStyle w:val="100000000000" w:firstRow="1" w:lastRow="0" w:firstColumn="0" w:lastColumn="0" w:oddVBand="0" w:evenVBand="0" w:oddHBand="0" w:evenHBand="0" w:firstRowFirstColumn="0" w:firstRowLastColumn="0" w:lastRowFirstColumn="0" w:lastRowLastColumn="0"/>
+          <w:cantSplit/>
+          <w:tblHeader/>
+        </w:trPr>
+        <w:tc>
+          <w:tcPr>
+            <w:tcW w:w="1000" w:type="pct"/>
+          </w:tcPr>
+          <w:p>
+            <w:pPr>
+              <w:pStyle w:val="Compact"/>
+              <w:rPr>
+                <w:b w:val="0"/>
+                <w:sz w:val="19"/>
+              </w:rPr>
+            </w:pPr>
+            <w:r>
+              <w:rPr>
+                <w:b w:val="0"/>
+                <w:sz w:val="19"/>
+              </w:rPr>
+              <w:t>Developer</w:t>
+            </w:r>
+          </w:p>
+        </w:tc>
+        <w:tc>
+          <w:tcPr>
+            <w:tcW w:w="1000" w:type="pct"/>
+          </w:tcPr>
+          <w:p>
+            <w:pPr>
+              <w:pStyle w:val="Compact"/>
+              <w:rPr>
+                <w:b w:val="0"/>
+                <w:sz w:val="19"/>
+              </w:rPr>
+            </w:pPr>
+            <w:r>
+              <w:rPr>
+                <w:b w:val="0"/>
+                <w:sz w:val="19"/>
+              </w:rPr>
+              <w:t>Tier</w:t>
+            </w:r>
+          </w:p>
+        </w:tc>
+        <w:tc>
+          <w:tcPr>
+            <w:tcW w:w="1000" w:type="pct"/>
+          </w:tcPr>
+          <w:p>
+            <w:pPr>
+              <w:pStyle w:val="Compact"/>
+              <w:rPr>
+                <w:b w:val="0"/>
+                <w:sz w:val="19"/>
+              </w:rPr>
+            </w:pPr>
+            <w:r>
+              <w:rPr>
+                <w:b w:val="0"/>
+                <w:sz w:val="19"/>
+              </w:rPr>
+              <w:t>Active pipeline (named, verified)</w:t>
+            </w:r>
+          </w:p>
+        </w:tc>
+        <w:tc>
+          <w:tcPr>
+            <w:tcW w:w="1000" w:type="pct"/>
+          </w:tcPr>
+          <w:p>
+            <w:pPr>
+              <w:pStyle w:val="Compact"/>
+              <w:rPr>
+                <w:b w:val="0"/>
+                <w:sz w:val="19"/>
+              </w:rPr>
+            </w:pPr>
+            <w:r>
+              <w:rPr>
+                <w:b w:val="0"/>
+                <w:sz w:val="19"/>
+              </w:rPr>
+              <w:t>Known SE</w:t>
+            </w:r>
+          </w:p>
+        </w:tc>
+        <w:tc>
+          <w:tcPr>
+            <w:tcW w:w="1000" w:type="pct"/>
+          </w:tcPr>
+          <w:p>
+            <w:pPr>
+              <w:pStyle w:val="Compact"/>
+              <w:rPr>
+                <w:b w:val="0"/>
+                <w:sz w:val="19"/>
+              </w:rPr>
+            </w:pPr>
+            <w:r>
+              <w:rPr>
+                <w:b w:val="0"/>
+                <w:sz w:val="19"/>
+              </w:rPr>
+              <w:t>KOR read</w:t>
+            </w:r>
+          </w:p>
+        </w:tc>
+      </w:tr>
+      <w:tr>
+        <w:trPr>
+          <w:cnfStyle w:val="000000100000" w:firstRow="0" w:lastRow="0" w:firstColumn="0" w:lastColumn="0" w:oddVBand="0" w:evenVBand="0" w:oddHBand="1" w:evenHBand="0" w:firstRowFirstColumn="0" w:firstRowLastColumn="0" w:lastRowFirstColumn="0" w:lastRowLastColumn="0"/>
+          <w:cantSplit/>
+        </w:trPr>
+        <w:tc>
+          <w:tcPr>
+            <w:tcW w:w="1000" w:type="pct"/>
+          </w:tcPr>
+          <w:p>
+            <w:pPr>
+              <w:pStyle w:val="Compact"/>
+              <w:rPr>
+                <w:sz w:val="19"/>
+              </w:rPr>
+            </w:pPr>
+            <w:r>
+              <w:rPr>
+                <w:b/>
+                <w:bCs/>
+                <w:sz w:val="19"/>
+              </w:rPr>
+              <w:t>Wakeland Housing</w:t>
+            </w:r>
+          </w:p>
+        </w:tc>
+        <w:tc>
+          <w:tcPr>
+            <w:tcW w:w="1000" w:type="pct"/>
+          </w:tcPr>
+          <w:p>
+            <w:pPr>
+              <w:pStyle w:val="Compact"/>
+              <w:rPr>
+                <w:sz w:val="19"/>
+              </w:rPr>
+            </w:pPr>
+            <w:r>
+              <w:rPr>
+                <w:sz w:val="19"/>
+              </w:rPr>
+              <w:t>Affordable</w:t>
+            </w:r>
+          </w:p>
+        </w:tc>
+        <w:tc>
+          <w:tcPr>
+            <w:tcW w:w="1000" w:type="pct"/>
+          </w:tcPr>
+          <w:p>
+            <w:pPr>
+              <w:pStyle w:val="Compact"/>
+              <w:rPr>
+                <w:sz w:val="19"/>
+              </w:rPr>
+            </w:pPr>
+            <w:r>
+              <w:rPr>
+                <w:sz w:val="19"/>
+              </w:rPr>
+              <w:t>The Becker/Riverwalk (190u, $140M); Cuatro (115u); The Teralta (72u); Union Tower; The Joule (208u)</w:t>
+            </w:r>
+          </w:p>
+        </w:tc>
+        <w:tc>
+          <w:tcPr>
+            <w:tcW w:w="1000" w:type="pct"/>
+          </w:tcPr>
+          <w:p>
+            <w:pPr>
+              <w:pStyle w:val="Compact"/>
+              <w:rPr>
+                <w:sz w:val="19"/>
+              </w:rPr>
+            </w:pPr>
+            <w:r>
+              <w:rPr>
+                <w:b/>
+                <w:bCs/>
+                <w:sz w:val="19"/>
+              </w:rPr>
+              <w:t>None identified — UNVERIFIED</w:t>
+            </w:r>
+          </w:p>
+        </w:tc>
+        <w:tc>
+          <w:tcPr>
+            <w:tcW w:w="1000" w:type="pct"/>
+          </w:tcPr>
+          <w:p>
+            <w:pPr>
+              <w:pStyle w:val="Compact"/>
+              <w:rPr>
+                <w:sz w:val="19"/>
+              </w:rPr>
+            </w:pPr>
+            <w:r>
+              <w:rPr>
+                <w:b/>
+                <w:bCs/>
+                <w:sz w:val="19"/>
+              </w:rPr>
+              <w:t>OPEN LANE — top target</w:t>
+            </w:r>
+            <w:r>
+              <w:rPr>
+                <w:sz w:val="19"/>
+              </w:rPr>
+              <w:t>, $70–140M projects, no incumbent SE</w:t>
+            </w:r>
+          </w:p>
+        </w:tc>
+      </w:tr>
+      <w:tr>
+        <w:trPr>
+          <w:cantSplit/>
+        </w:trPr>
+        <w:tc>
+          <w:tcPr>
+            <w:tcW w:w="1000" w:type="pct"/>
+          </w:tcPr>
+          <w:p>
+            <w:pPr>
+              <w:pStyle w:val="Compact"/>
+              <w:rPr>
+                <w:sz w:val="19"/>
+              </w:rPr>
+            </w:pPr>
+            <w:r>
+              <w:rPr>
+                <w:b/>
+                <w:bCs/>
+                <w:sz w:val="19"/>
+              </w:rPr>
+              <w:t>Chelsea Investment Corp</w:t>
+            </w:r>
+          </w:p>
+        </w:tc>
+        <w:tc>
+          <w:tcPr>
+            <w:tcW w:w="1000" w:type="pct"/>
+          </w:tcPr>
+          <w:p>
+            <w:pPr>
+              <w:pStyle w:val="Compact"/>
+              <w:rPr>
+                <w:sz w:val="19"/>
+              </w:rPr>
+            </w:pPr>
+            <w:r>
+              <w:rPr>
+                <w:sz w:val="19"/>
+              </w:rPr>
+              <w:t>Affordable</w:t>
+            </w:r>
+          </w:p>
+        </w:tc>
+        <w:tc>
+          <w:tcPr>
+            <w:tcW w:w="1000" w:type="pct"/>
+          </w:tcPr>
+          <w:p>
+            <w:pPr>
+              <w:pStyle w:val="Compact"/>
+              <w:rPr>
+                <w:sz w:val="19"/>
+              </w:rPr>
+            </w:pPr>
+            <w:r>
+              <w:rPr>
+                <w:sz w:val="19"/>
+              </w:rPr>
+              <w:t>Harrington Heights (270u, $150M); Taormina (136u); Modica (94u); Addison@SDSU (126u)</w:t>
+            </w:r>
+          </w:p>
+        </w:tc>
+        <w:tc>
+          <w:tcPr>
+            <w:tcW w:w="1000" w:type="pct"/>
+          </w:tcPr>
+          <w:p>
+            <w:pPr>
+              <w:pStyle w:val="Compact"/>
+              <w:rPr>
+                <w:sz w:val="19"/>
+              </w:rPr>
+            </w:pPr>
+            <w:r>
+              <w:rPr>
+                <w:b/>
+                <w:bCs/>
+                <w:sz w:val="19"/>
+              </w:rPr>
+              <w:t>Harrington Heights = DCI</w:t>
+            </w:r>
+            <w:r>
+              <w:rPr>
+                <w:sz w:val="19"/>
+              </w:rPr>
+              <w:t xml:space="preserve"> (confirmed, JWDA page); Taormina/Modica/Addison = </w:t>
+            </w:r>
+            <w:r>
+              <w:rPr>
+                <w:b/>
+                <w:bCs/>
+                <w:sz w:val="19"/>
+              </w:rPr>
+              <w:t>SE not publicly named</w:t>
+            </w:r>
+            <w:r>
+              <w:rPr>
+                <w:sz w:val="19"/>
+              </w:rPr>
+              <w:t xml:space="preserve"> (Fuscoe = civil, not SE)</w:t>
+            </w:r>
+          </w:p>
+        </w:tc>
+        <w:tc>
+          <w:tcPr>
+            <w:tcW w:w="1000" w:type="pct"/>
+          </w:tcPr>
+          <w:p>
+            <w:pPr>
+              <w:pStyle w:val="Compact"/>
+              <w:rPr>
+                <w:sz w:val="19"/>
+              </w:rPr>
+            </w:pPr>
+            <w:r>
+              <w:rPr>
+                <w:sz w:val="19"/>
+              </w:rPr>
+              <w:t xml:space="preserve">DCI holds the flagship; the other three are </w:t>
+            </w:r>
+            <w:r>
+              <w:rPr>
+                <w:b/>
+                <w:bCs/>
+                <w:sz w:val="19"/>
+              </w:rPr>
+              <w:t>OPEN</w:t>
+            </w:r>
+            <w:r>
+              <w:rPr>
+                <w:sz w:val="19"/>
+              </w:rPr>
+              <w:t xml:space="preserve"> — SE not yet visible (get via permit/SEAOSD)</w:t>
+            </w:r>
+          </w:p>
+        </w:tc>
+      </w:tr>
+      <w:tr>
+        <w:trPr>
+          <w:cnfStyle w:val="000000100000" w:firstRow="0" w:lastRow="0" w:firstColumn="0" w:lastColumn="0" w:oddVBand="0" w:evenVBand="0" w:oddHBand="1" w:evenHBand="0" w:firstRowFirstColumn="0" w:firstRowLastColumn="0" w:lastRowFirstColumn="0" w:lastRowLastColumn="0"/>
+          <w:cantSplit/>
+        </w:trPr>
+        <w:tc>
+          <w:tcPr>
+            <w:tcW w:w="1000" w:type="pct"/>
+          </w:tcPr>
+          <w:p>
+            <w:pPr>
+              <w:pStyle w:val="Compact"/>
+              <w:rPr>
+                <w:sz w:val="19"/>
+              </w:rPr>
+            </w:pPr>
+            <w:r>
+              <w:rPr>
+                <w:b/>
+                <w:bCs/>
+                <w:sz w:val="19"/>
+              </w:rPr>
+              <w:t>Affirmed Housing</w:t>
+            </w:r>
+          </w:p>
+        </w:tc>
+        <w:tc>
+          <w:tcPr>
+            <w:tcW w:w="1000" w:type="pct"/>
+          </w:tcPr>
+          <w:p>
+            <w:pPr>
+              <w:pStyle w:val="Compact"/>
+              <w:rPr>
+                <w:sz w:val="19"/>
+              </w:rPr>
+            </w:pPr>
+            <w:r>
+              <w:rPr>
+                <w:sz w:val="19"/>
+              </w:rPr>
+              <w:t>Affordable</w:t>
+            </w:r>
+          </w:p>
+        </w:tc>
+        <w:tc>
+          <w:tcPr>
+            <w:tcW w:w="1000" w:type="pct"/>
+          </w:tcPr>
+          <w:p>
+            <w:pPr>
+              <w:pStyle w:val="Compact"/>
+              <w:rPr>
+                <w:sz w:val="19"/>
+              </w:rPr>
+            </w:pPr>
+            <w:r>
+              <w:rPr>
+                <w:sz w:val="19"/>
+              </w:rPr>
+              <w:t>SkyLINE (99u, $91M); The Helm (78u); Zephyr (85u); SDUSD workforce-housing shortlist</w:t>
+            </w:r>
+          </w:p>
+        </w:tc>
+        <w:tc>
+          <w:tcPr>
+            <w:tcW w:w="1000" w:type="pct"/>
+          </w:tcPr>
+          <w:p>
+            <w:pPr>
+              <w:pStyle w:val="Compact"/>
+              <w:rPr>
+                <w:sz w:val="19"/>
+              </w:rPr>
+            </w:pPr>
+            <w:r>
+              <w:rPr>
+                <w:sz w:val="19"/>
+              </w:rPr>
+              <w:t xml:space="preserve">KPFF on partners page (Fuscoe = civil, not SE) </w:t>
+            </w:r>
+            <w:r>
+              <w:rPr>
+                <w:rStyle w:val="VerbatimChar"/>
+                <w:sz w:val="19"/>
+              </w:rPr>
+              <w:t>[MED]</w:t>
+            </w:r>
+          </w:p>
+        </w:tc>
+        <w:tc>
+          <w:tcPr>
+            <w:tcW w:w="1000" w:type="pct"/>
+          </w:tcPr>
+          <w:p>
+            <w:pPr>
+              <w:pStyle w:val="Compact"/>
+              <w:rPr>
+                <w:sz w:val="19"/>
+              </w:rPr>
+            </w:pPr>
+            <w:r>
+              <w:rPr>
+                <w:sz w:val="19"/>
+              </w:rPr>
+              <w:t>Warm-listed only; pursue</w:t>
+            </w:r>
+          </w:p>
+        </w:tc>
+      </w:tr>
+      <w:tr>
+        <w:trPr>
+          <w:cantSplit/>
+        </w:trPr>
+        <w:tc>
+          <w:tcPr>
+            <w:tcW w:w="1000" w:type="pct"/>
+          </w:tcPr>
+          <w:p>
+            <w:pPr>
+              <w:pStyle w:val="Compact"/>
+              <w:rPr>
+                <w:sz w:val="19"/>
+              </w:rPr>
+            </w:pPr>
+            <w:r>
+              <w:rPr>
+                <w:b/>
+                <w:bCs/>
+                <w:sz w:val="19"/>
+              </w:rPr>
+              <w:t>Sudberry Properties</w:t>
+            </w:r>
+          </w:p>
+        </w:tc>
+        <w:tc>
+          <w:tcPr>
+            <w:tcW w:w="1000" w:type="pct"/>
+          </w:tcPr>
+          <w:p>
+            <w:pPr>
+              <w:pStyle w:val="Compact"/>
+              <w:rPr>
+                <w:sz w:val="19"/>
+              </w:rPr>
+            </w:pPr>
+            <w:r>
+              <w:rPr>
+                <w:sz w:val="19"/>
+              </w:rPr>
+              <w:t>Market-rate/MU</w:t>
+            </w:r>
+          </w:p>
+        </w:tc>
+        <w:tc>
+          <w:tcPr>
+            <w:tcW w:w="1000" w:type="pct"/>
+          </w:tcPr>
+          <w:p>
+            <w:pPr>
+              <w:pStyle w:val="Compact"/>
+              <w:rPr>
+                <w:sz w:val="19"/>
+              </w:rPr>
+            </w:pPr>
+            <w:r>
+              <w:rPr>
+                <w:sz w:val="19"/>
+              </w:rPr>
+              <w:t>The Brynn@Civita (200u); Civita master plan (4,780u entitled); Rio Vista West (1,600u)</w:t>
+            </w:r>
+          </w:p>
+        </w:tc>
+        <w:tc>
+          <w:tcPr>
+            <w:tcW w:w="1000" w:type="pct"/>
+          </w:tcPr>
+          <w:p>
+            <w:pPr>
+              <w:pStyle w:val="Compact"/>
+              <w:rPr>
+                <w:sz w:val="19"/>
+              </w:rPr>
+            </w:pPr>
+            <w:r>
+              <w:rPr>
+                <w:b/>
+                <w:bCs/>
+                <w:sz w:val="19"/>
+              </w:rPr>
+              <w:t>None — UNVERIFIED</w:t>
+            </w:r>
+            <w:r>
+              <w:rPr>
+                <w:sz w:val="19"/>
+              </w:rPr>
+              <w:t xml:space="preserve"> (RICK = civil only)</w:t>
+            </w:r>
+          </w:p>
+        </w:tc>
+        <w:tc>
+          <w:tcPr>
+            <w:tcW w:w="1000" w:type="pct"/>
+          </w:tcPr>
+          <w:p>
+            <w:pPr>
+              <w:pStyle w:val="Compact"/>
+              <w:rPr>
+                <w:sz w:val="19"/>
+              </w:rPr>
+            </w:pPr>
+            <w:r>
+              <w:rPr>
+                <w:b/>
+                <w:bCs/>
+                <w:sz w:val="19"/>
+              </w:rPr>
+              <w:t>OPEN LANE — large entitled pipeline</w:t>
+            </w:r>
+          </w:p>
+        </w:tc>
+      </w:tr>
+      <w:tr>
+        <w:trPr>
+          <w:cnfStyle w:val="000000100000" w:firstRow="0" w:lastRow="0" w:firstColumn="0" w:lastColumn="0" w:oddVBand="0" w:evenVBand="0" w:oddHBand="1" w:evenHBand="0" w:firstRowFirstColumn="0" w:firstRowLastColumn="0" w:lastRowFirstColumn="0" w:lastRowLastColumn="0"/>
+          <w:cantSplit/>
+        </w:trPr>
+        <w:tc>
+          <w:tcPr>
+            <w:tcW w:w="1000" w:type="pct"/>
+          </w:tcPr>
+          <w:p>
+            <w:pPr>
+              <w:pStyle w:val="Compact"/>
+              <w:rPr>
+                <w:sz w:val="19"/>
+              </w:rPr>
+            </w:pPr>
+            <w:r>
+              <w:rPr>
+                <w:b/>
+                <w:bCs/>
+                <w:sz w:val="19"/>
+              </w:rPr>
+              <w:t>Hines</w:t>
+            </w:r>
+          </w:p>
+        </w:tc>
+        <w:tc>
+          <w:tcPr>
+            <w:tcW w:w="1000" w:type="pct"/>
+          </w:tcPr>
+          <w:p>
+            <w:pPr>
+              <w:pStyle w:val="Compact"/>
+              <w:rPr>
+                <w:sz w:val="19"/>
+              </w:rPr>
+            </w:pPr>
+            <w:r>
+              <w:rPr>
+                <w:sz w:val="19"/>
+              </w:rPr>
+              <w:t>Mega/MU</w:t>
+            </w:r>
+          </w:p>
+        </w:tc>
+        <w:tc>
+          <w:tcPr>
+            <w:tcW w:w="1000" w:type="pct"/>
+          </w:tcPr>
+          <w:p>
+            <w:pPr>
+              <w:pStyle w:val="Compact"/>
+              <w:rPr>
+                <w:sz w:val="19"/>
+              </w:rPr>
+            </w:pPr>
+            <w:r>
+              <w:rPr>
+                <w:sz w:val="19"/>
+              </w:rPr>
+              <w:t>Riverwalk SD ($3B, ~4,300 homes + 1M sf office, Phase 1 ~2029, Gensler)</w:t>
+            </w:r>
+          </w:p>
+        </w:tc>
+        <w:tc>
+          <w:tcPr>
+            <w:tcW w:w="1000" w:type="pct"/>
+          </w:tcPr>
+          <w:p>
+            <w:pPr>
+              <w:pStyle w:val="Compact"/>
+              <w:rPr>
+                <w:sz w:val="19"/>
+              </w:rPr>
+            </w:pPr>
+            <w:r>
+              <w:rPr>
+                <w:b/>
+                <w:bCs/>
+                <w:sz w:val="19"/>
+              </w:rPr>
+              <w:t>UNVERIFIED</w:t>
+            </w:r>
+          </w:p>
+        </w:tc>
+        <w:tc>
+          <w:tcPr>
+            <w:tcW w:w="1000" w:type="pct"/>
+          </w:tcPr>
+          <w:p>
+            <w:pPr>
+              <w:pStyle w:val="Compact"/>
+              <w:rPr>
+                <w:sz w:val="19"/>
+              </w:rPr>
+            </w:pPr>
+            <w:r>
+              <w:rPr>
+                <w:sz w:val="19"/>
+              </w:rPr>
+              <w:t>High-value, long horizon</w:t>
+            </w:r>
+          </w:p>
+        </w:tc>
+      </w:tr>
+      <w:tr>
+        <w:trPr>
+          <w:cantSplit/>
+        </w:trPr>
+        <w:tc>
+          <w:tcPr>
+            <w:tcW w:w="1000" w:type="pct"/>
+          </w:tcPr>
+          <w:p>
+            <w:pPr>
+              <w:pStyle w:val="Compact"/>
+              <w:rPr>
+                <w:sz w:val="19"/>
+              </w:rPr>
+            </w:pPr>
+            <w:r>
+              <w:rPr>
+                <w:b/>
+                <w:bCs/>
+                <w:sz w:val="19"/>
+              </w:rPr>
+              <w:t>JMI Realty</w:t>
+            </w:r>
+            <w:r>
+              <w:rPr>
+                <w:sz w:val="19"/>
+              </w:rPr>
+              <w:t xml:space="preserve"> (not “JMB Realty” — CRM correction)</w:t>
+            </w:r>
+          </w:p>
+        </w:tc>
+        <w:tc>
+          <w:tcPr>
+            <w:tcW w:w="1000" w:type="pct"/>
+          </w:tcPr>
+          <w:p>
+            <w:pPr>
+              <w:pStyle w:val="Compact"/>
+              <w:rPr>
+                <w:sz w:val="19"/>
+              </w:rPr>
+            </w:pPr>
+            <w:r>
+              <w:rPr>
+                <w:sz w:val="19"/>
+              </w:rPr>
+              <w:t>Master-plan</w:t>
+            </w:r>
+          </w:p>
+        </w:tc>
+        <w:tc>
+          <w:tcPr>
+            <w:tcW w:w="1000" w:type="pct"/>
+          </w:tcPr>
+          <w:p>
+            <w:pPr>
+              <w:pStyle w:val="Compact"/>
+              <w:rPr>
+                <w:sz w:val="19"/>
+              </w:rPr>
+            </w:pPr>
+            <w:r>
+              <w:rPr>
+                <w:sz w:val="19"/>
+              </w:rPr>
+              <w:t>Ballpark Village / Park 12 (713u, 37-story, with Greystar)</w:t>
+            </w:r>
+          </w:p>
+        </w:tc>
+        <w:tc>
+          <w:tcPr>
+            <w:tcW w:w="1000" w:type="pct"/>
+          </w:tcPr>
+          <w:p>
+            <w:pPr>
+              <w:pStyle w:val="Compact"/>
+              <w:rPr>
+                <w:sz w:val="19"/>
+              </w:rPr>
+            </w:pPr>
+            <w:r>
+              <w:rPr>
+                <w:b/>
+                <w:bCs/>
+                <w:sz w:val="19"/>
+              </w:rPr>
+              <w:t>UNVERIFIED</w:t>
+            </w:r>
+            <w:r>
+              <w:rPr>
+                <w:sz w:val="19"/>
+              </w:rPr>
+              <w:t xml:space="preserve"> (DCI on Park 12 tower)</w:t>
+            </w:r>
+          </w:p>
+        </w:tc>
+        <w:tc>
+          <w:tcPr>
+            <w:tcW w:w="1000" w:type="pct"/>
+          </w:tcPr>
+          <w:p>
+            <w:pPr>
+              <w:pStyle w:val="Compact"/>
+              <w:rPr>
+                <w:sz w:val="19"/>
+              </w:rPr>
+            </w:pPr>
+            <w:r>
+              <w:rPr>
+                <w:sz w:val="19"/>
+              </w:rPr>
+              <w:t>Remaining phases available</w:t>
+            </w:r>
+          </w:p>
+        </w:tc>
+      </w:tr>
+      <w:tr>
+        <w:trPr>
+          <w:cnfStyle w:val="000000100000" w:firstRow="0" w:lastRow="0" w:firstColumn="0" w:lastColumn="0" w:oddVBand="0" w:evenVBand="0" w:oddHBand="1" w:evenHBand="0" w:firstRowFirstColumn="0" w:firstRowLastColumn="0" w:lastRowFirstColumn="0" w:lastRowLastColumn="0"/>
+          <w:cantSplit/>
+        </w:trPr>
+        <w:tc>
+          <w:tcPr>
+            <w:tcW w:w="1000" w:type="pct"/>
+          </w:tcPr>
+          <w:p>
+            <w:pPr>
+              <w:pStyle w:val="Compact"/>
+              <w:rPr>
+                <w:sz w:val="19"/>
+              </w:rPr>
+            </w:pPr>
+            <w:r>
+              <w:rPr>
+                <w:b/>
+                <w:bCs/>
+                <w:sz w:val="19"/>
+              </w:rPr>
+              <w:t>Cisterra Development</w:t>
+            </w:r>
+          </w:p>
+        </w:tc>
+        <w:tc>
+          <w:tcPr>
+            <w:tcW w:w="1000" w:type="pct"/>
+          </w:tcPr>
+          <w:p>
+            <w:pPr>
+              <w:pStyle w:val="Compact"/>
+              <w:rPr>
+                <w:sz w:val="19"/>
+              </w:rPr>
+            </w:pPr>
+            <w:r>
+              <w:rPr>
+                <w:sz w:val="19"/>
+              </w:rPr>
+              <w:t>MU/office</w:t>
+            </w:r>
+          </w:p>
+        </w:tc>
+        <w:tc>
+          <w:tcPr>
+            <w:tcW w:w="1000" w:type="pct"/>
+          </w:tcPr>
+          <w:p>
+            <w:pPr>
+              <w:pStyle w:val="Compact"/>
+              <w:rPr>
+                <w:sz w:val="19"/>
+              </w:rPr>
+            </w:pPr>
+            <w:r>
+              <w:rPr>
+                <w:sz w:val="19"/>
+              </w:rPr>
+              <w:t>7th &amp; Market (39-story Ritz-Carlton, status UNVERIFIED); Radian (241u); Preserve@Torrey Highlands</w:t>
+            </w:r>
+          </w:p>
+        </w:tc>
+        <w:tc>
+          <w:tcPr>
+            <w:tcW w:w="1000" w:type="pct"/>
+          </w:tcPr>
+          <w:p>
+            <w:pPr>
+              <w:pStyle w:val="Compact"/>
+              <w:rPr>
+                <w:sz w:val="19"/>
+              </w:rPr>
+            </w:pPr>
+            <w:r>
+              <w:rPr>
+                <w:b/>
+                <w:bCs/>
+                <w:sz w:val="19"/>
+              </w:rPr>
+              <w:t>UNVERIFIED</w:t>
+            </w:r>
+            <w:r>
+              <w:rPr>
+                <w:sz w:val="19"/>
+              </w:rPr>
+              <w:t xml:space="preserve"> (Carrier Johnson architect → KPFF risk)</w:t>
+            </w:r>
+          </w:p>
+        </w:tc>
+        <w:tc>
+          <w:tcPr>
+            <w:tcW w:w="1000" w:type="pct"/>
+          </w:tcPr>
+          <w:p>
+            <w:pPr>
+              <w:pStyle w:val="Compact"/>
+              <w:rPr>
+                <w:sz w:val="19"/>
+              </w:rPr>
+            </w:pPr>
+            <w:r>
+              <w:rPr>
+                <w:sz w:val="19"/>
+              </w:rPr>
+              <w:t>Track</w:t>
+            </w:r>
+          </w:p>
+        </w:tc>
+      </w:tr>
+      <w:tr>
+        <w:trPr>
+          <w:cantSplit/>
+        </w:trPr>
+        <w:tc>
+          <w:tcPr>
+            <w:tcW w:w="1000" w:type="pct"/>
+          </w:tcPr>
+          <w:p>
+            <w:pPr>
+              <w:pStyle w:val="Compact"/>
+              <w:rPr>
+                <w:sz w:val="19"/>
+              </w:rPr>
+            </w:pPr>
+            <w:r>
+              <w:rPr>
+                <w:b/>
+                <w:bCs/>
+                <w:sz w:val="19"/>
+              </w:rPr>
+              <w:t>IQHQ / Alexandria / Longfellow / Stockdale</w:t>
+            </w:r>
+          </w:p>
+        </w:tc>
+        <w:tc>
+          <w:tcPr>
+            <w:tcW w:w="1000" w:type="pct"/>
+          </w:tcPr>
+          <w:p>
+            <w:pPr>
+              <w:pStyle w:val="Compact"/>
+              <w:rPr>
+                <w:sz w:val="19"/>
+              </w:rPr>
+            </w:pPr>
+            <w:r>
+              <w:rPr>
+                <w:sz w:val="19"/>
+              </w:rPr>
+              <w:t>Life-science</w:t>
+            </w:r>
+          </w:p>
+        </w:tc>
+        <w:tc>
+          <w:tcPr>
+            <w:tcW w:w="1000" w:type="pct"/>
+          </w:tcPr>
+          <w:p>
+            <w:pPr>
+              <w:pStyle w:val="Compact"/>
+              <w:rPr>
+                <w:sz w:val="19"/>
+              </w:rPr>
+            </w:pPr>
+            <w:r>
+              <w:rPr>
+                <w:sz w:val="19"/>
+              </w:rPr>
+              <w:t>RaDD (1.7M sf); Campus Point/Novartis (466k sf); Bioterra (323k sf); Campus@Horton</w:t>
+            </w:r>
+          </w:p>
+        </w:tc>
+        <w:tc>
+          <w:tcPr>
+            <w:tcW w:w="1000" w:type="pct"/>
+          </w:tcPr>
+          <w:p>
+            <w:pPr>
+              <w:pStyle w:val="Compact"/>
+              <w:rPr>
+                <w:sz w:val="19"/>
+              </w:rPr>
+            </w:pPr>
+            <w:r>
+              <w:rPr>
+                <w:b/>
+                <w:bCs/>
+                <w:sz w:val="19"/>
+              </w:rPr>
+              <w:t>UNVERIFIED</w:t>
+            </w:r>
+            <w:r>
+              <w:rPr>
+                <w:sz w:val="19"/>
+              </w:rPr>
+              <w:t xml:space="preserve"> (KPFF rumored on IQHQ, unconfirmed)</w:t>
+            </w:r>
+          </w:p>
+        </w:tc>
+        <w:tc>
+          <w:tcPr>
+            <w:tcW w:w="1000" w:type="pct"/>
+          </w:tcPr>
+          <w:p>
+            <w:pPr>
+              <w:pStyle w:val="Compact"/>
+              <w:rPr>
+                <w:sz w:val="19"/>
+              </w:rPr>
+            </w:pPr>
+            <w:r>
+              <w:rPr>
+                <w:sz w:val="19"/>
+              </w:rPr>
+              <w:t>Long-game; cooling market</w:t>
+            </w:r>
+          </w:p>
+        </w:tc>
+      </w:tr>
+      <w:tr>
+        <w:trPr>
+          <w:cnfStyle w:val="000000100000" w:firstRow="0" w:lastRow="0" w:firstColumn="0" w:lastColumn="0" w:oddVBand="0" w:evenVBand="0" w:oddHBand="1" w:evenHBand="0" w:firstRowFirstColumn="0" w:firstRowLastColumn="0" w:lastRowFirstColumn="0" w:lastRowLastColumn="0"/>
+          <w:cantSplit/>
+        </w:trPr>
+        <w:tc>
+          <w:tcPr>
+            <w:tcW w:w="1000" w:type="pct"/>
+          </w:tcPr>
+          <w:p>
+            <w:pPr>
+              <w:pStyle w:val="Compact"/>
+              <w:rPr>
+                <w:sz w:val="19"/>
+              </w:rPr>
+            </w:pPr>
+            <w:r>
+              <w:rPr>
+                <w:b/>
+                <w:bCs/>
+                <w:sz w:val="19"/>
+              </w:rPr>
+              <w:t>Lankford &amp; Associates</w:t>
+            </w:r>
+          </w:p>
+        </w:tc>
+        <w:tc>
+          <w:tcPr>
+            <w:tcW w:w="1000" w:type="pct"/>
+          </w:tcPr>
+          <w:p>
+            <w:pPr>
+              <w:pStyle w:val="Compact"/>
+              <w:rPr>
+                <w:sz w:val="19"/>
+              </w:rPr>
+            </w:pPr>
+            <w:r>
+              <w:rPr>
+                <w:sz w:val="19"/>
+              </w:rPr>
+              <w:t>MU master-plan</w:t>
+            </w:r>
+          </w:p>
+        </w:tc>
+        <w:tc>
+          <w:tcPr>
+            <w:tcW w:w="1000" w:type="pct"/>
+          </w:tcPr>
+          <w:p>
+            <w:pPr>
+              <w:pStyle w:val="Compact"/>
+              <w:rPr>
+                <w:sz w:val="19"/>
+              </w:rPr>
+            </w:pPr>
+            <w:r>
+              <w:rPr>
+                <w:sz w:val="19"/>
+              </w:rPr>
+              <w:t>Makers Quarter, East Village (2.5M sf, 800 resi units; BNIM architect)</w:t>
+            </w:r>
+          </w:p>
+        </w:tc>
+        <w:tc>
+          <w:tcPr>
+            <w:tcW w:w="1000" w:type="pct"/>
+          </w:tcPr>
+          <w:p>
+            <w:pPr>
+              <w:pStyle w:val="Compact"/>
+              <w:rPr>
+                <w:sz w:val="19"/>
+              </w:rPr>
+            </w:pPr>
+            <w:r>
+              <w:rPr>
+                <w:b/>
+                <w:bCs/>
+                <w:sz w:val="19"/>
+              </w:rPr>
+              <w:t>UNVERIFIED</w:t>
+            </w:r>
+          </w:p>
+        </w:tc>
+        <w:tc>
+          <w:tcPr>
+            <w:tcW w:w="1000" w:type="pct"/>
+          </w:tcPr>
+          <w:p>
+            <w:pPr>
+              <w:pStyle w:val="Compact"/>
+              <w:rPr>
+                <w:sz w:val="19"/>
+              </w:rPr>
+            </w:pPr>
+            <w:r>
+              <w:rPr>
+                <w:sz w:val="19"/>
+              </w:rPr>
+              <w:t>Open; BNIM relationship is the route</w:t>
+            </w:r>
+          </w:p>
+        </w:tc>
+      </w:tr>
+    </w:tbl>
+    <w:p>
+      <w:pPr>
+        <w:pStyle w:val="BodyText"/>
+      </w:pPr>
+      <w:r>
+        <w:rPr>
+          <w:b/>
+          <w:bCs/>
+        </w:rPr>
+        <w:t>CRM corrections:</w:t>
+      </w:r>
+      <w:r>
+        <w:t xml:space="preserve"> “JMB Realty” → </w:t>
+      </w:r>
+      <w:r>
+        <w:rPr>
+          <w:b/>
+          <w:bCs/>
+        </w:rPr>
+        <w:t>JMI Realty</w:t>
+      </w:r>
+      <w:r>
+        <w:t xml:space="preserve"> (the real SD entity). </w:t>
+      </w:r>
+      <w:r>
+        <w:rPr>
+          <w:b/>
+          <w:bCs/>
+        </w:rPr>
+        <w:t>Pacific Building Group</w:t>
+      </w:r>
+      <w:r>
+        <w:t xml:space="preserve"> = a GC, not a developer. </w:t>
+      </w:r>
+      <w:r>
+        <w:rPr>
+          <w:b/>
+          <w:bCs/>
+        </w:rPr>
+        <w:t>Swinerton</w:t>
+      </w:r>
+      <w:r>
+        <w:t xml:space="preserve"> = GC/design-build lead (SDSU Evolve, LPC West), not a developer — but a key design-build channel partner.</w:t>
+      </w:r>
+    </w:p>
+    <w:p>
+      <w:pPr>
+        <w:pStyle w:val="Heading3"/>
+      </w:pPr>
+      <w:bookmarkStart w:id="20" w:name="public-owners-capital-programs"/>
+      <w:bookmarkEnd w:id="19"/>
+      <w:r>
+        <w:t>4.2 Public owners &amp; capital programs</w:t>
       </w:r>
     </w:p>
     <w:tbl>
@@ -6334,7 +7724,7 @@
                 <w:b w:val="0"/>
                 <w:sz w:val="19"/>
               </w:rPr>
-              <w:t>Developer</w:t>
+              <w:t>Owner</w:t>
             </w:r>
           </w:p>
         </w:tc>
@@ -6355,7 +7745,7 @@
                 <w:b w:val="0"/>
                 <w:sz w:val="19"/>
               </w:rPr>
-              <w:t>Tier</w:t>
+              <w:t>Program scale (verified)</w:t>
             </w:r>
           </w:p>
         </w:tc>
@@ -6376,7 +7766,7 @@
                 <w:b w:val="0"/>
                 <w:sz w:val="19"/>
               </w:rPr>
-              <w:t>Active pipeline (named, verified)</w:t>
+              <w:t>Procurement</w:t>
             </w:r>
           </w:p>
         </w:tc>
@@ -6397,7 +7787,7 @@
                 <w:b w:val="0"/>
                 <w:sz w:val="19"/>
               </w:rPr>
-              <w:t>Known SE</w:t>
+              <w:t>Verified SE</w:t>
             </w:r>
           </w:p>
         </w:tc>
@@ -6445,93 +7835,121 @@
                 <w:bCs/>
                 <w:sz w:val="19"/>
               </w:rPr>
-              <w:t>Wakeland Housing</w:t>
-            </w:r>
-          </w:p>
-        </w:tc>
-        <w:tc>
-          <w:tcPr>
-            <w:tcW w:w="1000" w:type="pct"/>
-          </w:tcPr>
-          <w:p>
-            <w:pPr>
-              <w:pStyle w:val="Compact"/>
-              <w:rPr>
-                <w:sz w:val="19"/>
-              </w:rPr>
-            </w:pPr>
-            <w:r>
-              <w:rPr>
-                <w:sz w:val="19"/>
-              </w:rPr>
-              <w:t>Affordable</w:t>
-            </w:r>
-          </w:p>
-        </w:tc>
-        <w:tc>
-          <w:tcPr>
-            <w:tcW w:w="1000" w:type="pct"/>
-          </w:tcPr>
-          <w:p>
-            <w:pPr>
-              <w:pStyle w:val="Compact"/>
-              <w:rPr>
-                <w:sz w:val="19"/>
-              </w:rPr>
-            </w:pPr>
-            <w:r>
-              <w:rPr>
-                <w:sz w:val="19"/>
-              </w:rPr>
-              <w:t>The Becker/Riverwalk (190u, $140M); Cuatro (115u); The Teralta (72u); Union Tower; The Joule (208u)</w:t>
-            </w:r>
-          </w:p>
-        </w:tc>
-        <w:tc>
-          <w:tcPr>
-            <w:tcW w:w="1000" w:type="pct"/>
-          </w:tcPr>
-          <w:p>
-            <w:pPr>
-              <w:pStyle w:val="Compact"/>
-              <w:rPr>
-                <w:sz w:val="19"/>
-              </w:rPr>
-            </w:pPr>
-            <w:r>
-              <w:rPr>
-                <w:b/>
-                <w:bCs/>
-                <w:sz w:val="19"/>
-              </w:rPr>
-              <w:t>None identified — UNVERIFIED</w:t>
-            </w:r>
-          </w:p>
-        </w:tc>
-        <w:tc>
-          <w:tcPr>
-            <w:tcW w:w="1000" w:type="pct"/>
-          </w:tcPr>
-          <w:p>
-            <w:pPr>
-              <w:pStyle w:val="Compact"/>
-              <w:rPr>
-                <w:sz w:val="19"/>
-              </w:rPr>
-            </w:pPr>
-            <w:r>
-              <w:rPr>
-                <w:b/>
-                <w:bCs/>
-                <w:sz w:val="19"/>
-              </w:rPr>
-              <w:t>OPEN LANE — top target</w:t>
-            </w:r>
-            <w:r>
-              <w:rPr>
-                <w:sz w:val="19"/>
-              </w:rPr>
-              <w:t>, $70–140M projects, no incumbent SE</w:t>
+              <w:t>UC San Diego</w:t>
+            </w:r>
+          </w:p>
+        </w:tc>
+        <w:tc>
+          <w:tcPr>
+            <w:tcW w:w="1000" w:type="pct"/>
+          </w:tcPr>
+          <w:p>
+            <w:pPr>
+              <w:pStyle w:val="Compact"/>
+              <w:rPr>
+                <w:sz w:val="19"/>
+              </w:rPr>
+            </w:pPr>
+            <w:r>
+              <w:rPr>
+                <w:b/>
+                <w:bCs/>
+                <w:sz w:val="19"/>
+              </w:rPr>
+              <w:t>$3.2B capital</w:t>
+            </w:r>
+            <w:r>
+              <w:rPr>
+                <w:sz w:val="19"/>
+              </w:rPr>
+              <w:t>; LRDP to 36.2M GSF by 2040</w:t>
+            </w:r>
+          </w:p>
+        </w:tc>
+        <w:tc>
+          <w:tcPr>
+            <w:tcW w:w="1000" w:type="pct"/>
+          </w:tcPr>
+          <w:p>
+            <w:pPr>
+              <w:pStyle w:val="Compact"/>
+              <w:rPr>
+                <w:sz w:val="19"/>
+              </w:rPr>
+            </w:pPr>
+            <w:r>
+              <w:rPr>
+                <w:b/>
+                <w:bCs/>
+                <w:sz w:val="19"/>
+              </w:rPr>
+              <w:t>CM/GC at-risk</w:t>
+            </w:r>
+            <w:r>
+              <w:rPr>
+                <w:sz w:val="19"/>
+              </w:rPr>
+              <w:t xml:space="preserve"> (McCarthy, DPR, Clark repeat)</w:t>
+            </w:r>
+          </w:p>
+        </w:tc>
+        <w:tc>
+          <w:tcPr>
+            <w:tcW w:w="1000" w:type="pct"/>
+          </w:tcPr>
+          <w:p>
+            <w:pPr>
+              <w:pStyle w:val="Compact"/>
+              <w:rPr>
+                <w:sz w:val="19"/>
+              </w:rPr>
+            </w:pPr>
+            <w:r>
+              <w:rPr>
+                <w:b/>
+                <w:bCs/>
+                <w:sz w:val="19"/>
+              </w:rPr>
+              <w:t>KPFF</w:t>
+            </w:r>
+            <w:r>
+              <w:rPr>
+                <w:sz w:val="19"/>
+              </w:rPr>
+              <w:t xml:space="preserve"> (MDLS Life Sciences); Coffman (civil, Ridge Walk)</w:t>
+            </w:r>
+          </w:p>
+        </w:tc>
+        <w:tc>
+          <w:tcPr>
+            <w:tcW w:w="1000" w:type="pct"/>
+          </w:tcPr>
+          <w:p>
+            <w:pPr>
+              <w:pStyle w:val="Compact"/>
+              <w:rPr>
+                <w:sz w:val="19"/>
+              </w:rPr>
+            </w:pPr>
+            <w:r>
+              <w:rPr>
+                <w:sz w:val="19"/>
+              </w:rPr>
+              <w:t xml:space="preserve">Hillcrest ($2.5–3B, </w:t>
+            </w:r>
+            <w:r>
+              <w:rPr>
+                <w:b/>
+                <w:bCs/>
+                <w:sz w:val="19"/>
+              </w:rPr>
+              <w:t>seismic/hospital-code by 2030</w:t>
+            </w:r>
+            <w:r>
+              <w:rPr>
+                <w:sz w:val="19"/>
+              </w:rPr>
+              <w:t>) + The Depot (seismic retrofit) = KOR’s heritage fit</w:t>
             </w:r>
           </w:p>
         </w:tc>
@@ -6557,127 +7975,107 @@
                 <w:bCs/>
                 <w:sz w:val="19"/>
               </w:rPr>
-              <w:t>Chelsea Investment Corp</w:t>
-            </w:r>
-          </w:p>
-        </w:tc>
-        <w:tc>
-          <w:tcPr>
-            <w:tcW w:w="1000" w:type="pct"/>
-          </w:tcPr>
-          <w:p>
-            <w:pPr>
-              <w:pStyle w:val="Compact"/>
-              <w:rPr>
-                <w:sz w:val="19"/>
-              </w:rPr>
-            </w:pPr>
-            <w:r>
-              <w:rPr>
-                <w:sz w:val="19"/>
-              </w:rPr>
-              <w:t>Affordable</w:t>
-            </w:r>
-          </w:p>
-        </w:tc>
-        <w:tc>
-          <w:tcPr>
-            <w:tcW w:w="1000" w:type="pct"/>
-          </w:tcPr>
-          <w:p>
-            <w:pPr>
-              <w:pStyle w:val="Compact"/>
-              <w:rPr>
-                <w:sz w:val="19"/>
-              </w:rPr>
-            </w:pPr>
-            <w:r>
-              <w:rPr>
-                <w:sz w:val="19"/>
-              </w:rPr>
-              <w:t>Harrington Heights (270u, $150M); Taormina (136u); Modica (94u); Addison@SDSU (126u)</w:t>
-            </w:r>
-          </w:p>
-        </w:tc>
-        <w:tc>
-          <w:tcPr>
-            <w:tcW w:w="1000" w:type="pct"/>
-          </w:tcPr>
-          <w:p>
-            <w:pPr>
-              <w:pStyle w:val="Compact"/>
-              <w:rPr>
-                <w:sz w:val="19"/>
-              </w:rPr>
-            </w:pPr>
-            <w:r>
-              <w:rPr>
-                <w:b/>
-                <w:bCs/>
-                <w:sz w:val="19"/>
-              </w:rPr>
-              <w:t>SE UNIDENTIFIED</w:t>
-            </w:r>
-            <w:r>
-              <w:rPr>
-                <w:sz w:val="19"/>
-              </w:rPr>
-              <w:t xml:space="preserve"> — Fuscoe is the </w:t>
-            </w:r>
-            <w:r>
-              <w:rPr>
-                <w:i/>
-                <w:iCs/>
-                <w:sz w:val="19"/>
-              </w:rPr>
-              <w:t>civil</w:t>
-            </w:r>
-            <w:r>
-              <w:rPr>
-                <w:sz w:val="19"/>
-              </w:rPr>
-              <w:t xml:space="preserve"> engineer here, </w:t>
-            </w:r>
-            <w:r>
-              <w:rPr>
-                <w:b/>
-                <w:bCs/>
-                <w:sz w:val="19"/>
-              </w:rPr>
-              <w:t>not</w:t>
-            </w:r>
-            <w:r>
-              <w:rPr>
-                <w:sz w:val="19"/>
-              </w:rPr>
-              <w:t xml:space="preserve"> the SE (corrected)</w:t>
-            </w:r>
-          </w:p>
-        </w:tc>
-        <w:tc>
-          <w:tcPr>
-            <w:tcW w:w="1000" w:type="pct"/>
-          </w:tcPr>
-          <w:p>
-            <w:pPr>
-              <w:pStyle w:val="Compact"/>
-              <w:rPr>
-                <w:sz w:val="19"/>
-              </w:rPr>
-            </w:pPr>
-            <w:r>
-              <w:rPr>
-                <w:b/>
-                <w:bCs/>
-                <w:sz w:val="19"/>
-              </w:rPr>
-              <w:t>OPEN LANE — SE not locked</w:t>
-            </w:r>
-            <w:r>
-              <w:rPr>
-                <w:sz w:val="19"/>
-              </w:rPr>
-              <w:t>; find the real SE then displace</w:t>
+              <w:t>City of San Diego CIP</w:t>
+            </w:r>
+          </w:p>
+        </w:tc>
+        <w:tc>
+          <w:tcPr>
+            <w:tcW w:w="1000" w:type="pct"/>
+          </w:tcPr>
+          <w:p>
+            <w:pPr>
+              <w:pStyle w:val="Compact"/>
+              <w:rPr>
+                <w:sz w:val="19"/>
+              </w:rPr>
+            </w:pPr>
+            <w:r>
+              <w:rPr>
+                <w:b/>
+                <w:bCs/>
+                <w:sz w:val="19"/>
+              </w:rPr>
+              <w:t>FY26 $843M</w:t>
+            </w:r>
+            <w:r>
+              <w:rPr>
+                <w:sz w:val="19"/>
+              </w:rPr>
+              <w:t>; 1,232 active projects; $466M to award</w:t>
+            </w:r>
+          </w:p>
+        </w:tc>
+        <w:tc>
+          <w:tcPr>
+            <w:tcW w:w="1000" w:type="pct"/>
+          </w:tcPr>
+          <w:p>
+            <w:pPr>
+              <w:pStyle w:val="Compact"/>
+              <w:rPr>
+                <w:sz w:val="19"/>
+              </w:rPr>
+            </w:pPr>
+            <w:r>
+              <w:rPr>
+                <w:sz w:val="19"/>
+              </w:rPr>
+              <w:t xml:space="preserve">Design-build / DBB / </w:t>
+            </w:r>
+            <w:r>
+              <w:rPr>
+                <w:b/>
+                <w:bCs/>
+                <w:sz w:val="19"/>
+              </w:rPr>
+              <w:t>JOC</w:t>
+            </w:r>
+          </w:p>
+        </w:tc>
+        <w:tc>
+          <w:tcPr>
+            <w:tcW w:w="1000" w:type="pct"/>
+          </w:tcPr>
+          <w:p>
+            <w:pPr>
+              <w:pStyle w:val="Compact"/>
+              <w:rPr>
+                <w:sz w:val="19"/>
+              </w:rPr>
+            </w:pPr>
+            <w:r>
+              <w:rPr>
+                <w:b/>
+                <w:bCs/>
+                <w:sz w:val="19"/>
+              </w:rPr>
+              <w:t>Moffatt &amp; Nichol</w:t>
+            </w:r>
+            <w:r>
+              <w:rPr>
+                <w:sz w:val="19"/>
+              </w:rPr>
+              <w:t xml:space="preserve"> (OB Pier — only named SE)</w:t>
+            </w:r>
+          </w:p>
+        </w:tc>
+        <w:tc>
+          <w:tcPr>
+            <w:tcW w:w="1000" w:type="pct"/>
+          </w:tcPr>
+          <w:p>
+            <w:pPr>
+              <w:pStyle w:val="Compact"/>
+              <w:rPr>
+                <w:sz w:val="19"/>
+              </w:rPr>
+            </w:pPr>
+            <w:r>
+              <w:rPr>
+                <w:sz w:val="19"/>
+              </w:rPr>
+              <w:t>Marine/civic; limited resi-SE fit</w:t>
             </w:r>
           </w:p>
         </w:tc>
@@ -6704,90 +8102,83 @@
                 <w:bCs/>
                 <w:sz w:val="19"/>
               </w:rPr>
-              <w:t>Affirmed Housing</w:t>
-            </w:r>
-          </w:p>
-        </w:tc>
-        <w:tc>
-          <w:tcPr>
-            <w:tcW w:w="1000" w:type="pct"/>
-          </w:tcPr>
-          <w:p>
-            <w:pPr>
-              <w:pStyle w:val="Compact"/>
-              <w:rPr>
-                <w:sz w:val="19"/>
-              </w:rPr>
-            </w:pPr>
-            <w:r>
-              <w:rPr>
-                <w:sz w:val="19"/>
-              </w:rPr>
-              <w:t>Affordable</w:t>
-            </w:r>
-          </w:p>
-        </w:tc>
-        <w:tc>
-          <w:tcPr>
-            <w:tcW w:w="1000" w:type="pct"/>
-          </w:tcPr>
-          <w:p>
-            <w:pPr>
-              <w:pStyle w:val="Compact"/>
-              <w:rPr>
-                <w:sz w:val="19"/>
-              </w:rPr>
-            </w:pPr>
-            <w:r>
-              <w:rPr>
-                <w:sz w:val="19"/>
-              </w:rPr>
-              <w:t>SkyLINE (99u, $91M); The Helm (78u); Zephyr (85u); SDUSD workforce-housing shortlist</w:t>
-            </w:r>
-          </w:p>
-        </w:tc>
-        <w:tc>
-          <w:tcPr>
-            <w:tcW w:w="1000" w:type="pct"/>
-          </w:tcPr>
-          <w:p>
-            <w:pPr>
-              <w:pStyle w:val="Compact"/>
-              <w:rPr>
-                <w:sz w:val="19"/>
-              </w:rPr>
-            </w:pPr>
-            <w:r>
-              <w:rPr>
-                <w:sz w:val="19"/>
-              </w:rPr>
-              <w:t xml:space="preserve">KPFF on partners page (Fuscoe = civil, not SE) </w:t>
-            </w:r>
-            <w:r>
-              <w:rPr>
-                <w:rStyle w:val="VerbatimChar"/>
-                <w:sz w:val="19"/>
-              </w:rPr>
-              <w:t>[MED]</w:t>
-            </w:r>
-          </w:p>
-        </w:tc>
-        <w:tc>
-          <w:tcPr>
-            <w:tcW w:w="1000" w:type="pct"/>
-          </w:tcPr>
-          <w:p>
-            <w:pPr>
-              <w:pStyle w:val="Compact"/>
-              <w:rPr>
-                <w:sz w:val="19"/>
-              </w:rPr>
-            </w:pPr>
-            <w:r>
-              <w:rPr>
-                <w:sz w:val="19"/>
-              </w:rPr>
-              <w:t>Warm-listed only; pursue</w:t>
+              <w:t>City Affordable (Bridge to Home)</w:t>
+            </w:r>
+          </w:p>
+        </w:tc>
+        <w:tc>
+          <w:tcPr>
+            <w:tcW w:w="1000" w:type="pct"/>
+          </w:tcPr>
+          <w:p>
+            <w:pPr>
+              <w:pStyle w:val="Compact"/>
+              <w:rPr>
+                <w:sz w:val="19"/>
+              </w:rPr>
+            </w:pPr>
+            <w:r>
+              <w:rPr>
+                <w:sz w:val="19"/>
+              </w:rPr>
+              <w:t>$123M / 28 projects / 2,676u</w:t>
+            </w:r>
+          </w:p>
+        </w:tc>
+        <w:tc>
+          <w:tcPr>
+            <w:tcW w:w="1000" w:type="pct"/>
+          </w:tcPr>
+          <w:p>
+            <w:pPr>
+              <w:pStyle w:val="Compact"/>
+              <w:rPr>
+                <w:sz w:val="19"/>
+              </w:rPr>
+            </w:pPr>
+            <w:r>
+              <w:rPr>
+                <w:sz w:val="19"/>
+              </w:rPr>
+              <w:t>Developer-procured</w:t>
+            </w:r>
+          </w:p>
+        </w:tc>
+        <w:tc>
+          <w:tcPr>
+            <w:tcW w:w="1000" w:type="pct"/>
+          </w:tcPr>
+          <w:p>
+            <w:pPr>
+              <w:pStyle w:val="Compact"/>
+              <w:rPr>
+                <w:sz w:val="19"/>
+              </w:rPr>
+            </w:pPr>
+            <w:r>
+              <w:rPr>
+                <w:sz w:val="19"/>
+              </w:rPr>
+              <w:t>None (developers pick SE)</w:t>
+            </w:r>
+          </w:p>
+        </w:tc>
+        <w:tc>
+          <w:tcPr>
+            <w:tcW w:w="1000" w:type="pct"/>
+          </w:tcPr>
+          <w:p>
+            <w:pPr>
+              <w:pStyle w:val="Compact"/>
+              <w:rPr>
+                <w:sz w:val="19"/>
+              </w:rPr>
+            </w:pPr>
+            <w:r>
+              <w:rPr>
+                <w:sz w:val="19"/>
+              </w:rPr>
+              <w:t>Reach via Wakeland/Chelsea</w:t>
             </w:r>
           </w:p>
         </w:tc>
@@ -6813,93 +8204,83 @@
                 <w:bCs/>
                 <w:sz w:val="19"/>
               </w:rPr>
-              <w:t>Sudberry Properties</w:t>
-            </w:r>
-          </w:p>
-        </w:tc>
-        <w:tc>
-          <w:tcPr>
-            <w:tcW w:w="1000" w:type="pct"/>
-          </w:tcPr>
-          <w:p>
-            <w:pPr>
-              <w:pStyle w:val="Compact"/>
-              <w:rPr>
-                <w:sz w:val="19"/>
-              </w:rPr>
-            </w:pPr>
-            <w:r>
-              <w:rPr>
-                <w:sz w:val="19"/>
-              </w:rPr>
-              <w:t>Market-rate/MU</w:t>
-            </w:r>
-          </w:p>
-        </w:tc>
-        <w:tc>
-          <w:tcPr>
-            <w:tcW w:w="1000" w:type="pct"/>
-          </w:tcPr>
-          <w:p>
-            <w:pPr>
-              <w:pStyle w:val="Compact"/>
-              <w:rPr>
-                <w:sz w:val="19"/>
-              </w:rPr>
-            </w:pPr>
-            <w:r>
-              <w:rPr>
-                <w:sz w:val="19"/>
-              </w:rPr>
-              <w:t>The Brynn@Civita (200u); Civita master plan (4,780u entitled); Rio Vista West (1,600u)</w:t>
-            </w:r>
-          </w:p>
-        </w:tc>
-        <w:tc>
-          <w:tcPr>
-            <w:tcW w:w="1000" w:type="pct"/>
-          </w:tcPr>
-          <w:p>
-            <w:pPr>
-              <w:pStyle w:val="Compact"/>
-              <w:rPr>
-                <w:sz w:val="19"/>
-              </w:rPr>
-            </w:pPr>
-            <w:r>
-              <w:rPr>
-                <w:b/>
-                <w:bCs/>
-                <w:sz w:val="19"/>
-              </w:rPr>
-              <w:t>None — UNVERIFIED</w:t>
-            </w:r>
-            <w:r>
-              <w:rPr>
-                <w:sz w:val="19"/>
-              </w:rPr>
-              <w:t xml:space="preserve"> (RICK = civil only)</w:t>
-            </w:r>
-          </w:p>
-        </w:tc>
-        <w:tc>
-          <w:tcPr>
-            <w:tcW w:w="1000" w:type="pct"/>
-          </w:tcPr>
-          <w:p>
-            <w:pPr>
-              <w:pStyle w:val="Compact"/>
-              <w:rPr>
-                <w:sz w:val="19"/>
-              </w:rPr>
-            </w:pPr>
-            <w:r>
-              <w:rPr>
-                <w:b/>
-                <w:bCs/>
-                <w:sz w:val="19"/>
-              </w:rPr>
-              <w:t>OPEN LANE — large entitled pipeline</w:t>
+              <w:t>San Diego Housing Commission</w:t>
+            </w:r>
+          </w:p>
+        </w:tc>
+        <w:tc>
+          <w:tcPr>
+            <w:tcW w:w="1000" w:type="pct"/>
+          </w:tcPr>
+          <w:p>
+            <w:pPr>
+              <w:pStyle w:val="Compact"/>
+              <w:rPr>
+                <w:sz w:val="19"/>
+              </w:rPr>
+            </w:pPr>
+            <w:r>
+              <w:rPr>
+                <w:sz w:val="19"/>
+              </w:rPr>
+              <w:t>~$382M assets; $474M bonds</w:t>
+            </w:r>
+          </w:p>
+        </w:tc>
+        <w:tc>
+          <w:tcPr>
+            <w:tcW w:w="1000" w:type="pct"/>
+          </w:tcPr>
+          <w:p>
+            <w:pPr>
+              <w:pStyle w:val="Compact"/>
+              <w:rPr>
+                <w:sz w:val="19"/>
+              </w:rPr>
+            </w:pPr>
+            <w:r>
+              <w:rPr>
+                <w:sz w:val="19"/>
+              </w:rPr>
+              <w:t>Developer-procured</w:t>
+            </w:r>
+          </w:p>
+        </w:tc>
+        <w:tc>
+          <w:tcPr>
+            <w:tcW w:w="1000" w:type="pct"/>
+          </w:tcPr>
+          <w:p>
+            <w:pPr>
+              <w:pStyle w:val="Compact"/>
+              <w:rPr>
+                <w:sz w:val="19"/>
+              </w:rPr>
+            </w:pPr>
+            <w:r>
+              <w:rPr>
+                <w:sz w:val="19"/>
+              </w:rPr>
+              <w:t>None</w:t>
+            </w:r>
+          </w:p>
+        </w:tc>
+        <w:tc>
+          <w:tcPr>
+            <w:tcW w:w="1000" w:type="pct"/>
+          </w:tcPr>
+          <w:p>
+            <w:pPr>
+              <w:pStyle w:val="Compact"/>
+              <w:rPr>
+                <w:sz w:val="19"/>
+              </w:rPr>
+            </w:pPr>
+            <w:r>
+              <w:rPr>
+                <w:sz w:val="19"/>
+              </w:rPr>
+              <w:t>Same — target the developers</w:t>
             </w:r>
           </w:p>
         </w:tc>
@@ -6926,85 +8307,105 @@
                 <w:bCs/>
                 <w:sz w:val="19"/>
               </w:rPr>
-              <w:t>Hines</w:t>
-            </w:r>
-          </w:p>
-        </w:tc>
-        <w:tc>
-          <w:tcPr>
-            <w:tcW w:w="1000" w:type="pct"/>
-          </w:tcPr>
-          <w:p>
-            <w:pPr>
-              <w:pStyle w:val="Compact"/>
-              <w:rPr>
-                <w:sz w:val="19"/>
-              </w:rPr>
-            </w:pPr>
-            <w:r>
-              <w:rPr>
-                <w:sz w:val="19"/>
-              </w:rPr>
-              <w:t>Mega/MU</w:t>
-            </w:r>
-          </w:p>
-        </w:tc>
-        <w:tc>
-          <w:tcPr>
-            <w:tcW w:w="1000" w:type="pct"/>
-          </w:tcPr>
-          <w:p>
-            <w:pPr>
-              <w:pStyle w:val="Compact"/>
-              <w:rPr>
-                <w:sz w:val="19"/>
-              </w:rPr>
-            </w:pPr>
-            <w:r>
-              <w:rPr>
-                <w:sz w:val="19"/>
-              </w:rPr>
-              <w:t>Riverwalk SD ($3B, ~4,300 homes + 1M sf office, Phase 1 ~2029, Gensler)</w:t>
-            </w:r>
-          </w:p>
-        </w:tc>
-        <w:tc>
-          <w:tcPr>
-            <w:tcW w:w="1000" w:type="pct"/>
-          </w:tcPr>
-          <w:p>
-            <w:pPr>
-              <w:pStyle w:val="Compact"/>
-              <w:rPr>
-                <w:sz w:val="19"/>
-              </w:rPr>
-            </w:pPr>
-            <w:r>
-              <w:rPr>
-                <w:b/>
-                <w:bCs/>
-                <w:sz w:val="19"/>
-              </w:rPr>
-              <w:t>UNVERIFIED</w:t>
-            </w:r>
-          </w:p>
-        </w:tc>
-        <w:tc>
-          <w:tcPr>
-            <w:tcW w:w="1000" w:type="pct"/>
-          </w:tcPr>
-          <w:p>
-            <w:pPr>
-              <w:pStyle w:val="Compact"/>
-              <w:rPr>
-                <w:sz w:val="19"/>
-              </w:rPr>
-            </w:pPr>
-            <w:r>
-              <w:rPr>
-                <w:sz w:val="19"/>
-              </w:rPr>
-              <w:t>High-value, long horizon</w:t>
+              <w:t>SDUSD</w:t>
+            </w:r>
+          </w:p>
+        </w:tc>
+        <w:tc>
+          <w:tcPr>
+            <w:tcW w:w="1000" w:type="pct"/>
+          </w:tcPr>
+          <w:p>
+            <w:pPr>
+              <w:pStyle w:val="Compact"/>
+              <w:rPr>
+                <w:sz w:val="19"/>
+              </w:rPr>
+            </w:pPr>
+            <w:r>
+              <w:rPr>
+                <w:b/>
+                <w:bCs/>
+                <w:sz w:val="19"/>
+              </w:rPr>
+              <w:t>$13B+ across 4 bonds</w:t>
+            </w:r>
+            <w:r>
+              <w:rPr>
+                <w:sz w:val="19"/>
+              </w:rPr>
+              <w:t xml:space="preserve"> </w:t>
+            </w:r>
+            <w:r>
+              <w:rPr>
+                <w:sz w:val="19"/>
+              </w:rPr>
+              <w:t>($2.6B unspent; Measure U $3.2B)</w:t>
+            </w:r>
+          </w:p>
+        </w:tc>
+        <w:tc>
+          <w:tcPr>
+            <w:tcW w:w="1000" w:type="pct"/>
+          </w:tcPr>
+          <w:p>
+            <w:pPr>
+              <w:pStyle w:val="Compact"/>
+              <w:rPr>
+                <w:sz w:val="19"/>
+              </w:rPr>
+            </w:pPr>
+            <w:r>
+              <w:rPr>
+                <w:b/>
+                <w:bCs/>
+                <w:sz w:val="19"/>
+              </w:rPr>
+              <w:t>Lease-Leaseback</w:t>
+            </w:r>
+            <w:r>
+              <w:rPr>
+                <w:sz w:val="19"/>
+              </w:rPr>
+              <w:t xml:space="preserve"> (target the LLB GC, e.g. Turner)</w:t>
+            </w:r>
+          </w:p>
+        </w:tc>
+        <w:tc>
+          <w:tcPr>
+            <w:tcW w:w="1000" w:type="pct"/>
+          </w:tcPr>
+          <w:p>
+            <w:pPr>
+              <w:pStyle w:val="Compact"/>
+              <w:rPr>
+                <w:sz w:val="19"/>
+              </w:rPr>
+            </w:pPr>
+            <w:r>
+              <w:rPr>
+                <w:sz w:val="19"/>
+              </w:rPr>
+              <w:t>None named</w:t>
+            </w:r>
+          </w:p>
+        </w:tc>
+        <w:tc>
+          <w:tcPr>
+            <w:tcW w:w="1000" w:type="pct"/>
+          </w:tcPr>
+          <w:p>
+            <w:pPr>
+              <w:pStyle w:val="Compact"/>
+              <w:rPr>
+                <w:sz w:val="19"/>
+              </w:rPr>
+            </w:pPr>
+            <w:r>
+              <w:rPr>
+                <w:sz w:val="19"/>
+              </w:rPr>
+              <w:t>DSA credential required; reach via LLB GCs</w:t>
             </w:r>
           </w:p>
         </w:tc>
@@ -7030,51 +8431,59 @@
                 <w:bCs/>
                 <w:sz w:val="19"/>
               </w:rPr>
-              <w:t>JMI Realty</w:t>
-            </w:r>
-            <w:r>
-              <w:rPr>
-                <w:sz w:val="19"/>
-              </w:rPr>
-              <w:t xml:space="preserve"> (not “JMB Realty” — CRM correction)</w:t>
-            </w:r>
-          </w:p>
-        </w:tc>
-        <w:tc>
-          <w:tcPr>
-            <w:tcW w:w="1000" w:type="pct"/>
-          </w:tcPr>
-          <w:p>
-            <w:pPr>
-              <w:pStyle w:val="Compact"/>
-              <w:rPr>
-                <w:sz w:val="19"/>
-              </w:rPr>
-            </w:pPr>
-            <w:r>
-              <w:rPr>
-                <w:sz w:val="19"/>
-              </w:rPr>
-              <w:t>Master-plan</w:t>
-            </w:r>
-          </w:p>
-        </w:tc>
-        <w:tc>
-          <w:tcPr>
-            <w:tcW w:w="1000" w:type="pct"/>
-          </w:tcPr>
-          <w:p>
-            <w:pPr>
-              <w:pStyle w:val="Compact"/>
-              <w:rPr>
-                <w:sz w:val="19"/>
-              </w:rPr>
-            </w:pPr>
-            <w:r>
-              <w:rPr>
-                <w:sz w:val="19"/>
-              </w:rPr>
-              <w:t>Ballpark Village / Park 12 (713u, 37-story, with Greystar)</w:t>
+              <w:t>SDSU</w:t>
+            </w:r>
+          </w:p>
+        </w:tc>
+        <w:tc>
+          <w:tcPr>
+            <w:tcW w:w="1000" w:type="pct"/>
+          </w:tcPr>
+          <w:p>
+            <w:pPr>
+              <w:pStyle w:val="Compact"/>
+              <w:rPr>
+                <w:sz w:val="19"/>
+              </w:rPr>
+            </w:pPr>
+            <w:r>
+              <w:rPr>
+                <w:sz w:val="19"/>
+              </w:rPr>
+              <w:t xml:space="preserve">Evolve $1B (3,640 beds, </w:t>
+            </w:r>
+            <w:r>
+              <w:rPr>
+                <w:b/>
+                <w:bCs/>
+                <w:sz w:val="19"/>
+              </w:rPr>
+              <w:t>mass-timber</w:t>
+            </w:r>
+            <w:r>
+              <w:rPr>
+                <w:sz w:val="19"/>
+              </w:rPr>
+              <w:t>); Life Sciences $150M; Mission Valley</w:t>
+            </w:r>
+          </w:p>
+        </w:tc>
+        <w:tc>
+          <w:tcPr>
+            <w:tcW w:w="1000" w:type="pct"/>
+          </w:tcPr>
+          <w:p>
+            <w:pPr>
+              <w:pStyle w:val="Compact"/>
+              <w:rPr>
+                <w:sz w:val="19"/>
+              </w:rPr>
+            </w:pPr>
+            <w:r>
+              <w:rPr>
+                <w:sz w:val="19"/>
+              </w:rPr>
+              <w:t>Design-build (Evolve), CM-at-risk</w:t>
             </w:r>
           </w:p>
         </w:tc>
@@ -7101,26 +8510,26 @@
               <w:rPr>
                 <w:sz w:val="19"/>
               </w:rPr>
-              <w:t xml:space="preserve"> (DCI on Park 12 tower)</w:t>
-            </w:r>
-          </w:p>
-        </w:tc>
-        <w:tc>
-          <w:tcPr>
-            <w:tcW w:w="1000" w:type="pct"/>
-          </w:tcPr>
-          <w:p>
-            <w:pPr>
-              <w:pStyle w:val="Compact"/>
-              <w:rPr>
-                <w:sz w:val="19"/>
-              </w:rPr>
-            </w:pPr>
-            <w:r>
-              <w:rPr>
-                <w:sz w:val="19"/>
-              </w:rPr>
-              <w:t>Remaining phases available</w:t>
+              <w:t xml:space="preserve"> all</w:t>
+            </w:r>
+          </w:p>
+        </w:tc>
+        <w:tc>
+          <w:tcPr>
+            <w:tcW w:w="1000" w:type="pct"/>
+          </w:tcPr>
+          <w:p>
+            <w:pPr>
+              <w:pStyle w:val="Compact"/>
+              <w:rPr>
+                <w:sz w:val="19"/>
+              </w:rPr>
+            </w:pPr>
+            <w:r>
+              <w:rPr>
+                <w:sz w:val="19"/>
+              </w:rPr>
+              <w:t>Mass-timber + housing fit; reach via Swinerton DB team</w:t>
             </w:r>
           </w:p>
         </w:tc>
@@ -7147,91 +8556,83 @@
                 <w:bCs/>
                 <w:sz w:val="19"/>
               </w:rPr>
-              <w:t>Cisterra Development</w:t>
-            </w:r>
-          </w:p>
-        </w:tc>
-        <w:tc>
-          <w:tcPr>
-            <w:tcW w:w="1000" w:type="pct"/>
-          </w:tcPr>
-          <w:p>
-            <w:pPr>
-              <w:pStyle w:val="Compact"/>
-              <w:rPr>
-                <w:sz w:val="19"/>
-              </w:rPr>
-            </w:pPr>
-            <w:r>
-              <w:rPr>
-                <w:sz w:val="19"/>
-              </w:rPr>
-              <w:t>MU/office</w:t>
-            </w:r>
-          </w:p>
-        </w:tc>
-        <w:tc>
-          <w:tcPr>
-            <w:tcW w:w="1000" w:type="pct"/>
-          </w:tcPr>
-          <w:p>
-            <w:pPr>
-              <w:pStyle w:val="Compact"/>
-              <w:rPr>
-                <w:sz w:val="19"/>
-              </w:rPr>
-            </w:pPr>
-            <w:r>
-              <w:rPr>
-                <w:sz w:val="19"/>
-              </w:rPr>
-              <w:t>7th &amp; Market (39-story Ritz-Carlton, status UNVERIFIED); Radian (241u); Preserve@Torrey Highlands</w:t>
-            </w:r>
-          </w:p>
-        </w:tc>
-        <w:tc>
-          <w:tcPr>
-            <w:tcW w:w="1000" w:type="pct"/>
-          </w:tcPr>
-          <w:p>
-            <w:pPr>
-              <w:pStyle w:val="Compact"/>
-              <w:rPr>
-                <w:sz w:val="19"/>
-              </w:rPr>
-            </w:pPr>
-            <w:r>
-              <w:rPr>
-                <w:b/>
-                <w:bCs/>
-                <w:sz w:val="19"/>
-              </w:rPr>
-              <w:t>UNVERIFIED</w:t>
-            </w:r>
-            <w:r>
-              <w:rPr>
-                <w:sz w:val="19"/>
-              </w:rPr>
-              <w:t xml:space="preserve"> (Carrier Johnson architect → KPFF risk)</w:t>
-            </w:r>
-          </w:p>
-        </w:tc>
-        <w:tc>
-          <w:tcPr>
-            <w:tcW w:w="1000" w:type="pct"/>
-          </w:tcPr>
-          <w:p>
-            <w:pPr>
-              <w:pStyle w:val="Compact"/>
-              <w:rPr>
-                <w:sz w:val="19"/>
-              </w:rPr>
-            </w:pPr>
-            <w:r>
-              <w:rPr>
-                <w:sz w:val="19"/>
-              </w:rPr>
-              <w:t>Track</w:t>
+              <w:t>County of San Diego</w:t>
+            </w:r>
+          </w:p>
+        </w:tc>
+        <w:tc>
+          <w:tcPr>
+            <w:tcW w:w="1000" w:type="pct"/>
+          </w:tcPr>
+          <w:p>
+            <w:pPr>
+              <w:pStyle w:val="Compact"/>
+              <w:rPr>
+                <w:sz w:val="19"/>
+              </w:rPr>
+            </w:pPr>
+            <w:r>
+              <w:rPr>
+                <w:sz w:val="19"/>
+              </w:rPr>
+              <w:t>$9.1B total budget (FY26-27); building work modest</w:t>
+            </w:r>
+          </w:p>
+        </w:tc>
+        <w:tc>
+          <w:tcPr>
+            <w:tcW w:w="1000" w:type="pct"/>
+          </w:tcPr>
+          <w:p>
+            <w:pPr>
+              <w:pStyle w:val="Compact"/>
+              <w:rPr>
+                <w:sz w:val="19"/>
+              </w:rPr>
+            </w:pPr>
+            <w:r>
+              <w:rPr>
+                <w:sz w:val="19"/>
+              </w:rPr>
+              <w:t>Not specified</w:t>
+            </w:r>
+          </w:p>
+        </w:tc>
+        <w:tc>
+          <w:tcPr>
+            <w:tcW w:w="1000" w:type="pct"/>
+          </w:tcPr>
+          <w:p>
+            <w:pPr>
+              <w:pStyle w:val="Compact"/>
+              <w:rPr>
+                <w:sz w:val="19"/>
+              </w:rPr>
+            </w:pPr>
+            <w:r>
+              <w:rPr>
+                <w:sz w:val="19"/>
+              </w:rPr>
+              <w:t>None</w:t>
+            </w:r>
+          </w:p>
+        </w:tc>
+        <w:tc>
+          <w:tcPr>
+            <w:tcW w:w="1000" w:type="pct"/>
+          </w:tcPr>
+          <w:p>
+            <w:pPr>
+              <w:pStyle w:val="Compact"/>
+              <w:rPr>
+                <w:sz w:val="19"/>
+              </w:rPr>
+            </w:pPr>
+            <w:r>
+              <w:rPr>
+                <w:sz w:val="19"/>
+              </w:rPr>
+              <w:t>Lower building-SE volume</w:t>
             </w:r>
           </w:p>
         </w:tc>
@@ -7257,91 +8658,113 @@
                 <w:bCs/>
                 <w:sz w:val="19"/>
               </w:rPr>
-              <w:t>IQHQ / Alexandria / Longfellow / Stockdale</w:t>
-            </w:r>
-          </w:p>
-        </w:tc>
-        <w:tc>
-          <w:tcPr>
-            <w:tcW w:w="1000" w:type="pct"/>
-          </w:tcPr>
-          <w:p>
-            <w:pPr>
-              <w:pStyle w:val="Compact"/>
-              <w:rPr>
-                <w:sz w:val="19"/>
-              </w:rPr>
-            </w:pPr>
-            <w:r>
-              <w:rPr>
-                <w:sz w:val="19"/>
-              </w:rPr>
-              <w:t>Life-science</w:t>
-            </w:r>
-          </w:p>
-        </w:tc>
-        <w:tc>
-          <w:tcPr>
-            <w:tcW w:w="1000" w:type="pct"/>
-          </w:tcPr>
-          <w:p>
-            <w:pPr>
-              <w:pStyle w:val="Compact"/>
-              <w:rPr>
-                <w:sz w:val="19"/>
-              </w:rPr>
-            </w:pPr>
-            <w:r>
-              <w:rPr>
-                <w:sz w:val="19"/>
-              </w:rPr>
-              <w:t>RaDD (1.7M sf); Campus Point/Novartis (466k sf); Bioterra (323k sf); Campus@Horton</w:t>
-            </w:r>
-          </w:p>
-        </w:tc>
-        <w:tc>
-          <w:tcPr>
-            <w:tcW w:w="1000" w:type="pct"/>
-          </w:tcPr>
-          <w:p>
-            <w:pPr>
-              <w:pStyle w:val="Compact"/>
-              <w:rPr>
-                <w:sz w:val="19"/>
-              </w:rPr>
-            </w:pPr>
-            <w:r>
-              <w:rPr>
-                <w:b/>
-                <w:bCs/>
-                <w:sz w:val="19"/>
-              </w:rPr>
-              <w:t>UNVERIFIED</w:t>
-            </w:r>
-            <w:r>
-              <w:rPr>
-                <w:sz w:val="19"/>
-              </w:rPr>
-              <w:t xml:space="preserve"> (KPFF rumored on IQHQ, unconfirmed)</w:t>
-            </w:r>
-          </w:p>
-        </w:tc>
-        <w:tc>
-          <w:tcPr>
-            <w:tcW w:w="1000" w:type="pct"/>
-          </w:tcPr>
-          <w:p>
-            <w:pPr>
-              <w:pStyle w:val="Compact"/>
-              <w:rPr>
-                <w:sz w:val="19"/>
-              </w:rPr>
-            </w:pPr>
-            <w:r>
-              <w:rPr>
-                <w:sz w:val="19"/>
-              </w:rPr>
-              <w:t>Long-game; cooling market</w:t>
+              <w:t>NAVFAC Southwest</w:t>
+            </w:r>
+          </w:p>
+        </w:tc>
+        <w:tc>
+          <w:tcPr>
+            <w:tcW w:w="1000" w:type="pct"/>
+          </w:tcPr>
+          <w:p>
+            <w:pPr>
+              <w:pStyle w:val="Compact"/>
+              <w:rPr>
+                <w:sz w:val="19"/>
+              </w:rPr>
+            </w:pPr>
+            <w:r>
+              <w:rPr>
+                <w:sz w:val="19"/>
+              </w:rPr>
+              <w:t>$3B General IDIQ (8 holders, 90% CA work) + $750M Waterfront MACC; FY26 Navy/USMC MILCON $3.8B</w:t>
+            </w:r>
+          </w:p>
+        </w:tc>
+        <w:tc>
+          <w:tcPr>
+            <w:tcW w:w="1000" w:type="pct"/>
+          </w:tcPr>
+          <w:p>
+            <w:pPr>
+              <w:pStyle w:val="Compact"/>
+              <w:rPr>
+                <w:sz w:val="19"/>
+              </w:rPr>
+            </w:pPr>
+            <w:r>
+              <w:rPr>
+                <w:b/>
+                <w:bCs/>
+                <w:sz w:val="19"/>
+              </w:rPr>
+              <w:t>Design-build, MACC/IDIQ task orders</w:t>
+            </w:r>
+          </w:p>
+        </w:tc>
+        <w:tc>
+          <w:tcPr>
+            <w:tcW w:w="1000" w:type="pct"/>
+          </w:tcPr>
+          <w:p>
+            <w:pPr>
+              <w:pStyle w:val="Compact"/>
+              <w:rPr>
+                <w:sz w:val="19"/>
+              </w:rPr>
+            </w:pPr>
+            <w:r>
+              <w:rPr>
+                <w:sz w:val="19"/>
+              </w:rPr>
+              <w:t>Michael Baker (P-315 A-E)</w:t>
+            </w:r>
+          </w:p>
+        </w:tc>
+        <w:tc>
+          <w:tcPr>
+            <w:tcW w:w="1000" w:type="pct"/>
+          </w:tcPr>
+          <w:p>
+            <w:pPr>
+              <w:pStyle w:val="Compact"/>
+              <w:rPr>
+                <w:sz w:val="19"/>
+              </w:rPr>
+            </w:pPr>
+            <w:r>
+              <w:rPr>
+                <w:sz w:val="19"/>
+              </w:rPr>
+              <w:t xml:space="preserve">Sub-to-IDIQ-prime ONLY — 8 holders: Clark, Gilbane, </w:t>
+            </w:r>
+            <w:r>
+              <w:rPr>
+                <w:b/>
+                <w:bCs/>
+                <w:sz w:val="19"/>
+              </w:rPr>
+              <w:t>Harper (SD)</w:t>
+            </w:r>
+            <w:r>
+              <w:rPr>
+                <w:sz w:val="19"/>
+              </w:rPr>
+              <w:t xml:space="preserve">, Hensel Phelps, R.A. Burch, </w:t>
+            </w:r>
+            <w:r>
+              <w:rPr>
+                <w:b/>
+                <w:bCs/>
+                <w:sz w:val="19"/>
+              </w:rPr>
+              <w:t>RQ (Carlsbad)</w:t>
+            </w:r>
+            <w:r>
+              <w:rPr>
+                <w:sz w:val="19"/>
+              </w:rPr>
+              <w:t>, Tutor Perini, Walsh</w:t>
             </w:r>
           </w:p>
         </w:tc>
@@ -7368,1339 +8791,91 @@
                 <w:bCs/>
                 <w:sz w:val="19"/>
               </w:rPr>
-              <w:t>Lankford &amp; Associates</w:t>
-            </w:r>
-          </w:p>
-        </w:tc>
-        <w:tc>
-          <w:tcPr>
-            <w:tcW w:w="1000" w:type="pct"/>
-          </w:tcPr>
-          <w:p>
-            <w:pPr>
-              <w:pStyle w:val="Compact"/>
-              <w:rPr>
-                <w:sz w:val="19"/>
-              </w:rPr>
-            </w:pPr>
-            <w:r>
-              <w:rPr>
-                <w:sz w:val="19"/>
-              </w:rPr>
-              <w:t>MU master-plan</w:t>
-            </w:r>
-          </w:p>
-        </w:tc>
-        <w:tc>
-          <w:tcPr>
-            <w:tcW w:w="1000" w:type="pct"/>
-          </w:tcPr>
-          <w:p>
-            <w:pPr>
-              <w:pStyle w:val="Compact"/>
-              <w:rPr>
-                <w:sz w:val="19"/>
-              </w:rPr>
-            </w:pPr>
-            <w:r>
-              <w:rPr>
-                <w:sz w:val="19"/>
-              </w:rPr>
-              <w:t>Makers Quarter, East Village (2.5M sf, 800 resi units; BNIM architect)</w:t>
-            </w:r>
-          </w:p>
-        </w:tc>
-        <w:tc>
-          <w:tcPr>
-            <w:tcW w:w="1000" w:type="pct"/>
-          </w:tcPr>
-          <w:p>
-            <w:pPr>
-              <w:pStyle w:val="Compact"/>
-              <w:rPr>
-                <w:sz w:val="19"/>
-              </w:rPr>
-            </w:pPr>
-            <w:r>
-              <w:rPr>
-                <w:b/>
-                <w:bCs/>
-                <w:sz w:val="19"/>
-              </w:rPr>
-              <w:t>UNVERIFIED</w:t>
-            </w:r>
-          </w:p>
-        </w:tc>
-        <w:tc>
-          <w:tcPr>
-            <w:tcW w:w="1000" w:type="pct"/>
-          </w:tcPr>
-          <w:p>
-            <w:pPr>
-              <w:pStyle w:val="Compact"/>
-              <w:rPr>
-                <w:sz w:val="19"/>
-              </w:rPr>
-            </w:pPr>
-            <w:r>
-              <w:rPr>
-                <w:sz w:val="19"/>
-              </w:rPr>
-              <w:t>Open; BNIM relationship is the route</w:t>
+              <w:t>Port of San Diego</w:t>
+            </w:r>
+          </w:p>
+        </w:tc>
+        <w:tc>
+          <w:tcPr>
+            <w:tcW w:w="1000" w:type="pct"/>
+          </w:tcPr>
+          <w:p>
+            <w:pPr>
+              <w:pStyle w:val="Compact"/>
+              <w:rPr>
+                <w:sz w:val="19"/>
+              </w:rPr>
+            </w:pPr>
+            <w:r>
+              <w:rPr>
+                <w:sz w:val="19"/>
+              </w:rPr>
+              <w:t>Chula Vista Bayfront / Gaylord ($1.35B); Tenth Ave Terminal ($227M+)</w:t>
+            </w:r>
+          </w:p>
+        </w:tc>
+        <w:tc>
+          <w:tcPr>
+            <w:tcW w:w="1000" w:type="pct"/>
+          </w:tcPr>
+          <w:p>
+            <w:pPr>
+              <w:pStyle w:val="Compact"/>
+              <w:rPr>
+                <w:sz w:val="19"/>
+              </w:rPr>
+            </w:pPr>
+            <w:r>
+              <w:rPr>
+                <w:sz w:val="19"/>
+              </w:rPr>
+              <w:t>Port Public Works</w:t>
+            </w:r>
+          </w:p>
+        </w:tc>
+        <w:tc>
+          <w:tcPr>
+            <w:tcW w:w="1000" w:type="pct"/>
+          </w:tcPr>
+          <w:p>
+            <w:pPr>
+              <w:pStyle w:val="Compact"/>
+              <w:rPr>
+                <w:sz w:val="19"/>
+              </w:rPr>
+            </w:pPr>
+            <w:r>
+              <w:rPr>
+                <w:sz w:val="19"/>
+              </w:rPr>
+              <w:t>None named</w:t>
+            </w:r>
+          </w:p>
+        </w:tc>
+        <w:tc>
+          <w:tcPr>
+            <w:tcW w:w="1000" w:type="pct"/>
+          </w:tcPr>
+          <w:p>
+            <w:pPr>
+              <w:pStyle w:val="Compact"/>
+              <w:rPr>
+                <w:sz w:val="19"/>
+              </w:rPr>
+            </w:pPr>
+            <w:r>
+              <w:rPr>
+                <w:sz w:val="19"/>
+              </w:rPr>
+              <w:t>Marine/civic; limited fit</w:t>
             </w:r>
           </w:p>
         </w:tc>
       </w:tr>
     </w:tbl>
     <w:p>
-      <w:pPr>
-        <w:pStyle w:val="BodyText"/>
-      </w:pPr>
-      <w:r>
-        <w:rPr>
-          <w:b/>
-          <w:bCs/>
-        </w:rPr>
-        <w:t>CRM corrections:</w:t>
-      </w:r>
-      <w:r>
-        <w:t xml:space="preserve"> “JMB Realty” → </w:t>
-      </w:r>
-      <w:r>
-        <w:rPr>
-          <w:b/>
-          <w:bCs/>
-        </w:rPr>
-        <w:t>JMI Realty</w:t>
-      </w:r>
-      <w:r>
-        <w:t xml:space="preserve"> (the real SD entity). </w:t>
-      </w:r>
-      <w:r>
-        <w:rPr>
-          <w:b/>
-          <w:bCs/>
-        </w:rPr>
-        <w:t>Pacific Building Group</w:t>
-      </w:r>
-      <w:r>
-        <w:t xml:space="preserve"> = a GC, not a developer. </w:t>
-      </w:r>
-      <w:r>
-        <w:rPr>
-          <w:b/>
-          <w:bCs/>
-        </w:rPr>
-        <w:t>Swinerton</w:t>
-      </w:r>
-      <w:r>
-        <w:t xml:space="preserve"> = GC/design-build lead (SDSU Evolve, LPC West), not a developer — but a key design-build channel partner.</w:t>
-      </w:r>
-    </w:p>
-    <w:p>
-      <w:pPr>
-        <w:pStyle w:val="Heading3"/>
-      </w:pPr>
-      <w:bookmarkStart w:id="20" w:name="public-owners-capital-programs"/>
-      <w:bookmarkEnd w:id="19"/>
-      <w:r>
-        <w:t>4.2 Public owners &amp; capital programs</w:t>
-      </w:r>
-    </w:p>
-    <w:tbl>
-      <w:tblPr>
-        <w:tblStyle w:val="GridTable4"/>
-        <w:tblW w:w="5000" w:type="pct"/>
-        <w:tblCellMar>
-          <w:top w:w="40" w:type="dxa"/>
-          <w:left w:w="100" w:type="dxa"/>
-          <w:bottom w:w="40" w:type="dxa"/>
-          <w:right w:w="100" w:type="dxa"/>
-        </w:tblCellMar>
-        <w:tblLook w:val="0420" w:firstRow="1" w:lastRow="0" w:firstColumn="0" w:lastColumn="0" w:noHBand="0" w:noVBand="1"/>
-      </w:tblPr>
-      <w:tblGrid>
-        <w:gridCol w:w="1912"/>
-        <w:gridCol w:w="1912"/>
-        <w:gridCol w:w="1912"/>
-        <w:gridCol w:w="1912"/>
-        <w:gridCol w:w="1912"/>
-      </w:tblGrid>
-      <w:tr>
-        <w:trPr>
-          <w:cnfStyle w:val="100000000000" w:firstRow="1" w:lastRow="0" w:firstColumn="0" w:lastColumn="0" w:oddVBand="0" w:evenVBand="0" w:oddHBand="0" w:evenHBand="0" w:firstRowFirstColumn="0" w:firstRowLastColumn="0" w:lastRowFirstColumn="0" w:lastRowLastColumn="0"/>
-          <w:cantSplit/>
-          <w:tblHeader/>
-        </w:trPr>
-        <w:tc>
-          <w:tcPr>
-            <w:tcW w:w="1000" w:type="pct"/>
-          </w:tcPr>
-          <w:p>
-            <w:pPr>
-              <w:pStyle w:val="Compact"/>
-              <w:rPr>
-                <w:b w:val="0"/>
-                <w:sz w:val="19"/>
-              </w:rPr>
-            </w:pPr>
-            <w:r>
-              <w:rPr>
-                <w:b w:val="0"/>
-                <w:sz w:val="19"/>
-              </w:rPr>
-              <w:t>Owner</w:t>
-            </w:r>
-          </w:p>
-        </w:tc>
-        <w:tc>
-          <w:tcPr>
-            <w:tcW w:w="1000" w:type="pct"/>
-          </w:tcPr>
-          <w:p>
-            <w:pPr>
-              <w:pStyle w:val="Compact"/>
-              <w:rPr>
-                <w:b w:val="0"/>
-                <w:sz w:val="19"/>
-              </w:rPr>
-            </w:pPr>
-            <w:r>
-              <w:rPr>
-                <w:b w:val="0"/>
-                <w:sz w:val="19"/>
-              </w:rPr>
-              <w:t>Program scale (verified)</w:t>
-            </w:r>
-          </w:p>
-        </w:tc>
-        <w:tc>
-          <w:tcPr>
-            <w:tcW w:w="1000" w:type="pct"/>
-          </w:tcPr>
-          <w:p>
-            <w:pPr>
-              <w:pStyle w:val="Compact"/>
-              <w:rPr>
-                <w:b w:val="0"/>
-                <w:sz w:val="19"/>
-              </w:rPr>
-            </w:pPr>
-            <w:r>
-              <w:rPr>
-                <w:b w:val="0"/>
-                <w:sz w:val="19"/>
-              </w:rPr>
-              <w:t>Procurement</w:t>
-            </w:r>
-          </w:p>
-        </w:tc>
-        <w:tc>
-          <w:tcPr>
-            <w:tcW w:w="1000" w:type="pct"/>
-          </w:tcPr>
-          <w:p>
-            <w:pPr>
-              <w:pStyle w:val="Compact"/>
-              <w:rPr>
-                <w:b w:val="0"/>
-                <w:sz w:val="19"/>
-              </w:rPr>
-            </w:pPr>
-            <w:r>
-              <w:rPr>
-                <w:b w:val="0"/>
-                <w:sz w:val="19"/>
-              </w:rPr>
-              <w:t>Verified SE</w:t>
-            </w:r>
-          </w:p>
-        </w:tc>
-        <w:tc>
-          <w:tcPr>
-            <w:tcW w:w="1000" w:type="pct"/>
-          </w:tcPr>
-          <w:p>
-            <w:pPr>
-              <w:pStyle w:val="Compact"/>
-              <w:rPr>
-                <w:b w:val="0"/>
-                <w:sz w:val="19"/>
-              </w:rPr>
-            </w:pPr>
-            <w:r>
-              <w:rPr>
-                <w:b w:val="0"/>
-                <w:sz w:val="19"/>
-              </w:rPr>
-              <w:t>KOR read</w:t>
-            </w:r>
-          </w:p>
-        </w:tc>
-      </w:tr>
-      <w:tr>
-        <w:trPr>
-          <w:cnfStyle w:val="000000100000" w:firstRow="0" w:lastRow="0" w:firstColumn="0" w:lastColumn="0" w:oddVBand="0" w:evenVBand="0" w:oddHBand="1" w:evenHBand="0" w:firstRowFirstColumn="0" w:firstRowLastColumn="0" w:lastRowFirstColumn="0" w:lastRowLastColumn="0"/>
-          <w:cantSplit/>
-        </w:trPr>
-        <w:tc>
-          <w:tcPr>
-            <w:tcW w:w="1000" w:type="pct"/>
-          </w:tcPr>
-          <w:p>
-            <w:pPr>
-              <w:pStyle w:val="Compact"/>
-              <w:rPr>
-                <w:sz w:val="19"/>
-              </w:rPr>
-            </w:pPr>
-            <w:r>
-              <w:rPr>
-                <w:b/>
-                <w:bCs/>
-                <w:sz w:val="19"/>
-              </w:rPr>
-              <w:t>UC San Diego</w:t>
-            </w:r>
-          </w:p>
-        </w:tc>
-        <w:tc>
-          <w:tcPr>
-            <w:tcW w:w="1000" w:type="pct"/>
-          </w:tcPr>
-          <w:p>
-            <w:pPr>
-              <w:pStyle w:val="Compact"/>
-              <w:rPr>
-                <w:sz w:val="19"/>
-              </w:rPr>
-            </w:pPr>
-            <w:r>
-              <w:rPr>
-                <w:b/>
-                <w:bCs/>
-                <w:sz w:val="19"/>
-              </w:rPr>
-              <w:t>$3.2B capital</w:t>
-            </w:r>
-            <w:r>
-              <w:rPr>
-                <w:sz w:val="19"/>
-              </w:rPr>
-              <w:t>; LRDP to 36.2M GSF by 2040</w:t>
-            </w:r>
-          </w:p>
-        </w:tc>
-        <w:tc>
-          <w:tcPr>
-            <w:tcW w:w="1000" w:type="pct"/>
-          </w:tcPr>
-          <w:p>
-            <w:pPr>
-              <w:pStyle w:val="Compact"/>
-              <w:rPr>
-                <w:sz w:val="19"/>
-              </w:rPr>
-            </w:pPr>
-            <w:r>
-              <w:rPr>
-                <w:b/>
-                <w:bCs/>
-                <w:sz w:val="19"/>
-              </w:rPr>
-              <w:t>CM/GC at-risk</w:t>
-            </w:r>
-            <w:r>
-              <w:rPr>
-                <w:sz w:val="19"/>
-              </w:rPr>
-              <w:t xml:space="preserve"> (McCarthy, DPR, Clark repeat)</w:t>
-            </w:r>
-          </w:p>
-        </w:tc>
-        <w:tc>
-          <w:tcPr>
-            <w:tcW w:w="1000" w:type="pct"/>
-          </w:tcPr>
-          <w:p>
-            <w:pPr>
-              <w:pStyle w:val="Compact"/>
-              <w:rPr>
-                <w:sz w:val="19"/>
-              </w:rPr>
-            </w:pPr>
-            <w:r>
-              <w:rPr>
-                <w:b/>
-                <w:bCs/>
-                <w:sz w:val="19"/>
-              </w:rPr>
-              <w:t>KPFF</w:t>
-            </w:r>
-            <w:r>
-              <w:rPr>
-                <w:sz w:val="19"/>
-              </w:rPr>
-              <w:t xml:space="preserve"> (MDLS Life Sciences); Coffman (civil, Ridge Walk)</w:t>
-            </w:r>
-          </w:p>
-        </w:tc>
-        <w:tc>
-          <w:tcPr>
-            <w:tcW w:w="1000" w:type="pct"/>
-          </w:tcPr>
-          <w:p>
-            <w:pPr>
-              <w:pStyle w:val="Compact"/>
-              <w:rPr>
-                <w:sz w:val="19"/>
-              </w:rPr>
-            </w:pPr>
-            <w:r>
-              <w:rPr>
-                <w:sz w:val="19"/>
-              </w:rPr>
-              <w:t xml:space="preserve">Hillcrest ($2.5–3B, </w:t>
-            </w:r>
-            <w:r>
-              <w:rPr>
-                <w:b/>
-                <w:bCs/>
-                <w:sz w:val="19"/>
-              </w:rPr>
-              <w:t>seismic/hospital-code by 2030</w:t>
-            </w:r>
-            <w:r>
-              <w:rPr>
-                <w:sz w:val="19"/>
-              </w:rPr>
-              <w:t>) + The Depot (seismic retrofit) = KOR’s heritage fit</w:t>
-            </w:r>
-          </w:p>
-        </w:tc>
-      </w:tr>
-      <w:tr>
-        <w:trPr>
-          <w:cantSplit/>
-        </w:trPr>
-        <w:tc>
-          <w:tcPr>
-            <w:tcW w:w="1000" w:type="pct"/>
-          </w:tcPr>
-          <w:p>
-            <w:pPr>
-              <w:pStyle w:val="Compact"/>
-              <w:rPr>
-                <w:sz w:val="19"/>
-              </w:rPr>
-            </w:pPr>
-            <w:r>
-              <w:rPr>
-                <w:b/>
-                <w:bCs/>
-                <w:sz w:val="19"/>
-              </w:rPr>
-              <w:t>City of San Diego CIP</w:t>
-            </w:r>
-          </w:p>
-        </w:tc>
-        <w:tc>
-          <w:tcPr>
-            <w:tcW w:w="1000" w:type="pct"/>
-          </w:tcPr>
-          <w:p>
-            <w:pPr>
-              <w:pStyle w:val="Compact"/>
-              <w:rPr>
-                <w:sz w:val="19"/>
-              </w:rPr>
-            </w:pPr>
-            <w:r>
-              <w:rPr>
-                <w:b/>
-                <w:bCs/>
-                <w:sz w:val="19"/>
-              </w:rPr>
-              <w:t>FY26 $843M</w:t>
-            </w:r>
-            <w:r>
-              <w:rPr>
-                <w:sz w:val="19"/>
-              </w:rPr>
-              <w:t>; 1,232 active projects; $466M to award</w:t>
-            </w:r>
-          </w:p>
-        </w:tc>
-        <w:tc>
-          <w:tcPr>
-            <w:tcW w:w="1000" w:type="pct"/>
-          </w:tcPr>
-          <w:p>
-            <w:pPr>
-              <w:pStyle w:val="Compact"/>
-              <w:rPr>
-                <w:sz w:val="19"/>
-              </w:rPr>
-            </w:pPr>
-            <w:r>
-              <w:rPr>
-                <w:sz w:val="19"/>
-              </w:rPr>
-              <w:t xml:space="preserve">Design-build / DBB / </w:t>
-            </w:r>
-            <w:r>
-              <w:rPr>
-                <w:b/>
-                <w:bCs/>
-                <w:sz w:val="19"/>
-              </w:rPr>
-              <w:t>JOC</w:t>
-            </w:r>
-          </w:p>
-        </w:tc>
-        <w:tc>
-          <w:tcPr>
-            <w:tcW w:w="1000" w:type="pct"/>
-          </w:tcPr>
-          <w:p>
-            <w:pPr>
-              <w:pStyle w:val="Compact"/>
-              <w:rPr>
-                <w:sz w:val="19"/>
-              </w:rPr>
-            </w:pPr>
-            <w:r>
-              <w:rPr>
-                <w:b/>
-                <w:bCs/>
-                <w:sz w:val="19"/>
-              </w:rPr>
-              <w:t>Moffatt &amp; Nichol</w:t>
-            </w:r>
-            <w:r>
-              <w:rPr>
-                <w:sz w:val="19"/>
-              </w:rPr>
-              <w:t xml:space="preserve"> (OB Pier — only named SE)</w:t>
-            </w:r>
-          </w:p>
-        </w:tc>
-        <w:tc>
-          <w:tcPr>
-            <w:tcW w:w="1000" w:type="pct"/>
-          </w:tcPr>
-          <w:p>
-            <w:pPr>
-              <w:pStyle w:val="Compact"/>
-              <w:rPr>
-                <w:sz w:val="19"/>
-              </w:rPr>
-            </w:pPr>
-            <w:r>
-              <w:rPr>
-                <w:sz w:val="19"/>
-              </w:rPr>
-              <w:t>Marine/civic; limited resi-SE fit</w:t>
-            </w:r>
-          </w:p>
-        </w:tc>
-      </w:tr>
-      <w:tr>
-        <w:trPr>
-          <w:cnfStyle w:val="000000100000" w:firstRow="0" w:lastRow="0" w:firstColumn="0" w:lastColumn="0" w:oddVBand="0" w:evenVBand="0" w:oddHBand="1" w:evenHBand="0" w:firstRowFirstColumn="0" w:firstRowLastColumn="0" w:lastRowFirstColumn="0" w:lastRowLastColumn="0"/>
-          <w:cantSplit/>
-        </w:trPr>
-        <w:tc>
-          <w:tcPr>
-            <w:tcW w:w="1000" w:type="pct"/>
-          </w:tcPr>
-          <w:p>
-            <w:pPr>
-              <w:pStyle w:val="Compact"/>
-              <w:rPr>
-                <w:sz w:val="19"/>
-              </w:rPr>
-            </w:pPr>
-            <w:r>
-              <w:rPr>
-                <w:b/>
-                <w:bCs/>
-                <w:sz w:val="19"/>
-              </w:rPr>
-              <w:t>City Affordable (Bridge to Home)</w:t>
-            </w:r>
-          </w:p>
-        </w:tc>
-        <w:tc>
-          <w:tcPr>
-            <w:tcW w:w="1000" w:type="pct"/>
-          </w:tcPr>
-          <w:p>
-            <w:pPr>
-              <w:pStyle w:val="Compact"/>
-              <w:rPr>
-                <w:sz w:val="19"/>
-              </w:rPr>
-            </w:pPr>
-            <w:r>
-              <w:rPr>
-                <w:sz w:val="19"/>
-              </w:rPr>
-              <w:t>$123M / 28 projects / 2,676u</w:t>
-            </w:r>
-          </w:p>
-        </w:tc>
-        <w:tc>
-          <w:tcPr>
-            <w:tcW w:w="1000" w:type="pct"/>
-          </w:tcPr>
-          <w:p>
-            <w:pPr>
-              <w:pStyle w:val="Compact"/>
-              <w:rPr>
-                <w:sz w:val="19"/>
-              </w:rPr>
-            </w:pPr>
-            <w:r>
-              <w:rPr>
-                <w:sz w:val="19"/>
-              </w:rPr>
-              <w:t>Developer-procured</w:t>
-            </w:r>
-          </w:p>
-        </w:tc>
-        <w:tc>
-          <w:tcPr>
-            <w:tcW w:w="1000" w:type="pct"/>
-          </w:tcPr>
-          <w:p>
-            <w:pPr>
-              <w:pStyle w:val="Compact"/>
-              <w:rPr>
-                <w:sz w:val="19"/>
-              </w:rPr>
-            </w:pPr>
-            <w:r>
-              <w:rPr>
-                <w:sz w:val="19"/>
-              </w:rPr>
-              <w:t>None (developers pick SE)</w:t>
-            </w:r>
-          </w:p>
-        </w:tc>
-        <w:tc>
-          <w:tcPr>
-            <w:tcW w:w="1000" w:type="pct"/>
-          </w:tcPr>
-          <w:p>
-            <w:pPr>
-              <w:pStyle w:val="Compact"/>
-              <w:rPr>
-                <w:sz w:val="19"/>
-              </w:rPr>
-            </w:pPr>
-            <w:r>
-              <w:rPr>
-                <w:sz w:val="19"/>
-              </w:rPr>
-              <w:t>Reach via Wakeland/Chelsea</w:t>
-            </w:r>
-          </w:p>
-        </w:tc>
-      </w:tr>
-      <w:tr>
-        <w:trPr>
-          <w:cantSplit/>
-        </w:trPr>
-        <w:tc>
-          <w:tcPr>
-            <w:tcW w:w="1000" w:type="pct"/>
-          </w:tcPr>
-          <w:p>
-            <w:pPr>
-              <w:pStyle w:val="Compact"/>
-              <w:rPr>
-                <w:sz w:val="19"/>
-              </w:rPr>
-            </w:pPr>
-            <w:r>
-              <w:rPr>
-                <w:b/>
-                <w:bCs/>
-                <w:sz w:val="19"/>
-              </w:rPr>
-              <w:t>San Diego Housing Commission</w:t>
-            </w:r>
-          </w:p>
-        </w:tc>
-        <w:tc>
-          <w:tcPr>
-            <w:tcW w:w="1000" w:type="pct"/>
-          </w:tcPr>
-          <w:p>
-            <w:pPr>
-              <w:pStyle w:val="Compact"/>
-              <w:rPr>
-                <w:sz w:val="19"/>
-              </w:rPr>
-            </w:pPr>
-            <w:r>
-              <w:rPr>
-                <w:sz w:val="19"/>
-              </w:rPr>
-              <w:t>~$382M assets; $474M bonds</w:t>
-            </w:r>
-          </w:p>
-        </w:tc>
-        <w:tc>
-          <w:tcPr>
-            <w:tcW w:w="1000" w:type="pct"/>
-          </w:tcPr>
-          <w:p>
-            <w:pPr>
-              <w:pStyle w:val="Compact"/>
-              <w:rPr>
-                <w:sz w:val="19"/>
-              </w:rPr>
-            </w:pPr>
-            <w:r>
-              <w:rPr>
-                <w:sz w:val="19"/>
-              </w:rPr>
-              <w:t>Developer-procured</w:t>
-            </w:r>
-          </w:p>
-        </w:tc>
-        <w:tc>
-          <w:tcPr>
-            <w:tcW w:w="1000" w:type="pct"/>
-          </w:tcPr>
-          <w:p>
-            <w:pPr>
-              <w:pStyle w:val="Compact"/>
-              <w:rPr>
-                <w:sz w:val="19"/>
-              </w:rPr>
-            </w:pPr>
-            <w:r>
-              <w:rPr>
-                <w:sz w:val="19"/>
-              </w:rPr>
-              <w:t>None</w:t>
-            </w:r>
-          </w:p>
-        </w:tc>
-        <w:tc>
-          <w:tcPr>
-            <w:tcW w:w="1000" w:type="pct"/>
-          </w:tcPr>
-          <w:p>
-            <w:pPr>
-              <w:pStyle w:val="Compact"/>
-              <w:rPr>
-                <w:sz w:val="19"/>
-              </w:rPr>
-            </w:pPr>
-            <w:r>
-              <w:rPr>
-                <w:sz w:val="19"/>
-              </w:rPr>
-              <w:t>Same — target the developers</w:t>
-            </w:r>
-          </w:p>
-        </w:tc>
-      </w:tr>
-      <w:tr>
-        <w:trPr>
-          <w:cnfStyle w:val="000000100000" w:firstRow="0" w:lastRow="0" w:firstColumn="0" w:lastColumn="0" w:oddVBand="0" w:evenVBand="0" w:oddHBand="1" w:evenHBand="0" w:firstRowFirstColumn="0" w:firstRowLastColumn="0" w:lastRowFirstColumn="0" w:lastRowLastColumn="0"/>
-          <w:cantSplit/>
-        </w:trPr>
-        <w:tc>
-          <w:tcPr>
-            <w:tcW w:w="1000" w:type="pct"/>
-          </w:tcPr>
-          <w:p>
-            <w:pPr>
-              <w:pStyle w:val="Compact"/>
-              <w:rPr>
-                <w:sz w:val="19"/>
-              </w:rPr>
-            </w:pPr>
-            <w:r>
-              <w:rPr>
-                <w:b/>
-                <w:bCs/>
-                <w:sz w:val="19"/>
-              </w:rPr>
-              <w:t>SDUSD</w:t>
-            </w:r>
-          </w:p>
-        </w:tc>
-        <w:tc>
-          <w:tcPr>
-            <w:tcW w:w="1000" w:type="pct"/>
-          </w:tcPr>
-          <w:p>
-            <w:pPr>
-              <w:pStyle w:val="Compact"/>
-              <w:rPr>
-                <w:sz w:val="19"/>
-              </w:rPr>
-            </w:pPr>
-            <w:r>
-              <w:rPr>
-                <w:b/>
-                <w:bCs/>
-                <w:sz w:val="19"/>
-              </w:rPr>
-              <w:t>$13B+ across 4 bonds</w:t>
-            </w:r>
-            <w:r>
-              <w:rPr>
-                <w:sz w:val="19"/>
-              </w:rPr>
-              <w:t xml:space="preserve"> ($2.6B unspent; Measure U $3.2B)</w:t>
-            </w:r>
-          </w:p>
-        </w:tc>
-        <w:tc>
-          <w:tcPr>
-            <w:tcW w:w="1000" w:type="pct"/>
-          </w:tcPr>
-          <w:p>
-            <w:pPr>
-              <w:pStyle w:val="Compact"/>
-              <w:rPr>
-                <w:sz w:val="19"/>
-              </w:rPr>
-            </w:pPr>
-            <w:r>
-              <w:rPr>
-                <w:b/>
-                <w:bCs/>
-                <w:sz w:val="19"/>
-              </w:rPr>
-              <w:t>Lease-Leaseback</w:t>
-            </w:r>
-            <w:r>
-              <w:rPr>
-                <w:sz w:val="19"/>
-              </w:rPr>
-              <w:t xml:space="preserve"> </w:t>
-            </w:r>
-            <w:r>
-              <w:rPr>
-                <w:sz w:val="19"/>
-              </w:rPr>
-              <w:t>(target the LLB GC, e.g. Turner)</w:t>
-            </w:r>
-          </w:p>
-        </w:tc>
-        <w:tc>
-          <w:tcPr>
-            <w:tcW w:w="1000" w:type="pct"/>
-          </w:tcPr>
-          <w:p>
-            <w:pPr>
-              <w:pStyle w:val="Compact"/>
-              <w:rPr>
-                <w:sz w:val="19"/>
-              </w:rPr>
-            </w:pPr>
-            <w:r>
-              <w:rPr>
-                <w:sz w:val="19"/>
-              </w:rPr>
-              <w:t>None named</w:t>
-            </w:r>
-          </w:p>
-        </w:tc>
-        <w:tc>
-          <w:tcPr>
-            <w:tcW w:w="1000" w:type="pct"/>
-          </w:tcPr>
-          <w:p>
-            <w:pPr>
-              <w:pStyle w:val="Compact"/>
-              <w:rPr>
-                <w:sz w:val="19"/>
-              </w:rPr>
-            </w:pPr>
-            <w:r>
-              <w:rPr>
-                <w:sz w:val="19"/>
-              </w:rPr>
-              <w:t>DSA credential required; reach via LLB GCs</w:t>
-            </w:r>
-          </w:p>
-        </w:tc>
-      </w:tr>
-      <w:tr>
-        <w:trPr>
-          <w:cantSplit/>
-        </w:trPr>
-        <w:tc>
-          <w:tcPr>
-            <w:tcW w:w="1000" w:type="pct"/>
-          </w:tcPr>
-          <w:p>
-            <w:pPr>
-              <w:pStyle w:val="Compact"/>
-              <w:rPr>
-                <w:sz w:val="19"/>
-              </w:rPr>
-            </w:pPr>
-            <w:r>
-              <w:rPr>
-                <w:b/>
-                <w:bCs/>
-                <w:sz w:val="19"/>
-              </w:rPr>
-              <w:t>SDSU</w:t>
-            </w:r>
-          </w:p>
-        </w:tc>
-        <w:tc>
-          <w:tcPr>
-            <w:tcW w:w="1000" w:type="pct"/>
-          </w:tcPr>
-          <w:p>
-            <w:pPr>
-              <w:pStyle w:val="Compact"/>
-              <w:rPr>
-                <w:sz w:val="19"/>
-              </w:rPr>
-            </w:pPr>
-            <w:r>
-              <w:rPr>
-                <w:sz w:val="19"/>
-              </w:rPr>
-              <w:t xml:space="preserve">Evolve $1B (3,640 beds, </w:t>
-            </w:r>
-            <w:r>
-              <w:rPr>
-                <w:b/>
-                <w:bCs/>
-                <w:sz w:val="19"/>
-              </w:rPr>
-              <w:t>mass-timber</w:t>
-            </w:r>
-            <w:r>
-              <w:rPr>
-                <w:sz w:val="19"/>
-              </w:rPr>
-              <w:t>); Life Sciences $150M; Mission Valley</w:t>
-            </w:r>
-          </w:p>
-        </w:tc>
-        <w:tc>
-          <w:tcPr>
-            <w:tcW w:w="1000" w:type="pct"/>
-          </w:tcPr>
-          <w:p>
-            <w:pPr>
-              <w:pStyle w:val="Compact"/>
-              <w:rPr>
-                <w:sz w:val="19"/>
-              </w:rPr>
-            </w:pPr>
-            <w:r>
-              <w:rPr>
-                <w:sz w:val="19"/>
-              </w:rPr>
-              <w:t>Design-build (Evolve), CM-at-risk</w:t>
-            </w:r>
-          </w:p>
-        </w:tc>
-        <w:tc>
-          <w:tcPr>
-            <w:tcW w:w="1000" w:type="pct"/>
-          </w:tcPr>
-          <w:p>
-            <w:pPr>
-              <w:pStyle w:val="Compact"/>
-              <w:rPr>
-                <w:sz w:val="19"/>
-              </w:rPr>
-            </w:pPr>
-            <w:r>
-              <w:rPr>
-                <w:b/>
-                <w:bCs/>
-                <w:sz w:val="19"/>
-              </w:rPr>
-              <w:t>UNVERIFIED</w:t>
-            </w:r>
-            <w:r>
-              <w:rPr>
-                <w:sz w:val="19"/>
-              </w:rPr>
-              <w:t xml:space="preserve"> all</w:t>
-            </w:r>
-          </w:p>
-        </w:tc>
-        <w:tc>
-          <w:tcPr>
-            <w:tcW w:w="1000" w:type="pct"/>
-          </w:tcPr>
-          <w:p>
-            <w:pPr>
-              <w:pStyle w:val="Compact"/>
-              <w:rPr>
-                <w:sz w:val="19"/>
-              </w:rPr>
-            </w:pPr>
-            <w:r>
-              <w:rPr>
-                <w:sz w:val="19"/>
-              </w:rPr>
-              <w:t>Mass-timber + housing fit; reach via Swinerton DB team</w:t>
-            </w:r>
-          </w:p>
-        </w:tc>
-      </w:tr>
-      <w:tr>
-        <w:trPr>
-          <w:cnfStyle w:val="000000100000" w:firstRow="0" w:lastRow="0" w:firstColumn="0" w:lastColumn="0" w:oddVBand="0" w:evenVBand="0" w:oddHBand="1" w:evenHBand="0" w:firstRowFirstColumn="0" w:firstRowLastColumn="0" w:lastRowFirstColumn="0" w:lastRowLastColumn="0"/>
-          <w:cantSplit/>
-        </w:trPr>
-        <w:tc>
-          <w:tcPr>
-            <w:tcW w:w="1000" w:type="pct"/>
-          </w:tcPr>
-          <w:p>
-            <w:pPr>
-              <w:pStyle w:val="Compact"/>
-              <w:rPr>
-                <w:sz w:val="19"/>
-              </w:rPr>
-            </w:pPr>
-            <w:r>
-              <w:rPr>
-                <w:b/>
-                <w:bCs/>
-                <w:sz w:val="19"/>
-              </w:rPr>
-              <w:t>County of San Diego</w:t>
-            </w:r>
-          </w:p>
-        </w:tc>
-        <w:tc>
-          <w:tcPr>
-            <w:tcW w:w="1000" w:type="pct"/>
-          </w:tcPr>
-          <w:p>
-            <w:pPr>
-              <w:pStyle w:val="Compact"/>
-              <w:rPr>
-                <w:sz w:val="19"/>
-              </w:rPr>
-            </w:pPr>
-            <w:r>
-              <w:rPr>
-                <w:sz w:val="19"/>
-              </w:rPr>
-              <w:t>$9.1B total budget (FY26-27); building work modest</w:t>
-            </w:r>
-          </w:p>
-        </w:tc>
-        <w:tc>
-          <w:tcPr>
-            <w:tcW w:w="1000" w:type="pct"/>
-          </w:tcPr>
-          <w:p>
-            <w:pPr>
-              <w:pStyle w:val="Compact"/>
-              <w:rPr>
-                <w:sz w:val="19"/>
-              </w:rPr>
-            </w:pPr>
-            <w:r>
-              <w:rPr>
-                <w:sz w:val="19"/>
-              </w:rPr>
-              <w:t>Not specified</w:t>
-            </w:r>
-          </w:p>
-        </w:tc>
-        <w:tc>
-          <w:tcPr>
-            <w:tcW w:w="1000" w:type="pct"/>
-          </w:tcPr>
-          <w:p>
-            <w:pPr>
-              <w:pStyle w:val="Compact"/>
-              <w:rPr>
-                <w:sz w:val="19"/>
-              </w:rPr>
-            </w:pPr>
-            <w:r>
-              <w:rPr>
-                <w:sz w:val="19"/>
-              </w:rPr>
-              <w:t>None</w:t>
-            </w:r>
-          </w:p>
-        </w:tc>
-        <w:tc>
-          <w:tcPr>
-            <w:tcW w:w="1000" w:type="pct"/>
-          </w:tcPr>
-          <w:p>
-            <w:pPr>
-              <w:pStyle w:val="Compact"/>
-              <w:rPr>
-                <w:sz w:val="19"/>
-              </w:rPr>
-            </w:pPr>
-            <w:r>
-              <w:rPr>
-                <w:sz w:val="19"/>
-              </w:rPr>
-              <w:t>Lower building-SE volume</w:t>
-            </w:r>
-          </w:p>
-        </w:tc>
-      </w:tr>
-      <w:tr>
-        <w:trPr>
-          <w:cantSplit/>
-        </w:trPr>
-        <w:tc>
-          <w:tcPr>
-            <w:tcW w:w="1000" w:type="pct"/>
-          </w:tcPr>
-          <w:p>
-            <w:pPr>
-              <w:pStyle w:val="Compact"/>
-              <w:rPr>
-                <w:sz w:val="19"/>
-              </w:rPr>
-            </w:pPr>
-            <w:r>
-              <w:rPr>
-                <w:b/>
-                <w:bCs/>
-                <w:sz w:val="19"/>
-              </w:rPr>
-              <w:t>NAVFAC Southwest</w:t>
-            </w:r>
-          </w:p>
-        </w:tc>
-        <w:tc>
-          <w:tcPr>
-            <w:tcW w:w="1000" w:type="pct"/>
-          </w:tcPr>
-          <w:p>
-            <w:pPr>
-              <w:pStyle w:val="Compact"/>
-              <w:rPr>
-                <w:sz w:val="19"/>
-              </w:rPr>
-            </w:pPr>
-            <w:r>
-              <w:rPr>
-                <w:sz w:val="19"/>
-              </w:rPr>
-              <w:t>$3B General IDIQ (8 holders, 90% CA work) + $750M Waterfront MACC; FY26 Navy/USMC MILCON $3.8B</w:t>
-            </w:r>
-          </w:p>
-        </w:tc>
-        <w:tc>
-          <w:tcPr>
-            <w:tcW w:w="1000" w:type="pct"/>
-          </w:tcPr>
-          <w:p>
-            <w:pPr>
-              <w:pStyle w:val="Compact"/>
-              <w:rPr>
-                <w:sz w:val="19"/>
-              </w:rPr>
-            </w:pPr>
-            <w:r>
-              <w:rPr>
-                <w:b/>
-                <w:bCs/>
-                <w:sz w:val="19"/>
-              </w:rPr>
-              <w:t>Design-build, MACC/IDIQ task orders</w:t>
-            </w:r>
-          </w:p>
-        </w:tc>
-        <w:tc>
-          <w:tcPr>
-            <w:tcW w:w="1000" w:type="pct"/>
-          </w:tcPr>
-          <w:p>
-            <w:pPr>
-              <w:pStyle w:val="Compact"/>
-              <w:rPr>
-                <w:sz w:val="19"/>
-              </w:rPr>
-            </w:pPr>
-            <w:r>
-              <w:rPr>
-                <w:sz w:val="19"/>
-              </w:rPr>
-              <w:t>Michael Baker (P-315 A-E)</w:t>
-            </w:r>
-          </w:p>
-        </w:tc>
-        <w:tc>
-          <w:tcPr>
-            <w:tcW w:w="1000" w:type="pct"/>
-          </w:tcPr>
-          <w:p>
-            <w:pPr>
-              <w:pStyle w:val="Compact"/>
-              <w:rPr>
-                <w:sz w:val="19"/>
-              </w:rPr>
-            </w:pPr>
-            <w:r>
-              <w:rPr>
-                <w:sz w:val="19"/>
-              </w:rPr>
-              <w:t xml:space="preserve">Sub-to-IDIQ-prime ONLY — 8 holders: Clark, Gilbane, </w:t>
-            </w:r>
-            <w:r>
-              <w:rPr>
-                <w:b/>
-                <w:bCs/>
-                <w:sz w:val="19"/>
-              </w:rPr>
-              <w:t>Harper (SD)</w:t>
-            </w:r>
-            <w:r>
-              <w:rPr>
-                <w:sz w:val="19"/>
-              </w:rPr>
-              <w:t xml:space="preserve">, Hensel Phelps, R.A. Burch, </w:t>
-            </w:r>
-            <w:r>
-              <w:rPr>
-                <w:b/>
-                <w:bCs/>
-                <w:sz w:val="19"/>
-              </w:rPr>
-              <w:t>RQ (Carlsbad)</w:t>
-            </w:r>
-            <w:r>
-              <w:rPr>
-                <w:sz w:val="19"/>
-              </w:rPr>
-              <w:t>, Tutor Perini, Walsh</w:t>
-            </w:r>
-          </w:p>
-        </w:tc>
-      </w:tr>
-      <w:tr>
-        <w:trPr>
-          <w:cnfStyle w:val="000000100000" w:firstRow="0" w:lastRow="0" w:firstColumn="0" w:lastColumn="0" w:oddVBand="0" w:evenVBand="0" w:oddHBand="1" w:evenHBand="0" w:firstRowFirstColumn="0" w:firstRowLastColumn="0" w:lastRowFirstColumn="0" w:lastRowLastColumn="0"/>
-          <w:cantSplit/>
-        </w:trPr>
-        <w:tc>
-          <w:tcPr>
-            <w:tcW w:w="1000" w:type="pct"/>
-          </w:tcPr>
-          <w:p>
-            <w:pPr>
-              <w:pStyle w:val="Compact"/>
-              <w:rPr>
-                <w:sz w:val="19"/>
-              </w:rPr>
-            </w:pPr>
-            <w:r>
-              <w:rPr>
-                <w:b/>
-                <w:bCs/>
-                <w:sz w:val="19"/>
-              </w:rPr>
-              <w:t>Port of San Diego</w:t>
-            </w:r>
-          </w:p>
-        </w:tc>
-        <w:tc>
-          <w:tcPr>
-            <w:tcW w:w="1000" w:type="pct"/>
-          </w:tcPr>
-          <w:p>
-            <w:pPr>
-              <w:pStyle w:val="Compact"/>
-              <w:rPr>
-                <w:sz w:val="19"/>
-              </w:rPr>
-            </w:pPr>
-            <w:r>
-              <w:rPr>
-                <w:sz w:val="19"/>
-              </w:rPr>
-              <w:t>Chula Vista Bayfront / Gaylord ($1.35B); Tenth Ave Terminal ($227M+)</w:t>
-            </w:r>
-          </w:p>
-        </w:tc>
-        <w:tc>
-          <w:tcPr>
-            <w:tcW w:w="1000" w:type="pct"/>
-          </w:tcPr>
-          <w:p>
-            <w:pPr>
-              <w:pStyle w:val="Compact"/>
-              <w:rPr>
-                <w:sz w:val="19"/>
-              </w:rPr>
-            </w:pPr>
-            <w:r>
-              <w:rPr>
-                <w:sz w:val="19"/>
-              </w:rPr>
-              <w:t>Port Public Works</w:t>
-            </w:r>
-          </w:p>
-        </w:tc>
-        <w:tc>
-          <w:tcPr>
-            <w:tcW w:w="1000" w:type="pct"/>
-          </w:tcPr>
-          <w:p>
-            <w:pPr>
-              <w:pStyle w:val="Compact"/>
-              <w:rPr>
-                <w:sz w:val="19"/>
-              </w:rPr>
-            </w:pPr>
-            <w:r>
-              <w:rPr>
-                <w:sz w:val="19"/>
-              </w:rPr>
-              <w:t>None named</w:t>
-            </w:r>
-          </w:p>
-        </w:tc>
-        <w:tc>
-          <w:tcPr>
-            <w:tcW w:w="1000" w:type="pct"/>
-          </w:tcPr>
-          <w:p>
-            <w:pPr>
-              <w:pStyle w:val="Compact"/>
-              <w:rPr>
-                <w:sz w:val="19"/>
-              </w:rPr>
-            </w:pPr>
-            <w:r>
-              <w:rPr>
-                <w:sz w:val="19"/>
-              </w:rPr>
-              <w:t>Marine/civic; limited fit</w:t>
-            </w:r>
-          </w:p>
-        </w:tc>
-      </w:tr>
-    </w:tbl>
-    <w:p>
-      <w:r>
-        <w:pict w14:anchorId="47319AFC">
+      <w:r>
+        <w:pict w14:anchorId="68CC7787">
           <v:rect id="_x0000_i1030" style="width:0;height:1.5pt" o:hralign="center" o:hrstd="t" o:hr="t"/>
         </w:pict>
       </w:r>
@@ -8724,276 +8899,6 @@
       <w:bookmarkStart w:id="22" w:name="honest-read-of-kors-current-sd-position"/>
       <w:r>
         <w:t>5.1 Honest read of KOR’s current SD position</w:t>
-      </w:r>
-    </w:p>
-    <w:p>
-      <w:pPr>
-        <w:pStyle w:val="Compact"/>
-        <w:numPr>
-          <w:ilvl w:val="0"/>
-          <w:numId w:val="12"/>
-        </w:numPr>
-      </w:pPr>
-      <w:r>
-        <w:rPr>
-          <w:b/>
-          <w:bCs/>
-        </w:rPr>
-        <w:t>Two real footholds, not zero:</w:t>
-      </w:r>
-      <w:r>
-        <w:t xml:space="preserve"> KOR is the </w:t>
-      </w:r>
-      <w:r>
-        <w:rPr>
-          <w:b/>
-          <w:bCs/>
-        </w:rPr>
-        <w:t>confirmed SE-of-record on The Lindley</w:t>
-      </w:r>
-      <w:r>
-        <w:t xml:space="preserve"> (37-story JWDA tower, completed 2025) — a blue-chip, verifiable SD high-rise credential — and is </w:t>
-      </w:r>
-      <w:r>
-        <w:rPr>
-          <w:b/>
-          <w:bCs/>
-        </w:rPr>
-        <w:t>on DBRDS’s structural bid list</w:t>
-      </w:r>
-      <w:r>
-        <w:t xml:space="preserve"> (warm hospitality/multifamily architect).</w:t>
-      </w:r>
-    </w:p>
-    <w:p>
-      <w:pPr>
-        <w:pStyle w:val="Compact"/>
-        <w:numPr>
-          <w:ilvl w:val="0"/>
-          <w:numId w:val="12"/>
-        </w:numPr>
-      </w:pPr>
-      <w:r>
-        <w:rPr>
-          <w:b/>
-          <w:bCs/>
-        </w:rPr>
-        <w:t>The incumbent reality:</w:t>
-      </w:r>
-      <w:r>
-        <w:t xml:space="preserve"> KPFF is the firm KOR will most often displace — named SE for DBRDS, Carrier Johnson, and Safdie Rabines, and the largest structural team in the market. DCI owns downtown concrete resi towers. KOR cannot win on scale.</w:t>
-      </w:r>
-    </w:p>
-    <w:p>
-      <w:pPr>
-        <w:pStyle w:val="Compact"/>
-        <w:numPr>
-          <w:ilvl w:val="0"/>
-          <w:numId w:val="12"/>
-        </w:numPr>
-      </w:pPr>
-      <w:r>
-        <w:rPr>
-          <w:b/>
-          <w:bCs/>
-        </w:rPr>
-        <w:t>No SD track record in most segments</w:t>
-      </w:r>
-      <w:r>
-        <w:t xml:space="preserve"> — but The Lindley + a Vancouver-developer-residential pedigree + mass-timber/seismic depth are genuine, transferable assets.</w:t>
-      </w:r>
-    </w:p>
-    <w:p>
-      <w:pPr>
-        <w:pStyle w:val="Compact"/>
-        <w:numPr>
-          <w:ilvl w:val="0"/>
-          <w:numId w:val="12"/>
-        </w:numPr>
-      </w:pPr>
-      <w:r>
-        <w:rPr>
-          <w:b/>
-          <w:bCs/>
-        </w:rPr>
-        <w:t>The Glotman Simpson wedge (sharpened by the deep-hone — KOR’s cleanest displacement vector):</w:t>
-      </w:r>
-      <w:r>
-        <w:t xml:space="preserve"> Bosa and Pinnacle import </w:t>
-      </w:r>
-      <w:r>
-        <w:rPr>
-          <w:b/>
-          <w:bCs/>
-        </w:rPr>
-        <w:t>Glotman Simpson</w:t>
-      </w:r>
-      <w:r>
-        <w:t xml:space="preserve"> for their SD towers. Glotman has an </w:t>
-      </w:r>
-      <w:r>
-        <w:rPr>
-          <w:b/>
-          <w:bCs/>
-        </w:rPr>
-        <w:t>LA office but NO San Diego office</w:t>
-      </w:r>
-      <w:r>
-        <w:t xml:space="preserve">, and has served </w:t>
-      </w:r>
-      <w:r>
-        <w:rPr>
-          <w:b/>
-          <w:bCs/>
-        </w:rPr>
-        <w:t>~50 SD high-rises remotely from Vancouver/LA</w:t>
-      </w:r>
-      <w:r>
-        <w:t xml:space="preserve">. That is the one major rival genuinely lacking SD boots — unlike </w:t>
-      </w:r>
-      <w:r>
-        <w:rPr>
-          <w:b/>
-          <w:bCs/>
-        </w:rPr>
-        <w:t>KPFF (SD office since 1994) and DCI (SD office since 2001)</w:t>
-      </w:r>
-      <w:r>
-        <w:t xml:space="preserve">, which are </w:t>
-      </w:r>
-      <w:r>
-        <w:rPr>
-          <w:i/>
-          <w:iCs/>
-        </w:rPr>
-        <w:t>local</w:t>
-      </w:r>
-      <w:r>
-        <w:t xml:space="preserve"> incumbents that must be displaced on principal-attention/sector grounds, not presence. Pitch Bosa SD / Pinnacle SD before they auto-dial Vancouver. </w:t>
-      </w:r>
-      <w:r>
-        <w:rPr>
-          <w:i/>
-          <w:iCs/>
-        </w:rPr>
-        <w:t xml:space="preserve">(Caveat: Glotman is already pursuing CA — Seaport </w:t>
-      </w:r>
-      <w:r>
-        <w:rPr>
-          <w:i/>
-          <w:iCs/>
-        </w:rPr>
-        <w:t>SD team + an LA mass-timber project — so speed matters; the mass-timber niche is open now but won’t stay open.)</w:t>
-      </w:r>
-    </w:p>
-    <w:p>
-      <w:pPr>
-        <w:pStyle w:val="Compact"/>
-        <w:numPr>
-          <w:ilvl w:val="0"/>
-          <w:numId w:val="12"/>
-        </w:numPr>
-      </w:pPr>
-      <w:r>
-        <w:rPr>
-          <w:b/>
-          <w:bCs/>
-        </w:rPr>
-        <w:t>Licensing gate (must confirm before any pursuit):</w:t>
-      </w:r>
-      <w:r>
-        <w:t xml:space="preserve"> All SD work requires a </w:t>
-      </w:r>
-      <w:r>
-        <w:rPr>
-          <w:b/>
-          <w:bCs/>
-        </w:rPr>
-        <w:t>California-licensed SE</w:t>
-      </w:r>
-      <w:r>
-        <w:t xml:space="preserve"> </w:t>
-      </w:r>
-      <w:r>
-        <w:t xml:space="preserve">(or CA Civil PE with SE authorization for lower-seismic structures). Civic/K-12 work additionally requires </w:t>
-      </w:r>
-      <w:r>
-        <w:rPr>
-          <w:b/>
-          <w:bCs/>
-        </w:rPr>
-        <w:t>DSA</w:t>
-      </w:r>
-      <w:r>
-        <w:t xml:space="preserve"> approval; acute-care healthcare requires </w:t>
-      </w:r>
-      <w:r>
-        <w:rPr>
-          <w:b/>
-          <w:bCs/>
-        </w:rPr>
-        <w:t>HCAI/OSHPD</w:t>
-      </w:r>
-      <w:r>
-        <w:t>. NAVFAC/military requires teaming with one of the 8 IDIQ prime GCs (and clearance readiness on some projects). KOR’s CA registration status should be confirmed as step one — it gates everything below.</w:t>
-      </w:r>
-    </w:p>
-    <w:p>
-      <w:pPr>
-        <w:pStyle w:val="Compact"/>
-        <w:numPr>
-          <w:ilvl w:val="0"/>
-          <w:numId w:val="12"/>
-        </w:numPr>
-      </w:pPr>
-      <w:r>
-        <w:rPr>
-          <w:b/>
-          <w:bCs/>
-        </w:rPr>
-        <w:t>1650 Hotel Circle — VERIFY THE ADDRESS:</w:t>
-      </w:r>
-      <w:r>
-        <w:t xml:space="preserve"> Public records show an active 12-story mixed-use SDP at </w:t>
-      </w:r>
-      <w:r>
-        <w:rPr>
-          <w:b/>
-          <w:bCs/>
-        </w:rPr>
-        <w:t>1650 Hotel Circle NORTH</w:t>
-      </w:r>
-      <w:r>
-        <w:t xml:space="preserve"> (149 units, filed Mar-2025, developer/architect unnamed in the notice). </w:t>
-      </w:r>
-      <w:r>
-        <w:rPr>
-          <w:b/>
-          <w:bCs/>
-        </w:rPr>
-        <w:t>No active project verified at 1650 Hotel Circle SOUTH.</w:t>
-      </w:r>
-      <w:r>
-        <w:t xml:space="preserve"> </w:t>
-      </w:r>
-      <w:r>
-        <w:rPr>
-          <w:rStyle w:val="VerbatimChar"/>
-        </w:rPr>
-        <w:t>[UNVERIFIED]</w:t>
-      </w:r>
-      <w:r>
-        <w:t xml:space="preserve"> Confirm the address and the DBRDS connection with the referral source before the trip — this is the stated SD beachhead and the data does not cleanly corroborate it.</w:t>
-      </w:r>
-    </w:p>
-    <w:p>
-      <w:pPr>
-        <w:pStyle w:val="Heading3"/>
-      </w:pPr>
-      <w:bookmarkStart w:id="23" w:name="where-to-play-priority-segments"/>
-      <w:bookmarkEnd w:id="22"/>
-      <w:r>
-        <w:t>5.2 Where to play (priority segments)</w:t>
       </w:r>
     </w:p>
     <w:p>
@@ -9009,10 +8914,30 @@
           <w:b/>
           <w:bCs/>
         </w:rPr>
-        <w:t>Developer-residential mid-rise podium (5–8 story wood-over-concrete)</w:t>
-      </w:r>
-      <w:r>
-        <w:t xml:space="preserve"> — KOR’s BC core competency; fragmented field below KPFF (institutional) and DCI (concrete trophy towers). The highest-volume, lowest-resistance entry.</w:t>
+        <w:t>Two real footholds, not zero:</w:t>
+      </w:r>
+      <w:r>
+        <w:t xml:space="preserve"> KOR is the </w:t>
+      </w:r>
+      <w:r>
+        <w:rPr>
+          <w:b/>
+          <w:bCs/>
+        </w:rPr>
+        <w:t>confirmed SE-of-record on The Lindley</w:t>
+      </w:r>
+      <w:r>
+        <w:t xml:space="preserve"> (37-story JWDA tower, completed 2025) — a blue-chip, verifiable SD high-rise credential — and is </w:t>
+      </w:r>
+      <w:r>
+        <w:rPr>
+          <w:b/>
+          <w:bCs/>
+        </w:rPr>
+        <w:t>on DBRDS’s structural bid list</w:t>
+      </w:r>
+      <w:r>
+        <w:t xml:space="preserve"> (warm hospitality/multifamily architect).</w:t>
       </w:r>
     </w:p>
     <w:p>
@@ -9028,10 +8953,10 @@
           <w:b/>
           <w:bCs/>
         </w:rPr>
-        <w:t>Mass timber / CLT</w:t>
-      </w:r>
-      <w:r>
-        <w:t xml:space="preserve"> — open niche, no SD incumbent; CALGreen 2025 embodied-carbon mandate makes it structurally relevant on every ≥50k sf project; BC is North America’s most advanced MT market; Kalesnikoff (BC supplier on Niima Outpost) is a ready relationship bridge.</w:t>
+        <w:t>The incumbent reality:</w:t>
+      </w:r>
+      <w:r>
+        <w:t xml:space="preserve"> KPFF is the firm KOR will most often displace — named SE for DBRDS, Carrier Johnson, and Safdie Rabines, and the largest structural team in the market. DCI owns downtown concrete resi towers. KOR cannot win on scale.</w:t>
       </w:r>
     </w:p>
     <w:p>
@@ -9047,10 +8972,10 @@
           <w:b/>
           <w:bCs/>
         </w:rPr>
-        <w:t>Boutique/mid-size hospitality</w:t>
-      </w:r>
-      <w:r>
-        <w:t xml:space="preserve"> — via DBRDS, where KPFF’s lock is on the large/gaming end, not Margot-scale.</w:t>
+        <w:t>No SD track record in most segments</w:t>
+      </w:r>
+      <w:r>
+        <w:t xml:space="preserve"> — but The Lindley + a Vancouver-developer-residential pedigree + mass-timber/seismic depth are genuine, transferable assets.</w:t>
       </w:r>
     </w:p>
     <w:p>
@@ -9066,20 +8991,181 @@
           <w:b/>
           <w:bCs/>
         </w:rPr>
-        <w:t>Seismic retrofit / soft-story residential</w:t>
-      </w:r>
-      <w:r>
-        <w:t xml:space="preserve"> — Degenkolb is thin locally; City of SD has a retrofit program; KOR’s seismic/heritage heritage applies (manage the EGBC-2019 disclosure).</w:t>
+        <w:t>The Glotman Simpson wedge (sharpened by the deep-hone — KOR’s cleanest displacement vector):</w:t>
+      </w:r>
+      <w:r>
+        <w:t xml:space="preserve"> Bosa and Pinnacle import </w:t>
+      </w:r>
+      <w:r>
+        <w:rPr>
+          <w:b/>
+          <w:bCs/>
+        </w:rPr>
+        <w:t>Glotman Simpson</w:t>
+      </w:r>
+      <w:r>
+        <w:t xml:space="preserve"> for their SD towers. Glotman has an </w:t>
+      </w:r>
+      <w:r>
+        <w:rPr>
+          <w:b/>
+          <w:bCs/>
+        </w:rPr>
+        <w:t>LA office but NO San Diego office</w:t>
+      </w:r>
+      <w:r>
+        <w:t xml:space="preserve">, and has served </w:t>
+      </w:r>
+      <w:r>
+        <w:rPr>
+          <w:b/>
+          <w:bCs/>
+        </w:rPr>
+        <w:t>~50 SD high-rises remotely from Vancouver/LA</w:t>
+      </w:r>
+      <w:r>
+        <w:t xml:space="preserve">. That is the one major rival genuinely lacking SD boots — unlike </w:t>
+      </w:r>
+      <w:r>
+        <w:rPr>
+          <w:b/>
+          <w:bCs/>
+        </w:rPr>
+        <w:t>KPFF (SD office since 1994) and DCI (SD office since 2001)</w:t>
+      </w:r>
+      <w:r>
+        <w:t xml:space="preserve">, which are </w:t>
+      </w:r>
+      <w:r>
+        <w:rPr>
+          <w:i/>
+          <w:iCs/>
+        </w:rPr>
+        <w:t>local</w:t>
+      </w:r>
+      <w:r>
+        <w:t xml:space="preserve"> incumbents that must be displaced on principal-attention/sector grounds, not presence. Pitch Bosa SD / Pinnacle SD before they auto-dial Vancouver. </w:t>
+      </w:r>
+      <w:r>
+        <w:rPr>
+          <w:i/>
+          <w:iCs/>
+        </w:rPr>
+        <w:t xml:space="preserve">(Caveat: Glotman is already pursuing CA — Seaport </w:t>
+      </w:r>
+      <w:r>
+        <w:rPr>
+          <w:i/>
+          <w:iCs/>
+        </w:rPr>
+        <w:t>SD team + an LA mass-timber project — so speed matters; the mass-timber niche is open now but won’t stay open.)</w:t>
       </w:r>
     </w:p>
     <w:p>
       <w:pPr>
+        <w:pStyle w:val="Compact"/>
+        <w:numPr>
+          <w:ilvl w:val="0"/>
+          <w:numId w:val="13"/>
+        </w:numPr>
+      </w:pPr>
+      <w:r>
+        <w:rPr>
+          <w:b/>
+          <w:bCs/>
+        </w:rPr>
+        <w:t>Licensing gate (must confirm before any pursuit):</w:t>
+      </w:r>
+      <w:r>
+        <w:t xml:space="preserve"> All SD work requires a </w:t>
+      </w:r>
+      <w:r>
+        <w:rPr>
+          <w:b/>
+          <w:bCs/>
+        </w:rPr>
+        <w:t>California-licensed SE</w:t>
+      </w:r>
+      <w:r>
+        <w:t xml:space="preserve"> (or CA Civil PE with SE authorization for lower-seismic structures). Civic/K-12 work additionally requires </w:t>
+      </w:r>
+      <w:r>
+        <w:rPr>
+          <w:b/>
+          <w:bCs/>
+        </w:rPr>
+        <w:t>DSA</w:t>
+      </w:r>
+      <w:r>
+        <w:t xml:space="preserve"> approval; acute-care healthcare requires </w:t>
+      </w:r>
+      <w:r>
+        <w:rPr>
+          <w:b/>
+          <w:bCs/>
+        </w:rPr>
+        <w:t>HCAI/OSHPD</w:t>
+      </w:r>
+      <w:r>
+        <w:t>. NAVFAC/military requires teaming with one of the 8 IDIQ prime GCs (and clearance readiness on some projects). KOR’s CA registration status should be confirmed as step one — it gates everything below.</w:t>
+      </w:r>
+    </w:p>
+    <w:p>
+      <w:pPr>
+        <w:pStyle w:val="Compact"/>
+        <w:numPr>
+          <w:ilvl w:val="0"/>
+          <w:numId w:val="13"/>
+        </w:numPr>
+      </w:pPr>
+      <w:r>
+        <w:rPr>
+          <w:b/>
+          <w:bCs/>
+        </w:rPr>
+        <w:t>1650 Hotel Circle — VERIFY THE ADDRESS:</w:t>
+      </w:r>
+      <w:r>
+        <w:t xml:space="preserve"> Public records show an active 12-story mixed-use SDP at </w:t>
+      </w:r>
+      <w:r>
+        <w:rPr>
+          <w:b/>
+          <w:bCs/>
+        </w:rPr>
+        <w:t>1650 Hotel Circle NORTH</w:t>
+      </w:r>
+      <w:r>
+        <w:t xml:space="preserve"> (149 units, filed Mar-2025, developer/architect unnamed in the notice). </w:t>
+      </w:r>
+      <w:r>
+        <w:rPr>
+          <w:b/>
+          <w:bCs/>
+        </w:rPr>
+        <w:t>No active project verified at 1650 Hotel Circle SOUTH.</w:t>
+      </w:r>
+      <w:r>
+        <w:t xml:space="preserve"> </w:t>
+      </w:r>
+      <w:r>
+        <w:rPr>
+          <w:rStyle w:val="VerbatimChar"/>
+        </w:rPr>
+        <w:t>[UNVERIFIED]</w:t>
+      </w:r>
+      <w:r>
+        <w:t xml:space="preserve"> Confirm the address and the DBRDS connection with the referral source before the trip — this is the stated SD beachhead and the data does not cleanly corroborate it.</w:t>
+      </w:r>
+    </w:p>
+    <w:p>
+      <w:pPr>
         <w:pStyle w:val="Heading3"/>
       </w:pPr>
-      <w:bookmarkStart w:id="24" w:name="how-to-win"/>
-      <w:bookmarkEnd w:id="23"/>
-      <w:r>
-        <w:t>5.3 How to win</w:t>
+      <w:bookmarkStart w:id="23" w:name="where-to-play-priority-segments"/>
+      <w:bookmarkEnd w:id="22"/>
+      <w:r>
+        <w:t>5.2 Where to play (priority segments)</w:t>
       </w:r>
     </w:p>
     <w:p>
@@ -9095,10 +9181,10 @@
           <w:b/>
           <w:bCs/>
         </w:rPr>
-        <w:t>Teaming via warm architects</w:t>
-      </w:r>
-      <w:r>
-        <w:t xml:space="preserve"> — JWDA and DBRDS are the front doors; lead with The Lindley as proof.</w:t>
+        <w:t>Developer-residential mid-rise podium (5–8 story wood-over-concrete)</w:t>
+      </w:r>
+      <w:r>
+        <w:t xml:space="preserve"> — KOR’s BC core competency; fragmented field below KPFF (institutional) and DCI (concrete trophy towers). The highest-volume, lowest-resistance entry.</w:t>
       </w:r>
     </w:p>
     <w:p>
@@ -9114,50 +9200,10 @@
           <w:b/>
           <w:bCs/>
         </w:rPr>
-        <w:t>Displacement plays</w:t>
-      </w:r>
-      <w:r>
-        <w:t xml:space="preserve"> — (1) </w:t>
-      </w:r>
-      <w:r>
-        <w:rPr>
-          <w:b/>
-          <w:bCs/>
-        </w:rPr>
-        <w:t>Glotman Simpson</w:t>
-      </w:r>
-      <w:r>
-        <w:t xml:space="preserve"> on Bosa/Pinnacle imported work — the no-SD-office gap is the wedge, KOR can be in the room locally; (2) </w:t>
-      </w:r>
-      <w:r>
-        <w:rPr>
-          <w:b/>
-          <w:bCs/>
-        </w:rPr>
-        <w:t>KPFF</w:t>
-      </w:r>
-      <w:r>
-        <w:t xml:space="preserve"> on DBRDS/Carrier Johnson pursuits (principal attention, mass-timber fluency, design collaboration — </w:t>
-      </w:r>
-      <w:r>
-        <w:rPr>
-          <w:i/>
-          <w:iCs/>
-        </w:rPr>
-        <w:t>not</w:t>
-      </w:r>
-      <w:r>
-        <w:t xml:space="preserve"> presence; KPFF is local); (3) </w:t>
-      </w:r>
-      <w:r>
-        <w:rPr>
-          <w:b/>
-          <w:bCs/>
-        </w:rPr>
-        <w:t>DCI</w:t>
-      </w:r>
-      <w:r>
-        <w:t xml:space="preserve"> on the mid-rise tier they don’t prioritize.</w:t>
+        <w:t>Mass timber / CLT</w:t>
+      </w:r>
+      <w:r>
+        <w:t xml:space="preserve"> — open niche, no SD incumbent; CALGreen 2025 embodied-carbon mandate makes it structurally relevant on every ≥50k sf project; BC is North America’s most advanced MT market; Kalesnikoff (BC supplier on Niima Outpost) is a ready relationship bridge.</w:t>
       </w:r>
     </w:p>
     <w:p>
@@ -9166,6 +9212,132 @@
         <w:numPr>
           <w:ilvl w:val="0"/>
           <w:numId w:val="14"/>
+        </w:numPr>
+      </w:pPr>
+      <w:r>
+        <w:rPr>
+          <w:b/>
+          <w:bCs/>
+        </w:rPr>
+        <w:t>Boutique/mid-size hospitality</w:t>
+      </w:r>
+      <w:r>
+        <w:t xml:space="preserve"> — via DBRDS, where KPFF’s lock is on the large/gaming end, not Margot-scale.</w:t>
+      </w:r>
+    </w:p>
+    <w:p>
+      <w:pPr>
+        <w:pStyle w:val="Compact"/>
+        <w:numPr>
+          <w:ilvl w:val="0"/>
+          <w:numId w:val="14"/>
+        </w:numPr>
+      </w:pPr>
+      <w:r>
+        <w:rPr>
+          <w:b/>
+          <w:bCs/>
+        </w:rPr>
+        <w:t>Seismic retrofit / soft-story residential</w:t>
+      </w:r>
+      <w:r>
+        <w:t xml:space="preserve"> — Degenkolb is thin locally; City of SD has a retrofit program; KOR’s seismic/heritage heritage applies (manage the EGBC-2019 disclosure).</w:t>
+      </w:r>
+    </w:p>
+    <w:p>
+      <w:pPr>
+        <w:pStyle w:val="Heading3"/>
+      </w:pPr>
+      <w:bookmarkStart w:id="24" w:name="how-to-win"/>
+      <w:bookmarkEnd w:id="23"/>
+      <w:r>
+        <w:t>5.3 How to win</w:t>
+      </w:r>
+    </w:p>
+    <w:p>
+      <w:pPr>
+        <w:pStyle w:val="Compact"/>
+        <w:numPr>
+          <w:ilvl w:val="0"/>
+          <w:numId w:val="15"/>
+        </w:numPr>
+      </w:pPr>
+      <w:r>
+        <w:rPr>
+          <w:b/>
+          <w:bCs/>
+        </w:rPr>
+        <w:t>Teaming via warm architects</w:t>
+      </w:r>
+      <w:r>
+        <w:t xml:space="preserve"> — JWDA and DBRDS are the front doors; lead with The Lindley as proof.</w:t>
+      </w:r>
+    </w:p>
+    <w:p>
+      <w:pPr>
+        <w:pStyle w:val="Compact"/>
+        <w:numPr>
+          <w:ilvl w:val="0"/>
+          <w:numId w:val="15"/>
+        </w:numPr>
+      </w:pPr>
+      <w:r>
+        <w:rPr>
+          <w:b/>
+          <w:bCs/>
+        </w:rPr>
+        <w:t>Displacement plays</w:t>
+      </w:r>
+      <w:r>
+        <w:t xml:space="preserve"> — (1) </w:t>
+      </w:r>
+      <w:r>
+        <w:rPr>
+          <w:b/>
+          <w:bCs/>
+        </w:rPr>
+        <w:t>Glotman Simpson</w:t>
+      </w:r>
+      <w:r>
+        <w:t xml:space="preserve"> on Bosa/Pinnacle imported work — the no-SD-office gap is the wedge, KOR can be in the room locally; (2) </w:t>
+      </w:r>
+      <w:r>
+        <w:rPr>
+          <w:b/>
+          <w:bCs/>
+        </w:rPr>
+        <w:t>KPFF</w:t>
+      </w:r>
+      <w:r>
+        <w:t xml:space="preserve"> on DBRDS/Carrier Johnson pursuits (principal attention, mass-timber fluency, design collaboration — </w:t>
+      </w:r>
+      <w:r>
+        <w:rPr>
+          <w:i/>
+          <w:iCs/>
+        </w:rPr>
+        <w:t>not</w:t>
+      </w:r>
+      <w:r>
+        <w:t xml:space="preserve"> presence; KPFF is local); (3) </w:t>
+      </w:r>
+      <w:r>
+        <w:rPr>
+          <w:b/>
+          <w:bCs/>
+        </w:rPr>
+        <w:t>DCI</w:t>
+      </w:r>
+      <w:r>
+        <w:t xml:space="preserve"> on the mid-rise tier they don’t prioritize.</w:t>
+      </w:r>
+    </w:p>
+    <w:p>
+      <w:pPr>
+        <w:pStyle w:val="Compact"/>
+        <w:numPr>
+          <w:ilvl w:val="0"/>
+          <w:numId w:val="15"/>
         </w:numPr>
       </w:pPr>
       <w:r>
@@ -10047,7 +10219,7 @@
     </w:tbl>
     <w:p>
       <w:r>
-        <w:pict w14:anchorId="55138E90">
+        <w:pict w14:anchorId="07126AEF">
           <v:rect id="_x0000_i1031" style="width:0;height:1.5pt" o:hralign="center" o:hrstd="t" o:hr="t"/>
         </w:pict>
       </w:r>
@@ -10074,97 +10246,6 @@
           <w:bCs/>
         </w:rPr>
         <w:t>Major data gaps:</w:t>
-      </w:r>
-    </w:p>
-    <w:p>
-      <w:pPr>
-        <w:pStyle w:val="Compact"/>
-        <w:numPr>
-          <w:ilvl w:val="0"/>
-          <w:numId w:val="15"/>
-        </w:numPr>
-      </w:pPr>
-      <w:r>
-        <w:rPr>
-          <w:b/>
-          <w:bCs/>
-        </w:rPr>
-        <w:t>SE-of-record is unpublished for ~90% of named projects.</w:t>
-      </w:r>
-      <w:r>
-        <w:t xml:space="preserve"> The single highest-value next BD/research action is mapping who actually stamps SD structures — best obtained via SEAOSD/EGBC network, permit records, or direct outreach, not web search.</w:t>
-      </w:r>
-    </w:p>
-    <w:p>
-      <w:pPr>
-        <w:pStyle w:val="Compact"/>
-        <w:numPr>
-          <w:ilvl w:val="0"/>
-          <w:numId w:val="15"/>
-        </w:numPr>
-      </w:pPr>
-      <w:r>
-        <w:rPr>
-          <w:b/>
-          <w:bCs/>
-        </w:rPr>
-        <w:t>1650 Hotel Circle “South” does not exist</w:t>
-      </w:r>
-      <w:r>
-        <w:t xml:space="preserve"> — the real project is 1650 Hotel Circle </w:t>
-      </w:r>
-      <w:r>
-        <w:rPr>
-          <w:i/>
-          <w:iCs/>
-        </w:rPr>
-        <w:t>North</w:t>
-      </w:r>
-      <w:r>
-        <w:t xml:space="preserve"> (PRJ-1130310); the DBRDS-as-architect link is unverified. Do not assert it; confirm with the referral source.</w:t>
-      </w:r>
-    </w:p>
-    <w:p>
-      <w:pPr>
-        <w:pStyle w:val="Compact"/>
-        <w:numPr>
-          <w:ilvl w:val="0"/>
-          <w:numId w:val="15"/>
-        </w:numPr>
-      </w:pPr>
-      <w:r>
-        <w:t>SD vs Vancouver construction-volume head-to-head not available (incompatible data formats).</w:t>
-      </w:r>
-    </w:p>
-    <w:p>
-      <w:pPr>
-        <w:pStyle w:val="Compact"/>
-        <w:numPr>
-          <w:ilvl w:val="0"/>
-          <w:numId w:val="15"/>
-        </w:numPr>
-      </w:pPr>
-      <w:r>
-        <w:rPr>
-          <w:b/>
-          <w:bCs/>
-        </w:rPr>
-        <w:t>Chelsea Investment Corp’s affordable-housing SE is still unidentified</w:t>
-      </w:r>
-      <w:r>
-        <w:t xml:space="preserve"> (Fuscoe = civil only) — dedicated follow-up search flagged.</w:t>
-      </w:r>
-    </w:p>
-    <w:p>
-      <w:pPr>
-        <w:pStyle w:val="FirstParagraph"/>
-      </w:pPr>
-      <w:r>
-        <w:rPr>
-          <w:b/>
-          <w:bCs/>
-        </w:rPr>
-        <w:t>Competitive-set ingest status (resolved this pass — all now canonicals with enrichment):</w:t>
       </w:r>
     </w:p>
     <w:p>
@@ -10176,30 +10257,14 @@
         </w:numPr>
       </w:pPr>
       <w:r>
-        <w:t>✅</w:t>
-      </w:r>
-      <w:r>
-        <w:t xml:space="preserve"> </w:t>
-      </w:r>
-      <w:r>
-        <w:rPr>
-          <w:b/>
-          <w:bCs/>
-        </w:rPr>
-        <w:t>VCA Structural</w:t>
-      </w:r>
-      <w:r>
-        <w:t xml:space="preserve"> (77668, Trammell Crow’s remote SE — no SD office), </w:t>
-      </w:r>
-      <w:r>
-        <w:rPr>
-          <w:b/>
-          <w:bCs/>
-        </w:rPr>
-        <w:t>Josephson-Werdowatz</w:t>
-      </w:r>
-      <w:r>
-        <w:t xml:space="preserve"> (77669, domusstudio’s SE) — newly ingested.</w:t>
+        <w:rPr>
+          <w:b/>
+          <w:bCs/>
+        </w:rPr>
+        <w:t>SE-of-record is unpublished for ~90% of named projects.</w:t>
+      </w:r>
+      <w:r>
+        <w:t xml:space="preserve"> The single highest-value next BD/research action is mapping who actually stamps SD structures — best obtained via SEAOSD/EGBC network, permit records, or direct outreach, not web search.</w:t>
       </w:r>
     </w:p>
     <w:p>
@@ -10211,20 +10276,24 @@
         </w:numPr>
       </w:pPr>
       <w:r>
-        <w:t>✅</w:t>
-      </w:r>
-      <w:r>
-        <w:t xml:space="preserve"> Honed: Thornton Tomasetti (68746, Carrier Johnson blocker, SD office), SGH (76786), Risha (68619 — </w:t>
-      </w:r>
-      <w:r>
-        <w:rPr>
-          <w:b/>
-          <w:bCs/>
-        </w:rPr>
-        <w:t>LA-only, not a SD SE</w:t>
-      </w:r>
-      <w:r>
-        <w:t>), Labib Funk (77097, SD multifamily — top displacement target), Glotman Simpson (38926), KPFF (38927), DCI (38923), Coffman (38921), Holmes (77661).</w:t>
+        <w:rPr>
+          <w:b/>
+          <w:bCs/>
+        </w:rPr>
+        <w:t>1650 Hotel Circle “South” does not exist</w:t>
+      </w:r>
+      <w:r>
+        <w:t xml:space="preserve"> — the real project is 1650 Hotel Circle </w:t>
+      </w:r>
+      <w:r>
+        <w:rPr>
+          <w:i/>
+          <w:iCs/>
+        </w:rPr>
+        <w:t>North</w:t>
+      </w:r>
+      <w:r>
+        <w:t xml:space="preserve"> (PRJ-1130310); the DBRDS-as-architect link is unverified. Do not assert it; confirm with the referral source.</w:t>
       </w:r>
     </w:p>
     <w:p>
@@ -10236,14 +10305,7 @@
         </w:numPr>
       </w:pPr>
       <w:r>
-        <w:rPr>
-          <w:b/>
-          <w:bCs/>
-        </w:rPr>
-        <w:t>Corrected:</w:t>
-      </w:r>
-      <w:r>
-        <w:t xml:space="preserve"> Fuscoe (77639) = civil, not SE; “Fard Engineers” = MEP, not SE (BNIM’s Keeler Court SE is DCI 38923).</w:t>
+        <w:t>SD vs Vancouver construction-volume head-to-head not available (incompatible data formats).</w:t>
       </w:r>
     </w:p>
     <w:p>
@@ -10259,15 +10321,125 @@
           <w:b/>
           <w:bCs/>
         </w:rPr>
-        <w:t>Still open:</w:t>
-      </w:r>
-      <w:r>
-        <w:t xml:space="preserve"> Envision Engineering California, Facet NW, Steven Crook, StructureCraft (mass-timber SE holders); A.B. Court &amp; Associates, Patterson Engineering, MDEP (mid-market field); the unidentified Chelsea SE.</w:t>
+        <w:t>Chelsea Investment Corp’s affordable-housing SE is still unidentified</w:t>
+      </w:r>
+      <w:r>
+        <w:t xml:space="preserve"> (Fuscoe = civil only) — dedicated follow-up search flagged.</w:t>
       </w:r>
     </w:p>
     <w:p>
-      <w:r>
-        <w:pict w14:anchorId="6A50FC0F">
+      <w:pPr>
+        <w:pStyle w:val="FirstParagraph"/>
+      </w:pPr>
+      <w:r>
+        <w:rPr>
+          <w:b/>
+          <w:bCs/>
+        </w:rPr>
+        <w:t>Competitive-set ingest status (resolved this pass — all now canonicals with enrichment):</w:t>
+      </w:r>
+    </w:p>
+    <w:p>
+      <w:pPr>
+        <w:pStyle w:val="Compact"/>
+        <w:numPr>
+          <w:ilvl w:val="0"/>
+          <w:numId w:val="17"/>
+        </w:numPr>
+      </w:pPr>
+      <w:r>
+        <w:t>✅</w:t>
+      </w:r>
+      <w:r>
+        <w:t xml:space="preserve"> </w:t>
+      </w:r>
+      <w:r>
+        <w:rPr>
+          <w:b/>
+          <w:bCs/>
+        </w:rPr>
+        <w:t>VCA Structural</w:t>
+      </w:r>
+      <w:r>
+        <w:t xml:space="preserve"> (77668, Trammell Crow’s remote SE — no SD office), </w:t>
+      </w:r>
+      <w:r>
+        <w:rPr>
+          <w:b/>
+          <w:bCs/>
+        </w:rPr>
+        <w:t>Josephson-Werdowatz</w:t>
+      </w:r>
+      <w:r>
+        <w:t xml:space="preserve"> (77669, domusstudio’s SE) — newly ingested.</w:t>
+      </w:r>
+    </w:p>
+    <w:p>
+      <w:pPr>
+        <w:pStyle w:val="Compact"/>
+        <w:numPr>
+          <w:ilvl w:val="0"/>
+          <w:numId w:val="17"/>
+        </w:numPr>
+      </w:pPr>
+      <w:r>
+        <w:t>✅</w:t>
+      </w:r>
+      <w:r>
+        <w:t xml:space="preserve"> Honed: Thornton Tomasetti (68746, Carrier Johnson blocker, SD office), SGH (76786), Risha (68619 — </w:t>
+      </w:r>
+      <w:r>
+        <w:rPr>
+          <w:b/>
+          <w:bCs/>
+        </w:rPr>
+        <w:t>LA-only, not a SD SE</w:t>
+      </w:r>
+      <w:r>
+        <w:t>), Labib Funk (77097, SD multifamily — top displacement target), Glotman Simpson (38926), KPFF (38927), DCI (38923), Coffman (38921), Holmes (77661).</w:t>
+      </w:r>
+    </w:p>
+    <w:p>
+      <w:pPr>
+        <w:pStyle w:val="Compact"/>
+        <w:numPr>
+          <w:ilvl w:val="0"/>
+          <w:numId w:val="17"/>
+        </w:numPr>
+      </w:pPr>
+      <w:r>
+        <w:rPr>
+          <w:b/>
+          <w:bCs/>
+        </w:rPr>
+        <w:t>Corrected:</w:t>
+      </w:r>
+      <w:r>
+        <w:t xml:space="preserve"> Fuscoe (77639) = civil, not SE; “Fard Engineers” = MEP, not SE (BNIM’s Keeler Court SE is DCI 38923).</w:t>
+      </w:r>
+    </w:p>
+    <w:p>
+      <w:pPr>
+        <w:pStyle w:val="Compact"/>
+        <w:numPr>
+          <w:ilvl w:val="0"/>
+          <w:numId w:val="17"/>
+        </w:numPr>
+      </w:pPr>
+      <w:r>
+        <w:rPr>
+          <w:b/>
+          <w:bCs/>
+        </w:rPr>
+        <w:t>Still open:</w:t>
+      </w:r>
+      <w:r>
+        <w:t xml:space="preserve"> Envision Engineering California, Facet NW, Steven Crook, StructureCraft (mass-timber SE holders); A.B. Court &amp; Associates, Patterson Engineering, MDEP (mid-market field); the unidentified Chelsea SE.</w:t>
+      </w:r>
+    </w:p>
+    <w:p>
+      <w:r>
+        <w:pict w14:anchorId="689D1416">
           <v:rect id="_x0000_i1032" style="width:0;height:1.5pt" o:hralign="center" o:hrstd="t" o:hr="t"/>
         </w:pict>
       </w:r>
@@ -10346,16 +10518,13 @@
         <w:t>Market size / dynamics / seismic / mass timber:</w:t>
       </w:r>
       <w:r>
-        <w:t xml:space="preserve"> </w:t>
-      </w:r>
-      <w:r>
-        <w:t>sdbj.com (Suffolk forecast); insidesandiego.org (permits); fred.stlouisfed.org/series/BPPRIV006073; k2staffinginc.com (SD vs LA labor); rand.org (2025 MF cost); turnerconstruction.com (T1 topping-out); amsires.com (Seaport); monograph.com + cadcrowd.com + pe-se.com + calichi.com + pricinglink.com (SE fee/business-model benchmarks); sandiego.gov IB-101 (construction-cost benchmarks); timesofsandiego.com + livingthesandiegolife.com (high-rise timelines); en.wikipedia.org/wiki/Rose_Canyon_Fault; sandiego.eeri.</w:t>
-      </w:r>
-      <w:r>
-        <w:t>org; 10news.com (Rose Canyon scenario); optimumseismic.com (LA EAL ranking); iseengineers.com + pacificbeachbuilder.com (2025 CBC/ASCE 7-22); miyamotointernational.com (Julian M5.2, SD office); temblor.net + stantec.com (Vancouver NBCC 2020); woodworksinnovationnetwork.org (Niima Outpost, 9625 Towne Centre); buildsd.org + harveyhillcrest.com (Harvey Mini); swinerton.com (2100 Kettner, SDSU Evolve); today.ucsd.edu (NHERI TallWood); aiacalifornia.org + usgbc-ca.org (CALGreen 2025 embodied carbon); archpaper.c</w:t>
-      </w:r>
-      <w:r>
-        <w:t>om (CA mass-timber facility); savills.us + cbre.com (life-science vacancy); stories.hilton.com (The Margot); sdvoyager.com (DBRDS profile).</w:t>
+        <w:t xml:space="preserve"> sdbj.com (Suffolk forecast); insidesandiego.org (permits); fred.stlouisfed.org/series/BPPRIV006073; k2staffinginc.com (SD vs LA labor); rand.org (2025 MF cost); turnerconstruction.com (T1 topping-out); amsires.com (Seaport); monograph.com + cadcrowd.com + pe-se.com + calichi.com + pricinglink.com (SE fee/business-model benchmarks); sandiego.gov IB-101 (construction-cost benchmarks); timesofsandiego.com + livingthesandiegolife.com (high-rise timelines); en.wikipedia.org/wiki/Rose_Canyon_Fault; sandiego.eeri</w:t>
+      </w:r>
+      <w:r>
+        <w:t>.org; 10news.com (Rose Canyon scenario); optimumseismic.com (LA EAL ranking); iseengineers.com + pacificbeachbuilder.com (2025 CBC/ASCE 7-22); miyamotointernational.com (Julian M5.2, SD office); temblor.net + stantec.com (Vancouver NBCC 2020); woodworksinnovationnetwork.org (Niima Outpost, 9625 Towne Centre); buildsd.org + harveyhillcrest.com (Harvey Mini); swinerton.com (2100 Kettner, SDSU Evolve); today.ucsd.edu (NHERI TallWood); aiacalifornia.org + usgbc-ca.org (CALGreen 2025 embodied carbon); archpaper.</w:t>
+      </w:r>
+      <w:r>
+        <w:t>com (CA mass-timber facility); savills.us + cbre.com (life-science vacancy); stories.hilton.com (The Margot); sdvoyager.com (DBRDS profile).</w:t>
       </w:r>
     </w:p>
     <w:p>
@@ -10389,7 +10558,7 @@
   <w:abstractNum w:abstractNumId="0" w15:restartNumberingAfterBreak="0">
     <w:nsid w:val="0000A990"/>
     <w:multiLevelType w:val="multilevel"/>
-    <w:tmpl w:val="FD3466A0"/>
+    <w:tmpl w:val="81063068"/>
     <w:lvl w:ilvl="0">
       <w:numFmt w:val="bullet"/>
       <w:lvlText w:val=" "/>
@@ -10466,7 +10635,7 @@
   <w:abstractNum w:abstractNumId="1" w15:restartNumberingAfterBreak="0">
     <w:nsid w:val="0000A991"/>
     <w:multiLevelType w:val="multilevel"/>
-    <w:tmpl w:val="031804CC"/>
+    <w:tmpl w:val="36608F7E"/>
     <w:lvl w:ilvl="0">
       <w:numFmt w:val="bullet"/>
       <w:lvlText w:val=""/>
@@ -10570,7 +10739,7 @@
   <w:abstractNum w:abstractNumId="2" w15:restartNumberingAfterBreak="0">
     <w:nsid w:val="00A99411"/>
     <w:multiLevelType w:val="multilevel"/>
-    <w:tmpl w:val="96AE3F94"/>
+    <w:tmpl w:val="E58CCBCE"/>
     <w:lvl w:ilvl="0">
       <w:start w:val="1"/>
       <w:numFmt w:val="decimal"/>
@@ -10653,43 +10822,46 @@
       </w:pPr>
     </w:lvl>
   </w:abstractNum>
-  <w:num w:numId="1" w16cid:durableId="35785813">
+  <w:num w:numId="1" w16cid:durableId="1361319984">
     <w:abstractNumId w:val="0"/>
   </w:num>
-  <w:num w:numId="2" w16cid:durableId="632099300">
+  <w:num w:numId="2" w16cid:durableId="1609242557">
     <w:abstractNumId w:val="1"/>
   </w:num>
-  <w:num w:numId="3" w16cid:durableId="85079612">
+  <w:num w:numId="3" w16cid:durableId="1884365096">
     <w:abstractNumId w:val="1"/>
   </w:num>
-  <w:num w:numId="4" w16cid:durableId="514076544">
+  <w:num w:numId="4" w16cid:durableId="764960490">
     <w:abstractNumId w:val="1"/>
   </w:num>
-  <w:num w:numId="5" w16cid:durableId="602345702">
+  <w:num w:numId="5" w16cid:durableId="298343508">
     <w:abstractNumId w:val="1"/>
   </w:num>
-  <w:num w:numId="6" w16cid:durableId="979067671">
+  <w:num w:numId="6" w16cid:durableId="721245890">
     <w:abstractNumId w:val="1"/>
   </w:num>
-  <w:num w:numId="7" w16cid:durableId="1395348969">
+  <w:num w:numId="7" w16cid:durableId="2098137358">
     <w:abstractNumId w:val="1"/>
   </w:num>
-  <w:num w:numId="8" w16cid:durableId="1838105864">
+  <w:num w:numId="8" w16cid:durableId="458956741">
     <w:abstractNumId w:val="1"/>
   </w:num>
-  <w:num w:numId="9" w16cid:durableId="786852977">
+  <w:num w:numId="9" w16cid:durableId="1991254023">
     <w:abstractNumId w:val="1"/>
   </w:num>
-  <w:num w:numId="10" w16cid:durableId="276841056">
+  <w:num w:numId="10" w16cid:durableId="1641424902">
     <w:abstractNumId w:val="1"/>
   </w:num>
-  <w:num w:numId="11" w16cid:durableId="1570073747">
+  <w:num w:numId="11" w16cid:durableId="1230844007">
     <w:abstractNumId w:val="1"/>
   </w:num>
-  <w:num w:numId="12" w16cid:durableId="130636508">
+  <w:num w:numId="12" w16cid:durableId="1090738761">
     <w:abstractNumId w:val="1"/>
   </w:num>
-  <w:num w:numId="13" w16cid:durableId="1196310146">
+  <w:num w:numId="13" w16cid:durableId="1512796224">
+    <w:abstractNumId w:val="1"/>
+  </w:num>
+  <w:num w:numId="14" w16cid:durableId="1028486922">
     <w:abstractNumId w:val="2"/>
     <w:lvlOverride w:ilvl="0">
       <w:startOverride w:val="1"/>
@@ -10719,13 +10891,13 @@
       <w:startOverride w:val="1"/>
     </w:lvlOverride>
   </w:num>
-  <w:num w:numId="14" w16cid:durableId="1203516856">
+  <w:num w:numId="15" w16cid:durableId="733236849">
     <w:abstractNumId w:val="1"/>
   </w:num>
-  <w:num w:numId="15" w16cid:durableId="1556551534">
+  <w:num w:numId="16" w16cid:durableId="501774369">
     <w:abstractNumId w:val="1"/>
   </w:num>
-  <w:num w:numId="16" w16cid:durableId="2073692809">
+  <w:num w:numId="17" w16cid:durableId="1896966030">
     <w:abstractNumId w:val="1"/>
   </w:num>
 </w:numbering>
@@ -11960,7 +12132,7 @@
     <w:name w:val="Grid Table 4"/>
     <w:basedOn w:val="TableNormal"/>
     <w:uiPriority w:val="49"/>
-    <w:rsid w:val="00FA46F6"/>
+    <w:rsid w:val="006F4D23"/>
     <w:pPr>
       <w:spacing w:after="0"/>
     </w:pPr>

--- a/docs/dossiers/KOR-Dossier-SanDiego-Market-2026-06-26.docx
+++ b/docs/dossiers/KOR-Dossier-SanDiego-Market-2026-06-26.docx
@@ -268,7 +268,7 @@
     </w:p>
     <w:p>
       <w:r>
-        <w:pict w14:anchorId="223D15D6">
+        <w:pict w14:anchorId="1B473056">
           <v:rect id="_x0000_i1025" style="width:0;height:1.5pt" o:hralign="center" o:hrstd="t" o:hr="t"/>
         </w:pict>
       </w:r>
@@ -276,7 +276,6 @@
     <w:p>
       <w:pPr>
         <w:pStyle w:val="Heading2"/>
-        <w:pageBreakBefore/>
       </w:pPr>
       <w:bookmarkStart w:id="1" w:name="executive-summary-the-strategic-picture"/>
       <w:r>
@@ -404,7 +403,7 @@
     </w:p>
     <w:p>
       <w:r>
-        <w:pict w14:anchorId="1C7B6E2A">
+        <w:pict w14:anchorId="15160645">
           <v:rect id="_x0000_i1026" style="width:0;height:1.5pt" o:hralign="center" o:hrstd="t" o:hr="t"/>
         </w:pict>
       </w:r>
@@ -412,7 +411,6 @@
     <w:p>
       <w:pPr>
         <w:pStyle w:val="Heading2"/>
-        <w:pageBreakBefore/>
       </w:pPr>
       <w:bookmarkStart w:id="2" w:name="market-structure-segmentation"/>
       <w:bookmarkEnd w:id="1"/>
@@ -481,10 +479,10 @@
         <w:tblLook w:val="0420" w:firstRow="1" w:lastRow="0" w:firstColumn="0" w:lastColumn="0" w:noHBand="0" w:noVBand="1"/>
       </w:tblPr>
       <w:tblGrid>
-        <w:gridCol w:w="2390"/>
-        <w:gridCol w:w="2390"/>
-        <w:gridCol w:w="2390"/>
-        <w:gridCol w:w="2390"/>
+        <w:gridCol w:w="2610"/>
+        <w:gridCol w:w="2610"/>
+        <w:gridCol w:w="2610"/>
+        <w:gridCol w:w="2610"/>
       </w:tblGrid>
       <w:tr>
         <w:trPr>
@@ -500,12 +498,12 @@
             <w:pPr>
               <w:pStyle w:val="Compact"/>
               <w:rPr>
-                <w:sz w:val="19"/>
-              </w:rPr>
-            </w:pPr>
-            <w:r>
-              <w:rPr>
-                <w:sz w:val="19"/>
+                <w:sz w:val="17"/>
+              </w:rPr>
+            </w:pPr>
+            <w:r>
+              <w:rPr>
+                <w:sz w:val="17"/>
               </w:rPr>
               <w:t>Segment</w:t>
             </w:r>
@@ -519,12 +517,12 @@
             <w:pPr>
               <w:pStyle w:val="Compact"/>
               <w:rPr>
-                <w:sz w:val="19"/>
-              </w:rPr>
-            </w:pPr>
-            <w:r>
-              <w:rPr>
-                <w:sz w:val="19"/>
+                <w:sz w:val="17"/>
+              </w:rPr>
+            </w:pPr>
+            <w:r>
+              <w:rPr>
+                <w:sz w:val="17"/>
               </w:rPr>
               <w:t>2026 demand signal</w:t>
             </w:r>
@@ -538,12 +536,12 @@
             <w:pPr>
               <w:pStyle w:val="Compact"/>
               <w:rPr>
-                <w:sz w:val="19"/>
-              </w:rPr>
-            </w:pPr>
-            <w:r>
-              <w:rPr>
-                <w:sz w:val="19"/>
+                <w:sz w:val="17"/>
+              </w:rPr>
+            </w:pPr>
+            <w:r>
+              <w:rPr>
+                <w:sz w:val="17"/>
               </w:rPr>
               <w:t>Named pipeline anchors (verified)</w:t>
             </w:r>
@@ -557,12 +555,12 @@
             <w:pPr>
               <w:pStyle w:val="Compact"/>
               <w:rPr>
-                <w:sz w:val="19"/>
-              </w:rPr>
-            </w:pPr>
-            <w:r>
-              <w:rPr>
-                <w:sz w:val="19"/>
+                <w:sz w:val="17"/>
+              </w:rPr>
+            </w:pPr>
+            <w:r>
+              <w:rPr>
+                <w:sz w:val="17"/>
               </w:rPr>
               <w:t>SE opportunity for KOR</w:t>
             </w:r>
@@ -582,14 +580,14 @@
             <w:pPr>
               <w:pStyle w:val="Compact"/>
               <w:rPr>
-                <w:sz w:val="19"/>
-              </w:rPr>
-            </w:pPr>
-            <w:r>
-              <w:rPr>
-                <w:b/>
-                <w:bCs/>
-                <w:sz w:val="19"/>
+                <w:sz w:val="17"/>
+              </w:rPr>
+            </w:pPr>
+            <w:r>
+              <w:rPr>
+                <w:b/>
+                <w:bCs/>
+                <w:sz w:val="17"/>
               </w:rPr>
               <w:t>Residential high-rise / multifamily</w:t>
             </w:r>
@@ -603,12 +601,12 @@
             <w:pPr>
               <w:pStyle w:val="Compact"/>
               <w:rPr>
-                <w:sz w:val="19"/>
-              </w:rPr>
-            </w:pPr>
-            <w:r>
-              <w:rPr>
-                <w:sz w:val="19"/>
+                <w:sz w:val="17"/>
+              </w:rPr>
+            </w:pPr>
+            <w:r>
+              <w:rPr>
+                <w:sz w:val="17"/>
               </w:rPr>
               <w:t>Dominant driver; downtown delivered ~1,900 homes in 2024 (strongest since 2021); two 40-story towers under construction</w:t>
             </w:r>
@@ -622,12 +620,12 @@
             <w:pPr>
               <w:pStyle w:val="Compact"/>
               <w:rPr>
-                <w:sz w:val="19"/>
-              </w:rPr>
-            </w:pPr>
-            <w:r>
-              <w:rPr>
-                <w:sz w:val="19"/>
+                <w:sz w:val="17"/>
+              </w:rPr>
+            </w:pPr>
+            <w:r>
+              <w:rPr>
+                <w:sz w:val="17"/>
               </w:rPr>
               <w:t xml:space="preserve">Park 12 (37-story, Greystar); Andia by Bosa (40-story, Cortez Hill); Revel by Cresleigh (40-story, East Village); The Lindley (37-story, </w:t>
             </w:r>
@@ -635,13 +633,13 @@
               <w:rPr>
                 <w:b/>
                 <w:bCs/>
-                <w:sz w:val="19"/>
+                <w:sz w:val="17"/>
               </w:rPr>
               <w:t>KOR is SE</w:t>
             </w:r>
             <w:r>
               <w:rPr>
-                <w:sz w:val="19"/>
+                <w:sz w:val="17"/>
               </w:rPr>
               <w:t>); Bosa Diega (41-story), Bosa Simone (36-story)</w:t>
             </w:r>
@@ -655,20 +653,20 @@
             <w:pPr>
               <w:pStyle w:val="Compact"/>
               <w:rPr>
-                <w:sz w:val="19"/>
-              </w:rPr>
-            </w:pPr>
-            <w:r>
-              <w:rPr>
-                <w:b/>
-                <w:bCs/>
-                <w:sz w:val="19"/>
+                <w:sz w:val="17"/>
+              </w:rPr>
+            </w:pPr>
+            <w:r>
+              <w:rPr>
+                <w:b/>
+                <w:bCs/>
+                <w:sz w:val="17"/>
               </w:rPr>
               <w:t>High</w:t>
             </w:r>
             <w:r>
               <w:rPr>
-                <w:sz w:val="19"/>
+                <w:sz w:val="17"/>
               </w:rPr>
               <w:t xml:space="preserve"> — KOR’s core competency; DCI is the concrete-tower incumbent but the field below the trophy towers is fragmented</w:t>
             </w:r>
@@ -687,14 +685,14 @@
             <w:pPr>
               <w:pStyle w:val="Compact"/>
               <w:rPr>
-                <w:sz w:val="19"/>
-              </w:rPr>
-            </w:pPr>
-            <w:r>
-              <w:rPr>
-                <w:b/>
-                <w:bCs/>
-                <w:sz w:val="19"/>
+                <w:sz w:val="17"/>
+              </w:rPr>
+            </w:pPr>
+            <w:r>
+              <w:rPr>
+                <w:b/>
+                <w:bCs/>
+                <w:sz w:val="17"/>
               </w:rPr>
               <w:t>Mixed-use / TOD</w:t>
             </w:r>
@@ -708,12 +706,12 @@
             <w:pPr>
               <w:pStyle w:val="Compact"/>
               <w:rPr>
-                <w:sz w:val="19"/>
-              </w:rPr>
-            </w:pPr>
-            <w:r>
-              <w:rPr>
-                <w:sz w:val="19"/>
+                <w:sz w:val="17"/>
+              </w:rPr>
+            </w:pPr>
+            <w:r>
+              <w:rPr>
+                <w:sz w:val="17"/>
               </w:rPr>
               <w:t xml:space="preserve">Mission Valley + East Village growth corridors; </w:t>
             </w:r>
@@ -721,13 +719,13 @@
               <w:rPr>
                 <w:b/>
                 <w:bCs/>
-                <w:sz w:val="19"/>
+                <w:sz w:val="17"/>
               </w:rPr>
               <w:t>SB 79 (eff. Jul-1-2026) mandates housing approval within ½ mile of transit — a structural TOD demand accelerant</w:t>
             </w:r>
             <w:r>
               <w:rPr>
-                <w:sz w:val="19"/>
+                <w:sz w:val="17"/>
               </w:rPr>
               <w:t>; SANDAG distributed $55M Smart-Growth grants Feb-2026</w:t>
             </w:r>
@@ -741,12 +739,12 @@
             <w:pPr>
               <w:pStyle w:val="Compact"/>
               <w:rPr>
-                <w:sz w:val="19"/>
-              </w:rPr>
-            </w:pPr>
-            <w:r>
-              <w:rPr>
-                <w:sz w:val="19"/>
+                <w:sz w:val="17"/>
+              </w:rPr>
+            </w:pPr>
+            <w:r>
+              <w:rPr>
+                <w:sz w:val="17"/>
               </w:rPr>
               <w:t>Riverwalk SD (Hines, $3–4B, ~4,300 units, Phase 1 ~2028–29); Civita (Sudberry, 4,780 units entitled); SDSU Mission Valley Innovation District (4,600 units, 1.6M sf R&amp;I); Makers Quarter (Lankford); Ballpark Village / Park 12 (JMI Realty)</w:t>
             </w:r>
@@ -760,20 +758,20 @@
             <w:pPr>
               <w:pStyle w:val="Compact"/>
               <w:rPr>
-                <w:sz w:val="19"/>
-              </w:rPr>
-            </w:pPr>
-            <w:r>
-              <w:rPr>
-                <w:b/>
-                <w:bCs/>
-                <w:sz w:val="19"/>
+                <w:sz w:val="17"/>
+              </w:rPr>
+            </w:pPr>
+            <w:r>
+              <w:rPr>
+                <w:b/>
+                <w:bCs/>
+                <w:sz w:val="17"/>
               </w:rPr>
               <w:t>High</w:t>
             </w:r>
             <w:r>
               <w:rPr>
-                <w:sz w:val="19"/>
+                <w:sz w:val="17"/>
               </w:rPr>
               <w:t xml:space="preserve"> — large multi-phase pipelines, several with no named SE</w:t>
             </w:r>
@@ -793,14 +791,14 @@
             <w:pPr>
               <w:pStyle w:val="Compact"/>
               <w:rPr>
-                <w:sz w:val="19"/>
-              </w:rPr>
-            </w:pPr>
-            <w:r>
-              <w:rPr>
-                <w:b/>
-                <w:bCs/>
-                <w:sz w:val="19"/>
+                <w:sz w:val="17"/>
+              </w:rPr>
+            </w:pPr>
+            <w:r>
+              <w:rPr>
+                <w:b/>
+                <w:bCs/>
+                <w:sz w:val="17"/>
               </w:rPr>
               <w:t>Hospitality</w:t>
             </w:r>
@@ -814,18 +812,18 @@
             <w:pPr>
               <w:pStyle w:val="Compact"/>
               <w:rPr>
-                <w:sz w:val="19"/>
-              </w:rPr>
-            </w:pPr>
-            <w:r>
-              <w:rPr>
-                <w:sz w:val="19"/>
+                <w:sz w:val="17"/>
+              </w:rPr>
+            </w:pPr>
+            <w:r>
+              <w:rPr>
+                <w:sz w:val="17"/>
               </w:rPr>
               <w:t xml:space="preserve">Active; 72.3% occ / </w:t>
             </w:r>
             <w:r>
               <w:rPr>
-                <w:sz w:val="19"/>
+                <w:sz w:val="17"/>
               </w:rPr>
               <w:lastRenderedPageBreak/>
               <w:t>$213 ADR (2025); ~9 hotels/~1,200 rooms under construction; FIFA 2026 + convention demand</w:t>
@@ -840,19 +838,19 @@
             <w:pPr>
               <w:pStyle w:val="Compact"/>
               <w:rPr>
-                <w:sz w:val="19"/>
-              </w:rPr>
-            </w:pPr>
-            <w:r>
-              <w:rPr>
-                <w:sz w:val="19"/>
+                <w:sz w:val="17"/>
+              </w:rPr>
+            </w:pPr>
+            <w:r>
+              <w:rPr>
+                <w:sz w:val="17"/>
               </w:rPr>
               <w:lastRenderedPageBreak/>
               <w:t xml:space="preserve">The Margot Hotel </w:t>
             </w:r>
             <w:r>
               <w:rPr>
-                <w:sz w:val="19"/>
+                <w:sz w:val="17"/>
               </w:rPr>
               <w:lastRenderedPageBreak/>
               <w:t xml:space="preserve">(DBRDS, 2025, </w:t>
@@ -861,13 +859,13 @@
               <w:rPr>
                 <w:b/>
                 <w:bCs/>
-                <w:sz w:val="19"/>
+                <w:sz w:val="17"/>
               </w:rPr>
               <w:t>KPFF</w:t>
             </w:r>
             <w:r>
               <w:rPr>
-                <w:sz w:val="19"/>
+                <w:sz w:val="17"/>
               </w:rPr>
               <w:t xml:space="preserve">); Manchester Pacific Gateway Hotel (~1,035 keys, </w:t>
             </w:r>
@@ -875,13 +873,13 @@
               <w:rPr>
                 <w:b/>
                 <w:bCs/>
-                <w:sz w:val="19"/>
+                <w:sz w:val="17"/>
               </w:rPr>
               <w:t>KPFF</w:t>
             </w:r>
             <w:r>
               <w:rPr>
-                <w:sz w:val="19"/>
+                <w:sz w:val="17"/>
               </w:rPr>
               <w:t xml:space="preserve">/Gensler); </w:t>
             </w:r>
@@ -889,13 +887,13 @@
               <w:rPr>
                 <w:b/>
                 <w:bCs/>
-                <w:sz w:val="19"/>
+                <w:sz w:val="17"/>
               </w:rPr>
               <w:t>Tower 180</w:t>
             </w:r>
             <w:r>
               <w:rPr>
-                <w:sz w:val="19"/>
+                <w:sz w:val="17"/>
               </w:rPr>
               <w:t xml:space="preserve"> (560-key dual-Hyatt, 25-story, ~$250M, started 2026); Gaylord Pacific (Chula Vista, $1.4B, opened 2025); Jamul Casino expansion (</w:t>
             </w:r>
@@ -903,13 +901,13 @@
               <w:rPr>
                 <w:b/>
                 <w:bCs/>
-                <w:sz w:val="19"/>
+                <w:sz w:val="17"/>
               </w:rPr>
               <w:t>KPFF</w:t>
             </w:r>
             <w:r>
               <w:rPr>
-                <w:sz w:val="19"/>
+                <w:sz w:val="17"/>
               </w:rPr>
               <w:t>)</w:t>
             </w:r>
@@ -923,27 +921,27 @@
             <w:pPr>
               <w:pStyle w:val="Compact"/>
               <w:rPr>
-                <w:sz w:val="19"/>
-              </w:rPr>
-            </w:pPr>
-            <w:r>
-              <w:rPr>
-                <w:b/>
-                <w:bCs/>
-                <w:sz w:val="19"/>
+                <w:sz w:val="17"/>
+              </w:rPr>
+            </w:pPr>
+            <w:r>
+              <w:rPr>
+                <w:b/>
+                <w:bCs/>
+                <w:sz w:val="17"/>
               </w:rPr>
               <w:lastRenderedPageBreak/>
               <w:t>Medium</w:t>
             </w:r>
             <w:r>
               <w:rPr>
-                <w:sz w:val="19"/>
+                <w:sz w:val="17"/>
               </w:rPr>
               <w:t xml:space="preserve"> — KPFF </w:t>
             </w:r>
             <w:r>
               <w:rPr>
-                <w:sz w:val="19"/>
+                <w:sz w:val="17"/>
               </w:rPr>
               <w:lastRenderedPageBreak/>
               <w:t>owns large hospitality; boutique/mid-size (Margot-scale, via DBRDS) is the wedge</w:t>
@@ -963,14 +961,14 @@
             <w:pPr>
               <w:pStyle w:val="Compact"/>
               <w:rPr>
-                <w:sz w:val="19"/>
-              </w:rPr>
-            </w:pPr>
-            <w:r>
-              <w:rPr>
-                <w:b/>
-                <w:bCs/>
-                <w:sz w:val="19"/>
+                <w:sz w:val="17"/>
+              </w:rPr>
+            </w:pPr>
+            <w:r>
+              <w:rPr>
+                <w:b/>
+                <w:bCs/>
+                <w:sz w:val="17"/>
               </w:rPr>
               <w:lastRenderedPageBreak/>
               <w:t>Life science / lab</w:t>
@@ -985,12 +983,12 @@
             <w:pPr>
               <w:pStyle w:val="Compact"/>
               <w:rPr>
-                <w:sz w:val="19"/>
-              </w:rPr>
-            </w:pPr>
-            <w:r>
-              <w:rPr>
-                <w:sz w:val="19"/>
+                <w:sz w:val="17"/>
+              </w:rPr>
+            </w:pPr>
+            <w:r>
+              <w:rPr>
+                <w:sz w:val="17"/>
               </w:rPr>
               <w:t>Top-3 US market BUT cooling — vacancy hit ~25.8% Q2-2025 (20-yr high); starts decelerating</w:t>
             </w:r>
@@ -1004,12 +1002,12 @@
             <w:pPr>
               <w:pStyle w:val="Compact"/>
               <w:rPr>
-                <w:sz w:val="19"/>
-              </w:rPr>
-            </w:pPr>
-            <w:r>
-              <w:rPr>
-                <w:sz w:val="19"/>
+                <w:sz w:val="17"/>
+              </w:rPr>
+            </w:pPr>
+            <w:r>
+              <w:rPr>
+                <w:sz w:val="17"/>
               </w:rPr>
               <w:t>Alexandria Campus Point (Novartis BTS, 466k sf, groundbreaking Feb-2026); IQHQ RaDD (1.7M sf, downtown); Longfellow Bioterra (Sorrento Mesa); Pacific Center (Sorrento Mesa, 690k sf)</w:t>
             </w:r>
@@ -1023,20 +1021,20 @@
             <w:pPr>
               <w:pStyle w:val="Compact"/>
               <w:rPr>
-                <w:sz w:val="19"/>
-              </w:rPr>
-            </w:pPr>
-            <w:r>
-              <w:rPr>
-                <w:b/>
-                <w:bCs/>
-                <w:sz w:val="19"/>
+                <w:sz w:val="17"/>
+              </w:rPr>
+            </w:pPr>
+            <w:r>
+              <w:rPr>
+                <w:b/>
+                <w:bCs/>
+                <w:sz w:val="17"/>
               </w:rPr>
               <w:t>Medium-long</w:t>
             </w:r>
             <w:r>
               <w:rPr>
-                <w:sz w:val="19"/>
+                <w:sz w:val="17"/>
               </w:rPr>
               <w:t xml:space="preserve"> — Novartis hub is real but near-term starts lag; KPFF/Coffman entrenched</w:t>
             </w:r>
@@ -1056,14 +1054,14 @@
             <w:pPr>
               <w:pStyle w:val="Compact"/>
               <w:rPr>
-                <w:sz w:val="19"/>
-              </w:rPr>
-            </w:pPr>
-            <w:r>
-              <w:rPr>
-                <w:b/>
-                <w:bCs/>
-                <w:sz w:val="19"/>
+                <w:sz w:val="17"/>
+              </w:rPr>
+            </w:pPr>
+            <w:r>
+              <w:rPr>
+                <w:b/>
+                <w:bCs/>
+                <w:sz w:val="17"/>
               </w:rPr>
               <w:t>Higher ed (UCSD/SDSU)</w:t>
             </w:r>
@@ -1077,12 +1075,12 @@
             <w:pPr>
               <w:pStyle w:val="Compact"/>
               <w:rPr>
-                <w:sz w:val="19"/>
-              </w:rPr>
-            </w:pPr>
-            <w:r>
-              <w:rPr>
-                <w:sz w:val="19"/>
+                <w:sz w:val="17"/>
+              </w:rPr>
+            </w:pPr>
+            <w:r>
+              <w:rPr>
+                <w:sz w:val="17"/>
               </w:rPr>
               <w:t>Largest institutional program; UCSD $3.2B capital, LRDP to 36.2M GSF by 2040</w:t>
             </w:r>
@@ -1096,12 +1094,12 @@
             <w:pPr>
               <w:pStyle w:val="Compact"/>
               <w:rPr>
-                <w:sz w:val="19"/>
-              </w:rPr>
-            </w:pPr>
-            <w:r>
-              <w:rPr>
-                <w:sz w:val="19"/>
+                <w:sz w:val="17"/>
+              </w:rPr>
+            </w:pPr>
+            <w:r>
+              <w:rPr>
+                <w:sz w:val="17"/>
               </w:rPr>
               <w:t xml:space="preserve">UCSD Triton Center ($428M), MDLS Life Sciences ($220M, </w:t>
             </w:r>
@@ -1109,13 +1107,13 @@
               <w:rPr>
                 <w:b/>
                 <w:bCs/>
-                <w:sz w:val="19"/>
+                <w:sz w:val="17"/>
               </w:rPr>
               <w:t>KPFF</w:t>
             </w:r>
             <w:r>
               <w:rPr>
-                <w:sz w:val="19"/>
+                <w:sz w:val="17"/>
               </w:rPr>
               <w:t xml:space="preserve">), Pepper Canyon East (~$2B, ~6,000 beds, Clark CM/GC); SDSU Evolve (3,640 beds, $1B, </w:t>
             </w:r>
@@ -1123,13 +1121,13 @@
               <w:rPr>
                 <w:b/>
                 <w:bCs/>
-                <w:sz w:val="19"/>
+                <w:sz w:val="17"/>
               </w:rPr>
               <w:t>mass-timber</w:t>
             </w:r>
             <w:r>
               <w:rPr>
-                <w:sz w:val="19"/>
+                <w:sz w:val="17"/>
               </w:rPr>
               <w:t>, Swinerton DB)</w:t>
             </w:r>
@@ -1143,20 +1141,20 @@
             <w:pPr>
               <w:pStyle w:val="Compact"/>
               <w:rPr>
-                <w:sz w:val="19"/>
-              </w:rPr>
-            </w:pPr>
-            <w:r>
-              <w:rPr>
-                <w:b/>
-                <w:bCs/>
-                <w:sz w:val="19"/>
+                <w:sz w:val="17"/>
+              </w:rPr>
+            </w:pPr>
+            <w:r>
+              <w:rPr>
+                <w:b/>
+                <w:bCs/>
+                <w:sz w:val="17"/>
               </w:rPr>
               <w:t>Medium</w:t>
             </w:r>
             <w:r>
               <w:rPr>
-                <w:sz w:val="19"/>
+                <w:sz w:val="17"/>
               </w:rPr>
               <w:t xml:space="preserve"> — fragmented enough to enter; KPFF/Coffman/DCI all active</w:t>
             </w:r>
@@ -1175,14 +1173,14 @@
             <w:pPr>
               <w:pStyle w:val="Compact"/>
               <w:rPr>
-                <w:sz w:val="19"/>
-              </w:rPr>
-            </w:pPr>
-            <w:r>
-              <w:rPr>
-                <w:b/>
-                <w:bCs/>
-                <w:sz w:val="19"/>
+                <w:sz w:val="17"/>
+              </w:rPr>
+            </w:pPr>
+            <w:r>
+              <w:rPr>
+                <w:b/>
+                <w:bCs/>
+                <w:sz w:val="17"/>
               </w:rPr>
               <w:t>Healthcare</w:t>
             </w:r>
@@ -1196,12 +1194,12 @@
             <w:pPr>
               <w:pStyle w:val="Compact"/>
               <w:rPr>
-                <w:sz w:val="19"/>
-              </w:rPr>
-            </w:pPr>
-            <w:r>
-              <w:rPr>
-                <w:sz w:val="19"/>
+                <w:sz w:val="17"/>
+              </w:rPr>
+            </w:pPr>
+            <w:r>
+              <w:rPr>
+                <w:sz w:val="17"/>
               </w:rPr>
               <w:t>“Billions” in pipeline; SB-1953 seismic deadline 2030 driving acute-care rebuilds</w:t>
             </w:r>
@@ -1215,12 +1213,12 @@
             <w:pPr>
               <w:pStyle w:val="Compact"/>
               <w:rPr>
-                <w:sz w:val="19"/>
-              </w:rPr>
-            </w:pPr>
-            <w:r>
-              <w:rPr>
-                <w:sz w:val="19"/>
+                <w:sz w:val="17"/>
+              </w:rPr>
+            </w:pPr>
+            <w:r>
+              <w:rPr>
+                <w:sz w:val="17"/>
               </w:rPr>
               <w:t xml:space="preserve">UCSD Hillcrest Redevelopment ($2.5–3B, </w:t>
             </w:r>
@@ -1228,19 +1226,19 @@
               <w:rPr>
                 <w:b/>
                 <w:bCs/>
-                <w:sz w:val="19"/>
+                <w:sz w:val="17"/>
               </w:rPr>
               <w:t>seismic/hospital-code</w:t>
             </w:r>
             <w:r>
               <w:rPr>
-                <w:sz w:val="19"/>
+                <w:sz w:val="17"/>
               </w:rPr>
               <w:t xml:space="preserve">); Rady Children’s ICU ($1.3B); UCSD </w:t>
             </w:r>
             <w:r>
               <w:rPr>
-                <w:sz w:val="19"/>
+                <w:sz w:val="17"/>
               </w:rPr>
               <w:lastRenderedPageBreak/>
               <w:t>Jacobs Medical Center (BWE)</w:t>
@@ -1255,21 +1253,21 @@
             <w:pPr>
               <w:pStyle w:val="Compact"/>
               <w:rPr>
-                <w:sz w:val="19"/>
-              </w:rPr>
-            </w:pPr>
-            <w:r>
-              <w:rPr>
-                <w:b/>
-                <w:bCs/>
-                <w:sz w:val="19"/>
+                <w:sz w:val="17"/>
+              </w:rPr>
+            </w:pPr>
+            <w:r>
+              <w:rPr>
+                <w:b/>
+                <w:bCs/>
+                <w:sz w:val="17"/>
               </w:rPr>
               <w:lastRenderedPageBreak/>
               <w:t>Medium</w:t>
             </w:r>
             <w:r>
               <w:rPr>
-                <w:sz w:val="19"/>
+                <w:sz w:val="17"/>
               </w:rPr>
               <w:t xml:space="preserve"> — seismic-intensive, aligns with KOR heritage; but NYA/BWE/Coffman incumbents at UCSD</w:t>
             </w:r>
@@ -1289,14 +1287,14 @@
             <w:pPr>
               <w:pStyle w:val="Compact"/>
               <w:rPr>
-                <w:sz w:val="19"/>
-              </w:rPr>
-            </w:pPr>
-            <w:r>
-              <w:rPr>
-                <w:b/>
-                <w:bCs/>
-                <w:sz w:val="19"/>
+                <w:sz w:val="17"/>
+              </w:rPr>
+            </w:pPr>
+            <w:r>
+              <w:rPr>
+                <w:b/>
+                <w:bCs/>
+                <w:sz w:val="17"/>
               </w:rPr>
               <w:t>Civic / K-12</w:t>
             </w:r>
@@ -1310,12 +1308,12 @@
             <w:pPr>
               <w:pStyle w:val="Compact"/>
               <w:rPr>
-                <w:sz w:val="19"/>
-              </w:rPr>
-            </w:pPr>
-            <w:r>
-              <w:rPr>
-                <w:sz w:val="19"/>
+                <w:sz w:val="17"/>
+              </w:rPr>
+            </w:pPr>
+            <w:r>
+              <w:rPr>
+                <w:sz w:val="17"/>
               </w:rPr>
               <w:t>SDUSD $13B+ across four bonds ($2.6B unspent); City CIP FY26 $843M</w:t>
             </w:r>
@@ -1329,12 +1327,12 @@
             <w:pPr>
               <w:pStyle w:val="Compact"/>
               <w:rPr>
-                <w:sz w:val="19"/>
-              </w:rPr>
-            </w:pPr>
-            <w:r>
-              <w:rPr>
-                <w:sz w:val="19"/>
+                <w:sz w:val="17"/>
+              </w:rPr>
+            </w:pPr>
+            <w:r>
+              <w:rPr>
+                <w:sz w:val="17"/>
               </w:rPr>
               <w:t xml:space="preserve">SDUSD Mann MS modernization (Turner); Ocean Beach Pier ($170–190M, </w:t>
             </w:r>
@@ -1342,13 +1340,13 @@
               <w:rPr>
                 <w:b/>
                 <w:bCs/>
-                <w:sz w:val="19"/>
+                <w:sz w:val="17"/>
               </w:rPr>
               <w:t>Moffatt &amp; Nichol</w:t>
             </w:r>
             <w:r>
               <w:rPr>
-                <w:sz w:val="19"/>
+                <w:sz w:val="17"/>
               </w:rPr>
               <w:t>); City Heights Library</w:t>
             </w:r>
@@ -1362,20 +1360,20 @@
             <w:pPr>
               <w:pStyle w:val="Compact"/>
               <w:rPr>
-                <w:sz w:val="19"/>
-              </w:rPr>
-            </w:pPr>
-            <w:r>
-              <w:rPr>
-                <w:b/>
-                <w:bCs/>
-                <w:sz w:val="19"/>
+                <w:sz w:val="17"/>
+              </w:rPr>
+            </w:pPr>
+            <w:r>
+              <w:rPr>
+                <w:b/>
+                <w:bCs/>
+                <w:sz w:val="17"/>
               </w:rPr>
               <w:t>Medium</w:t>
             </w:r>
             <w:r>
               <w:rPr>
-                <w:sz w:val="19"/>
+                <w:sz w:val="17"/>
               </w:rPr>
               <w:t xml:space="preserve"> — SDUSD work flows through Lease-Leaseback GCs (target the GC, not the district); DSA approval is a gate</w:t>
             </w:r>
@@ -1394,14 +1392,14 @@
             <w:pPr>
               <w:pStyle w:val="Compact"/>
               <w:rPr>
-                <w:sz w:val="19"/>
-              </w:rPr>
-            </w:pPr>
-            <w:r>
-              <w:rPr>
-                <w:b/>
-                <w:bCs/>
-                <w:sz w:val="19"/>
+                <w:sz w:val="17"/>
+              </w:rPr>
+            </w:pPr>
+            <w:r>
+              <w:rPr>
+                <w:b/>
+                <w:bCs/>
+                <w:sz w:val="17"/>
               </w:rPr>
               <w:t>Military / federal / NAVFAC</w:t>
             </w:r>
@@ -1415,12 +1413,12 @@
             <w:pPr>
               <w:pStyle w:val="Compact"/>
               <w:rPr>
-                <w:sz w:val="19"/>
-              </w:rPr>
-            </w:pPr>
-            <w:r>
-              <w:rPr>
-                <w:sz w:val="19"/>
+                <w:sz w:val="17"/>
+              </w:rPr>
+            </w:pPr>
+            <w:r>
+              <w:rPr>
+                <w:sz w:val="17"/>
               </w:rPr>
               <w:t>NAVFAC SW = $3B General Construction MACC + $750M Waterfront MACC</w:t>
             </w:r>
@@ -1434,12 +1432,12 @@
             <w:pPr>
               <w:pStyle w:val="Compact"/>
               <w:rPr>
-                <w:sz w:val="19"/>
-              </w:rPr>
-            </w:pPr>
-            <w:r>
-              <w:rPr>
-                <w:sz w:val="19"/>
+                <w:sz w:val="17"/>
+              </w:rPr>
+            </w:pPr>
+            <w:r>
+              <w:rPr>
+                <w:sz w:val="17"/>
               </w:rPr>
               <w:t>MCRD P-315 Mess Hall ($84M, Michael Baker A-E); MCRD P-314 Barracks; NBSD Pier 6 ($101M)</w:t>
             </w:r>
@@ -1453,20 +1451,20 @@
             <w:pPr>
               <w:pStyle w:val="Compact"/>
               <w:rPr>
-                <w:sz w:val="19"/>
-              </w:rPr>
-            </w:pPr>
-            <w:r>
-              <w:rPr>
-                <w:b/>
-                <w:bCs/>
-                <w:sz w:val="19"/>
+                <w:sz w:val="17"/>
+              </w:rPr>
+            </w:pPr>
+            <w:r>
+              <w:rPr>
+                <w:b/>
+                <w:bCs/>
+                <w:sz w:val="17"/>
               </w:rPr>
               <w:t>Low</w:t>
             </w:r>
             <w:r>
               <w:rPr>
-                <w:sz w:val="19"/>
+                <w:sz w:val="17"/>
               </w:rPr>
               <w:t xml:space="preserve"> — BWE/Coffman/Degenkolb incumbents; gated by DoD track record; sub-to-MACC-prime only</w:t>
             </w:r>
@@ -1486,14 +1484,14 @@
             <w:pPr>
               <w:pStyle w:val="Compact"/>
               <w:rPr>
-                <w:sz w:val="19"/>
-              </w:rPr>
-            </w:pPr>
-            <w:r>
-              <w:rPr>
-                <w:b/>
-                <w:bCs/>
-                <w:sz w:val="19"/>
+                <w:sz w:val="17"/>
+              </w:rPr>
+            </w:pPr>
+            <w:r>
+              <w:rPr>
+                <w:b/>
+                <w:bCs/>
+                <w:sz w:val="17"/>
               </w:rPr>
               <w:t>Mass timber / sustainable</w:t>
             </w:r>
@@ -1507,12 +1505,12 @@
             <w:pPr>
               <w:pStyle w:val="Compact"/>
               <w:rPr>
-                <w:sz w:val="19"/>
-              </w:rPr>
-            </w:pPr>
-            <w:r>
-              <w:rPr>
-                <w:sz w:val="19"/>
+                <w:sz w:val="17"/>
+              </w:rPr>
+            </w:pPr>
+            <w:r>
+              <w:rPr>
+                <w:sz w:val="17"/>
               </w:rPr>
               <w:t>Early-stage but accelerating; CALGreen 2025 embodied-carbon mandate (≥50k sf, eff. Jan-1-2026)</w:t>
             </w:r>
@@ -1526,12 +1524,12 @@
             <w:pPr>
               <w:pStyle w:val="Compact"/>
               <w:rPr>
-                <w:sz w:val="19"/>
-              </w:rPr>
-            </w:pPr>
-            <w:r>
-              <w:rPr>
-                <w:sz w:val="19"/>
+                <w:sz w:val="17"/>
+              </w:rPr>
+            </w:pPr>
+            <w:r>
+              <w:rPr>
+                <w:sz w:val="17"/>
               </w:rPr>
               <w:t>Niima Outpost (5-story CLT, complete 2025); Harvey Mini (9-story, tallest MT in SoCal); 2100 Kettner (DCI, partial CLT); SDSU Evolve (mass-timber)</w:t>
             </w:r>
@@ -1545,20 +1543,20 @@
             <w:pPr>
               <w:pStyle w:val="Compact"/>
               <w:rPr>
-                <w:sz w:val="19"/>
-              </w:rPr>
-            </w:pPr>
-            <w:r>
-              <w:rPr>
-                <w:b/>
-                <w:bCs/>
-                <w:sz w:val="19"/>
+                <w:sz w:val="17"/>
+              </w:rPr>
+            </w:pPr>
+            <w:r>
+              <w:rPr>
+                <w:b/>
+                <w:bCs/>
+                <w:sz w:val="17"/>
               </w:rPr>
               <w:t>HIGH — open lane</w:t>
             </w:r>
             <w:r>
               <w:rPr>
-                <w:sz w:val="19"/>
+                <w:sz w:val="17"/>
               </w:rPr>
               <w:t>; no SD SE firm owns this niche</w:t>
             </w:r>
@@ -1568,7 +1566,7 @@
     </w:tbl>
     <w:p>
       <w:r>
-        <w:pict w14:anchorId="463DF64F">
+        <w:pict w14:anchorId="08FB534C">
           <v:rect id="_x0000_i1027" style="width:0;height:1.5pt" o:hralign="center" o:hrstd="t" o:hr="t"/>
         </w:pict>
       </w:r>
@@ -1576,7 +1574,6 @@
     <w:p>
       <w:pPr>
         <w:pStyle w:val="Heading2"/>
-        <w:pageBreakBefore/>
       </w:pPr>
       <w:bookmarkStart w:id="3" w:name="Xed4ecce84750f88eee5ebe8d168cdced316d490"/>
       <w:bookmarkEnd w:id="2"/>
@@ -1624,9 +1621,9 @@
         <w:tblLook w:val="0420" w:firstRow="1" w:lastRow="0" w:firstColumn="0" w:lastColumn="0" w:noHBand="0" w:noVBand="1"/>
       </w:tblPr>
       <w:tblGrid>
-        <w:gridCol w:w="3188"/>
-        <w:gridCol w:w="3187"/>
-        <w:gridCol w:w="3185"/>
+        <w:gridCol w:w="3480"/>
+        <w:gridCol w:w="3481"/>
+        <w:gridCol w:w="3479"/>
       </w:tblGrid>
       <w:tr>
         <w:trPr>
@@ -1643,13 +1640,13 @@
               <w:pStyle w:val="Compact"/>
               <w:rPr>
                 <w:b w:val="0"/>
-                <w:sz w:val="19"/>
+                <w:sz w:val="17"/>
               </w:rPr>
             </w:pPr>
             <w:r>
               <w:rPr>
                 <w:b w:val="0"/>
-                <w:sz w:val="19"/>
+                <w:sz w:val="17"/>
               </w:rPr>
               <w:t>Firm</w:t>
             </w:r>
@@ -1664,13 +1661,13 @@
               <w:pStyle w:val="Compact"/>
               <w:rPr>
                 <w:b w:val="0"/>
-                <w:sz w:val="19"/>
+                <w:sz w:val="17"/>
               </w:rPr>
             </w:pPr>
             <w:r>
               <w:rPr>
                 <w:b w:val="0"/>
-                <w:sz w:val="19"/>
+                <w:sz w:val="17"/>
               </w:rPr>
               <w:t>Status</w:t>
             </w:r>
@@ -1685,13 +1682,13 @@
               <w:pStyle w:val="Compact"/>
               <w:rPr>
                 <w:b w:val="0"/>
-                <w:sz w:val="19"/>
+                <w:sz w:val="17"/>
               </w:rPr>
             </w:pPr>
             <w:r>
               <w:rPr>
                 <w:b w:val="0"/>
-                <w:sz w:val="19"/>
+                <w:sz w:val="17"/>
               </w:rPr>
               <w:t>Source</w:t>
             </w:r>
@@ -1711,14 +1708,14 @@
             <w:pPr>
               <w:pStyle w:val="Compact"/>
               <w:rPr>
-                <w:sz w:val="19"/>
-              </w:rPr>
-            </w:pPr>
-            <w:r>
-              <w:rPr>
-                <w:b/>
-                <w:bCs/>
-                <w:sz w:val="19"/>
+                <w:sz w:val="17"/>
+              </w:rPr>
+            </w:pPr>
+            <w:r>
+              <w:rPr>
+                <w:b/>
+                <w:bCs/>
+                <w:sz w:val="17"/>
               </w:rPr>
               <w:t>Hope Amundson</w:t>
             </w:r>
@@ -1732,12 +1729,12 @@
             <w:pPr>
               <w:pStyle w:val="Compact"/>
               <w:rPr>
-                <w:sz w:val="19"/>
-              </w:rPr>
-            </w:pPr>
-            <w:r>
-              <w:rPr>
-                <w:sz w:val="19"/>
+                <w:sz w:val="17"/>
+              </w:rPr>
+            </w:pPr>
+            <w:r>
+              <w:rPr>
+                <w:sz w:val="17"/>
               </w:rPr>
               <w:t xml:space="preserve">Merged into </w:t>
             </w:r>
@@ -1745,13 +1742,13 @@
               <w:rPr>
                 <w:b/>
                 <w:bCs/>
-                <w:sz w:val="19"/>
+                <w:sz w:val="17"/>
               </w:rPr>
               <w:t>Coffman Engineers</w:t>
             </w:r>
             <w:r>
               <w:rPr>
-                <w:sz w:val="19"/>
+                <w:sz w:val="17"/>
               </w:rPr>
               <w:t xml:space="preserve"> (Oct 2017); domain redirects to coffman.com</w:t>
             </w:r>
@@ -1765,12 +1762,12 @@
             <w:pPr>
               <w:pStyle w:val="Compact"/>
               <w:rPr>
-                <w:sz w:val="19"/>
-              </w:rPr>
-            </w:pPr>
-            <w:r>
-              <w:rPr>
-                <w:sz w:val="19"/>
+                <w:sz w:val="17"/>
+              </w:rPr>
+            </w:pPr>
+            <w:r>
+              <w:rPr>
+                <w:sz w:val="17"/>
               </w:rPr>
               <w:t>coffman.com/news</w:t>
             </w:r>
@@ -1789,14 +1786,14 @@
             <w:pPr>
               <w:pStyle w:val="Compact"/>
               <w:rPr>
-                <w:sz w:val="19"/>
-              </w:rPr>
-            </w:pPr>
-            <w:r>
-              <w:rPr>
-                <w:b/>
-                <w:bCs/>
-                <w:sz w:val="19"/>
+                <w:sz w:val="17"/>
+              </w:rPr>
+            </w:pPr>
+            <w:r>
+              <w:rPr>
+                <w:b/>
+                <w:bCs/>
+                <w:sz w:val="17"/>
               </w:rPr>
               <w:t>Englekirk / Robert Englekirk</w:t>
             </w:r>
@@ -1810,12 +1807,12 @@
             <w:pPr>
               <w:pStyle w:val="Compact"/>
               <w:rPr>
-                <w:sz w:val="19"/>
-              </w:rPr>
-            </w:pPr>
-            <w:r>
-              <w:rPr>
-                <w:sz w:val="19"/>
+                <w:sz w:val="17"/>
+              </w:rPr>
+            </w:pPr>
+            <w:r>
+              <w:rPr>
+                <w:sz w:val="17"/>
               </w:rPr>
               <w:t xml:space="preserve">Acquired by </w:t>
             </w:r>
@@ -1823,19 +1820,19 @@
               <w:rPr>
                 <w:b/>
                 <w:bCs/>
-                <w:sz w:val="19"/>
+                <w:sz w:val="17"/>
               </w:rPr>
               <w:t>WSP</w:t>
             </w:r>
             <w:r>
               <w:rPr>
-                <w:sz w:val="19"/>
+                <w:sz w:val="17"/>
               </w:rPr>
               <w:t xml:space="preserve"> </w:t>
             </w:r>
             <w:r>
               <w:rPr>
-                <w:sz w:val="19"/>
+                <w:sz w:val="17"/>
               </w:rPr>
               <w:t>(Oct 2021); brand dissolved; never had an SD office</w:t>
             </w:r>
@@ -1849,12 +1846,12 @@
             <w:pPr>
               <w:pStyle w:val="Compact"/>
               <w:rPr>
-                <w:sz w:val="19"/>
-              </w:rPr>
-            </w:pPr>
-            <w:r>
-              <w:rPr>
-                <w:sz w:val="19"/>
+                <w:sz w:val="17"/>
+              </w:rPr>
+            </w:pPr>
+            <w:r>
+              <w:rPr>
+                <w:sz w:val="17"/>
               </w:rPr>
               <w:t>globenewswire WSP release</w:t>
             </w:r>
@@ -1874,14 +1871,14 @@
             <w:pPr>
               <w:pStyle w:val="Compact"/>
               <w:rPr>
-                <w:sz w:val="19"/>
-              </w:rPr>
-            </w:pPr>
-            <w:r>
-              <w:rPr>
-                <w:b/>
-                <w:bCs/>
-                <w:sz w:val="19"/>
+                <w:sz w:val="17"/>
+              </w:rPr>
+            </w:pPr>
+            <w:r>
+              <w:rPr>
+                <w:b/>
+                <w:bCs/>
+                <w:sz w:val="17"/>
               </w:rPr>
               <w:t>Latitude 33</w:t>
             </w:r>
@@ -1895,26 +1892,26 @@
             <w:pPr>
               <w:pStyle w:val="Compact"/>
               <w:rPr>
-                <w:sz w:val="19"/>
-              </w:rPr>
-            </w:pPr>
-            <w:r>
-              <w:rPr>
-                <w:b/>
-                <w:bCs/>
-                <w:sz w:val="19"/>
+                <w:sz w:val="17"/>
+              </w:rPr>
+            </w:pPr>
+            <w:r>
+              <w:rPr>
+                <w:b/>
+                <w:bCs/>
+                <w:sz w:val="17"/>
               </w:rPr>
               <w:t>Civil/planning/survey only</w:t>
             </w:r>
             <w:r>
               <w:rPr>
-                <w:sz w:val="19"/>
+                <w:sz w:val="17"/>
               </w:rPr>
               <w:t xml:space="preserve"> </w:t>
             </w:r>
             <w:r>
               <w:rPr>
-                <w:sz w:val="19"/>
+                <w:sz w:val="17"/>
               </w:rPr>
               <w:lastRenderedPageBreak/>
               <w:t>— no structural practice</w:t>
@@ -1929,12 +1926,12 @@
             <w:pPr>
               <w:pStyle w:val="Compact"/>
               <w:rPr>
-                <w:sz w:val="19"/>
-              </w:rPr>
-            </w:pPr>
-            <w:r>
-              <w:rPr>
-                <w:sz w:val="19"/>
+                <w:sz w:val="17"/>
+              </w:rPr>
+            </w:pPr>
+            <w:r>
+              <w:rPr>
+                <w:sz w:val="17"/>
               </w:rPr>
               <w:lastRenderedPageBreak/>
               <w:t>latitude33.com</w:t>
@@ -1954,14 +1951,14 @@
             <w:pPr>
               <w:pStyle w:val="Compact"/>
               <w:rPr>
-                <w:sz w:val="19"/>
-              </w:rPr>
-            </w:pPr>
-            <w:r>
-              <w:rPr>
-                <w:b/>
-                <w:bCs/>
-                <w:sz w:val="19"/>
+                <w:sz w:val="17"/>
+              </w:rPr>
+            </w:pPr>
+            <w:r>
+              <w:rPr>
+                <w:b/>
+                <w:bCs/>
+                <w:sz w:val="17"/>
               </w:rPr>
               <w:t>SOHA Engineers</w:t>
             </w:r>
@@ -1975,20 +1972,20 @@
             <w:pPr>
               <w:pStyle w:val="Compact"/>
               <w:rPr>
-                <w:sz w:val="19"/>
-              </w:rPr>
-            </w:pPr>
-            <w:r>
-              <w:rPr>
-                <w:b/>
-                <w:bCs/>
-                <w:sz w:val="19"/>
+                <w:sz w:val="17"/>
+              </w:rPr>
+            </w:pPr>
+            <w:r>
+              <w:rPr>
+                <w:b/>
+                <w:bCs/>
+                <w:sz w:val="17"/>
               </w:rPr>
               <w:t>Bay Area only</w:t>
             </w:r>
             <w:r>
               <w:rPr>
-                <w:sz w:val="19"/>
+                <w:sz w:val="17"/>
               </w:rPr>
               <w:t xml:space="preserve"> (SF + San Leandro); no SD presence</w:t>
             </w:r>
@@ -2002,12 +1999,12 @@
             <w:pPr>
               <w:pStyle w:val="Compact"/>
               <w:rPr>
-                <w:sz w:val="19"/>
-              </w:rPr>
-            </w:pPr>
-            <w:r>
-              <w:rPr>
-                <w:sz w:val="19"/>
+                <w:sz w:val="17"/>
+              </w:rPr>
+            </w:pPr>
+            <w:r>
+              <w:rPr>
+                <w:sz w:val="17"/>
               </w:rPr>
               <w:t>soha.com</w:t>
             </w:r>
@@ -2027,14 +2024,14 @@
             <w:pPr>
               <w:pStyle w:val="Compact"/>
               <w:rPr>
-                <w:sz w:val="19"/>
-              </w:rPr>
-            </w:pPr>
-            <w:r>
-              <w:rPr>
-                <w:b/>
-                <w:bCs/>
-                <w:sz w:val="19"/>
+                <w:sz w:val="17"/>
+              </w:rPr>
+            </w:pPr>
+            <w:r>
+              <w:rPr>
+                <w:b/>
+                <w:bCs/>
+                <w:sz w:val="17"/>
               </w:rPr>
               <w:t>TYLin / John A. Martin / MKA</w:t>
             </w:r>
@@ -2048,12 +2045,12 @@
             <w:pPr>
               <w:pStyle w:val="Compact"/>
               <w:rPr>
-                <w:sz w:val="19"/>
-              </w:rPr>
-            </w:pPr>
-            <w:r>
-              <w:rPr>
-                <w:sz w:val="19"/>
+                <w:sz w:val="17"/>
+              </w:rPr>
+            </w:pPr>
+            <w:r>
+              <w:rPr>
+                <w:sz w:val="17"/>
               </w:rPr>
               <w:t xml:space="preserve">SD work is </w:t>
             </w:r>
@@ -2061,13 +2058,13 @@
               <w:rPr>
                 <w:b/>
                 <w:bCs/>
-                <w:sz w:val="19"/>
+                <w:sz w:val="17"/>
               </w:rPr>
               <w:t>transportation/aviation/stadium only</w:t>
             </w:r>
             <w:r>
               <w:rPr>
-                <w:sz w:val="19"/>
+                <w:sz w:val="17"/>
               </w:rPr>
               <w:t>, executed from out-of-market offices; not building-SE competitors (MKA = Snapdragon Stadium + SAN airport from Seattle; JAMA = aviation from LA; TYLin SD = bridges)</w:t>
             </w:r>
@@ -2081,12 +2078,12 @@
             <w:pPr>
               <w:pStyle w:val="Compact"/>
               <w:rPr>
-                <w:sz w:val="19"/>
-              </w:rPr>
-            </w:pPr>
-            <w:r>
-              <w:rPr>
-                <w:sz w:val="19"/>
+                <w:sz w:val="17"/>
+              </w:rPr>
+            </w:pPr>
+            <w:r>
+              <w:rPr>
+                <w:sz w:val="17"/>
               </w:rPr>
               <w:t>tylin.com, johnmartin.com, mka.com</w:t>
             </w:r>
@@ -2990,56 +2987,30 @@
           <w:b/>
           <w:bCs/>
         </w:rPr>
-        <w:t>Chelsea Investment Corp affordable-housing SE (RESOLVED, partial):</w:t>
-      </w:r>
-      <w:r>
-        <w:t xml:space="preserve"> </w:t>
-      </w:r>
-      <w:r>
-        <w:rPr>
-          <w:b/>
-          <w:bCs/>
-        </w:rPr>
-        <w:t>Harrington Heights → DCI Engineers</w:t>
-      </w:r>
-      <w:r>
-        <w:t xml:space="preserve"> (CONFIRMED via JWDA project page; civil = Nasland, MEP = Robison, GC = Level 10). </w:t>
-      </w:r>
-      <w:r>
-        <w:rPr>
-          <w:b/>
-          <w:bCs/>
-        </w:rPr>
-        <w:t>Taormina, Modica, Addison@SDSU → SE not publicly named</w:t>
-      </w:r>
-      <w:r>
-        <w:t xml:space="preserve"> (architect McKinley, GC Emmerson, civil Fuscoe; no SE in any accessible source — honest gap, get via SEAOSD/permit). </w:t>
-      </w:r>
-      <w:r>
-        <w:rPr>
-          <w:b/>
-          <w:bCs/>
-        </w:rPr>
-        <w:t xml:space="preserve">Fuscoe is the </w:t>
-      </w:r>
-      <w:r>
-        <w:rPr>
-          <w:b/>
-          <w:bCs/>
+        <w:t>Chelsea Investment Corp</w:t>
+      </w:r>
+      <w:r>
+        <w:t xml:space="preserve"> (affordable housing) — </w:t>
+      </w:r>
+      <w:r>
+        <w:rPr>
+          <w:b/>
+          <w:bCs/>
+        </w:rPr>
+        <w:t>Harrington Heights uses DCI Engineers</w:t>
+      </w:r>
+      <w:r>
+        <w:t xml:space="preserve">; on Taormina, Modica, and Addison@SDSU the structural engineer isn’t publicly named (an opening — confirm via SEAOSD/permit records). Note Fuscoe is Chelsea’s </w:t>
+      </w:r>
+      <w:r>
+        <w:rPr>
           <w:i/>
           <w:iCs/>
         </w:rPr>
         <w:t>civil</w:t>
       </w:r>
       <w:r>
-        <w:rPr>
-          <w:b/>
-          <w:bCs/>
-        </w:rPr>
-        <w:t xml:space="preserve"> engineer, NOT the SE</w:t>
-      </w:r>
-      <w:r>
-        <w:t xml:space="preserve"> — do not treat it as the SE incumbent.</w:t>
+        <w:t xml:space="preserve"> engineer, not its SE.</w:t>
       </w:r>
     </w:p>
     <w:p>
@@ -3077,7 +3048,7 @@
         <w:t>DCI Engineers</w:t>
       </w:r>
       <w:r>
-        <w:t xml:space="preserve"> (id 38923) is </w:t>
+        <w:t xml:space="preserve"> is </w:t>
       </w:r>
       <w:r>
         <w:rPr>
@@ -3087,27 +3058,7 @@
         <w:t>BNIM’s SE on Keeler Court</w:t>
       </w:r>
       <w:r>
-        <w:t xml:space="preserve"> (71-unit affordable, 2023). </w:t>
-      </w:r>
-      <w:r>
-        <w:rPr>
-          <w:b/>
-          <w:bCs/>
-        </w:rPr>
-        <w:t>CORRECTION:</w:t>
-      </w:r>
-      <w:r>
-        <w:t xml:space="preserve"> the earlier “Fard Engineers” attribution was wrong — </w:t>
-      </w:r>
-      <w:r>
-        <w:rPr>
-          <w:b/>
-          <w:bCs/>
-        </w:rPr>
-        <w:t>Fard is an MEP firm, not an SE</w:t>
-      </w:r>
-      <w:r>
-        <w:t>; it was the mechanical/electrical engineer on Keeler Court. Burkett &amp; Wong (BWE) also rotates on BNIM work. To displace on the BNIM channel, target DCI (Ryan Slaybaugh, SD office at 101 W. Broadway).</w:t>
+        <w:t xml:space="preserve"> (71-unit affordable, 2023; not “Fard,” which is the project’s MEP engineer). Burkett &amp; Wong also rotates on BNIM work. To win the BNIM channel, target DCI (Ryan Slaybaugh, SD office at 101 W. Broadway).</w:t>
       </w:r>
     </w:p>
     <w:p>
@@ -3123,7 +3074,7 @@
           <w:b/>
           <w:bCs/>
         </w:rPr>
-        <w:t>Mass-timber SE incumbents (deep-honed — this is KOR’s white-space lane):</w:t>
+        <w:t>Mass timber — KOR’s white-space lane:</w:t>
       </w:r>
     </w:p>
     <w:p>
@@ -3142,16 +3093,7 @@
         <w:t>Facet NW</w:t>
       </w:r>
       <w:r>
-        <w:t xml:space="preserve"> (id 77638, </w:t>
-      </w:r>
-      <w:r>
-        <w:rPr>
-          <w:rStyle w:val="VerbatimChar"/>
-        </w:rPr>
-        <w:t>facetnw.com</w:t>
-      </w:r>
-      <w:r>
-        <w:t xml:space="preserve"> — DB domain corrected from a parked one) is the </w:t>
+        <w:t xml:space="preserve"> is the </w:t>
       </w:r>
       <w:r>
         <w:rPr>
@@ -3191,7 +3133,7 @@
         <w:t>Jordan Janicki</w:t>
       </w:r>
       <w:r>
-        <w:t xml:space="preserve">. Only a one-project SD track record so far → </w:t>
+        <w:t xml:space="preserve">. Only one SD project so far → </w:t>
       </w:r>
       <w:r>
         <w:rPr>
@@ -3214,20 +3156,20 @@
           <w:b/>
           <w:bCs/>
         </w:rPr>
-        <w:t>“Steven Crook” = a person at HED (Harley Ellis Devereaux)</w:t>
-      </w:r>
-      <w:r>
-        <w:t xml:space="preserve"> (id 68932), </w:t>
-      </w:r>
-      <w:r>
-        <w:rPr>
-          <w:i/>
-          <w:iCs/>
-        </w:rPr>
-        <w:t>not</w:t>
-      </w:r>
-      <w:r>
-        <w:t xml:space="preserve"> an independent firm (misattribution corrected). He’s SE on </w:t>
+        <w:t>Steven Crook</w:t>
+      </w:r>
+      <w:r>
+        <w:t xml:space="preserve"> (at </w:t>
+      </w:r>
+      <w:r>
+        <w:rPr>
+          <w:b/>
+          <w:bCs/>
+        </w:rPr>
+        <w:t>HED / Harley Ellis Devereaux</w:t>
+      </w:r>
+      <w:r>
+        <w:t xml:space="preserve">) is SE on </w:t>
       </w:r>
       <w:r>
         <w:rPr>
@@ -3253,10 +3195,10 @@
           <w:b/>
           <w:bCs/>
         </w:rPr>
-        <w:t>BC peers circling but NOT yet in SD developer-residential CLT (KOR’s uncontested window):</w:t>
-      </w:r>
-      <w:r>
-        <w:t xml:space="preserve"> Equilibrium Consulting (Eric Karsh; Google MT1 Sunnyvale — KOR’s closest BC peer), StructureCraft (Abbotsford design-build, premium model), Aspect (CA work is temp-works only). None hold SD developer-resi CLT — that gap is the opening; Aspect is a viable </w:t>
+        <w:t>BC peers circling but not yet in SD developer-residential CLT (KOR’s uncontested window):</w:t>
+      </w:r>
+      <w:r>
+        <w:t xml:space="preserve"> Equilibrium Consulting (Eric Karsh; Google MT1, Sunnyvale — KOR’s closest BC peer), StructureCraft (Abbotsford design-build, premium model), Aspect (CA work is temporary-works only). None hold SD developer-resi CLT — that gap is the opening; Aspect is a viable </w:t>
       </w:r>
       <w:r>
         <w:rPr>
@@ -3267,44 +3209,6 @@
       </w:r>
       <w:r>
         <w:t xml:space="preserve"> (fabrication depth) where KOR holds the SD SE-of-record.</w:t>
-      </w:r>
-    </w:p>
-    <w:p>
-      <w:pPr>
-        <w:pStyle w:val="Compact"/>
-        <w:numPr>
-          <w:ilvl w:val="1"/>
-          <w:numId w:val="11"/>
-        </w:numPr>
-      </w:pPr>
-      <w:r>
-        <w:rPr>
-          <w:b/>
-          <w:bCs/>
-        </w:rPr>
-        <w:t>Envision Engineering</w:t>
-      </w:r>
-      <w:r>
-        <w:t xml:space="preserve"> (id 76968, </w:t>
-      </w:r>
-      <w:r>
-        <w:rPr>
-          <w:rStyle w:val="VerbatimChar"/>
-        </w:rPr>
-        <w:t>envisioninc.io</w:t>
-      </w:r>
-      <w:r>
-        <w:t xml:space="preserve">) — conventional SD firm, </w:t>
-      </w:r>
-      <w:r>
-        <w:rPr>
-          <w:b/>
-          <w:bCs/>
-        </w:rPr>
-        <w:t>no mass-timber work and possibly defunct (Yelp shows CLOSED as of Jan 2026)</w:t>
-      </w:r>
-      <w:r>
-        <w:t>; not a mass-timber competitor.</w:t>
       </w:r>
     </w:p>
     <w:p>
@@ -3323,17 +3227,7 @@
         <w:t>Josephson-Werdowatz</w:t>
       </w:r>
       <w:r>
-        <w:t xml:space="preserve"> (id 77669) — domusstudio’s civic/sacred SE. Two-principal SD firm (Rancho Bernardo), </w:t>
-      </w:r>
-      <w:r>
-        <w:rPr>
-          <w:b/>
-          <w:bCs/>
-        </w:rPr>
-        <w:t>aging leadership + heavy expert-witness practice</w:t>
-      </w:r>
-      <w:r>
-        <w:t xml:space="preserve"> (Carl Josephson retained on 1,500+ cases) → limited new-design throughput. Displace on larger mixed-use/institutional work with domusstudio.</w:t>
+        <w:t xml:space="preserve"> — domusstudio’s civic/sacred SE. Two-principal SD firm (Rancho Bernardo) with aging leadership and a heavy expert-witness practice → limited new-design throughput. Displace on larger mixed-use/institutional work with domusstudio.</w:t>
       </w:r>
     </w:p>
     <w:p>
@@ -3352,20 +3246,17 @@
         <w:t>VCA Structural</w:t>
       </w:r>
       <w:r>
-        <w:t xml:space="preserve"> (id 77668) — Trammell Crow Residential’s SE (Modera SD, Alexan Monrovia). </w:t>
-      </w:r>
-      <w:r>
-        <w:rPr>
-          <w:b/>
-          <w:bCs/>
-        </w:rPr>
-        <w:t>NO San Diego office</w:t>
-      </w:r>
-      <w:r>
-        <w:t xml:space="preserve"> </w:t>
-      </w:r>
-      <w:r>
-        <w:t>(HQ Orange CA; also Denver/Honolulu) — serves SD remotely from 60+ mi away. Clean local-responsiveness displacement angle, same shape as the Glotman wedge.</w:t>
+        <w:t xml:space="preserve"> — Trammell Crow Residential’s SE (Modera SD, Alexan Monrovia). </w:t>
+      </w:r>
+      <w:r>
+        <w:rPr>
+          <w:b/>
+          <w:bCs/>
+        </w:rPr>
+        <w:t>No San Diego office</w:t>
+      </w:r>
+      <w:r>
+        <w:t xml:space="preserve"> (Orange, CA, 60+ mi away) — serves SD remotely. Clean local-responsiveness wedge, the same shape as the Glotman gap.</w:t>
       </w:r>
     </w:p>
     <w:p>
@@ -3457,10 +3348,10 @@
         <w:tblLook w:val="0420" w:firstRow="1" w:lastRow="0" w:firstColumn="0" w:lastColumn="0" w:noHBand="0" w:noVBand="1"/>
       </w:tblPr>
       <w:tblGrid>
-        <w:gridCol w:w="2390"/>
-        <w:gridCol w:w="2390"/>
-        <w:gridCol w:w="2390"/>
-        <w:gridCol w:w="2390"/>
+        <w:gridCol w:w="2610"/>
+        <w:gridCol w:w="2610"/>
+        <w:gridCol w:w="2610"/>
+        <w:gridCol w:w="2610"/>
       </w:tblGrid>
       <w:tr>
         <w:trPr>
@@ -3477,13 +3368,13 @@
               <w:pStyle w:val="Compact"/>
               <w:rPr>
                 <w:b w:val="0"/>
-                <w:sz w:val="19"/>
+                <w:sz w:val="17"/>
               </w:rPr>
             </w:pPr>
             <w:r>
               <w:rPr>
                 <w:b w:val="0"/>
-                <w:sz w:val="19"/>
+                <w:sz w:val="17"/>
               </w:rPr>
               <w:t>Segment</w:t>
             </w:r>
@@ -3498,13 +3389,13 @@
               <w:pStyle w:val="Compact"/>
               <w:rPr>
                 <w:b w:val="0"/>
-                <w:sz w:val="19"/>
+                <w:sz w:val="17"/>
               </w:rPr>
             </w:pPr>
             <w:r>
               <w:rPr>
                 <w:b w:val="0"/>
-                <w:sz w:val="19"/>
+                <w:sz w:val="17"/>
               </w:rPr>
               <w:t>Incumbent SE to displace</w:t>
             </w:r>
@@ -3519,13 +3410,13 @@
               <w:pStyle w:val="Compact"/>
               <w:rPr>
                 <w:b w:val="0"/>
-                <w:sz w:val="19"/>
+                <w:sz w:val="17"/>
               </w:rPr>
             </w:pPr>
             <w:r>
               <w:rPr>
                 <w:b w:val="0"/>
-                <w:sz w:val="19"/>
+                <w:sz w:val="17"/>
               </w:rPr>
               <w:t>Confidence</w:t>
             </w:r>
@@ -3540,13 +3431,13 @@
               <w:pStyle w:val="Compact"/>
               <w:rPr>
                 <w:b w:val="0"/>
-                <w:sz w:val="19"/>
+                <w:sz w:val="17"/>
               </w:rPr>
             </w:pPr>
             <w:r>
               <w:rPr>
                 <w:b w:val="0"/>
-                <w:sz w:val="19"/>
+                <w:sz w:val="17"/>
               </w:rPr>
               <w:t>KOR’s realistic path</w:t>
             </w:r>
@@ -3566,12 +3457,12 @@
             <w:pPr>
               <w:pStyle w:val="Compact"/>
               <w:rPr>
-                <w:sz w:val="19"/>
-              </w:rPr>
-            </w:pPr>
-            <w:r>
-              <w:rPr>
-                <w:sz w:val="19"/>
+                <w:sz w:val="17"/>
+              </w:rPr>
+            </w:pPr>
+            <w:r>
+              <w:rPr>
+                <w:sz w:val="17"/>
               </w:rPr>
               <w:t>Landmark downtown high-rise (trophy)</w:t>
             </w:r>
@@ -3585,14 +3476,14 @@
             <w:pPr>
               <w:pStyle w:val="Compact"/>
               <w:rPr>
-                <w:sz w:val="19"/>
-              </w:rPr>
-            </w:pPr>
-            <w:r>
-              <w:rPr>
-                <w:b/>
-                <w:bCs/>
-                <w:sz w:val="19"/>
+                <w:sz w:val="17"/>
+              </w:rPr>
+            </w:pPr>
+            <w:r>
+              <w:rPr>
+                <w:b/>
+                <w:bCs/>
+                <w:sz w:val="17"/>
               </w:rPr>
               <w:t>KPFF</w:t>
             </w:r>
@@ -3606,12 +3497,12 @@
             <w:pPr>
               <w:pStyle w:val="Compact"/>
               <w:rPr>
-                <w:sz w:val="19"/>
-              </w:rPr>
-            </w:pPr>
-            <w:r>
-              <w:rPr>
-                <w:sz w:val="19"/>
+                <w:sz w:val="17"/>
+              </w:rPr>
+            </w:pPr>
+            <w:r>
+              <w:rPr>
+                <w:sz w:val="17"/>
               </w:rPr>
               <w:t>HIGH</w:t>
             </w:r>
@@ -3625,12 +3516,12 @@
             <w:pPr>
               <w:pStyle w:val="Compact"/>
               <w:rPr>
-                <w:sz w:val="19"/>
-              </w:rPr>
-            </w:pPr>
-            <w:r>
-              <w:rPr>
-                <w:sz w:val="19"/>
+                <w:sz w:val="17"/>
+              </w:rPr>
+            </w:pPr>
+            <w:r>
+              <w:rPr>
+                <w:sz w:val="17"/>
               </w:rPr>
               <w:t>Hard; compete on mid-tier towers</w:t>
             </w:r>
@@ -3649,12 +3540,12 @@
             <w:pPr>
               <w:pStyle w:val="Compact"/>
               <w:rPr>
-                <w:sz w:val="19"/>
-              </w:rPr>
-            </w:pPr>
-            <w:r>
-              <w:rPr>
-                <w:sz w:val="19"/>
+                <w:sz w:val="17"/>
+              </w:rPr>
+            </w:pPr>
+            <w:r>
+              <w:rPr>
+                <w:sz w:val="17"/>
               </w:rPr>
               <w:t>Downtown concrete resi high-rise</w:t>
             </w:r>
@@ -3668,14 +3559,14 @@
             <w:pPr>
               <w:pStyle w:val="Compact"/>
               <w:rPr>
-                <w:sz w:val="19"/>
-              </w:rPr>
-            </w:pPr>
-            <w:r>
-              <w:rPr>
-                <w:b/>
-                <w:bCs/>
-                <w:sz w:val="19"/>
+                <w:sz w:val="17"/>
+              </w:rPr>
+            </w:pPr>
+            <w:r>
+              <w:rPr>
+                <w:b/>
+                <w:bCs/>
+                <w:sz w:val="17"/>
               </w:rPr>
               <w:t>DCI Engineers</w:t>
             </w:r>
@@ -3689,12 +3580,12 @@
             <w:pPr>
               <w:pStyle w:val="Compact"/>
               <w:rPr>
-                <w:sz w:val="19"/>
-              </w:rPr>
-            </w:pPr>
-            <w:r>
-              <w:rPr>
-                <w:sz w:val="19"/>
+                <w:sz w:val="17"/>
+              </w:rPr>
+            </w:pPr>
+            <w:r>
+              <w:rPr>
+                <w:sz w:val="17"/>
               </w:rPr>
               <w:t>HIGH</w:t>
             </w:r>
@@ -3708,12 +3599,12 @@
             <w:pPr>
               <w:pStyle w:val="Compact"/>
               <w:rPr>
-                <w:sz w:val="19"/>
-              </w:rPr>
-            </w:pPr>
-            <w:r>
-              <w:rPr>
-                <w:sz w:val="19"/>
+                <w:sz w:val="17"/>
+              </w:rPr>
+            </w:pPr>
+            <w:r>
+              <w:rPr>
+                <w:sz w:val="17"/>
               </w:rPr>
               <w:t>Direct overlap; win the podium tier below them</w:t>
             </w:r>
@@ -3733,14 +3624,14 @@
             <w:pPr>
               <w:pStyle w:val="Compact"/>
               <w:rPr>
-                <w:sz w:val="19"/>
-              </w:rPr>
-            </w:pPr>
-            <w:r>
-              <w:rPr>
-                <w:b/>
-                <w:bCs/>
-                <w:sz w:val="19"/>
+                <w:sz w:val="17"/>
+              </w:rPr>
+            </w:pPr>
+            <w:r>
+              <w:rPr>
+                <w:b/>
+                <w:bCs/>
+                <w:sz w:val="17"/>
               </w:rPr>
               <w:t>Mid-rise podium (5–8 story wood-over-concrete)</w:t>
             </w:r>
@@ -3754,14 +3645,14 @@
             <w:pPr>
               <w:pStyle w:val="Compact"/>
               <w:rPr>
-                <w:sz w:val="19"/>
-              </w:rPr>
-            </w:pPr>
-            <w:r>
-              <w:rPr>
-                <w:b/>
-                <w:bCs/>
-                <w:sz w:val="19"/>
+                <w:sz w:val="17"/>
+              </w:rPr>
+            </w:pPr>
+            <w:r>
+              <w:rPr>
+                <w:b/>
+                <w:bCs/>
+                <w:sz w:val="17"/>
               </w:rPr>
               <w:t>Fragmented — no dominant brand</w:t>
             </w:r>
@@ -3775,12 +3666,12 @@
             <w:pPr>
               <w:pStyle w:val="Compact"/>
               <w:rPr>
-                <w:sz w:val="19"/>
-              </w:rPr>
-            </w:pPr>
-            <w:r>
-              <w:rPr>
-                <w:sz w:val="19"/>
+                <w:sz w:val="17"/>
+              </w:rPr>
+            </w:pPr>
+            <w:r>
+              <w:rPr>
+                <w:sz w:val="17"/>
               </w:rPr>
               <w:t>HIGH</w:t>
             </w:r>
@@ -3794,14 +3685,14 @@
             <w:pPr>
               <w:pStyle w:val="Compact"/>
               <w:rPr>
-                <w:sz w:val="19"/>
-              </w:rPr>
-            </w:pPr>
-            <w:r>
-              <w:rPr>
-                <w:b/>
-                <w:bCs/>
-                <w:sz w:val="19"/>
+                <w:sz w:val="17"/>
+              </w:rPr>
+            </w:pPr>
+            <w:r>
+              <w:rPr>
+                <w:b/>
+                <w:bCs/>
+                <w:sz w:val="17"/>
               </w:rPr>
               <w:t>Best entry lane — KOR’s BC core competency</w:t>
             </w:r>
@@ -3820,12 +3711,12 @@
             <w:pPr>
               <w:pStyle w:val="Compact"/>
               <w:rPr>
-                <w:sz w:val="19"/>
-              </w:rPr>
-            </w:pPr>
-            <w:r>
-              <w:rPr>
-                <w:sz w:val="19"/>
+                <w:sz w:val="17"/>
+              </w:rPr>
+            </w:pPr>
+            <w:r>
+              <w:rPr>
+                <w:sz w:val="17"/>
               </w:rPr>
               <w:t>Large hospitality / gaming</w:t>
             </w:r>
@@ -3839,20 +3730,20 @@
             <w:pPr>
               <w:pStyle w:val="Compact"/>
               <w:rPr>
-                <w:sz w:val="19"/>
-              </w:rPr>
-            </w:pPr>
-            <w:r>
-              <w:rPr>
-                <w:b/>
-                <w:bCs/>
-                <w:sz w:val="19"/>
+                <w:sz w:val="17"/>
+              </w:rPr>
+            </w:pPr>
+            <w:r>
+              <w:rPr>
+                <w:b/>
+                <w:bCs/>
+                <w:sz w:val="17"/>
               </w:rPr>
               <w:t>KPFF</w:t>
             </w:r>
             <w:r>
               <w:rPr>
-                <w:sz w:val="19"/>
+                <w:sz w:val="17"/>
               </w:rPr>
               <w:t xml:space="preserve"> (Shaun Walters)</w:t>
             </w:r>
@@ -3866,12 +3757,12 @@
             <w:pPr>
               <w:pStyle w:val="Compact"/>
               <w:rPr>
-                <w:sz w:val="19"/>
-              </w:rPr>
-            </w:pPr>
-            <w:r>
-              <w:rPr>
-                <w:sz w:val="19"/>
+                <w:sz w:val="17"/>
+              </w:rPr>
+            </w:pPr>
+            <w:r>
+              <w:rPr>
+                <w:sz w:val="17"/>
               </w:rPr>
               <w:t>HIGH</w:t>
             </w:r>
@@ -3885,12 +3776,12 @@
             <w:pPr>
               <w:pStyle w:val="Compact"/>
               <w:rPr>
-                <w:sz w:val="19"/>
-              </w:rPr>
-            </w:pPr>
-            <w:r>
-              <w:rPr>
-                <w:sz w:val="19"/>
+                <w:sz w:val="17"/>
+              </w:rPr>
+            </w:pPr>
+            <w:r>
+              <w:rPr>
+                <w:sz w:val="17"/>
               </w:rPr>
               <w:t>Boutique/mid hospitality via DBRDS</w:t>
             </w:r>
@@ -3910,12 +3801,12 @@
             <w:pPr>
               <w:pStyle w:val="Compact"/>
               <w:rPr>
-                <w:sz w:val="19"/>
-              </w:rPr>
-            </w:pPr>
-            <w:r>
-              <w:rPr>
-                <w:sz w:val="19"/>
+                <w:sz w:val="17"/>
+              </w:rPr>
+            </w:pPr>
+            <w:r>
+              <w:rPr>
+                <w:sz w:val="17"/>
               </w:rPr>
               <w:t>Affordable housing</w:t>
             </w:r>
@@ -3929,20 +3820,20 @@
             <w:pPr>
               <w:pStyle w:val="Compact"/>
               <w:rPr>
-                <w:sz w:val="19"/>
-              </w:rPr>
-            </w:pPr>
-            <w:r>
-              <w:rPr>
-                <w:b/>
-                <w:bCs/>
-                <w:sz w:val="19"/>
+                <w:sz w:val="17"/>
+              </w:rPr>
+            </w:pPr>
+            <w:r>
+              <w:rPr>
+                <w:b/>
+                <w:bCs/>
+                <w:sz w:val="17"/>
               </w:rPr>
               <w:t>Fuscoe</w:t>
             </w:r>
             <w:r>
               <w:rPr>
-                <w:sz w:val="19"/>
+                <w:sz w:val="17"/>
               </w:rPr>
               <w:t xml:space="preserve"> (Chelsea); fragmented elsewhere</w:t>
             </w:r>
@@ -3956,12 +3847,12 @@
             <w:pPr>
               <w:pStyle w:val="Compact"/>
               <w:rPr>
-                <w:sz w:val="19"/>
-              </w:rPr>
-            </w:pPr>
-            <w:r>
-              <w:rPr>
-                <w:sz w:val="19"/>
+                <w:sz w:val="17"/>
+              </w:rPr>
+            </w:pPr>
+            <w:r>
+              <w:rPr>
+                <w:sz w:val="17"/>
               </w:rPr>
               <w:t>MED</w:t>
             </w:r>
@@ -3975,12 +3866,12 @@
             <w:pPr>
               <w:pStyle w:val="Compact"/>
               <w:rPr>
-                <w:sz w:val="19"/>
-              </w:rPr>
-            </w:pPr>
-            <w:r>
-              <w:rPr>
-                <w:sz w:val="19"/>
+                <w:sz w:val="17"/>
+              </w:rPr>
+            </w:pPr>
+            <w:r>
+              <w:rPr>
+                <w:sz w:val="17"/>
               </w:rPr>
               <w:t>Wakeland/BRIDGE pipelines have no named SE — open</w:t>
             </w:r>
@@ -3999,12 +3890,12 @@
             <w:pPr>
               <w:pStyle w:val="Compact"/>
               <w:rPr>
-                <w:sz w:val="19"/>
-              </w:rPr>
-            </w:pPr>
-            <w:r>
-              <w:rPr>
-                <w:sz w:val="19"/>
+                <w:sz w:val="17"/>
+              </w:rPr>
+            </w:pPr>
+            <w:r>
+              <w:rPr>
+                <w:sz w:val="17"/>
               </w:rPr>
               <w:t>Life science / research</w:t>
             </w:r>
@@ -4018,12 +3909,12 @@
             <w:pPr>
               <w:pStyle w:val="Compact"/>
               <w:rPr>
-                <w:sz w:val="19"/>
-              </w:rPr>
-            </w:pPr>
-            <w:r>
-              <w:rPr>
-                <w:sz w:val="19"/>
+                <w:sz w:val="17"/>
+              </w:rPr>
+            </w:pPr>
+            <w:r>
+              <w:rPr>
+                <w:sz w:val="17"/>
               </w:rPr>
               <w:t>KPFF, Coffman</w:t>
             </w:r>
@@ -4037,12 +3928,12 @@
             <w:pPr>
               <w:pStyle w:val="Compact"/>
               <w:rPr>
-                <w:sz w:val="19"/>
-              </w:rPr>
-            </w:pPr>
-            <w:r>
-              <w:rPr>
-                <w:sz w:val="19"/>
+                <w:sz w:val="17"/>
+              </w:rPr>
+            </w:pPr>
+            <w:r>
+              <w:rPr>
+                <w:sz w:val="17"/>
               </w:rPr>
               <w:t>MED</w:t>
             </w:r>
@@ -4056,12 +3947,12 @@
             <w:pPr>
               <w:pStyle w:val="Compact"/>
               <w:rPr>
-                <w:sz w:val="19"/>
-              </w:rPr>
-            </w:pPr>
-            <w:r>
-              <w:rPr>
-                <w:sz w:val="19"/>
+                <w:sz w:val="17"/>
+              </w:rPr>
+            </w:pPr>
+            <w:r>
+              <w:rPr>
+                <w:sz w:val="17"/>
               </w:rPr>
               <w:t>Long-game; needs an introduction + first credit</w:t>
             </w:r>
@@ -4081,12 +3972,12 @@
             <w:pPr>
               <w:pStyle w:val="Compact"/>
               <w:rPr>
-                <w:sz w:val="19"/>
-              </w:rPr>
-            </w:pPr>
-            <w:r>
-              <w:rPr>
-                <w:sz w:val="19"/>
+                <w:sz w:val="17"/>
+              </w:rPr>
+            </w:pPr>
+            <w:r>
+              <w:rPr>
+                <w:sz w:val="17"/>
               </w:rPr>
               <w:t>UCSD healthcare/institutional</w:t>
             </w:r>
@@ -4100,12 +3991,12 @@
             <w:pPr>
               <w:pStyle w:val="Compact"/>
               <w:rPr>
-                <w:sz w:val="19"/>
-              </w:rPr>
-            </w:pPr>
-            <w:r>
-              <w:rPr>
-                <w:sz w:val="19"/>
+                <w:sz w:val="17"/>
+              </w:rPr>
+            </w:pPr>
+            <w:r>
+              <w:rPr>
+                <w:sz w:val="17"/>
               </w:rPr>
               <w:t>NYA, BWE, Coffman</w:t>
             </w:r>
@@ -4119,12 +4010,12 @@
             <w:pPr>
               <w:pStyle w:val="Compact"/>
               <w:rPr>
-                <w:sz w:val="19"/>
-              </w:rPr>
-            </w:pPr>
-            <w:r>
-              <w:rPr>
-                <w:sz w:val="19"/>
+                <w:sz w:val="17"/>
+              </w:rPr>
+            </w:pPr>
+            <w:r>
+              <w:rPr>
+                <w:sz w:val="17"/>
               </w:rPr>
               <w:t>HIGH</w:t>
             </w:r>
@@ -4138,12 +4029,12 @@
             <w:pPr>
               <w:pStyle w:val="Compact"/>
               <w:rPr>
-                <w:sz w:val="19"/>
-              </w:rPr>
-            </w:pPr>
-            <w:r>
-              <w:rPr>
-                <w:sz w:val="19"/>
+                <w:sz w:val="17"/>
+              </w:rPr>
+            </w:pPr>
+            <w:r>
+              <w:rPr>
+                <w:sz w:val="17"/>
               </w:rPr>
               <w:t>Crowded; seismic angle on Hillcrest</w:t>
             </w:r>
@@ -4162,12 +4053,12 @@
             <w:pPr>
               <w:pStyle w:val="Compact"/>
               <w:rPr>
-                <w:sz w:val="19"/>
-              </w:rPr>
-            </w:pPr>
-            <w:r>
-              <w:rPr>
-                <w:sz w:val="19"/>
+                <w:sz w:val="17"/>
+              </w:rPr>
+            </w:pPr>
+            <w:r>
+              <w:rPr>
+                <w:sz w:val="17"/>
               </w:rPr>
               <w:t>Civic / cultural / heritage</w:t>
             </w:r>
@@ -4181,12 +4072,12 @@
             <w:pPr>
               <w:pStyle w:val="Compact"/>
               <w:rPr>
-                <w:sz w:val="19"/>
-              </w:rPr>
-            </w:pPr>
-            <w:r>
-              <w:rPr>
-                <w:sz w:val="19"/>
+                <w:sz w:val="17"/>
+              </w:rPr>
+            </w:pPr>
+            <w:r>
+              <w:rPr>
+                <w:sz w:val="17"/>
               </w:rPr>
               <w:t>KPFF, Degenkolb, Coffman</w:t>
             </w:r>
@@ -4200,12 +4091,12 @@
             <w:pPr>
               <w:pStyle w:val="Compact"/>
               <w:rPr>
-                <w:sz w:val="19"/>
-              </w:rPr>
-            </w:pPr>
-            <w:r>
-              <w:rPr>
-                <w:sz w:val="19"/>
+                <w:sz w:val="17"/>
+              </w:rPr>
+            </w:pPr>
+            <w:r>
+              <w:rPr>
+                <w:sz w:val="17"/>
               </w:rPr>
               <w:t>MED</w:t>
             </w:r>
@@ -4219,12 +4110,12 @@
             <w:pPr>
               <w:pStyle w:val="Compact"/>
               <w:rPr>
-                <w:sz w:val="19"/>
-              </w:rPr>
-            </w:pPr>
-            <w:r>
-              <w:rPr>
-                <w:sz w:val="19"/>
+                <w:sz w:val="17"/>
+              </w:rPr>
+            </w:pPr>
+            <w:r>
+              <w:rPr>
+                <w:sz w:val="17"/>
               </w:rPr>
               <w:t>Seismic-retrofit niche (Degenkolb thin locally)</w:t>
             </w:r>
@@ -4244,14 +4135,14 @@
             <w:pPr>
               <w:pStyle w:val="Compact"/>
               <w:rPr>
-                <w:sz w:val="19"/>
-              </w:rPr>
-            </w:pPr>
-            <w:r>
-              <w:rPr>
-                <w:b/>
-                <w:bCs/>
-                <w:sz w:val="19"/>
+                <w:sz w:val="17"/>
+              </w:rPr>
+            </w:pPr>
+            <w:r>
+              <w:rPr>
+                <w:b/>
+                <w:bCs/>
+                <w:sz w:val="17"/>
               </w:rPr>
               <w:t>Mass timber / CLT</w:t>
             </w:r>
@@ -4265,20 +4156,20 @@
             <w:pPr>
               <w:pStyle w:val="Compact"/>
               <w:rPr>
-                <w:sz w:val="19"/>
-              </w:rPr>
-            </w:pPr>
-            <w:r>
-              <w:rPr>
-                <w:b/>
-                <w:bCs/>
-                <w:sz w:val="19"/>
+                <w:sz w:val="17"/>
+              </w:rPr>
+            </w:pPr>
+            <w:r>
+              <w:rPr>
+                <w:b/>
+                <w:bCs/>
+                <w:sz w:val="17"/>
               </w:rPr>
               <w:t>Nobody dominant</w:t>
             </w:r>
             <w:r>
               <w:rPr>
-                <w:sz w:val="19"/>
+                <w:sz w:val="17"/>
               </w:rPr>
               <w:t xml:space="preserve"> (small firms only)</w:t>
             </w:r>
@@ -4292,12 +4183,12 @@
             <w:pPr>
               <w:pStyle w:val="Compact"/>
               <w:rPr>
-                <w:sz w:val="19"/>
-              </w:rPr>
-            </w:pPr>
-            <w:r>
-              <w:rPr>
-                <w:sz w:val="19"/>
+                <w:sz w:val="17"/>
+              </w:rPr>
+            </w:pPr>
+            <w:r>
+              <w:rPr>
+                <w:sz w:val="17"/>
               </w:rPr>
               <w:t>HIGH</w:t>
             </w:r>
@@ -4311,14 +4202,14 @@
             <w:pPr>
               <w:pStyle w:val="Compact"/>
               <w:rPr>
-                <w:sz w:val="19"/>
-              </w:rPr>
-            </w:pPr>
-            <w:r>
-              <w:rPr>
-                <w:b/>
-                <w:bCs/>
-                <w:sz w:val="19"/>
+                <w:sz w:val="17"/>
+              </w:rPr>
+            </w:pPr>
+            <w:r>
+              <w:rPr>
+                <w:b/>
+                <w:bCs/>
+                <w:sz w:val="17"/>
               </w:rPr>
               <w:t>Open niche — own it first</w:t>
             </w:r>
@@ -4337,12 +4228,12 @@
             <w:pPr>
               <w:pStyle w:val="Compact"/>
               <w:rPr>
-                <w:sz w:val="19"/>
-              </w:rPr>
-            </w:pPr>
-            <w:r>
-              <w:rPr>
-                <w:sz w:val="19"/>
+                <w:sz w:val="17"/>
+              </w:rPr>
+            </w:pPr>
+            <w:r>
+              <w:rPr>
+                <w:sz w:val="17"/>
               </w:rPr>
               <w:t>Seismic retrofit / soft-story resi</w:t>
             </w:r>
@@ -4356,12 +4247,12 @@
             <w:pPr>
               <w:pStyle w:val="Compact"/>
               <w:rPr>
-                <w:sz w:val="19"/>
-              </w:rPr>
-            </w:pPr>
-            <w:r>
-              <w:rPr>
-                <w:sz w:val="19"/>
+                <w:sz w:val="17"/>
+              </w:rPr>
+            </w:pPr>
+            <w:r>
+              <w:rPr>
+                <w:sz w:val="17"/>
               </w:rPr>
               <w:t>Degenkolb (thin local capacity)</w:t>
             </w:r>
@@ -4375,12 +4266,12 @@
             <w:pPr>
               <w:pStyle w:val="Compact"/>
               <w:rPr>
-                <w:sz w:val="19"/>
-              </w:rPr>
-            </w:pPr>
-            <w:r>
-              <w:rPr>
-                <w:sz w:val="19"/>
+                <w:sz w:val="17"/>
+              </w:rPr>
+            </w:pPr>
+            <w:r>
+              <w:rPr>
+                <w:sz w:val="17"/>
               </w:rPr>
               <w:t>MED</w:t>
             </w:r>
@@ -4394,12 +4285,12 @@
             <w:pPr>
               <w:pStyle w:val="Compact"/>
               <w:rPr>
-                <w:sz w:val="19"/>
-              </w:rPr>
-            </w:pPr>
-            <w:r>
-              <w:rPr>
-                <w:sz w:val="19"/>
+                <w:sz w:val="17"/>
+              </w:rPr>
+            </w:pPr>
+            <w:r>
+              <w:rPr>
+                <w:sz w:val="17"/>
               </w:rPr>
               <w:t>KOR seismic heritage applies directly</w:t>
             </w:r>
@@ -4419,12 +4310,12 @@
             <w:pPr>
               <w:pStyle w:val="Compact"/>
               <w:rPr>
-                <w:sz w:val="19"/>
-              </w:rPr>
-            </w:pPr>
-            <w:r>
-              <w:rPr>
-                <w:sz w:val="19"/>
+                <w:sz w:val="17"/>
+              </w:rPr>
+            </w:pPr>
+            <w:r>
+              <w:rPr>
+                <w:sz w:val="17"/>
               </w:rPr>
               <w:t>Military / NAVFAC</w:t>
             </w:r>
@@ -4438,12 +4329,12 @@
             <w:pPr>
               <w:pStyle w:val="Compact"/>
               <w:rPr>
-                <w:sz w:val="19"/>
-              </w:rPr>
-            </w:pPr>
-            <w:r>
-              <w:rPr>
-                <w:sz w:val="19"/>
+                <w:sz w:val="17"/>
+              </w:rPr>
+            </w:pPr>
+            <w:r>
+              <w:rPr>
+                <w:sz w:val="17"/>
               </w:rPr>
               <w:t>BWE, Coffman, Degenkolb</w:t>
             </w:r>
@@ -4457,12 +4348,12 @@
             <w:pPr>
               <w:pStyle w:val="Compact"/>
               <w:rPr>
-                <w:sz w:val="19"/>
-              </w:rPr>
-            </w:pPr>
-            <w:r>
-              <w:rPr>
-                <w:sz w:val="19"/>
+                <w:sz w:val="17"/>
+              </w:rPr>
+            </w:pPr>
+            <w:r>
+              <w:rPr>
+                <w:sz w:val="17"/>
               </w:rPr>
               <w:t>HIGH</w:t>
             </w:r>
@@ -4476,12 +4367,12 @@
             <w:pPr>
               <w:pStyle w:val="Compact"/>
               <w:rPr>
-                <w:sz w:val="19"/>
-              </w:rPr>
-            </w:pPr>
-            <w:r>
-              <w:rPr>
-                <w:sz w:val="19"/>
+                <w:sz w:val="17"/>
+              </w:rPr>
+            </w:pPr>
+            <w:r>
+              <w:rPr>
+                <w:sz w:val="17"/>
               </w:rPr>
               <w:t>Avoid as primary; sub-to-prime only</w:t>
             </w:r>
@@ -4500,12 +4391,12 @@
             <w:pPr>
               <w:pStyle w:val="Compact"/>
               <w:rPr>
-                <w:sz w:val="19"/>
-              </w:rPr>
-            </w:pPr>
-            <w:r>
-              <w:rPr>
-                <w:sz w:val="19"/>
+                <w:sz w:val="17"/>
+              </w:rPr>
+            </w:pPr>
+            <w:r>
+              <w:rPr>
+                <w:sz w:val="17"/>
               </w:rPr>
               <w:t>Aviation / stadium / bridges</w:t>
             </w:r>
@@ -4519,12 +4410,12 @@
             <w:pPr>
               <w:pStyle w:val="Compact"/>
               <w:rPr>
-                <w:sz w:val="19"/>
-              </w:rPr>
-            </w:pPr>
-            <w:r>
-              <w:rPr>
-                <w:sz w:val="19"/>
+                <w:sz w:val="17"/>
+              </w:rPr>
+            </w:pPr>
+            <w:r>
+              <w:rPr>
+                <w:sz w:val="17"/>
               </w:rPr>
               <w:t>MKA, TYLin, JAMA</w:t>
             </w:r>
@@ -4538,12 +4429,12 @@
             <w:pPr>
               <w:pStyle w:val="Compact"/>
               <w:rPr>
-                <w:sz w:val="19"/>
-              </w:rPr>
-            </w:pPr>
-            <w:r>
-              <w:rPr>
-                <w:sz w:val="19"/>
+                <w:sz w:val="17"/>
+              </w:rPr>
+            </w:pPr>
+            <w:r>
+              <w:rPr>
+                <w:sz w:val="17"/>
               </w:rPr>
               <w:t>HIGH</w:t>
             </w:r>
@@ -4557,12 +4448,12 @@
             <w:pPr>
               <w:pStyle w:val="Compact"/>
               <w:rPr>
-                <w:sz w:val="19"/>
-              </w:rPr>
-            </w:pPr>
-            <w:r>
-              <w:rPr>
-                <w:sz w:val="19"/>
+                <w:sz w:val="17"/>
+              </w:rPr>
+            </w:pPr>
+            <w:r>
+              <w:rPr>
+                <w:sz w:val="17"/>
               </w:rPr>
               <w:t>Not KOR’s lane</w:t>
             </w:r>
@@ -4572,7 +4463,7 @@
     </w:tbl>
     <w:p>
       <w:r>
-        <w:pict w14:anchorId="521EFF41">
+        <w:pict w14:anchorId="2CB73000">
           <v:rect id="_x0000_i1028" style="width:0;height:1.5pt" o:hralign="center" o:hrstd="t" o:hr="t"/>
         </w:pict>
       </w:r>
@@ -4580,7 +4471,6 @@
     <w:p>
       <w:pPr>
         <w:pStyle w:val="Heading2"/>
-        <w:pageBreakBefore/>
       </w:pPr>
       <w:bookmarkStart w:id="17" w:name="architect-primes-that-drive-se-selection"/>
       <w:bookmarkEnd w:id="3"/>
@@ -4617,11 +4507,11 @@
         <w:tblLook w:val="0420" w:firstRow="1" w:lastRow="0" w:firstColumn="0" w:lastColumn="0" w:noHBand="0" w:noVBand="1"/>
       </w:tblPr>
       <w:tblGrid>
-        <w:gridCol w:w="1912"/>
-        <w:gridCol w:w="1912"/>
-        <w:gridCol w:w="1912"/>
-        <w:gridCol w:w="1912"/>
-        <w:gridCol w:w="1912"/>
+        <w:gridCol w:w="2088"/>
+        <w:gridCol w:w="2088"/>
+        <w:gridCol w:w="2088"/>
+        <w:gridCol w:w="2088"/>
+        <w:gridCol w:w="2088"/>
       </w:tblGrid>
       <w:tr>
         <w:trPr>
@@ -4638,13 +4528,13 @@
               <w:pStyle w:val="Compact"/>
               <w:rPr>
                 <w:b w:val="0"/>
-                <w:sz w:val="19"/>
+                <w:sz w:val="17"/>
               </w:rPr>
             </w:pPr>
             <w:r>
               <w:rPr>
                 <w:b w:val="0"/>
-                <w:sz w:val="19"/>
+                <w:sz w:val="17"/>
               </w:rPr>
               <w:t>Architect</w:t>
             </w:r>
@@ -4659,13 +4549,13 @@
               <w:pStyle w:val="Compact"/>
               <w:rPr>
                 <w:b w:val="0"/>
-                <w:sz w:val="19"/>
+                <w:sz w:val="17"/>
               </w:rPr>
             </w:pPr>
             <w:r>
               <w:rPr>
                 <w:b w:val="0"/>
-                <w:sz w:val="19"/>
+                <w:sz w:val="17"/>
               </w:rPr>
               <w:t>Sectors</w:t>
             </w:r>
@@ -4680,13 +4570,13 @@
               <w:pStyle w:val="Compact"/>
               <w:rPr>
                 <w:b w:val="0"/>
-                <w:sz w:val="19"/>
+                <w:sz w:val="17"/>
               </w:rPr>
             </w:pPr>
             <w:r>
               <w:rPr>
                 <w:b w:val="0"/>
-                <w:sz w:val="19"/>
+                <w:sz w:val="17"/>
               </w:rPr>
               <w:t>Default/known SE partner (= KOR target)</w:t>
             </w:r>
@@ -4701,13 +4591,13 @@
               <w:pStyle w:val="Compact"/>
               <w:rPr>
                 <w:b w:val="0"/>
-                <w:sz w:val="19"/>
+                <w:sz w:val="17"/>
               </w:rPr>
             </w:pPr>
             <w:r>
               <w:rPr>
                 <w:b w:val="0"/>
-                <w:sz w:val="19"/>
+                <w:sz w:val="17"/>
               </w:rPr>
               <w:t>Warmth to KOR</w:t>
             </w:r>
@@ -4722,13 +4612,13 @@
               <w:pStyle w:val="Compact"/>
               <w:rPr>
                 <w:b w:val="0"/>
-                <w:sz w:val="19"/>
+                <w:sz w:val="17"/>
               </w:rPr>
             </w:pPr>
             <w:r>
               <w:rPr>
                 <w:b w:val="0"/>
-                <w:sz w:val="19"/>
+                <w:sz w:val="17"/>
               </w:rPr>
               <w:t>Priority</w:t>
             </w:r>
@@ -4748,14 +4638,14 @@
             <w:pPr>
               <w:pStyle w:val="Compact"/>
               <w:rPr>
-                <w:sz w:val="19"/>
-              </w:rPr>
-            </w:pPr>
-            <w:r>
-              <w:rPr>
-                <w:b/>
-                <w:bCs/>
-                <w:sz w:val="19"/>
+                <w:sz w:val="17"/>
+              </w:rPr>
+            </w:pPr>
+            <w:r>
+              <w:rPr>
+                <w:b/>
+                <w:bCs/>
+                <w:sz w:val="17"/>
               </w:rPr>
               <w:t>JWDA / Joseph Wong Design Associates</w:t>
             </w:r>
@@ -4769,12 +4659,12 @@
             <w:pPr>
               <w:pStyle w:val="Compact"/>
               <w:rPr>
-                <w:sz w:val="19"/>
-              </w:rPr>
-            </w:pPr>
-            <w:r>
-              <w:rPr>
-                <w:sz w:val="19"/>
+                <w:sz w:val="17"/>
+              </w:rPr>
+            </w:pPr>
+            <w:r>
+              <w:rPr>
+                <w:sz w:val="17"/>
               </w:rPr>
               <w:t>Downtown towers, multifamily, hospitality, higher ed</w:t>
             </w:r>
@@ -4788,33 +4678,27 @@
             <w:pPr>
               <w:pStyle w:val="Compact"/>
               <w:rPr>
-                <w:sz w:val="19"/>
-              </w:rPr>
-            </w:pPr>
-            <w:r>
-              <w:rPr>
-                <w:b/>
-                <w:bCs/>
-                <w:sz w:val="19"/>
+                <w:sz w:val="17"/>
+              </w:rPr>
+            </w:pPr>
+            <w:r>
+              <w:rPr>
+                <w:b/>
+                <w:bCs/>
+                <w:sz w:val="17"/>
               </w:rPr>
               <w:t>KOR Structural</w:t>
             </w:r>
             <w:r>
               <w:rPr>
-                <w:sz w:val="19"/>
-              </w:rPr>
-              <w:t xml:space="preserve"> </w:t>
-            </w:r>
-            <w:r>
-              <w:rPr>
-                <w:sz w:val="19"/>
-              </w:rPr>
-              <w:t xml:space="preserve">(The Lindley, 37-story, 2025) </w:t>
+                <w:sz w:val="17"/>
+              </w:rPr>
+              <w:t xml:space="preserve"> (The Lindley, 37-story, 2025) </w:t>
             </w:r>
             <w:r>
               <w:rPr>
                 <w:rStyle w:val="VerbatimChar"/>
-                <w:sz w:val="19"/>
+                <w:sz w:val="17"/>
               </w:rPr>
               <w:t>[HIGH]</w:t>
             </w:r>
@@ -4828,14 +4712,14 @@
             <w:pPr>
               <w:pStyle w:val="Compact"/>
               <w:rPr>
-                <w:sz w:val="19"/>
-              </w:rPr>
-            </w:pPr>
-            <w:r>
-              <w:rPr>
-                <w:b/>
-                <w:bCs/>
-                <w:sz w:val="19"/>
+                <w:sz w:val="17"/>
+              </w:rPr>
+            </w:pPr>
+            <w:r>
+              <w:rPr>
+                <w:b/>
+                <w:bCs/>
+                <w:sz w:val="17"/>
               </w:rPr>
               <w:t>WARMEST — active client</w:t>
             </w:r>
@@ -4849,14 +4733,14 @@
             <w:pPr>
               <w:pStyle w:val="Compact"/>
               <w:rPr>
-                <w:sz w:val="19"/>
-              </w:rPr>
-            </w:pPr>
-            <w:r>
-              <w:rPr>
-                <w:b/>
-                <w:bCs/>
-                <w:sz w:val="19"/>
+                <w:sz w:val="17"/>
+              </w:rPr>
+            </w:pPr>
+            <w:r>
+              <w:rPr>
+                <w:b/>
+                <w:bCs/>
+                <w:sz w:val="17"/>
               </w:rPr>
               <w:t>#1 — deepen</w:t>
             </w:r>
@@ -4875,14 +4759,14 @@
             <w:pPr>
               <w:pStyle w:val="Compact"/>
               <w:rPr>
-                <w:sz w:val="19"/>
-              </w:rPr>
-            </w:pPr>
-            <w:r>
-              <w:rPr>
-                <w:b/>
-                <w:bCs/>
-                <w:sz w:val="19"/>
+                <w:sz w:val="17"/>
+              </w:rPr>
+            </w:pPr>
+            <w:r>
+              <w:rPr>
+                <w:b/>
+                <w:bCs/>
+                <w:sz w:val="17"/>
               </w:rPr>
               <w:t>DBRDS / De Bartolo + Rimanic</w:t>
             </w:r>
@@ -4896,12 +4780,12 @@
             <w:pPr>
               <w:pStyle w:val="Compact"/>
               <w:rPr>
-                <w:sz w:val="19"/>
-              </w:rPr>
-            </w:pPr>
-            <w:r>
-              <w:rPr>
-                <w:sz w:val="19"/>
+                <w:sz w:val="17"/>
+              </w:rPr>
+            </w:pPr>
+            <w:r>
+              <w:rPr>
+                <w:sz w:val="17"/>
               </w:rPr>
               <w:t>Hospitality, multifamily, mixed-use, high-rise (boutique, ~4 staff)</w:t>
             </w:r>
@@ -4915,27 +4799,27 @@
             <w:pPr>
               <w:pStyle w:val="Compact"/>
               <w:rPr>
-                <w:sz w:val="19"/>
-              </w:rPr>
-            </w:pPr>
-            <w:r>
-              <w:rPr>
-                <w:b/>
-                <w:bCs/>
-                <w:sz w:val="19"/>
+                <w:sz w:val="17"/>
+              </w:rPr>
+            </w:pPr>
+            <w:r>
+              <w:rPr>
+                <w:b/>
+                <w:bCs/>
+                <w:sz w:val="17"/>
               </w:rPr>
               <w:t>KPFF</w:t>
             </w:r>
             <w:r>
               <w:rPr>
-                <w:sz w:val="19"/>
+                <w:sz w:val="17"/>
               </w:rPr>
               <w:t xml:space="preserve"> (The Margot, 475 W Broadway, Union &amp; B, University Canyon) </w:t>
             </w:r>
             <w:r>
               <w:rPr>
                 <w:rStyle w:val="VerbatimChar"/>
-                <w:sz w:val="19"/>
+                <w:sz w:val="17"/>
               </w:rPr>
               <w:t>[HIGH]</w:t>
             </w:r>
@@ -4949,14 +4833,14 @@
             <w:pPr>
               <w:pStyle w:val="Compact"/>
               <w:rPr>
-                <w:sz w:val="19"/>
-              </w:rPr>
-            </w:pPr>
-            <w:r>
-              <w:rPr>
-                <w:b/>
-                <w:bCs/>
-                <w:sz w:val="19"/>
+                <w:sz w:val="17"/>
+              </w:rPr>
+            </w:pPr>
+            <w:r>
+              <w:rPr>
+                <w:b/>
+                <w:bCs/>
+                <w:sz w:val="17"/>
               </w:rPr>
               <w:t>WARM — KOR on bid list</w:t>
             </w:r>
@@ -4970,14 +4854,14 @@
             <w:pPr>
               <w:pStyle w:val="Compact"/>
               <w:rPr>
-                <w:sz w:val="19"/>
-              </w:rPr>
-            </w:pPr>
-            <w:r>
-              <w:rPr>
-                <w:b/>
-                <w:bCs/>
-                <w:sz w:val="19"/>
+                <w:sz w:val="17"/>
+              </w:rPr>
+            </w:pPr>
+            <w:r>
+              <w:rPr>
+                <w:b/>
+                <w:bCs/>
+                <w:sz w:val="17"/>
               </w:rPr>
               <w:t>#2 — push on next RFP</w:t>
             </w:r>
@@ -4997,14 +4881,14 @@
             <w:pPr>
               <w:pStyle w:val="Compact"/>
               <w:rPr>
-                <w:sz w:val="19"/>
-              </w:rPr>
-            </w:pPr>
-            <w:r>
-              <w:rPr>
-                <w:b/>
-                <w:bCs/>
-                <w:sz w:val="19"/>
+                <w:sz w:val="17"/>
+              </w:rPr>
+            </w:pPr>
+            <w:r>
+              <w:rPr>
+                <w:b/>
+                <w:bCs/>
+                <w:sz w:val="17"/>
               </w:rPr>
               <w:t>BNIM</w:t>
             </w:r>
@@ -5018,12 +4902,12 @@
             <w:pPr>
               <w:pStyle w:val="Compact"/>
               <w:rPr>
-                <w:sz w:val="19"/>
-              </w:rPr>
-            </w:pPr>
-            <w:r>
-              <w:rPr>
-                <w:sz w:val="19"/>
+                <w:sz w:val="17"/>
+              </w:rPr>
+            </w:pPr>
+            <w:r>
+              <w:rPr>
+                <w:sz w:val="17"/>
               </w:rPr>
               <w:t>Affordable, office, life-science, civic (growing fast in SD)</w:t>
             </w:r>
@@ -5037,20 +4921,20 @@
             <w:pPr>
               <w:pStyle w:val="Compact"/>
               <w:rPr>
-                <w:sz w:val="19"/>
-              </w:rPr>
-            </w:pPr>
-            <w:r>
-              <w:rPr>
-                <w:b/>
-                <w:bCs/>
-                <w:sz w:val="19"/>
+                <w:sz w:val="17"/>
+              </w:rPr>
+            </w:pPr>
+            <w:r>
+              <w:rPr>
+                <w:b/>
+                <w:bCs/>
+                <w:sz w:val="17"/>
               </w:rPr>
               <w:t>Rotates</w:t>
             </w:r>
             <w:r>
               <w:rPr>
-                <w:sz w:val="19"/>
+                <w:sz w:val="17"/>
               </w:rPr>
               <w:t xml:space="preserve"> — Burkett &amp; Wong (Makers Quarter D), Fard (Keeler Court); Block A SE UNVERIFIED</w:t>
             </w:r>
@@ -5064,12 +4948,12 @@
             <w:pPr>
               <w:pStyle w:val="Compact"/>
               <w:rPr>
-                <w:sz w:val="19"/>
-              </w:rPr>
-            </w:pPr>
-            <w:r>
-              <w:rPr>
-                <w:sz w:val="19"/>
+                <w:sz w:val="17"/>
+              </w:rPr>
+            </w:pPr>
+            <w:r>
+              <w:rPr>
+                <w:sz w:val="17"/>
               </w:rPr>
               <w:t>Open — no SE lock</w:t>
             </w:r>
@@ -5083,14 +4967,14 @@
             <w:pPr>
               <w:pStyle w:val="Compact"/>
               <w:rPr>
-                <w:sz w:val="19"/>
-              </w:rPr>
-            </w:pPr>
-            <w:r>
-              <w:rPr>
-                <w:b/>
-                <w:bCs/>
-                <w:sz w:val="19"/>
+                <w:sz w:val="17"/>
+              </w:rPr>
+            </w:pPr>
+            <w:r>
+              <w:rPr>
+                <w:b/>
+                <w:bCs/>
+                <w:sz w:val="17"/>
               </w:rPr>
               <w:t>#3 — pursue</w:t>
             </w:r>
@@ -5109,14 +4993,14 @@
             <w:pPr>
               <w:pStyle w:val="Compact"/>
               <w:rPr>
-                <w:sz w:val="19"/>
-              </w:rPr>
-            </w:pPr>
-            <w:r>
-              <w:rPr>
-                <w:b/>
-                <w:bCs/>
-                <w:sz w:val="19"/>
+                <w:sz w:val="17"/>
+              </w:rPr>
+            </w:pPr>
+            <w:r>
+              <w:rPr>
+                <w:b/>
+                <w:bCs/>
+                <w:sz w:val="17"/>
               </w:rPr>
               <w:t>HMC Architects</w:t>
             </w:r>
@@ -5130,12 +5014,12 @@
             <w:pPr>
               <w:pStyle w:val="Compact"/>
               <w:rPr>
-                <w:sz w:val="19"/>
-              </w:rPr>
-            </w:pPr>
-            <w:r>
-              <w:rPr>
-                <w:sz w:val="19"/>
+                <w:sz w:val="17"/>
+              </w:rPr>
+            </w:pPr>
+            <w:r>
+              <w:rPr>
+                <w:sz w:val="17"/>
               </w:rPr>
               <w:t>Healthcare, K-12, higher ed, civic (ENR 2023 CA Firm of Year)</w:t>
             </w:r>
@@ -5149,76 +5033,60 @@
             <w:pPr>
               <w:pStyle w:val="Compact"/>
               <w:rPr>
-                <w:sz w:val="19"/>
-              </w:rPr>
-            </w:pPr>
-            <w:r>
-              <w:rPr>
-                <w:b/>
-                <w:bCs/>
-                <w:sz w:val="19"/>
-              </w:rPr>
-              <w:t>UNVERIFIED — none published</w:t>
-            </w:r>
-          </w:p>
-        </w:tc>
-        <w:tc>
-          <w:tcPr>
-            <w:tcW w:w="1000" w:type="pct"/>
-          </w:tcPr>
-          <w:p>
-            <w:pPr>
-              <w:pStyle w:val="Compact"/>
-              <w:rPr>
-                <w:sz w:val="19"/>
-              </w:rPr>
-            </w:pPr>
-            <w:r>
-              <w:rPr>
-                <w:b/>
-                <w:bCs/>
-                <w:sz w:val="19"/>
+                <w:sz w:val="17"/>
+              </w:rPr>
+            </w:pPr>
+            <w:r>
+              <w:rPr>
+                <w:sz w:val="17"/>
+              </w:rPr>
+              <w:t>None published</w:t>
+            </w:r>
+          </w:p>
+        </w:tc>
+        <w:tc>
+          <w:tcPr>
+            <w:tcW w:w="1000" w:type="pct"/>
+          </w:tcPr>
+          <w:p>
+            <w:pPr>
+              <w:pStyle w:val="Compact"/>
+              <w:rPr>
+                <w:sz w:val="17"/>
+              </w:rPr>
+            </w:pPr>
+            <w:r>
+              <w:rPr>
+                <w:b/>
+                <w:bCs/>
+                <w:sz w:val="17"/>
               </w:rPr>
               <w:t>De-prioritize</w:t>
             </w:r>
             <w:r>
               <w:rPr>
-                <w:sz w:val="19"/>
-              </w:rPr>
-              <w:t xml:space="preserve"> — deep-hone confirms HMC is K-12 (DSA) + healthcare (HCAI) dominant with </w:t>
-            </w:r>
-            <w:r>
-              <w:rPr>
-                <w:i/>
-                <w:iCs/>
-                <w:sz w:val="19"/>
-              </w:rPr>
-              <w:t>zero</w:t>
-            </w:r>
-            <w:r>
-              <w:rPr>
-                <w:sz w:val="19"/>
-              </w:rPr>
-              <w:t xml:space="preserve"> developer-residential; both segments are credential-gated for KOR. Thin civic-only long-tail.</w:t>
-            </w:r>
-          </w:p>
-        </w:tc>
-        <w:tc>
-          <w:tcPr>
-            <w:tcW w:w="1000" w:type="pct"/>
-          </w:tcPr>
-          <w:p>
-            <w:pPr>
-              <w:pStyle w:val="Compact"/>
-              <w:rPr>
-                <w:sz w:val="19"/>
-              </w:rPr>
-            </w:pPr>
-            <w:r>
-              <w:rPr>
-                <w:sz w:val="19"/>
-              </w:rPr>
-              <w:t>↓ low</w:t>
+                <w:sz w:val="17"/>
+              </w:rPr>
+              <w:t xml:space="preserve"> — K-12 (DSA) + healthcare (HCAI) dominant with no developer-residential; both are credential-gated for KOR. Thin civic-only long-tail.</w:t>
+            </w:r>
+          </w:p>
+        </w:tc>
+        <w:tc>
+          <w:tcPr>
+            <w:tcW w:w="1000" w:type="pct"/>
+          </w:tcPr>
+          <w:p>
+            <w:pPr>
+              <w:pStyle w:val="Compact"/>
+              <w:rPr>
+                <w:sz w:val="17"/>
+              </w:rPr>
+            </w:pPr>
+            <w:r>
+              <w:rPr>
+                <w:sz w:val="17"/>
+              </w:rPr>
+              <w:t>low</w:t>
             </w:r>
           </w:p>
         </w:tc>
@@ -5236,20 +5104,20 @@
             <w:pPr>
               <w:pStyle w:val="Compact"/>
               <w:rPr>
-                <w:sz w:val="19"/>
-              </w:rPr>
-            </w:pPr>
-            <w:r>
-              <w:rPr>
-                <w:b/>
-                <w:bCs/>
-                <w:sz w:val="19"/>
+                <w:sz w:val="17"/>
+              </w:rPr>
+            </w:pPr>
+            <w:r>
+              <w:rPr>
+                <w:b/>
+                <w:bCs/>
+                <w:sz w:val="17"/>
               </w:rPr>
               <w:t>AC Martin</w:t>
             </w:r>
             <w:r>
               <w:rPr>
-                <w:sz w:val="19"/>
+                <w:sz w:val="17"/>
               </w:rPr>
               <w:t xml:space="preserve"> </w:t>
             </w:r>
@@ -5257,7 +5125,7 @@
               <w:rPr>
                 <w:i/>
                 <w:iCs/>
-                <w:sz w:val="19"/>
+                <w:sz w:val="17"/>
               </w:rPr>
               <w:t>(LA firm, new SD office)</w:t>
             </w:r>
@@ -5271,12 +5139,12 @@
             <w:pPr>
               <w:pStyle w:val="Compact"/>
               <w:rPr>
-                <w:sz w:val="19"/>
-              </w:rPr>
-            </w:pPr>
-            <w:r>
-              <w:rPr>
-                <w:sz w:val="19"/>
+                <w:sz w:val="17"/>
+              </w:rPr>
+            </w:pPr>
+            <w:r>
+              <w:rPr>
+                <w:sz w:val="17"/>
               </w:rPr>
               <w:t>Multifamily, mixed-use, affordable, civic</w:t>
             </w:r>
@@ -5290,12 +5158,12 @@
             <w:pPr>
               <w:pStyle w:val="Compact"/>
               <w:rPr>
-                <w:sz w:val="19"/>
-              </w:rPr>
-            </w:pPr>
-            <w:r>
-              <w:rPr>
-                <w:sz w:val="19"/>
+                <w:sz w:val="17"/>
+              </w:rPr>
+            </w:pPr>
+            <w:r>
+              <w:rPr>
+                <w:sz w:val="17"/>
               </w:rPr>
               <w:t>Network not yet locked (SD office opened ~late 2023)</w:t>
             </w:r>
@@ -5309,14 +5177,14 @@
             <w:pPr>
               <w:pStyle w:val="Compact"/>
               <w:rPr>
-                <w:sz w:val="19"/>
-              </w:rPr>
-            </w:pPr>
-            <w:r>
-              <w:rPr>
-                <w:b/>
-                <w:bCs/>
-                <w:sz w:val="19"/>
+                <w:sz w:val="17"/>
+              </w:rPr>
+            </w:pPr>
+            <w:r>
+              <w:rPr>
+                <w:b/>
+                <w:bCs/>
+                <w:sz w:val="17"/>
               </w:rPr>
               <w:t>OPEN — early-mover window</w:t>
             </w:r>
@@ -5330,14 +5198,14 @@
             <w:pPr>
               <w:pStyle w:val="Compact"/>
               <w:rPr>
-                <w:sz w:val="19"/>
-              </w:rPr>
-            </w:pPr>
-            <w:r>
-              <w:rPr>
-                <w:b/>
-                <w:bCs/>
-                <w:sz w:val="19"/>
+                <w:sz w:val="17"/>
+              </w:rPr>
+            </w:pPr>
+            <w:r>
+              <w:rPr>
+                <w:b/>
+                <w:bCs/>
+                <w:sz w:val="17"/>
               </w:rPr>
               <w:t>new — target Sami Khoury / Gilbert Rocca</w:t>
             </w:r>
@@ -5356,14 +5224,14 @@
             <w:pPr>
               <w:pStyle w:val="Compact"/>
               <w:rPr>
-                <w:sz w:val="19"/>
-              </w:rPr>
-            </w:pPr>
-            <w:r>
-              <w:rPr>
-                <w:b/>
-                <w:bCs/>
-                <w:sz w:val="19"/>
+                <w:sz w:val="17"/>
+              </w:rPr>
+            </w:pPr>
+            <w:r>
+              <w:rPr>
+                <w:b/>
+                <w:bCs/>
+                <w:sz w:val="17"/>
               </w:rPr>
               <w:t>Miller Hull</w:t>
             </w:r>
@@ -5377,12 +5245,12 @@
             <w:pPr>
               <w:pStyle w:val="Compact"/>
               <w:rPr>
-                <w:sz w:val="19"/>
-              </w:rPr>
-            </w:pPr>
-            <w:r>
-              <w:rPr>
-                <w:sz w:val="19"/>
+                <w:sz w:val="17"/>
+              </w:rPr>
+            </w:pPr>
+            <w:r>
+              <w:rPr>
+                <w:sz w:val="17"/>
               </w:rPr>
               <w:t>Civic, higher ed, affordable, life-science</w:t>
             </w:r>
@@ -5396,12 +5264,12 @@
             <w:pPr>
               <w:pStyle w:val="Compact"/>
               <w:rPr>
-                <w:sz w:val="19"/>
-              </w:rPr>
-            </w:pPr>
-            <w:r>
-              <w:rPr>
-                <w:sz w:val="19"/>
+                <w:sz w:val="17"/>
+              </w:rPr>
+            </w:pPr>
+            <w:r>
+              <w:rPr>
+                <w:sz w:val="17"/>
               </w:rPr>
               <w:t xml:space="preserve">Coffman (civic), </w:t>
             </w:r>
@@ -5409,13 +5277,13 @@
               <w:rPr>
                 <w:b/>
                 <w:bCs/>
-                <w:sz w:val="19"/>
+                <w:sz w:val="17"/>
               </w:rPr>
               <w:t>DCI (mixed-use resi — Parco)</w:t>
             </w:r>
             <w:r>
               <w:rPr>
-                <w:sz w:val="19"/>
+                <w:sz w:val="17"/>
               </w:rPr>
               <w:t>, WSP/Englekirk (seismic research)</w:t>
             </w:r>
@@ -5429,12 +5297,12 @@
             <w:pPr>
               <w:pStyle w:val="Compact"/>
               <w:rPr>
-                <w:sz w:val="19"/>
-              </w:rPr>
-            </w:pPr>
-            <w:r>
-              <w:rPr>
-                <w:sz w:val="19"/>
+                <w:sz w:val="17"/>
+              </w:rPr>
+            </w:pPr>
+            <w:r>
+              <w:rPr>
+                <w:sz w:val="17"/>
               </w:rPr>
               <w:t>Type-matched, no lock</w:t>
             </w:r>
@@ -5448,12 +5316,12 @@
             <w:pPr>
               <w:pStyle w:val="Compact"/>
               <w:rPr>
-                <w:sz w:val="19"/>
-              </w:rPr>
-            </w:pPr>
-            <w:r>
-              <w:rPr>
-                <w:sz w:val="19"/>
+                <w:sz w:val="17"/>
+              </w:rPr>
+            </w:pPr>
+            <w:r>
+              <w:rPr>
+                <w:sz w:val="17"/>
               </w:rPr>
               <w:t>#5 — enter via mixed-use</w:t>
             </w:r>
@@ -5473,14 +5341,14 @@
             <w:pPr>
               <w:pStyle w:val="Compact"/>
               <w:rPr>
-                <w:sz w:val="19"/>
-              </w:rPr>
-            </w:pPr>
-            <w:r>
-              <w:rPr>
-                <w:b/>
-                <w:bCs/>
-                <w:sz w:val="19"/>
+                <w:sz w:val="17"/>
+              </w:rPr>
+            </w:pPr>
+            <w:r>
+              <w:rPr>
+                <w:b/>
+                <w:bCs/>
+                <w:sz w:val="17"/>
               </w:rPr>
               <w:t>Safdie Rabines</w:t>
             </w:r>
@@ -5494,12 +5362,12 @@
             <w:pPr>
               <w:pStyle w:val="Compact"/>
               <w:rPr>
-                <w:sz w:val="19"/>
-              </w:rPr>
-            </w:pPr>
-            <w:r>
-              <w:rPr>
-                <w:sz w:val="19"/>
+                <w:sz w:val="17"/>
+              </w:rPr>
+            </w:pPr>
+            <w:r>
+              <w:rPr>
+                <w:sz w:val="17"/>
               </w:rPr>
               <w:t xml:space="preserve">Multifamily, campus housing, civic, bridges, </w:t>
             </w:r>
@@ -5507,7 +5375,7 @@
               <w:rPr>
                 <w:b/>
                 <w:bCs/>
-                <w:sz w:val="19"/>
+                <w:sz w:val="17"/>
               </w:rPr>
               <w:t>cultural</w:t>
             </w:r>
@@ -5521,33 +5389,33 @@
             <w:pPr>
               <w:pStyle w:val="Compact"/>
               <w:rPr>
-                <w:sz w:val="19"/>
-              </w:rPr>
-            </w:pPr>
-            <w:r>
-              <w:rPr>
-                <w:b/>
-                <w:bCs/>
-                <w:sz w:val="19"/>
+                <w:sz w:val="17"/>
+              </w:rPr>
+            </w:pPr>
+            <w:r>
+              <w:rPr>
+                <w:b/>
+                <w:bCs/>
+                <w:sz w:val="17"/>
               </w:rPr>
               <w:t>KPFF</w:t>
             </w:r>
             <w:r>
               <w:rPr>
-                <w:sz w:val="19"/>
+                <w:sz w:val="17"/>
               </w:rPr>
               <w:t xml:space="preserve"> in the Sea Breeze / North City ecosystem </w:t>
             </w:r>
             <w:r>
               <w:rPr>
                 <w:rStyle w:val="VerbatimChar"/>
-                <w:sz w:val="19"/>
+                <w:sz w:val="17"/>
               </w:rPr>
               <w:t>[MED]</w:t>
             </w:r>
             <w:r>
               <w:rPr>
-                <w:sz w:val="19"/>
+                <w:sz w:val="17"/>
               </w:rPr>
               <w:t xml:space="preserve"> — </w:t>
             </w:r>
@@ -5555,20 +5423,20 @@
               <w:rPr>
                 <w:b/>
                 <w:bCs/>
-                <w:sz w:val="19"/>
+                <w:sz w:val="17"/>
               </w:rPr>
               <w:t>BUT three near-term marquee commissions have NO SE named yet: Oceanside Museum of Art expansion, San Diego Museum of Art (Balboa Park) renovation, Midway Rising</w:t>
             </w:r>
             <w:r>
               <w:rPr>
-                <w:sz w:val="19"/>
+                <w:sz w:val="17"/>
               </w:rPr>
               <w:t xml:space="preserve"> </w:t>
             </w:r>
             <w:r>
               <w:rPr>
                 <w:rStyle w:val="VerbatimChar"/>
-                <w:sz w:val="19"/>
+                <w:sz w:val="17"/>
               </w:rPr>
               <w:t>[OPEN SEATS]</w:t>
             </w:r>
@@ -5582,12 +5450,12 @@
             <w:pPr>
               <w:pStyle w:val="Compact"/>
               <w:rPr>
-                <w:sz w:val="19"/>
-              </w:rPr>
-            </w:pPr>
-            <w:r>
-              <w:rPr>
-                <w:sz w:val="19"/>
+                <w:sz w:val="17"/>
+              </w:rPr>
+            </w:pPr>
+            <w:r>
+              <w:rPr>
+                <w:sz w:val="17"/>
               </w:rPr>
               <w:t>Design-sensitive; cultural/heritage fits KOR</w:t>
             </w:r>
@@ -5601,14 +5469,14 @@
             <w:pPr>
               <w:pStyle w:val="Compact"/>
               <w:rPr>
-                <w:sz w:val="19"/>
-              </w:rPr>
-            </w:pPr>
-            <w:r>
-              <w:rPr>
-                <w:b/>
-                <w:bCs/>
-                <w:sz w:val="19"/>
+                <w:sz w:val="17"/>
+              </w:rPr>
+            </w:pPr>
+            <w:r>
+              <w:rPr>
+                <w:b/>
+                <w:bCs/>
+                <w:sz w:val="17"/>
               </w:rPr>
               <w:t>↑ #3 — genuine open seats on cultural work</w:t>
             </w:r>
@@ -5627,14 +5495,14 @@
             <w:pPr>
               <w:pStyle w:val="Compact"/>
               <w:rPr>
-                <w:sz w:val="19"/>
-              </w:rPr>
-            </w:pPr>
-            <w:r>
-              <w:rPr>
-                <w:b/>
-                <w:bCs/>
-                <w:sz w:val="19"/>
+                <w:sz w:val="17"/>
+              </w:rPr>
+            </w:pPr>
+            <w:r>
+              <w:rPr>
+                <w:b/>
+                <w:bCs/>
+                <w:sz w:val="17"/>
               </w:rPr>
               <w:t>Carrier Johnson + Culture</w:t>
             </w:r>
@@ -5648,12 +5516,12 @@
             <w:pPr>
               <w:pStyle w:val="Compact"/>
               <w:rPr>
-                <w:sz w:val="19"/>
-              </w:rPr>
-            </w:pPr>
-            <w:r>
-              <w:rPr>
-                <w:sz w:val="19"/>
+                <w:sz w:val="17"/>
+              </w:rPr>
+            </w:pPr>
+            <w:r>
+              <w:rPr>
+                <w:sz w:val="17"/>
               </w:rPr>
               <w:t>Mixed-use high-rise, hospitality, master planning, higher ed</w:t>
             </w:r>
@@ -5667,40 +5535,34 @@
             <w:pPr>
               <w:pStyle w:val="Compact"/>
               <w:rPr>
-                <w:sz w:val="19"/>
-              </w:rPr>
-            </w:pPr>
-            <w:r>
-              <w:rPr>
-                <w:b/>
-                <w:bCs/>
-                <w:sz w:val="19"/>
+                <w:sz w:val="17"/>
+              </w:rPr>
+            </w:pPr>
+            <w:r>
+              <w:rPr>
+                <w:b/>
+                <w:bCs/>
+                <w:sz w:val="17"/>
               </w:rPr>
               <w:t>KPFF</w:t>
             </w:r>
             <w:r>
               <w:rPr>
-                <w:sz w:val="19"/>
-              </w:rPr>
-              <w:t xml:space="preserve"> </w:t>
-            </w:r>
-            <w:r>
-              <w:rPr>
-                <w:sz w:val="19"/>
-              </w:rPr>
-              <w:t xml:space="preserve">(7th &amp; Market, Hard Rock, Sempra, Renaissance); also </w:t>
-            </w:r>
-            <w:r>
-              <w:rPr>
-                <w:b/>
-                <w:bCs/>
-                <w:sz w:val="19"/>
+                <w:sz w:val="17"/>
+              </w:rPr>
+              <w:t xml:space="preserve"> (7th &amp; Market, Hard Rock, Sempra, Renaissance); also </w:t>
+            </w:r>
+            <w:r>
+              <w:rPr>
+                <w:b/>
+                <w:bCs/>
+                <w:sz w:val="17"/>
               </w:rPr>
               <w:t>DCI</w:t>
             </w:r>
             <w:r>
               <w:rPr>
-                <w:sz w:val="19"/>
+                <w:sz w:val="17"/>
               </w:rPr>
               <w:t xml:space="preserve"> (Park 12)</w:t>
             </w:r>
@@ -5714,12 +5576,12 @@
             <w:pPr>
               <w:pStyle w:val="Compact"/>
               <w:rPr>
-                <w:sz w:val="19"/>
-              </w:rPr>
-            </w:pPr>
-            <w:r>
-              <w:rPr>
-                <w:sz w:val="19"/>
+                <w:sz w:val="17"/>
+              </w:rPr>
+            </w:pPr>
+            <w:r>
+              <w:rPr>
+                <w:sz w:val="17"/>
               </w:rPr>
               <w:t>KPFF/DCI entrenched</w:t>
             </w:r>
@@ -5733,12 +5595,12 @@
             <w:pPr>
               <w:pStyle w:val="Compact"/>
               <w:rPr>
-                <w:sz w:val="19"/>
-              </w:rPr>
-            </w:pPr>
-            <w:r>
-              <w:rPr>
-                <w:sz w:val="19"/>
+                <w:sz w:val="17"/>
+              </w:rPr>
+            </w:pPr>
+            <w:r>
+              <w:rPr>
+                <w:sz w:val="17"/>
               </w:rPr>
               <w:t>#7 — enter via ed/sports</w:t>
             </w:r>
@@ -5758,14 +5620,14 @@
             <w:pPr>
               <w:pStyle w:val="Compact"/>
               <w:rPr>
-                <w:sz w:val="19"/>
-              </w:rPr>
-            </w:pPr>
-            <w:r>
-              <w:rPr>
-                <w:b/>
-                <w:bCs/>
-                <w:sz w:val="19"/>
+                <w:sz w:val="17"/>
+              </w:rPr>
+            </w:pPr>
+            <w:r>
+              <w:rPr>
+                <w:b/>
+                <w:bCs/>
+                <w:sz w:val="17"/>
               </w:rPr>
               <w:t>domusstudio</w:t>
             </w:r>
@@ -5779,12 +5641,12 @@
             <w:pPr>
               <w:pStyle w:val="Compact"/>
               <w:rPr>
-                <w:sz w:val="19"/>
-              </w:rPr>
-            </w:pPr>
-            <w:r>
-              <w:rPr>
-                <w:sz w:val="19"/>
+                <w:sz w:val="17"/>
+              </w:rPr>
+            </w:pPr>
+            <w:r>
+              <w:rPr>
+                <w:sz w:val="17"/>
               </w:rPr>
               <w:t>Civic (fire stations, libraries), sacred, senior housing</w:t>
             </w:r>
@@ -5798,14 +5660,14 @@
             <w:pPr>
               <w:pStyle w:val="Compact"/>
               <w:rPr>
-                <w:sz w:val="19"/>
-              </w:rPr>
-            </w:pPr>
-            <w:r>
-              <w:rPr>
-                <w:b/>
-                <w:bCs/>
-                <w:sz w:val="19"/>
+                <w:sz w:val="17"/>
+              </w:rPr>
+            </w:pPr>
+            <w:r>
+              <w:rPr>
+                <w:b/>
+                <w:bCs/>
+                <w:sz w:val="17"/>
               </w:rPr>
               <w:t>Josephson Werdowatz</w:t>
             </w:r>
@@ -5819,12 +5681,12 @@
             <w:pPr>
               <w:pStyle w:val="Compact"/>
               <w:rPr>
-                <w:sz w:val="19"/>
-              </w:rPr>
-            </w:pPr>
-            <w:r>
-              <w:rPr>
-                <w:sz w:val="19"/>
+                <w:sz w:val="17"/>
+              </w:rPr>
+            </w:pPr>
+            <w:r>
+              <w:rPr>
+                <w:sz w:val="17"/>
               </w:rPr>
               <w:t>Low-volume but reliable</w:t>
             </w:r>
@@ -5838,12 +5700,12 @@
             <w:pPr>
               <w:pStyle w:val="Compact"/>
               <w:rPr>
-                <w:sz w:val="19"/>
-              </w:rPr>
-            </w:pPr>
-            <w:r>
-              <w:rPr>
-                <w:sz w:val="19"/>
+                <w:sz w:val="17"/>
+              </w:rPr>
+            </w:pPr>
+            <w:r>
+              <w:rPr>
+                <w:sz w:val="17"/>
               </w:rPr>
               <w:t>#8</w:t>
             </w:r>
@@ -5862,14 +5724,14 @@
             <w:pPr>
               <w:pStyle w:val="Compact"/>
               <w:rPr>
-                <w:sz w:val="19"/>
-              </w:rPr>
-            </w:pPr>
-            <w:r>
-              <w:rPr>
-                <w:b/>
-                <w:bCs/>
-                <w:sz w:val="19"/>
+                <w:sz w:val="17"/>
+              </w:rPr>
+            </w:pPr>
+            <w:r>
+              <w:rPr>
+                <w:b/>
+                <w:bCs/>
+                <w:sz w:val="17"/>
               </w:rPr>
               <w:t>AVRP Studios</w:t>
             </w:r>
@@ -5883,12 +5745,12 @@
             <w:pPr>
               <w:pStyle w:val="Compact"/>
               <w:rPr>
-                <w:sz w:val="19"/>
-              </w:rPr>
-            </w:pPr>
-            <w:r>
-              <w:rPr>
-                <w:sz w:val="19"/>
+                <w:sz w:val="17"/>
+              </w:rPr>
+            </w:pPr>
+            <w:r>
+              <w:rPr>
+                <w:sz w:val="17"/>
               </w:rPr>
               <w:t>Healthcare, K-12, affordable/senior, mixed-use</w:t>
             </w:r>
@@ -5902,20 +5764,20 @@
             <w:pPr>
               <w:pStyle w:val="Compact"/>
               <w:rPr>
-                <w:sz w:val="19"/>
-              </w:rPr>
-            </w:pPr>
-            <w:r>
-              <w:rPr>
-                <w:b/>
-                <w:bCs/>
-                <w:sz w:val="19"/>
+                <w:sz w:val="17"/>
+              </w:rPr>
+            </w:pPr>
+            <w:r>
+              <w:rPr>
+                <w:b/>
+                <w:bCs/>
+                <w:sz w:val="17"/>
               </w:rPr>
               <w:t>Partially in-house</w:t>
             </w:r>
             <w:r>
               <w:rPr>
-                <w:sz w:val="19"/>
+                <w:sz w:val="17"/>
               </w:rPr>
               <w:t xml:space="preserve"> (Element); external on complex work UNVERIFIED</w:t>
             </w:r>
@@ -5929,12 +5791,12 @@
             <w:pPr>
               <w:pStyle w:val="Compact"/>
               <w:rPr>
-                <w:sz w:val="19"/>
-              </w:rPr>
-            </w:pPr>
-            <w:r>
-              <w:rPr>
-                <w:sz w:val="19"/>
+                <w:sz w:val="17"/>
+              </w:rPr>
+            </w:pPr>
+            <w:r>
+              <w:rPr>
+                <w:sz w:val="17"/>
               </w:rPr>
               <w:t>Investigate healthcare/ed</w:t>
             </w:r>
@@ -5948,12 +5810,12 @@
             <w:pPr>
               <w:pStyle w:val="Compact"/>
               <w:rPr>
-                <w:sz w:val="19"/>
-              </w:rPr>
-            </w:pPr>
-            <w:r>
-              <w:rPr>
-                <w:sz w:val="19"/>
+                <w:sz w:val="17"/>
+              </w:rPr>
+            </w:pPr>
+            <w:r>
+              <w:rPr>
+                <w:sz w:val="17"/>
               </w:rPr>
               <w:t>#9</w:t>
             </w:r>
@@ -5973,14 +5835,14 @@
             <w:pPr>
               <w:pStyle w:val="Compact"/>
               <w:rPr>
-                <w:sz w:val="19"/>
-              </w:rPr>
-            </w:pPr>
-            <w:r>
-              <w:rPr>
-                <w:b/>
-                <w:bCs/>
-                <w:sz w:val="19"/>
+                <w:sz w:val="17"/>
+              </w:rPr>
+            </w:pPr>
+            <w:r>
+              <w:rPr>
+                <w:b/>
+                <w:bCs/>
+                <w:sz w:val="17"/>
               </w:rPr>
               <w:t>Gensler SD</w:t>
             </w:r>
@@ -5994,12 +5856,12 @@
             <w:pPr>
               <w:pStyle w:val="Compact"/>
               <w:rPr>
-                <w:sz w:val="19"/>
-              </w:rPr>
-            </w:pPr>
-            <w:r>
-              <w:rPr>
-                <w:sz w:val="19"/>
+                <w:sz w:val="17"/>
+              </w:rPr>
+            </w:pPr>
+            <w:r>
+              <w:rPr>
+                <w:sz w:val="17"/>
               </w:rPr>
               <w:t>Aviation, life-science, sports, mixed-use, hospitality</w:t>
             </w:r>
@@ -6013,12 +5875,12 @@
             <w:pPr>
               <w:pStyle w:val="Compact"/>
               <w:rPr>
-                <w:sz w:val="19"/>
-              </w:rPr>
-            </w:pPr>
-            <w:r>
-              <w:rPr>
-                <w:sz w:val="19"/>
+                <w:sz w:val="17"/>
+              </w:rPr>
+            </w:pPr>
+            <w:r>
+              <w:rPr>
+                <w:sz w:val="17"/>
               </w:rPr>
               <w:t>SE likely national/centralized; SD non-aviation UNVERIFIED</w:t>
             </w:r>
@@ -6032,12 +5894,12 @@
             <w:pPr>
               <w:pStyle w:val="Compact"/>
               <w:rPr>
-                <w:sz w:val="19"/>
-              </w:rPr>
-            </w:pPr>
-            <w:r>
-              <w:rPr>
-                <w:sz w:val="19"/>
+                <w:sz w:val="17"/>
+              </w:rPr>
+            </w:pPr>
+            <w:r>
+              <w:rPr>
+                <w:sz w:val="17"/>
               </w:rPr>
               <w:t>Large firm, hard to crack</w:t>
             </w:r>
@@ -6051,12 +5913,12 @@
             <w:pPr>
               <w:pStyle w:val="Compact"/>
               <w:rPr>
-                <w:sz w:val="19"/>
-              </w:rPr>
-            </w:pPr>
-            <w:r>
-              <w:rPr>
-                <w:sz w:val="19"/>
+                <w:sz w:val="17"/>
+              </w:rPr>
+            </w:pPr>
+            <w:r>
+              <w:rPr>
+                <w:sz w:val="17"/>
               </w:rPr>
               <w:t>#10</w:t>
             </w:r>
@@ -6075,14 +5937,14 @@
             <w:pPr>
               <w:pStyle w:val="Compact"/>
               <w:rPr>
-                <w:sz w:val="19"/>
-              </w:rPr>
-            </w:pPr>
-            <w:r>
-              <w:rPr>
-                <w:b/>
-                <w:bCs/>
-                <w:sz w:val="19"/>
+                <w:sz w:val="17"/>
+              </w:rPr>
+            </w:pPr>
+            <w:r>
+              <w:rPr>
+                <w:b/>
+                <w:bCs/>
+                <w:sz w:val="17"/>
               </w:rPr>
               <w:t>Delawie</w:t>
             </w:r>
@@ -6096,12 +5958,12 @@
             <w:pPr>
               <w:pStyle w:val="Compact"/>
               <w:rPr>
-                <w:sz w:val="19"/>
-              </w:rPr>
-            </w:pPr>
-            <w:r>
-              <w:rPr>
-                <w:sz w:val="19"/>
+                <w:sz w:val="17"/>
+              </w:rPr>
+            </w:pPr>
+            <w:r>
+              <w:rPr>
+                <w:sz w:val="17"/>
               </w:rPr>
               <w:t>Govt/defense, education, hospitality</w:t>
             </w:r>
@@ -6115,14 +5977,14 @@
             <w:pPr>
               <w:pStyle w:val="Compact"/>
               <w:rPr>
-                <w:sz w:val="19"/>
-              </w:rPr>
-            </w:pPr>
-            <w:r>
-              <w:rPr>
-                <w:b/>
-                <w:bCs/>
-                <w:sz w:val="19"/>
+                <w:sz w:val="17"/>
+              </w:rPr>
+            </w:pPr>
+            <w:r>
+              <w:rPr>
+                <w:b/>
+                <w:bCs/>
+                <w:sz w:val="17"/>
               </w:rPr>
               <w:t>In-house (joined LEO A DALY Dec-2025)</w:t>
             </w:r>
@@ -6136,20 +5998,20 @@
             <w:pPr>
               <w:pStyle w:val="Compact"/>
               <w:rPr>
-                <w:sz w:val="19"/>
-              </w:rPr>
-            </w:pPr>
-            <w:r>
-              <w:rPr>
-                <w:b/>
-                <w:bCs/>
-                <w:sz w:val="19"/>
+                <w:sz w:val="17"/>
+              </w:rPr>
+            </w:pPr>
+            <w:r>
+              <w:rPr>
+                <w:b/>
+                <w:bCs/>
+                <w:sz w:val="17"/>
               </w:rPr>
               <w:t>Do not pursue</w:t>
             </w:r>
             <w:r>
               <w:rPr>
-                <w:sz w:val="19"/>
+                <w:sz w:val="17"/>
               </w:rPr>
               <w:t xml:space="preserve"> — integrated A/E</w:t>
             </w:r>
@@ -6163,12 +6025,12 @@
             <w:pPr>
               <w:pStyle w:val="Compact"/>
               <w:rPr>
-                <w:sz w:val="19"/>
-              </w:rPr>
-            </w:pPr>
-            <w:r>
-              <w:rPr>
-                <w:sz w:val="19"/>
+                <w:sz w:val="17"/>
+              </w:rPr>
+            </w:pPr>
+            <w:r>
+              <w:rPr>
+                <w:sz w:val="17"/>
               </w:rPr>
               <w:t>—</w:t>
             </w:r>
@@ -6188,14 +6050,14 @@
             <w:pPr>
               <w:pStyle w:val="Compact"/>
               <w:rPr>
-                <w:sz w:val="19"/>
-              </w:rPr>
-            </w:pPr>
-            <w:r>
-              <w:rPr>
-                <w:b/>
-                <w:bCs/>
-                <w:sz w:val="19"/>
+                <w:sz w:val="17"/>
+              </w:rPr>
+            </w:pPr>
+            <w:r>
+              <w:rPr>
+                <w:b/>
+                <w:bCs/>
+                <w:sz w:val="17"/>
               </w:rPr>
               <w:t>LPA, Stantec, AECOM</w:t>
             </w:r>
@@ -6209,12 +6071,12 @@
             <w:pPr>
               <w:pStyle w:val="Compact"/>
               <w:rPr>
-                <w:sz w:val="19"/>
-              </w:rPr>
-            </w:pPr>
-            <w:r>
-              <w:rPr>
-                <w:sz w:val="19"/>
+                <w:sz w:val="17"/>
+              </w:rPr>
+            </w:pPr>
+            <w:r>
+              <w:rPr>
+                <w:sz w:val="17"/>
               </w:rPr>
               <w:t>Various</w:t>
             </w:r>
@@ -6228,14 +6090,14 @@
             <w:pPr>
               <w:pStyle w:val="Compact"/>
               <w:rPr>
-                <w:sz w:val="19"/>
-              </w:rPr>
-            </w:pPr>
-            <w:r>
-              <w:rPr>
-                <w:b/>
-                <w:bCs/>
-                <w:sz w:val="19"/>
+                <w:sz w:val="17"/>
+              </w:rPr>
+            </w:pPr>
+            <w:r>
+              <w:rPr>
+                <w:b/>
+                <w:bCs/>
+                <w:sz w:val="17"/>
               </w:rPr>
               <w:t>In-house structural teams</w:t>
             </w:r>
@@ -6249,20 +6111,20 @@
             <w:pPr>
               <w:pStyle w:val="Compact"/>
               <w:rPr>
-                <w:sz w:val="19"/>
-              </w:rPr>
-            </w:pPr>
-            <w:r>
-              <w:rPr>
-                <w:b/>
-                <w:bCs/>
-                <w:sz w:val="19"/>
+                <w:sz w:val="17"/>
+              </w:rPr>
+            </w:pPr>
+            <w:r>
+              <w:rPr>
+                <w:b/>
+                <w:bCs/>
+                <w:sz w:val="17"/>
               </w:rPr>
               <w:t>Do not pursue</w:t>
             </w:r>
             <w:r>
               <w:rPr>
-                <w:sz w:val="19"/>
+                <w:sz w:val="17"/>
               </w:rPr>
               <w:t xml:space="preserve"> — closed ecosystems</w:t>
             </w:r>
@@ -6276,12 +6138,12 @@
             <w:pPr>
               <w:pStyle w:val="Compact"/>
               <w:rPr>
-                <w:sz w:val="19"/>
-              </w:rPr>
-            </w:pPr>
-            <w:r>
-              <w:rPr>
-                <w:sz w:val="19"/>
+                <w:sz w:val="17"/>
+              </w:rPr>
+            </w:pPr>
+            <w:r>
+              <w:rPr>
+                <w:sz w:val="17"/>
               </w:rPr>
               <w:t>—</w:t>
             </w:r>
@@ -6300,14 +6162,14 @@
             <w:pPr>
               <w:pStyle w:val="Compact"/>
               <w:rPr>
-                <w:sz w:val="19"/>
-              </w:rPr>
-            </w:pPr>
-            <w:r>
-              <w:rPr>
-                <w:b/>
-                <w:bCs/>
-                <w:sz w:val="19"/>
+                <w:sz w:val="17"/>
+              </w:rPr>
+            </w:pPr>
+            <w:r>
+              <w:rPr>
+                <w:b/>
+                <w:bCs/>
+                <w:sz w:val="17"/>
               </w:rPr>
               <w:t>CallisonRTKL</w:t>
             </w:r>
@@ -6321,12 +6183,12 @@
             <w:pPr>
               <w:pStyle w:val="Compact"/>
               <w:rPr>
-                <w:sz w:val="19"/>
-              </w:rPr>
-            </w:pPr>
-            <w:r>
-              <w:rPr>
-                <w:sz w:val="19"/>
+                <w:sz w:val="17"/>
+              </w:rPr>
+            </w:pPr>
+            <w:r>
+              <w:rPr>
+                <w:sz w:val="17"/>
               </w:rPr>
               <w:t xml:space="preserve">Now </w:t>
             </w:r>
@@ -6334,13 +6196,13 @@
               <w:rPr>
                 <w:b/>
                 <w:bCs/>
-                <w:sz w:val="19"/>
+                <w:sz w:val="17"/>
               </w:rPr>
               <w:t>Arcadis</w:t>
             </w:r>
             <w:r>
               <w:rPr>
-                <w:sz w:val="19"/>
+                <w:sz w:val="17"/>
               </w:rPr>
               <w:t xml:space="preserve">; Seaport SD shows </w:t>
             </w:r>
@@ -6348,7 +6210,7 @@
               <w:rPr>
                 <w:b/>
                 <w:bCs/>
-                <w:sz w:val="19"/>
+                <w:sz w:val="17"/>
               </w:rPr>
               <w:t>BIG architect + Glotman Simpson SE</w:t>
             </w:r>
@@ -6362,12 +6224,12 @@
             <w:pPr>
               <w:pStyle w:val="Compact"/>
               <w:rPr>
-                <w:sz w:val="19"/>
-              </w:rPr>
-            </w:pPr>
-            <w:r>
-              <w:rPr>
-                <w:sz w:val="19"/>
+                <w:sz w:val="17"/>
+              </w:rPr>
+            </w:pPr>
+            <w:r>
+              <w:rPr>
+                <w:sz w:val="17"/>
               </w:rPr>
               <w:t>Track Seaport SD evolution</w:t>
             </w:r>
@@ -6381,12 +6243,12 @@
             <w:pPr>
               <w:pStyle w:val="Compact"/>
               <w:rPr>
-                <w:sz w:val="19"/>
-              </w:rPr>
-            </w:pPr>
-            <w:r>
-              <w:rPr>
-                <w:sz w:val="19"/>
+                <w:sz w:val="17"/>
+              </w:rPr>
+            </w:pPr>
+            <w:r>
+              <w:rPr>
+                <w:sz w:val="17"/>
               </w:rPr>
               <w:t>Watch item</w:t>
             </w:r>
@@ -6400,12 +6262,12 @@
             <w:pPr>
               <w:pStyle w:val="Compact"/>
               <w:rPr>
-                <w:sz w:val="19"/>
-              </w:rPr>
-            </w:pPr>
-            <w:r>
-              <w:rPr>
-                <w:sz w:val="19"/>
+                <w:sz w:val="17"/>
+              </w:rPr>
+            </w:pPr>
+            <w:r>
+              <w:rPr>
+                <w:sz w:val="17"/>
               </w:rPr>
               <w:t>—</w:t>
             </w:r>
@@ -6445,12 +6307,15 @@
         <w:t>open</w:t>
       </w:r>
       <w:r>
-        <w:t xml:space="preserve"> (no-lock) target. HMC is the highest-upside cold call (large healthcare/K-12 pipeline, no published SE) — but DSA (schools) / HCAI (healthcare) credentialing is a gate KOR must clear.</w:t>
+        <w:t xml:space="preserve"> </w:t>
+      </w:r>
+      <w:r>
+        <w:t>(no-lock) target. HMC is the highest-upside cold call (large healthcare/K-12 pipeline, no published SE) — but DSA (schools) / HCAI (healthcare) credentialing is a gate KOR must clear.</w:t>
       </w:r>
     </w:p>
     <w:p>
       <w:r>
-        <w:pict w14:anchorId="0A333031">
+        <w:pict w14:anchorId="0AB93BFB">
           <v:rect id="_x0000_i1029" style="width:0;height:1.5pt" o:hralign="center" o:hrstd="t" o:hr="t"/>
         </w:pict>
       </w:r>
@@ -6458,7 +6323,6 @@
     <w:p>
       <w:pPr>
         <w:pStyle w:val="Heading2"/>
-        <w:pageBreakBefore/>
       </w:pPr>
       <w:bookmarkStart w:id="18" w:name="demand-side-developers-public-owners"/>
       <w:bookmarkEnd w:id="17"/>
@@ -6488,11 +6352,11 @@
         <w:tblLook w:val="0420" w:firstRow="1" w:lastRow="0" w:firstColumn="0" w:lastColumn="0" w:noHBand="0" w:noVBand="1"/>
       </w:tblPr>
       <w:tblGrid>
-        <w:gridCol w:w="1818"/>
-        <w:gridCol w:w="1818"/>
-        <w:gridCol w:w="1818"/>
-        <w:gridCol w:w="2288"/>
-        <w:gridCol w:w="1818"/>
+        <w:gridCol w:w="2088"/>
+        <w:gridCol w:w="2088"/>
+        <w:gridCol w:w="2088"/>
+        <w:gridCol w:w="2088"/>
+        <w:gridCol w:w="2088"/>
       </w:tblGrid>
       <w:tr>
         <w:trPr>
@@ -6509,13 +6373,13 @@
               <w:pStyle w:val="Compact"/>
               <w:rPr>
                 <w:b w:val="0"/>
-                <w:sz w:val="19"/>
+                <w:sz w:val="17"/>
               </w:rPr>
             </w:pPr>
             <w:r>
               <w:rPr>
                 <w:b w:val="0"/>
-                <w:sz w:val="19"/>
+                <w:sz w:val="17"/>
               </w:rPr>
               <w:t>Developer</w:t>
             </w:r>
@@ -6530,13 +6394,13 @@
               <w:pStyle w:val="Compact"/>
               <w:rPr>
                 <w:b w:val="0"/>
-                <w:sz w:val="19"/>
+                <w:sz w:val="17"/>
               </w:rPr>
             </w:pPr>
             <w:r>
               <w:rPr>
                 <w:b w:val="0"/>
-                <w:sz w:val="19"/>
+                <w:sz w:val="17"/>
               </w:rPr>
               <w:t>Tier</w:t>
             </w:r>
@@ -6551,13 +6415,13 @@
               <w:pStyle w:val="Compact"/>
               <w:rPr>
                 <w:b w:val="0"/>
-                <w:sz w:val="19"/>
+                <w:sz w:val="17"/>
               </w:rPr>
             </w:pPr>
             <w:r>
               <w:rPr>
                 <w:b w:val="0"/>
-                <w:sz w:val="19"/>
+                <w:sz w:val="17"/>
               </w:rPr>
               <w:t>Active pipeline (named, verified)</w:t>
             </w:r>
@@ -6572,13 +6436,13 @@
               <w:pStyle w:val="Compact"/>
               <w:rPr>
                 <w:b w:val="0"/>
-                <w:sz w:val="19"/>
+                <w:sz w:val="17"/>
               </w:rPr>
             </w:pPr>
             <w:r>
               <w:rPr>
                 <w:b w:val="0"/>
-                <w:sz w:val="19"/>
+                <w:sz w:val="17"/>
               </w:rPr>
               <w:t>Known SE</w:t>
             </w:r>
@@ -6593,13 +6457,13 @@
               <w:pStyle w:val="Compact"/>
               <w:rPr>
                 <w:b w:val="0"/>
-                <w:sz w:val="19"/>
+                <w:sz w:val="17"/>
               </w:rPr>
             </w:pPr>
             <w:r>
               <w:rPr>
                 <w:b w:val="0"/>
-                <w:sz w:val="19"/>
+                <w:sz w:val="17"/>
               </w:rPr>
               <w:t>KOR read</w:t>
             </w:r>
@@ -6619,14 +6483,14 @@
             <w:pPr>
               <w:pStyle w:val="Compact"/>
               <w:rPr>
-                <w:sz w:val="19"/>
-              </w:rPr>
-            </w:pPr>
-            <w:r>
-              <w:rPr>
-                <w:b/>
-                <w:bCs/>
-                <w:sz w:val="19"/>
+                <w:sz w:val="17"/>
+              </w:rPr>
+            </w:pPr>
+            <w:r>
+              <w:rPr>
+                <w:b/>
+                <w:bCs/>
+                <w:sz w:val="17"/>
               </w:rPr>
               <w:t>Wakeland Housing</w:t>
             </w:r>
@@ -6640,12 +6504,12 @@
             <w:pPr>
               <w:pStyle w:val="Compact"/>
               <w:rPr>
-                <w:sz w:val="19"/>
-              </w:rPr>
-            </w:pPr>
-            <w:r>
-              <w:rPr>
-                <w:sz w:val="19"/>
+                <w:sz w:val="17"/>
+              </w:rPr>
+            </w:pPr>
+            <w:r>
+              <w:rPr>
+                <w:sz w:val="17"/>
               </w:rPr>
               <w:t>Affordable</w:t>
             </w:r>
@@ -6659,12 +6523,12 @@
             <w:pPr>
               <w:pStyle w:val="Compact"/>
               <w:rPr>
-                <w:sz w:val="19"/>
-              </w:rPr>
-            </w:pPr>
-            <w:r>
-              <w:rPr>
-                <w:sz w:val="19"/>
+                <w:sz w:val="17"/>
+              </w:rPr>
+            </w:pPr>
+            <w:r>
+              <w:rPr>
+                <w:sz w:val="17"/>
               </w:rPr>
               <w:t>The Becker/Riverwalk (190u, $140M); Cuatro (115u); The Teralta (72u); Union Tower; The Joule (208u)</w:t>
             </w:r>
@@ -6678,14 +6542,14 @@
             <w:pPr>
               <w:pStyle w:val="Compact"/>
               <w:rPr>
-                <w:sz w:val="19"/>
-              </w:rPr>
-            </w:pPr>
-            <w:r>
-              <w:rPr>
-                <w:b/>
-                <w:bCs/>
-                <w:sz w:val="19"/>
+                <w:sz w:val="17"/>
+              </w:rPr>
+            </w:pPr>
+            <w:r>
+              <w:rPr>
+                <w:b/>
+                <w:bCs/>
+                <w:sz w:val="17"/>
               </w:rPr>
               <w:t>None identified — UNVERIFIED</w:t>
             </w:r>
@@ -6699,20 +6563,20 @@
             <w:pPr>
               <w:pStyle w:val="Compact"/>
               <w:rPr>
-                <w:sz w:val="19"/>
-              </w:rPr>
-            </w:pPr>
-            <w:r>
-              <w:rPr>
-                <w:b/>
-                <w:bCs/>
-                <w:sz w:val="19"/>
+                <w:sz w:val="17"/>
+              </w:rPr>
+            </w:pPr>
+            <w:r>
+              <w:rPr>
+                <w:b/>
+                <w:bCs/>
+                <w:sz w:val="17"/>
               </w:rPr>
               <w:t>OPEN LANE — top target</w:t>
             </w:r>
             <w:r>
               <w:rPr>
-                <w:sz w:val="19"/>
+                <w:sz w:val="17"/>
               </w:rPr>
               <w:t>, $70–140M projects, no incumbent SE</w:t>
             </w:r>
@@ -6731,14 +6595,14 @@
             <w:pPr>
               <w:pStyle w:val="Compact"/>
               <w:rPr>
-                <w:sz w:val="19"/>
-              </w:rPr>
-            </w:pPr>
-            <w:r>
-              <w:rPr>
-                <w:b/>
-                <w:bCs/>
-                <w:sz w:val="19"/>
+                <w:sz w:val="17"/>
+              </w:rPr>
+            </w:pPr>
+            <w:r>
+              <w:rPr>
+                <w:b/>
+                <w:bCs/>
+                <w:sz w:val="17"/>
               </w:rPr>
               <w:t>Chelsea Investment Corp</w:t>
             </w:r>
@@ -6752,12 +6616,12 @@
             <w:pPr>
               <w:pStyle w:val="Compact"/>
               <w:rPr>
-                <w:sz w:val="19"/>
-              </w:rPr>
-            </w:pPr>
-            <w:r>
-              <w:rPr>
-                <w:sz w:val="19"/>
+                <w:sz w:val="17"/>
+              </w:rPr>
+            </w:pPr>
+            <w:r>
+              <w:rPr>
+                <w:sz w:val="17"/>
               </w:rPr>
               <w:t>Affordable</w:t>
             </w:r>
@@ -6771,12 +6635,12 @@
             <w:pPr>
               <w:pStyle w:val="Compact"/>
               <w:rPr>
-                <w:sz w:val="19"/>
-              </w:rPr>
-            </w:pPr>
-            <w:r>
-              <w:rPr>
-                <w:sz w:val="19"/>
+                <w:sz w:val="17"/>
+              </w:rPr>
+            </w:pPr>
+            <w:r>
+              <w:rPr>
+                <w:sz w:val="17"/>
               </w:rPr>
               <w:t>Harrington Heights (270u, $150M); Taormina (136u); Modica (94u); Addison@SDSU (126u)</w:t>
             </w:r>
@@ -6790,20 +6654,20 @@
             <w:pPr>
               <w:pStyle w:val="Compact"/>
               <w:rPr>
-                <w:sz w:val="19"/>
-              </w:rPr>
-            </w:pPr>
-            <w:r>
-              <w:rPr>
-                <w:b/>
-                <w:bCs/>
-                <w:sz w:val="19"/>
+                <w:sz w:val="17"/>
+              </w:rPr>
+            </w:pPr>
+            <w:r>
+              <w:rPr>
+                <w:b/>
+                <w:bCs/>
+                <w:sz w:val="17"/>
               </w:rPr>
               <w:t>Harrington Heights = DCI</w:t>
             </w:r>
             <w:r>
               <w:rPr>
-                <w:sz w:val="19"/>
+                <w:sz w:val="17"/>
               </w:rPr>
               <w:t xml:space="preserve"> (confirmed, JWDA page); Taormina/Modica/Addison = </w:t>
             </w:r>
@@ -6811,13 +6675,13 @@
               <w:rPr>
                 <w:b/>
                 <w:bCs/>
-                <w:sz w:val="19"/>
+                <w:sz w:val="17"/>
               </w:rPr>
               <w:t>SE not publicly named</w:t>
             </w:r>
             <w:r>
               <w:rPr>
-                <w:sz w:val="19"/>
+                <w:sz w:val="17"/>
               </w:rPr>
               <w:t xml:space="preserve"> (Fuscoe = civil, not SE)</w:t>
             </w:r>
@@ -6831,12 +6695,12 @@
             <w:pPr>
               <w:pStyle w:val="Compact"/>
               <w:rPr>
-                <w:sz w:val="19"/>
-              </w:rPr>
-            </w:pPr>
-            <w:r>
-              <w:rPr>
-                <w:sz w:val="19"/>
+                <w:sz w:val="17"/>
+              </w:rPr>
+            </w:pPr>
+            <w:r>
+              <w:rPr>
+                <w:sz w:val="17"/>
               </w:rPr>
               <w:t xml:space="preserve">DCI holds the flagship; the other three are </w:t>
             </w:r>
@@ -6844,13 +6708,13 @@
               <w:rPr>
                 <w:b/>
                 <w:bCs/>
-                <w:sz w:val="19"/>
+                <w:sz w:val="17"/>
               </w:rPr>
               <w:t>OPEN</w:t>
             </w:r>
             <w:r>
               <w:rPr>
-                <w:sz w:val="19"/>
+                <w:sz w:val="17"/>
               </w:rPr>
               <w:t xml:space="preserve"> — SE not yet visible (get via permit/SEAOSD)</w:t>
             </w:r>
@@ -6870,14 +6734,14 @@
             <w:pPr>
               <w:pStyle w:val="Compact"/>
               <w:rPr>
-                <w:sz w:val="19"/>
-              </w:rPr>
-            </w:pPr>
-            <w:r>
-              <w:rPr>
-                <w:b/>
-                <w:bCs/>
-                <w:sz w:val="19"/>
+                <w:sz w:val="17"/>
+              </w:rPr>
+            </w:pPr>
+            <w:r>
+              <w:rPr>
+                <w:b/>
+                <w:bCs/>
+                <w:sz w:val="17"/>
               </w:rPr>
               <w:t>Affirmed Housing</w:t>
             </w:r>
@@ -6891,12 +6755,12 @@
             <w:pPr>
               <w:pStyle w:val="Compact"/>
               <w:rPr>
-                <w:sz w:val="19"/>
-              </w:rPr>
-            </w:pPr>
-            <w:r>
-              <w:rPr>
-                <w:sz w:val="19"/>
+                <w:sz w:val="17"/>
+              </w:rPr>
+            </w:pPr>
+            <w:r>
+              <w:rPr>
+                <w:sz w:val="17"/>
               </w:rPr>
               <w:t>Affordable</w:t>
             </w:r>
@@ -6910,12 +6774,12 @@
             <w:pPr>
               <w:pStyle w:val="Compact"/>
               <w:rPr>
-                <w:sz w:val="19"/>
-              </w:rPr>
-            </w:pPr>
-            <w:r>
-              <w:rPr>
-                <w:sz w:val="19"/>
+                <w:sz w:val="17"/>
+              </w:rPr>
+            </w:pPr>
+            <w:r>
+              <w:rPr>
+                <w:sz w:val="17"/>
               </w:rPr>
               <w:t>SkyLINE (99u, $91M); The Helm (78u); Zephyr (85u); SDUSD workforce-housing shortlist</w:t>
             </w:r>
@@ -6929,19 +6793,19 @@
             <w:pPr>
               <w:pStyle w:val="Compact"/>
               <w:rPr>
-                <w:sz w:val="19"/>
-              </w:rPr>
-            </w:pPr>
-            <w:r>
-              <w:rPr>
-                <w:sz w:val="19"/>
+                <w:sz w:val="17"/>
+              </w:rPr>
+            </w:pPr>
+            <w:r>
+              <w:rPr>
+                <w:sz w:val="17"/>
               </w:rPr>
               <w:t xml:space="preserve">KPFF on partners page (Fuscoe = civil, not SE) </w:t>
             </w:r>
             <w:r>
               <w:rPr>
                 <w:rStyle w:val="VerbatimChar"/>
-                <w:sz w:val="19"/>
+                <w:sz w:val="17"/>
               </w:rPr>
               <w:t>[MED]</w:t>
             </w:r>
@@ -6955,12 +6819,12 @@
             <w:pPr>
               <w:pStyle w:val="Compact"/>
               <w:rPr>
-                <w:sz w:val="19"/>
-              </w:rPr>
-            </w:pPr>
-            <w:r>
-              <w:rPr>
-                <w:sz w:val="19"/>
+                <w:sz w:val="17"/>
+              </w:rPr>
+            </w:pPr>
+            <w:r>
+              <w:rPr>
+                <w:sz w:val="17"/>
               </w:rPr>
               <w:t>Warm-listed only; pursue</w:t>
             </w:r>
@@ -6979,14 +6843,14 @@
             <w:pPr>
               <w:pStyle w:val="Compact"/>
               <w:rPr>
-                <w:sz w:val="19"/>
-              </w:rPr>
-            </w:pPr>
-            <w:r>
-              <w:rPr>
-                <w:b/>
-                <w:bCs/>
-                <w:sz w:val="19"/>
+                <w:sz w:val="17"/>
+              </w:rPr>
+            </w:pPr>
+            <w:r>
+              <w:rPr>
+                <w:b/>
+                <w:bCs/>
+                <w:sz w:val="17"/>
               </w:rPr>
               <w:t>Sudberry Properties</w:t>
             </w:r>
@@ -7000,12 +6864,12 @@
             <w:pPr>
               <w:pStyle w:val="Compact"/>
               <w:rPr>
-                <w:sz w:val="19"/>
-              </w:rPr>
-            </w:pPr>
-            <w:r>
-              <w:rPr>
-                <w:sz w:val="19"/>
+                <w:sz w:val="17"/>
+              </w:rPr>
+            </w:pPr>
+            <w:r>
+              <w:rPr>
+                <w:sz w:val="17"/>
               </w:rPr>
               <w:t>Market-rate/MU</w:t>
             </w:r>
@@ -7019,12 +6883,12 @@
             <w:pPr>
               <w:pStyle w:val="Compact"/>
               <w:rPr>
-                <w:sz w:val="19"/>
-              </w:rPr>
-            </w:pPr>
-            <w:r>
-              <w:rPr>
-                <w:sz w:val="19"/>
+                <w:sz w:val="17"/>
+              </w:rPr>
+            </w:pPr>
+            <w:r>
+              <w:rPr>
+                <w:sz w:val="17"/>
               </w:rPr>
               <w:t>The Brynn@Civita (200u); Civita master plan (4,780u entitled); Rio Vista West (1,600u)</w:t>
             </w:r>
@@ -7038,20 +6902,20 @@
             <w:pPr>
               <w:pStyle w:val="Compact"/>
               <w:rPr>
-                <w:sz w:val="19"/>
-              </w:rPr>
-            </w:pPr>
-            <w:r>
-              <w:rPr>
-                <w:b/>
-                <w:bCs/>
-                <w:sz w:val="19"/>
+                <w:sz w:val="17"/>
+              </w:rPr>
+            </w:pPr>
+            <w:r>
+              <w:rPr>
+                <w:b/>
+                <w:bCs/>
+                <w:sz w:val="17"/>
               </w:rPr>
               <w:t>None — UNVERIFIED</w:t>
             </w:r>
             <w:r>
               <w:rPr>
-                <w:sz w:val="19"/>
+                <w:sz w:val="17"/>
               </w:rPr>
               <w:t xml:space="preserve"> (RICK = civil only)</w:t>
             </w:r>
@@ -7065,14 +6929,14 @@
             <w:pPr>
               <w:pStyle w:val="Compact"/>
               <w:rPr>
-                <w:sz w:val="19"/>
-              </w:rPr>
-            </w:pPr>
-            <w:r>
-              <w:rPr>
-                <w:b/>
-                <w:bCs/>
-                <w:sz w:val="19"/>
+                <w:sz w:val="17"/>
+              </w:rPr>
+            </w:pPr>
+            <w:r>
+              <w:rPr>
+                <w:b/>
+                <w:bCs/>
+                <w:sz w:val="17"/>
               </w:rPr>
               <w:t>OPEN LANE — large entitled pipeline</w:t>
             </w:r>
@@ -7092,14 +6956,14 @@
             <w:pPr>
               <w:pStyle w:val="Compact"/>
               <w:rPr>
-                <w:sz w:val="19"/>
-              </w:rPr>
-            </w:pPr>
-            <w:r>
-              <w:rPr>
-                <w:b/>
-                <w:bCs/>
-                <w:sz w:val="19"/>
+                <w:sz w:val="17"/>
+              </w:rPr>
+            </w:pPr>
+            <w:r>
+              <w:rPr>
+                <w:b/>
+                <w:bCs/>
+                <w:sz w:val="17"/>
               </w:rPr>
               <w:t>Hines</w:t>
             </w:r>
@@ -7113,12 +6977,12 @@
             <w:pPr>
               <w:pStyle w:val="Compact"/>
               <w:rPr>
-                <w:sz w:val="19"/>
-              </w:rPr>
-            </w:pPr>
-            <w:r>
-              <w:rPr>
-                <w:sz w:val="19"/>
+                <w:sz w:val="17"/>
+              </w:rPr>
+            </w:pPr>
+            <w:r>
+              <w:rPr>
+                <w:sz w:val="17"/>
               </w:rPr>
               <w:t>Mega/MU</w:t>
             </w:r>
@@ -7132,12 +6996,12 @@
             <w:pPr>
               <w:pStyle w:val="Compact"/>
               <w:rPr>
-                <w:sz w:val="19"/>
-              </w:rPr>
-            </w:pPr>
-            <w:r>
-              <w:rPr>
-                <w:sz w:val="19"/>
+                <w:sz w:val="17"/>
+              </w:rPr>
+            </w:pPr>
+            <w:r>
+              <w:rPr>
+                <w:sz w:val="17"/>
               </w:rPr>
               <w:t>Riverwalk SD ($3B, ~4,300 homes + 1M sf office, Phase 1 ~2029, Gensler)</w:t>
             </w:r>
@@ -7151,14 +7015,14 @@
             <w:pPr>
               <w:pStyle w:val="Compact"/>
               <w:rPr>
-                <w:sz w:val="19"/>
-              </w:rPr>
-            </w:pPr>
-            <w:r>
-              <w:rPr>
-                <w:b/>
-                <w:bCs/>
-                <w:sz w:val="19"/>
+                <w:sz w:val="17"/>
+              </w:rPr>
+            </w:pPr>
+            <w:r>
+              <w:rPr>
+                <w:b/>
+                <w:bCs/>
+                <w:sz w:val="17"/>
               </w:rPr>
               <w:t>UNVERIFIED</w:t>
             </w:r>
@@ -7172,12 +7036,12 @@
             <w:pPr>
               <w:pStyle w:val="Compact"/>
               <w:rPr>
-                <w:sz w:val="19"/>
-              </w:rPr>
-            </w:pPr>
-            <w:r>
-              <w:rPr>
-                <w:sz w:val="19"/>
+                <w:sz w:val="17"/>
+              </w:rPr>
+            </w:pPr>
+            <w:r>
+              <w:rPr>
+                <w:sz w:val="17"/>
               </w:rPr>
               <w:t>High-value, long horizon</w:t>
             </w:r>
@@ -7196,20 +7060,20 @@
             <w:pPr>
               <w:pStyle w:val="Compact"/>
               <w:rPr>
-                <w:sz w:val="19"/>
-              </w:rPr>
-            </w:pPr>
-            <w:r>
-              <w:rPr>
-                <w:b/>
-                <w:bCs/>
-                <w:sz w:val="19"/>
+                <w:sz w:val="17"/>
+              </w:rPr>
+            </w:pPr>
+            <w:r>
+              <w:rPr>
+                <w:b/>
+                <w:bCs/>
+                <w:sz w:val="17"/>
               </w:rPr>
               <w:t>JMI Realty</w:t>
             </w:r>
             <w:r>
               <w:rPr>
-                <w:sz w:val="19"/>
+                <w:sz w:val="17"/>
               </w:rPr>
               <w:t xml:space="preserve"> (not “JMB Realty” — CRM correction)</w:t>
             </w:r>
@@ -7223,12 +7087,12 @@
             <w:pPr>
               <w:pStyle w:val="Compact"/>
               <w:rPr>
-                <w:sz w:val="19"/>
-              </w:rPr>
-            </w:pPr>
-            <w:r>
-              <w:rPr>
-                <w:sz w:val="19"/>
+                <w:sz w:val="17"/>
+              </w:rPr>
+            </w:pPr>
+            <w:r>
+              <w:rPr>
+                <w:sz w:val="17"/>
               </w:rPr>
               <w:t>Master-plan</w:t>
             </w:r>
@@ -7242,12 +7106,12 @@
             <w:pPr>
               <w:pStyle w:val="Compact"/>
               <w:rPr>
-                <w:sz w:val="19"/>
-              </w:rPr>
-            </w:pPr>
-            <w:r>
-              <w:rPr>
-                <w:sz w:val="19"/>
+                <w:sz w:val="17"/>
+              </w:rPr>
+            </w:pPr>
+            <w:r>
+              <w:rPr>
+                <w:sz w:val="17"/>
               </w:rPr>
               <w:t>Ballpark Village / Park 12 (713u, 37-story, with Greystar)</w:t>
             </w:r>
@@ -7261,20 +7125,20 @@
             <w:pPr>
               <w:pStyle w:val="Compact"/>
               <w:rPr>
-                <w:sz w:val="19"/>
-              </w:rPr>
-            </w:pPr>
-            <w:r>
-              <w:rPr>
-                <w:b/>
-                <w:bCs/>
-                <w:sz w:val="19"/>
+                <w:sz w:val="17"/>
+              </w:rPr>
+            </w:pPr>
+            <w:r>
+              <w:rPr>
+                <w:b/>
+                <w:bCs/>
+                <w:sz w:val="17"/>
               </w:rPr>
               <w:t>UNVERIFIED</w:t>
             </w:r>
             <w:r>
               <w:rPr>
-                <w:sz w:val="19"/>
+                <w:sz w:val="17"/>
               </w:rPr>
               <w:t xml:space="preserve"> (DCI on Park 12 tower)</w:t>
             </w:r>
@@ -7288,12 +7152,12 @@
             <w:pPr>
               <w:pStyle w:val="Compact"/>
               <w:rPr>
-                <w:sz w:val="19"/>
-              </w:rPr>
-            </w:pPr>
-            <w:r>
-              <w:rPr>
-                <w:sz w:val="19"/>
+                <w:sz w:val="17"/>
+              </w:rPr>
+            </w:pPr>
+            <w:r>
+              <w:rPr>
+                <w:sz w:val="17"/>
               </w:rPr>
               <w:t>Remaining phases available</w:t>
             </w:r>
@@ -7313,14 +7177,14 @@
             <w:pPr>
               <w:pStyle w:val="Compact"/>
               <w:rPr>
-                <w:sz w:val="19"/>
-              </w:rPr>
-            </w:pPr>
-            <w:r>
-              <w:rPr>
-                <w:b/>
-                <w:bCs/>
-                <w:sz w:val="19"/>
+                <w:sz w:val="17"/>
+              </w:rPr>
+            </w:pPr>
+            <w:r>
+              <w:rPr>
+                <w:b/>
+                <w:bCs/>
+                <w:sz w:val="17"/>
               </w:rPr>
               <w:t>Cisterra Development</w:t>
             </w:r>
@@ -7334,12 +7198,12 @@
             <w:pPr>
               <w:pStyle w:val="Compact"/>
               <w:rPr>
-                <w:sz w:val="19"/>
-              </w:rPr>
-            </w:pPr>
-            <w:r>
-              <w:rPr>
-                <w:sz w:val="19"/>
+                <w:sz w:val="17"/>
+              </w:rPr>
+            </w:pPr>
+            <w:r>
+              <w:rPr>
+                <w:sz w:val="17"/>
               </w:rPr>
               <w:t>MU/office</w:t>
             </w:r>
@@ -7353,12 +7217,12 @@
             <w:pPr>
               <w:pStyle w:val="Compact"/>
               <w:rPr>
-                <w:sz w:val="19"/>
-              </w:rPr>
-            </w:pPr>
-            <w:r>
-              <w:rPr>
-                <w:sz w:val="19"/>
+                <w:sz w:val="17"/>
+              </w:rPr>
+            </w:pPr>
+            <w:r>
+              <w:rPr>
+                <w:sz w:val="17"/>
               </w:rPr>
               <w:t>7th &amp; Market (39-story Ritz-Carlton, status UNVERIFIED); Radian (241u); Preserve@Torrey Highlands</w:t>
             </w:r>
@@ -7372,20 +7236,20 @@
             <w:pPr>
               <w:pStyle w:val="Compact"/>
               <w:rPr>
-                <w:sz w:val="19"/>
-              </w:rPr>
-            </w:pPr>
-            <w:r>
-              <w:rPr>
-                <w:b/>
-                <w:bCs/>
-                <w:sz w:val="19"/>
+                <w:sz w:val="17"/>
+              </w:rPr>
+            </w:pPr>
+            <w:r>
+              <w:rPr>
+                <w:b/>
+                <w:bCs/>
+                <w:sz w:val="17"/>
               </w:rPr>
               <w:t>UNVERIFIED</w:t>
             </w:r>
             <w:r>
               <w:rPr>
-                <w:sz w:val="19"/>
+                <w:sz w:val="17"/>
               </w:rPr>
               <w:t xml:space="preserve"> (Carrier Johnson architect → KPFF risk)</w:t>
             </w:r>
@@ -7399,12 +7263,12 @@
             <w:pPr>
               <w:pStyle w:val="Compact"/>
               <w:rPr>
-                <w:sz w:val="19"/>
-              </w:rPr>
-            </w:pPr>
-            <w:r>
-              <w:rPr>
-                <w:sz w:val="19"/>
+                <w:sz w:val="17"/>
+              </w:rPr>
+            </w:pPr>
+            <w:r>
+              <w:rPr>
+                <w:sz w:val="17"/>
               </w:rPr>
               <w:t>Track</w:t>
             </w:r>
@@ -7423,14 +7287,14 @@
             <w:pPr>
               <w:pStyle w:val="Compact"/>
               <w:rPr>
-                <w:sz w:val="19"/>
-              </w:rPr>
-            </w:pPr>
-            <w:r>
-              <w:rPr>
-                <w:b/>
-                <w:bCs/>
-                <w:sz w:val="19"/>
+                <w:sz w:val="17"/>
+              </w:rPr>
+            </w:pPr>
+            <w:r>
+              <w:rPr>
+                <w:b/>
+                <w:bCs/>
+                <w:sz w:val="17"/>
               </w:rPr>
               <w:t>IQHQ / Alexandria / Longfellow / Stockdale</w:t>
             </w:r>
@@ -7444,12 +7308,12 @@
             <w:pPr>
               <w:pStyle w:val="Compact"/>
               <w:rPr>
-                <w:sz w:val="19"/>
-              </w:rPr>
-            </w:pPr>
-            <w:r>
-              <w:rPr>
-                <w:sz w:val="19"/>
+                <w:sz w:val="17"/>
+              </w:rPr>
+            </w:pPr>
+            <w:r>
+              <w:rPr>
+                <w:sz w:val="17"/>
               </w:rPr>
               <w:t>Life-science</w:t>
             </w:r>
@@ -7463,12 +7327,12 @@
             <w:pPr>
               <w:pStyle w:val="Compact"/>
               <w:rPr>
-                <w:sz w:val="19"/>
-              </w:rPr>
-            </w:pPr>
-            <w:r>
-              <w:rPr>
-                <w:sz w:val="19"/>
+                <w:sz w:val="17"/>
+              </w:rPr>
+            </w:pPr>
+            <w:r>
+              <w:rPr>
+                <w:sz w:val="17"/>
               </w:rPr>
               <w:t>RaDD (1.7M sf); Campus Point/Novartis (466k sf); Bioterra (323k sf); Campus@Horton</w:t>
             </w:r>
@@ -7482,20 +7346,20 @@
             <w:pPr>
               <w:pStyle w:val="Compact"/>
               <w:rPr>
-                <w:sz w:val="19"/>
-              </w:rPr>
-            </w:pPr>
-            <w:r>
-              <w:rPr>
-                <w:b/>
-                <w:bCs/>
-                <w:sz w:val="19"/>
+                <w:sz w:val="17"/>
+              </w:rPr>
+            </w:pPr>
+            <w:r>
+              <w:rPr>
+                <w:b/>
+                <w:bCs/>
+                <w:sz w:val="17"/>
               </w:rPr>
               <w:t>UNVERIFIED</w:t>
             </w:r>
             <w:r>
               <w:rPr>
-                <w:sz w:val="19"/>
+                <w:sz w:val="17"/>
               </w:rPr>
               <w:t xml:space="preserve"> (KPFF rumored on IQHQ, unconfirmed)</w:t>
             </w:r>
@@ -7509,12 +7373,12 @@
             <w:pPr>
               <w:pStyle w:val="Compact"/>
               <w:rPr>
-                <w:sz w:val="19"/>
-              </w:rPr>
-            </w:pPr>
-            <w:r>
-              <w:rPr>
-                <w:sz w:val="19"/>
+                <w:sz w:val="17"/>
+              </w:rPr>
+            </w:pPr>
+            <w:r>
+              <w:rPr>
+                <w:sz w:val="17"/>
               </w:rPr>
               <w:t>Long-game; cooling market</w:t>
             </w:r>
@@ -7534,14 +7398,14 @@
             <w:pPr>
               <w:pStyle w:val="Compact"/>
               <w:rPr>
-                <w:sz w:val="19"/>
-              </w:rPr>
-            </w:pPr>
-            <w:r>
-              <w:rPr>
-                <w:b/>
-                <w:bCs/>
-                <w:sz w:val="19"/>
+                <w:sz w:val="17"/>
+              </w:rPr>
+            </w:pPr>
+            <w:r>
+              <w:rPr>
+                <w:b/>
+                <w:bCs/>
+                <w:sz w:val="17"/>
               </w:rPr>
               <w:t>Lankford &amp; Associates</w:t>
             </w:r>
@@ -7555,12 +7419,12 @@
             <w:pPr>
               <w:pStyle w:val="Compact"/>
               <w:rPr>
-                <w:sz w:val="19"/>
-              </w:rPr>
-            </w:pPr>
-            <w:r>
-              <w:rPr>
-                <w:sz w:val="19"/>
+                <w:sz w:val="17"/>
+              </w:rPr>
+            </w:pPr>
+            <w:r>
+              <w:rPr>
+                <w:sz w:val="17"/>
               </w:rPr>
               <w:t>MU master-plan</w:t>
             </w:r>
@@ -7574,12 +7438,12 @@
             <w:pPr>
               <w:pStyle w:val="Compact"/>
               <w:rPr>
-                <w:sz w:val="19"/>
-              </w:rPr>
-            </w:pPr>
-            <w:r>
-              <w:rPr>
-                <w:sz w:val="19"/>
+                <w:sz w:val="17"/>
+              </w:rPr>
+            </w:pPr>
+            <w:r>
+              <w:rPr>
+                <w:sz w:val="17"/>
               </w:rPr>
               <w:t>Makers Quarter, East Village (2.5M sf, 800 resi units; BNIM architect)</w:t>
             </w:r>
@@ -7593,14 +7457,14 @@
             <w:pPr>
               <w:pStyle w:val="Compact"/>
               <w:rPr>
-                <w:sz w:val="19"/>
-              </w:rPr>
-            </w:pPr>
-            <w:r>
-              <w:rPr>
-                <w:b/>
-                <w:bCs/>
-                <w:sz w:val="19"/>
+                <w:sz w:val="17"/>
+              </w:rPr>
+            </w:pPr>
+            <w:r>
+              <w:rPr>
+                <w:b/>
+                <w:bCs/>
+                <w:sz w:val="17"/>
               </w:rPr>
               <w:t>UNVERIFIED</w:t>
             </w:r>
@@ -7614,12 +7478,12 @@
             <w:pPr>
               <w:pStyle w:val="Compact"/>
               <w:rPr>
-                <w:sz w:val="19"/>
-              </w:rPr>
-            </w:pPr>
-            <w:r>
-              <w:rPr>
-                <w:sz w:val="19"/>
+                <w:sz w:val="17"/>
+              </w:rPr>
+            </w:pPr>
+            <w:r>
+              <w:rPr>
+                <w:sz w:val="17"/>
               </w:rPr>
               <w:t>Open; BNIM relationship is the route</w:t>
             </w:r>
@@ -7695,11 +7559,11 @@
         <w:tblLook w:val="0420" w:firstRow="1" w:lastRow="0" w:firstColumn="0" w:lastColumn="0" w:noHBand="0" w:noVBand="1"/>
       </w:tblPr>
       <w:tblGrid>
-        <w:gridCol w:w="1912"/>
-        <w:gridCol w:w="1912"/>
-        <w:gridCol w:w="1912"/>
-        <w:gridCol w:w="1912"/>
-        <w:gridCol w:w="1912"/>
+        <w:gridCol w:w="2088"/>
+        <w:gridCol w:w="2088"/>
+        <w:gridCol w:w="2088"/>
+        <w:gridCol w:w="2088"/>
+        <w:gridCol w:w="2088"/>
       </w:tblGrid>
       <w:tr>
         <w:trPr>
@@ -7716,13 +7580,13 @@
               <w:pStyle w:val="Compact"/>
               <w:rPr>
                 <w:b w:val="0"/>
-                <w:sz w:val="19"/>
+                <w:sz w:val="17"/>
               </w:rPr>
             </w:pPr>
             <w:r>
               <w:rPr>
                 <w:b w:val="0"/>
-                <w:sz w:val="19"/>
+                <w:sz w:val="17"/>
               </w:rPr>
               <w:t>Owner</w:t>
             </w:r>
@@ -7737,13 +7601,13 @@
               <w:pStyle w:val="Compact"/>
               <w:rPr>
                 <w:b w:val="0"/>
-                <w:sz w:val="19"/>
+                <w:sz w:val="17"/>
               </w:rPr>
             </w:pPr>
             <w:r>
               <w:rPr>
                 <w:b w:val="0"/>
-                <w:sz w:val="19"/>
+                <w:sz w:val="17"/>
               </w:rPr>
               <w:t>Program scale (verified)</w:t>
             </w:r>
@@ -7758,13 +7622,13 @@
               <w:pStyle w:val="Compact"/>
               <w:rPr>
                 <w:b w:val="0"/>
-                <w:sz w:val="19"/>
+                <w:sz w:val="17"/>
               </w:rPr>
             </w:pPr>
             <w:r>
               <w:rPr>
                 <w:b w:val="0"/>
-                <w:sz w:val="19"/>
+                <w:sz w:val="17"/>
               </w:rPr>
               <w:t>Procurement</w:t>
             </w:r>
@@ -7779,13 +7643,13 @@
               <w:pStyle w:val="Compact"/>
               <w:rPr>
                 <w:b w:val="0"/>
-                <w:sz w:val="19"/>
+                <w:sz w:val="17"/>
               </w:rPr>
             </w:pPr>
             <w:r>
               <w:rPr>
                 <w:b w:val="0"/>
-                <w:sz w:val="19"/>
+                <w:sz w:val="17"/>
               </w:rPr>
               <w:t>Verified SE</w:t>
             </w:r>
@@ -7800,13 +7664,13 @@
               <w:pStyle w:val="Compact"/>
               <w:rPr>
                 <w:b w:val="0"/>
-                <w:sz w:val="19"/>
+                <w:sz w:val="17"/>
               </w:rPr>
             </w:pPr>
             <w:r>
               <w:rPr>
                 <w:b w:val="0"/>
-                <w:sz w:val="19"/>
+                <w:sz w:val="17"/>
               </w:rPr>
               <w:t>KOR read</w:t>
             </w:r>
@@ -7826,14 +7690,14 @@
             <w:pPr>
               <w:pStyle w:val="Compact"/>
               <w:rPr>
-                <w:sz w:val="19"/>
-              </w:rPr>
-            </w:pPr>
-            <w:r>
-              <w:rPr>
-                <w:b/>
-                <w:bCs/>
-                <w:sz w:val="19"/>
+                <w:sz w:val="17"/>
+              </w:rPr>
+            </w:pPr>
+            <w:r>
+              <w:rPr>
+                <w:b/>
+                <w:bCs/>
+                <w:sz w:val="17"/>
               </w:rPr>
               <w:t>UC San Diego</w:t>
             </w:r>
@@ -7847,20 +7711,20 @@
             <w:pPr>
               <w:pStyle w:val="Compact"/>
               <w:rPr>
-                <w:sz w:val="19"/>
-              </w:rPr>
-            </w:pPr>
-            <w:r>
-              <w:rPr>
-                <w:b/>
-                <w:bCs/>
-                <w:sz w:val="19"/>
+                <w:sz w:val="17"/>
+              </w:rPr>
+            </w:pPr>
+            <w:r>
+              <w:rPr>
+                <w:b/>
+                <w:bCs/>
+                <w:sz w:val="17"/>
               </w:rPr>
               <w:t>$3.2B capital</w:t>
             </w:r>
             <w:r>
               <w:rPr>
-                <w:sz w:val="19"/>
+                <w:sz w:val="17"/>
               </w:rPr>
               <w:t>; LRDP to 36.2M GSF by 2040</w:t>
             </w:r>
@@ -7874,47 +7738,53 @@
             <w:pPr>
               <w:pStyle w:val="Compact"/>
               <w:rPr>
-                <w:sz w:val="19"/>
-              </w:rPr>
-            </w:pPr>
-            <w:r>
-              <w:rPr>
-                <w:b/>
-                <w:bCs/>
-                <w:sz w:val="19"/>
+                <w:sz w:val="17"/>
+              </w:rPr>
+            </w:pPr>
+            <w:r>
+              <w:rPr>
+                <w:b/>
+                <w:bCs/>
+                <w:sz w:val="17"/>
               </w:rPr>
               <w:t>CM/GC at-risk</w:t>
             </w:r>
             <w:r>
               <w:rPr>
-                <w:sz w:val="19"/>
-              </w:rPr>
-              <w:t xml:space="preserve"> (McCarthy, DPR, Clark repeat)</w:t>
-            </w:r>
-          </w:p>
-        </w:tc>
-        <w:tc>
-          <w:tcPr>
-            <w:tcW w:w="1000" w:type="pct"/>
-          </w:tcPr>
-          <w:p>
-            <w:pPr>
-              <w:pStyle w:val="Compact"/>
-              <w:rPr>
-                <w:sz w:val="19"/>
-              </w:rPr>
-            </w:pPr>
-            <w:r>
-              <w:rPr>
-                <w:b/>
-                <w:bCs/>
-                <w:sz w:val="19"/>
+                <w:sz w:val="17"/>
+              </w:rPr>
+              <w:t xml:space="preserve"> </w:t>
+            </w:r>
+            <w:r>
+              <w:rPr>
+                <w:sz w:val="17"/>
+              </w:rPr>
+              <w:t>(McCarthy, DPR, Clark repeat)</w:t>
+            </w:r>
+          </w:p>
+        </w:tc>
+        <w:tc>
+          <w:tcPr>
+            <w:tcW w:w="1000" w:type="pct"/>
+          </w:tcPr>
+          <w:p>
+            <w:pPr>
+              <w:pStyle w:val="Compact"/>
+              <w:rPr>
+                <w:sz w:val="17"/>
+              </w:rPr>
+            </w:pPr>
+            <w:r>
+              <w:rPr>
+                <w:b/>
+                <w:bCs/>
+                <w:sz w:val="17"/>
               </w:rPr>
               <w:t>KPFF</w:t>
             </w:r>
             <w:r>
               <w:rPr>
-                <w:sz w:val="19"/>
+                <w:sz w:val="17"/>
               </w:rPr>
               <w:t xml:space="preserve"> (MDLS Life Sciences); Coffman (civil, Ridge Walk)</w:t>
             </w:r>
@@ -7928,12 +7798,12 @@
             <w:pPr>
               <w:pStyle w:val="Compact"/>
               <w:rPr>
-                <w:sz w:val="19"/>
-              </w:rPr>
-            </w:pPr>
-            <w:r>
-              <w:rPr>
-                <w:sz w:val="19"/>
+                <w:sz w:val="17"/>
+              </w:rPr>
+            </w:pPr>
+            <w:r>
+              <w:rPr>
+                <w:sz w:val="17"/>
               </w:rPr>
               <w:t xml:space="preserve">Hillcrest ($2.5–3B, </w:t>
             </w:r>
@@ -7941,13 +7811,13 @@
               <w:rPr>
                 <w:b/>
                 <w:bCs/>
-                <w:sz w:val="19"/>
+                <w:sz w:val="17"/>
               </w:rPr>
               <w:t>seismic/hospital-code by 2030</w:t>
             </w:r>
             <w:r>
               <w:rPr>
-                <w:sz w:val="19"/>
+                <w:sz w:val="17"/>
               </w:rPr>
               <w:t>) + The Depot (seismic retrofit) = KOR’s heritage fit</w:t>
             </w:r>
@@ -7966,14 +7836,14 @@
             <w:pPr>
               <w:pStyle w:val="Compact"/>
               <w:rPr>
-                <w:sz w:val="19"/>
-              </w:rPr>
-            </w:pPr>
-            <w:r>
-              <w:rPr>
-                <w:b/>
-                <w:bCs/>
-                <w:sz w:val="19"/>
+                <w:sz w:val="17"/>
+              </w:rPr>
+            </w:pPr>
+            <w:r>
+              <w:rPr>
+                <w:b/>
+                <w:bCs/>
+                <w:sz w:val="17"/>
               </w:rPr>
               <w:t>City of San Diego CIP</w:t>
             </w:r>
@@ -7987,20 +7857,20 @@
             <w:pPr>
               <w:pStyle w:val="Compact"/>
               <w:rPr>
-                <w:sz w:val="19"/>
-              </w:rPr>
-            </w:pPr>
-            <w:r>
-              <w:rPr>
-                <w:b/>
-                <w:bCs/>
-                <w:sz w:val="19"/>
+                <w:sz w:val="17"/>
+              </w:rPr>
+            </w:pPr>
+            <w:r>
+              <w:rPr>
+                <w:b/>
+                <w:bCs/>
+                <w:sz w:val="17"/>
               </w:rPr>
               <w:t>FY26 $843M</w:t>
             </w:r>
             <w:r>
               <w:rPr>
-                <w:sz w:val="19"/>
+                <w:sz w:val="17"/>
               </w:rPr>
               <w:t>; 1,232 active projects; $466M to award</w:t>
             </w:r>
@@ -8014,12 +7884,12 @@
             <w:pPr>
               <w:pStyle w:val="Compact"/>
               <w:rPr>
-                <w:sz w:val="19"/>
-              </w:rPr>
-            </w:pPr>
-            <w:r>
-              <w:rPr>
-                <w:sz w:val="19"/>
+                <w:sz w:val="17"/>
+              </w:rPr>
+            </w:pPr>
+            <w:r>
+              <w:rPr>
+                <w:sz w:val="17"/>
               </w:rPr>
               <w:t xml:space="preserve">Design-build / DBB / </w:t>
             </w:r>
@@ -8027,7 +7897,7 @@
               <w:rPr>
                 <w:b/>
                 <w:bCs/>
-                <w:sz w:val="19"/>
+                <w:sz w:val="17"/>
               </w:rPr>
               <w:t>JOC</w:t>
             </w:r>
@@ -8041,20 +7911,20 @@
             <w:pPr>
               <w:pStyle w:val="Compact"/>
               <w:rPr>
-                <w:sz w:val="19"/>
-              </w:rPr>
-            </w:pPr>
-            <w:r>
-              <w:rPr>
-                <w:b/>
-                <w:bCs/>
-                <w:sz w:val="19"/>
+                <w:sz w:val="17"/>
+              </w:rPr>
+            </w:pPr>
+            <w:r>
+              <w:rPr>
+                <w:b/>
+                <w:bCs/>
+                <w:sz w:val="17"/>
               </w:rPr>
               <w:t>Moffatt &amp; Nichol</w:t>
             </w:r>
             <w:r>
               <w:rPr>
-                <w:sz w:val="19"/>
+                <w:sz w:val="17"/>
               </w:rPr>
               <w:t xml:space="preserve"> (OB Pier — only named SE)</w:t>
             </w:r>
@@ -8068,12 +7938,12 @@
             <w:pPr>
               <w:pStyle w:val="Compact"/>
               <w:rPr>
-                <w:sz w:val="19"/>
-              </w:rPr>
-            </w:pPr>
-            <w:r>
-              <w:rPr>
-                <w:sz w:val="19"/>
+                <w:sz w:val="17"/>
+              </w:rPr>
+            </w:pPr>
+            <w:r>
+              <w:rPr>
+                <w:sz w:val="17"/>
               </w:rPr>
               <w:t>Marine/civic; limited resi-SE fit</w:t>
             </w:r>
@@ -8093,14 +7963,14 @@
             <w:pPr>
               <w:pStyle w:val="Compact"/>
               <w:rPr>
-                <w:sz w:val="19"/>
-              </w:rPr>
-            </w:pPr>
-            <w:r>
-              <w:rPr>
-                <w:b/>
-                <w:bCs/>
-                <w:sz w:val="19"/>
+                <w:sz w:val="17"/>
+              </w:rPr>
+            </w:pPr>
+            <w:r>
+              <w:rPr>
+                <w:b/>
+                <w:bCs/>
+                <w:sz w:val="17"/>
               </w:rPr>
               <w:t>City Affordable (Bridge to Home)</w:t>
             </w:r>
@@ -8114,12 +7984,12 @@
             <w:pPr>
               <w:pStyle w:val="Compact"/>
               <w:rPr>
-                <w:sz w:val="19"/>
-              </w:rPr>
-            </w:pPr>
-            <w:r>
-              <w:rPr>
-                <w:sz w:val="19"/>
+                <w:sz w:val="17"/>
+              </w:rPr>
+            </w:pPr>
+            <w:r>
+              <w:rPr>
+                <w:sz w:val="17"/>
               </w:rPr>
               <w:t>$123M / 28 projects / 2,676u</w:t>
             </w:r>
@@ -8133,12 +8003,12 @@
             <w:pPr>
               <w:pStyle w:val="Compact"/>
               <w:rPr>
-                <w:sz w:val="19"/>
-              </w:rPr>
-            </w:pPr>
-            <w:r>
-              <w:rPr>
-                <w:sz w:val="19"/>
+                <w:sz w:val="17"/>
+              </w:rPr>
+            </w:pPr>
+            <w:r>
+              <w:rPr>
+                <w:sz w:val="17"/>
               </w:rPr>
               <w:t>Developer-procured</w:t>
             </w:r>
@@ -8152,12 +8022,12 @@
             <w:pPr>
               <w:pStyle w:val="Compact"/>
               <w:rPr>
-                <w:sz w:val="19"/>
-              </w:rPr>
-            </w:pPr>
-            <w:r>
-              <w:rPr>
-                <w:sz w:val="19"/>
+                <w:sz w:val="17"/>
+              </w:rPr>
+            </w:pPr>
+            <w:r>
+              <w:rPr>
+                <w:sz w:val="17"/>
               </w:rPr>
               <w:t>None (developers pick SE)</w:t>
             </w:r>
@@ -8171,12 +8041,12 @@
             <w:pPr>
               <w:pStyle w:val="Compact"/>
               <w:rPr>
-                <w:sz w:val="19"/>
-              </w:rPr>
-            </w:pPr>
-            <w:r>
-              <w:rPr>
-                <w:sz w:val="19"/>
+                <w:sz w:val="17"/>
+              </w:rPr>
+            </w:pPr>
+            <w:r>
+              <w:rPr>
+                <w:sz w:val="17"/>
               </w:rPr>
               <w:t>Reach via Wakeland/Chelsea</w:t>
             </w:r>
@@ -8195,14 +8065,14 @@
             <w:pPr>
               <w:pStyle w:val="Compact"/>
               <w:rPr>
-                <w:sz w:val="19"/>
-              </w:rPr>
-            </w:pPr>
-            <w:r>
-              <w:rPr>
-                <w:b/>
-                <w:bCs/>
-                <w:sz w:val="19"/>
+                <w:sz w:val="17"/>
+              </w:rPr>
+            </w:pPr>
+            <w:r>
+              <w:rPr>
+                <w:b/>
+                <w:bCs/>
+                <w:sz w:val="17"/>
               </w:rPr>
               <w:t>San Diego Housing Commission</w:t>
             </w:r>
@@ -8216,12 +8086,12 @@
             <w:pPr>
               <w:pStyle w:val="Compact"/>
               <w:rPr>
-                <w:sz w:val="19"/>
-              </w:rPr>
-            </w:pPr>
-            <w:r>
-              <w:rPr>
-                <w:sz w:val="19"/>
+                <w:sz w:val="17"/>
+              </w:rPr>
+            </w:pPr>
+            <w:r>
+              <w:rPr>
+                <w:sz w:val="17"/>
               </w:rPr>
               <w:t>~$382M assets; $474M bonds</w:t>
             </w:r>
@@ -8235,12 +8105,12 @@
             <w:pPr>
               <w:pStyle w:val="Compact"/>
               <w:rPr>
-                <w:sz w:val="19"/>
-              </w:rPr>
-            </w:pPr>
-            <w:r>
-              <w:rPr>
-                <w:sz w:val="19"/>
+                <w:sz w:val="17"/>
+              </w:rPr>
+            </w:pPr>
+            <w:r>
+              <w:rPr>
+                <w:sz w:val="17"/>
               </w:rPr>
               <w:t>Developer-procured</w:t>
             </w:r>
@@ -8254,12 +8124,12 @@
             <w:pPr>
               <w:pStyle w:val="Compact"/>
               <w:rPr>
-                <w:sz w:val="19"/>
-              </w:rPr>
-            </w:pPr>
-            <w:r>
-              <w:rPr>
-                <w:sz w:val="19"/>
+                <w:sz w:val="17"/>
+              </w:rPr>
+            </w:pPr>
+            <w:r>
+              <w:rPr>
+                <w:sz w:val="17"/>
               </w:rPr>
               <w:t>None</w:t>
             </w:r>
@@ -8273,12 +8143,12 @@
             <w:pPr>
               <w:pStyle w:val="Compact"/>
               <w:rPr>
-                <w:sz w:val="19"/>
-              </w:rPr>
-            </w:pPr>
-            <w:r>
-              <w:rPr>
-                <w:sz w:val="19"/>
+                <w:sz w:val="17"/>
+              </w:rPr>
+            </w:pPr>
+            <w:r>
+              <w:rPr>
+                <w:sz w:val="17"/>
               </w:rPr>
               <w:t>Same — target the developers</w:t>
             </w:r>
@@ -8298,14 +8168,14 @@
             <w:pPr>
               <w:pStyle w:val="Compact"/>
               <w:rPr>
-                <w:sz w:val="19"/>
-              </w:rPr>
-            </w:pPr>
-            <w:r>
-              <w:rPr>
-                <w:b/>
-                <w:bCs/>
-                <w:sz w:val="19"/>
+                <w:sz w:val="17"/>
+              </w:rPr>
+            </w:pPr>
+            <w:r>
+              <w:rPr>
+                <w:b/>
+                <w:bCs/>
+                <w:sz w:val="17"/>
               </w:rPr>
               <w:t>SDUSD</w:t>
             </w:r>
@@ -8319,53 +8189,47 @@
             <w:pPr>
               <w:pStyle w:val="Compact"/>
               <w:rPr>
-                <w:sz w:val="19"/>
-              </w:rPr>
-            </w:pPr>
-            <w:r>
-              <w:rPr>
-                <w:b/>
-                <w:bCs/>
-                <w:sz w:val="19"/>
+                <w:sz w:val="17"/>
+              </w:rPr>
+            </w:pPr>
+            <w:r>
+              <w:rPr>
+                <w:b/>
+                <w:bCs/>
+                <w:sz w:val="17"/>
               </w:rPr>
               <w:t>$13B+ across 4 bonds</w:t>
             </w:r>
             <w:r>
               <w:rPr>
-                <w:sz w:val="19"/>
-              </w:rPr>
-              <w:t xml:space="preserve"> </w:t>
-            </w:r>
-            <w:r>
-              <w:rPr>
-                <w:sz w:val="19"/>
-              </w:rPr>
-              <w:t>($2.6B unspent; Measure U $3.2B)</w:t>
-            </w:r>
-          </w:p>
-        </w:tc>
-        <w:tc>
-          <w:tcPr>
-            <w:tcW w:w="1000" w:type="pct"/>
-          </w:tcPr>
-          <w:p>
-            <w:pPr>
-              <w:pStyle w:val="Compact"/>
-              <w:rPr>
-                <w:sz w:val="19"/>
-              </w:rPr>
-            </w:pPr>
-            <w:r>
-              <w:rPr>
-                <w:b/>
-                <w:bCs/>
-                <w:sz w:val="19"/>
+                <w:sz w:val="17"/>
+              </w:rPr>
+              <w:t xml:space="preserve"> ($2.6B unspent; Measure U $3.2B)</w:t>
+            </w:r>
+          </w:p>
+        </w:tc>
+        <w:tc>
+          <w:tcPr>
+            <w:tcW w:w="1000" w:type="pct"/>
+          </w:tcPr>
+          <w:p>
+            <w:pPr>
+              <w:pStyle w:val="Compact"/>
+              <w:rPr>
+                <w:sz w:val="17"/>
+              </w:rPr>
+            </w:pPr>
+            <w:r>
+              <w:rPr>
+                <w:b/>
+                <w:bCs/>
+                <w:sz w:val="17"/>
               </w:rPr>
               <w:t>Lease-Leaseback</w:t>
             </w:r>
             <w:r>
               <w:rPr>
-                <w:sz w:val="19"/>
+                <w:sz w:val="17"/>
               </w:rPr>
               <w:t xml:space="preserve"> (target the LLB GC, e.g. Turner)</w:t>
             </w:r>
@@ -8379,12 +8243,12 @@
             <w:pPr>
               <w:pStyle w:val="Compact"/>
               <w:rPr>
-                <w:sz w:val="19"/>
-              </w:rPr>
-            </w:pPr>
-            <w:r>
-              <w:rPr>
-                <w:sz w:val="19"/>
+                <w:sz w:val="17"/>
+              </w:rPr>
+            </w:pPr>
+            <w:r>
+              <w:rPr>
+                <w:sz w:val="17"/>
               </w:rPr>
               <w:t>None named</w:t>
             </w:r>
@@ -8398,12 +8262,12 @@
             <w:pPr>
               <w:pStyle w:val="Compact"/>
               <w:rPr>
-                <w:sz w:val="19"/>
-              </w:rPr>
-            </w:pPr>
-            <w:r>
-              <w:rPr>
-                <w:sz w:val="19"/>
+                <w:sz w:val="17"/>
+              </w:rPr>
+            </w:pPr>
+            <w:r>
+              <w:rPr>
+                <w:sz w:val="17"/>
               </w:rPr>
               <w:t>DSA credential required; reach via LLB GCs</w:t>
             </w:r>
@@ -8422,14 +8286,14 @@
             <w:pPr>
               <w:pStyle w:val="Compact"/>
               <w:rPr>
-                <w:sz w:val="19"/>
-              </w:rPr>
-            </w:pPr>
-            <w:r>
-              <w:rPr>
-                <w:b/>
-                <w:bCs/>
-                <w:sz w:val="19"/>
+                <w:sz w:val="17"/>
+              </w:rPr>
+            </w:pPr>
+            <w:r>
+              <w:rPr>
+                <w:b/>
+                <w:bCs/>
+                <w:sz w:val="17"/>
               </w:rPr>
               <w:t>SDSU</w:t>
             </w:r>
@@ -8443,12 +8307,12 @@
             <w:pPr>
               <w:pStyle w:val="Compact"/>
               <w:rPr>
-                <w:sz w:val="19"/>
-              </w:rPr>
-            </w:pPr>
-            <w:r>
-              <w:rPr>
-                <w:sz w:val="19"/>
+                <w:sz w:val="17"/>
+              </w:rPr>
+            </w:pPr>
+            <w:r>
+              <w:rPr>
+                <w:sz w:val="17"/>
               </w:rPr>
               <w:t xml:space="preserve">Evolve $1B (3,640 beds, </w:t>
             </w:r>
@@ -8456,13 +8320,13 @@
               <w:rPr>
                 <w:b/>
                 <w:bCs/>
-                <w:sz w:val="19"/>
+                <w:sz w:val="17"/>
               </w:rPr>
               <w:t>mass-timber</w:t>
             </w:r>
             <w:r>
               <w:rPr>
-                <w:sz w:val="19"/>
+                <w:sz w:val="17"/>
               </w:rPr>
               <w:t>); Life Sciences $150M; Mission Valley</w:t>
             </w:r>
@@ -8476,12 +8340,12 @@
             <w:pPr>
               <w:pStyle w:val="Compact"/>
               <w:rPr>
-                <w:sz w:val="19"/>
-              </w:rPr>
-            </w:pPr>
-            <w:r>
-              <w:rPr>
-                <w:sz w:val="19"/>
+                <w:sz w:val="17"/>
+              </w:rPr>
+            </w:pPr>
+            <w:r>
+              <w:rPr>
+                <w:sz w:val="17"/>
               </w:rPr>
               <w:t>Design-build (Evolve), CM-at-risk</w:t>
             </w:r>
@@ -8495,20 +8359,20 @@
             <w:pPr>
               <w:pStyle w:val="Compact"/>
               <w:rPr>
-                <w:sz w:val="19"/>
-              </w:rPr>
-            </w:pPr>
-            <w:r>
-              <w:rPr>
-                <w:b/>
-                <w:bCs/>
-                <w:sz w:val="19"/>
+                <w:sz w:val="17"/>
+              </w:rPr>
+            </w:pPr>
+            <w:r>
+              <w:rPr>
+                <w:b/>
+                <w:bCs/>
+                <w:sz w:val="17"/>
               </w:rPr>
               <w:t>UNVERIFIED</w:t>
             </w:r>
             <w:r>
               <w:rPr>
-                <w:sz w:val="19"/>
+                <w:sz w:val="17"/>
               </w:rPr>
               <w:t xml:space="preserve"> all</w:t>
             </w:r>
@@ -8522,12 +8386,12 @@
             <w:pPr>
               <w:pStyle w:val="Compact"/>
               <w:rPr>
-                <w:sz w:val="19"/>
-              </w:rPr>
-            </w:pPr>
-            <w:r>
-              <w:rPr>
-                <w:sz w:val="19"/>
+                <w:sz w:val="17"/>
+              </w:rPr>
+            </w:pPr>
+            <w:r>
+              <w:rPr>
+                <w:sz w:val="17"/>
               </w:rPr>
               <w:t>Mass-timber + housing fit; reach via Swinerton DB team</w:t>
             </w:r>
@@ -8547,14 +8411,14 @@
             <w:pPr>
               <w:pStyle w:val="Compact"/>
               <w:rPr>
-                <w:sz w:val="19"/>
-              </w:rPr>
-            </w:pPr>
-            <w:r>
-              <w:rPr>
-                <w:b/>
-                <w:bCs/>
-                <w:sz w:val="19"/>
+                <w:sz w:val="17"/>
+              </w:rPr>
+            </w:pPr>
+            <w:r>
+              <w:rPr>
+                <w:b/>
+                <w:bCs/>
+                <w:sz w:val="17"/>
               </w:rPr>
               <w:t>County of San Diego</w:t>
             </w:r>
@@ -8568,12 +8432,12 @@
             <w:pPr>
               <w:pStyle w:val="Compact"/>
               <w:rPr>
-                <w:sz w:val="19"/>
-              </w:rPr>
-            </w:pPr>
-            <w:r>
-              <w:rPr>
-                <w:sz w:val="19"/>
+                <w:sz w:val="17"/>
+              </w:rPr>
+            </w:pPr>
+            <w:r>
+              <w:rPr>
+                <w:sz w:val="17"/>
               </w:rPr>
               <w:t>$9.1B total budget (FY26-27); building work modest</w:t>
             </w:r>
@@ -8587,12 +8451,12 @@
             <w:pPr>
               <w:pStyle w:val="Compact"/>
               <w:rPr>
-                <w:sz w:val="19"/>
-              </w:rPr>
-            </w:pPr>
-            <w:r>
-              <w:rPr>
-                <w:sz w:val="19"/>
+                <w:sz w:val="17"/>
+              </w:rPr>
+            </w:pPr>
+            <w:r>
+              <w:rPr>
+                <w:sz w:val="17"/>
               </w:rPr>
               <w:t>Not specified</w:t>
             </w:r>
@@ -8606,12 +8470,12 @@
             <w:pPr>
               <w:pStyle w:val="Compact"/>
               <w:rPr>
-                <w:sz w:val="19"/>
-              </w:rPr>
-            </w:pPr>
-            <w:r>
-              <w:rPr>
-                <w:sz w:val="19"/>
+                <w:sz w:val="17"/>
+              </w:rPr>
+            </w:pPr>
+            <w:r>
+              <w:rPr>
+                <w:sz w:val="17"/>
               </w:rPr>
               <w:t>None</w:t>
             </w:r>
@@ -8625,12 +8489,12 @@
             <w:pPr>
               <w:pStyle w:val="Compact"/>
               <w:rPr>
-                <w:sz w:val="19"/>
-              </w:rPr>
-            </w:pPr>
-            <w:r>
-              <w:rPr>
-                <w:sz w:val="19"/>
+                <w:sz w:val="17"/>
+              </w:rPr>
+            </w:pPr>
+            <w:r>
+              <w:rPr>
+                <w:sz w:val="17"/>
               </w:rPr>
               <w:t>Lower building-SE volume</w:t>
             </w:r>
@@ -8649,14 +8513,14 @@
             <w:pPr>
               <w:pStyle w:val="Compact"/>
               <w:rPr>
-                <w:sz w:val="19"/>
-              </w:rPr>
-            </w:pPr>
-            <w:r>
-              <w:rPr>
-                <w:b/>
-                <w:bCs/>
-                <w:sz w:val="19"/>
+                <w:sz w:val="17"/>
+              </w:rPr>
+            </w:pPr>
+            <w:r>
+              <w:rPr>
+                <w:b/>
+                <w:bCs/>
+                <w:sz w:val="17"/>
               </w:rPr>
               <w:t>NAVFAC Southwest</w:t>
             </w:r>
@@ -8670,12 +8534,12 @@
             <w:pPr>
               <w:pStyle w:val="Compact"/>
               <w:rPr>
-                <w:sz w:val="19"/>
-              </w:rPr>
-            </w:pPr>
-            <w:r>
-              <w:rPr>
-                <w:sz w:val="19"/>
+                <w:sz w:val="17"/>
+              </w:rPr>
+            </w:pPr>
+            <w:r>
+              <w:rPr>
+                <w:sz w:val="17"/>
               </w:rPr>
               <w:t>$3B General IDIQ (8 holders, 90% CA work) + $750M Waterfront MACC; FY26 Navy/USMC MILCON $3.8B</w:t>
             </w:r>
@@ -8689,14 +8553,14 @@
             <w:pPr>
               <w:pStyle w:val="Compact"/>
               <w:rPr>
-                <w:sz w:val="19"/>
-              </w:rPr>
-            </w:pPr>
-            <w:r>
-              <w:rPr>
-                <w:b/>
-                <w:bCs/>
-                <w:sz w:val="19"/>
+                <w:sz w:val="17"/>
+              </w:rPr>
+            </w:pPr>
+            <w:r>
+              <w:rPr>
+                <w:b/>
+                <w:bCs/>
+                <w:sz w:val="17"/>
               </w:rPr>
               <w:t>Design-build, MACC/IDIQ task orders</w:t>
             </w:r>
@@ -8710,12 +8574,12 @@
             <w:pPr>
               <w:pStyle w:val="Compact"/>
               <w:rPr>
-                <w:sz w:val="19"/>
-              </w:rPr>
-            </w:pPr>
-            <w:r>
-              <w:rPr>
-                <w:sz w:val="19"/>
+                <w:sz w:val="17"/>
+              </w:rPr>
+            </w:pPr>
+            <w:r>
+              <w:rPr>
+                <w:sz w:val="17"/>
               </w:rPr>
               <w:t>Michael Baker (P-315 A-E)</w:t>
             </w:r>
@@ -8729,12 +8593,12 @@
             <w:pPr>
               <w:pStyle w:val="Compact"/>
               <w:rPr>
-                <w:sz w:val="19"/>
-              </w:rPr>
-            </w:pPr>
-            <w:r>
-              <w:rPr>
-                <w:sz w:val="19"/>
+                <w:sz w:val="17"/>
+              </w:rPr>
+            </w:pPr>
+            <w:r>
+              <w:rPr>
+                <w:sz w:val="17"/>
               </w:rPr>
               <w:t xml:space="preserve">Sub-to-IDIQ-prime ONLY — 8 holders: Clark, Gilbane, </w:t>
             </w:r>
@@ -8742,13 +8606,13 @@
               <w:rPr>
                 <w:b/>
                 <w:bCs/>
-                <w:sz w:val="19"/>
+                <w:sz w:val="17"/>
               </w:rPr>
               <w:t>Harper (SD)</w:t>
             </w:r>
             <w:r>
               <w:rPr>
-                <w:sz w:val="19"/>
+                <w:sz w:val="17"/>
               </w:rPr>
               <w:t xml:space="preserve">, Hensel Phelps, R.A. Burch, </w:t>
             </w:r>
@@ -8756,13 +8620,13 @@
               <w:rPr>
                 <w:b/>
                 <w:bCs/>
-                <w:sz w:val="19"/>
+                <w:sz w:val="17"/>
               </w:rPr>
               <w:t>RQ (Carlsbad)</w:t>
             </w:r>
             <w:r>
               <w:rPr>
-                <w:sz w:val="19"/>
+                <w:sz w:val="17"/>
               </w:rPr>
               <w:t>, Tutor Perini, Walsh</w:t>
             </w:r>
@@ -8782,14 +8646,14 @@
             <w:pPr>
               <w:pStyle w:val="Compact"/>
               <w:rPr>
-                <w:sz w:val="19"/>
-              </w:rPr>
-            </w:pPr>
-            <w:r>
-              <w:rPr>
-                <w:b/>
-                <w:bCs/>
-                <w:sz w:val="19"/>
+                <w:sz w:val="17"/>
+              </w:rPr>
+            </w:pPr>
+            <w:r>
+              <w:rPr>
+                <w:b/>
+                <w:bCs/>
+                <w:sz w:val="17"/>
               </w:rPr>
               <w:t>Port of San Diego</w:t>
             </w:r>
@@ -8803,12 +8667,12 @@
             <w:pPr>
               <w:pStyle w:val="Compact"/>
               <w:rPr>
-                <w:sz w:val="19"/>
-              </w:rPr>
-            </w:pPr>
-            <w:r>
-              <w:rPr>
-                <w:sz w:val="19"/>
+                <w:sz w:val="17"/>
+              </w:rPr>
+            </w:pPr>
+            <w:r>
+              <w:rPr>
+                <w:sz w:val="17"/>
               </w:rPr>
               <w:t>Chula Vista Bayfront / Gaylord ($1.35B); Tenth Ave Terminal ($227M+)</w:t>
             </w:r>
@@ -8822,12 +8686,12 @@
             <w:pPr>
               <w:pStyle w:val="Compact"/>
               <w:rPr>
-                <w:sz w:val="19"/>
-              </w:rPr>
-            </w:pPr>
-            <w:r>
-              <w:rPr>
-                <w:sz w:val="19"/>
+                <w:sz w:val="17"/>
+              </w:rPr>
+            </w:pPr>
+            <w:r>
+              <w:rPr>
+                <w:sz w:val="17"/>
               </w:rPr>
               <w:t>Port Public Works</w:t>
             </w:r>
@@ -8841,12 +8705,12 @@
             <w:pPr>
               <w:pStyle w:val="Compact"/>
               <w:rPr>
-                <w:sz w:val="19"/>
-              </w:rPr>
-            </w:pPr>
-            <w:r>
-              <w:rPr>
-                <w:sz w:val="19"/>
+                <w:sz w:val="17"/>
+              </w:rPr>
+            </w:pPr>
+            <w:r>
+              <w:rPr>
+                <w:sz w:val="17"/>
               </w:rPr>
               <w:t>None named</w:t>
             </w:r>
@@ -8860,12 +8724,12 @@
             <w:pPr>
               <w:pStyle w:val="Compact"/>
               <w:rPr>
-                <w:sz w:val="19"/>
-              </w:rPr>
-            </w:pPr>
-            <w:r>
-              <w:rPr>
-                <w:sz w:val="19"/>
+                <w:sz w:val="17"/>
+              </w:rPr>
+            </w:pPr>
+            <w:r>
+              <w:rPr>
+                <w:sz w:val="17"/>
               </w:rPr>
               <w:t>Marine/civic; limited fit</w:t>
             </w:r>
@@ -8875,7 +8739,7 @@
     </w:tbl>
     <w:p>
       <w:r>
-        <w:pict w14:anchorId="68CC7787">
+        <w:pict w14:anchorId="7F3EC6B3">
           <v:rect id="_x0000_i1030" style="width:0;height:1.5pt" o:hralign="center" o:hrstd="t" o:hr="t"/>
         </w:pict>
       </w:r>
@@ -8883,7 +8747,6 @@
     <w:p>
       <w:pPr>
         <w:pStyle w:val="Heading2"/>
-        <w:pageBreakBefore/>
       </w:pPr>
       <w:bookmarkStart w:id="21" w:name="kor-position-strategy"/>
       <w:bookmarkEnd w:id="18"/>
@@ -8991,7 +8854,7 @@
           <w:b/>
           <w:bCs/>
         </w:rPr>
-        <w:t>The Glotman Simpson wedge (sharpened by the deep-hone — KOR’s cleanest displacement vector):</w:t>
+        <w:t>The Glotman Simpson wedge — KOR’s cleanest displacement vector:</w:t>
       </w:r>
       <w:r>
         <w:t xml:space="preserve"> Bosa and Pinnacle import </w:t>
@@ -9044,21 +8907,17 @@
         <w:t>local</w:t>
       </w:r>
       <w:r>
-        <w:t xml:space="preserve"> incumbents that must be displaced on principal-attention/sector grounds, not presence. Pitch Bosa SD / Pinnacle SD before they auto-dial Vancouver. </w:t>
+        <w:t xml:space="preserve"> </w:t>
+      </w:r>
+      <w:r>
+        <w:t xml:space="preserve">incumbents that must be displaced on principal-attention/sector grounds, not presence. Pitch Bosa SD / Pinnacle SD before they auto-dial Vancouver. </w:t>
       </w:r>
       <w:r>
         <w:rPr>
           <w:i/>
           <w:iCs/>
         </w:rPr>
-        <w:t xml:space="preserve">(Caveat: Glotman is already pursuing CA — Seaport </w:t>
-      </w:r>
-      <w:r>
-        <w:rPr>
-          <w:i/>
-          <w:iCs/>
-        </w:rPr>
-        <w:t>SD team + an LA mass-timber project — so speed matters; the mass-timber niche is open now but won’t stay open.)</w:t>
+        <w:t>(Caveat: Glotman is already pursuing CA — Seaport SD team + an LA mass-timber project — so speed matters; the mass-timber niche is open now but won’t stay open.)</w:t>
       </w:r>
     </w:p>
     <w:p>
@@ -9396,9 +9255,9 @@
         <w:tblLook w:val="0420" w:firstRow="1" w:lastRow="0" w:firstColumn="0" w:lastColumn="0" w:noHBand="0" w:noVBand="1"/>
       </w:tblPr>
       <w:tblGrid>
-        <w:gridCol w:w="3188"/>
-        <w:gridCol w:w="3187"/>
-        <w:gridCol w:w="3185"/>
+        <w:gridCol w:w="3480"/>
+        <w:gridCol w:w="3481"/>
+        <w:gridCol w:w="3479"/>
       </w:tblGrid>
       <w:tr>
         <w:trPr>
@@ -9415,13 +9274,13 @@
               <w:pStyle w:val="Compact"/>
               <w:rPr>
                 <w:b w:val="0"/>
-                <w:sz w:val="19"/>
+                <w:sz w:val="17"/>
               </w:rPr>
             </w:pPr>
             <w:r>
               <w:rPr>
                 <w:b w:val="0"/>
-                <w:sz w:val="19"/>
+                <w:sz w:val="17"/>
               </w:rPr>
               <w:t>Rank</w:t>
             </w:r>
@@ -9436,13 +9295,13 @@
               <w:pStyle w:val="Compact"/>
               <w:rPr>
                 <w:b w:val="0"/>
-                <w:sz w:val="19"/>
+                <w:sz w:val="17"/>
               </w:rPr>
             </w:pPr>
             <w:r>
               <w:rPr>
                 <w:b w:val="0"/>
-                <w:sz w:val="19"/>
+                <w:sz w:val="17"/>
               </w:rPr>
               <w:t>Target</w:t>
             </w:r>
@@ -9457,13 +9316,13 @@
               <w:pStyle w:val="Compact"/>
               <w:rPr>
                 <w:b w:val="0"/>
-                <w:sz w:val="19"/>
+                <w:sz w:val="17"/>
               </w:rPr>
             </w:pPr>
             <w:r>
               <w:rPr>
                 <w:b w:val="0"/>
-                <w:sz w:val="19"/>
+                <w:sz w:val="17"/>
               </w:rPr>
               <w:t>Entry move</w:t>
             </w:r>
@@ -9483,12 +9342,12 @@
             <w:pPr>
               <w:pStyle w:val="Compact"/>
               <w:rPr>
-                <w:sz w:val="19"/>
-              </w:rPr>
-            </w:pPr>
-            <w:r>
-              <w:rPr>
-                <w:sz w:val="19"/>
+                <w:sz w:val="17"/>
+              </w:rPr>
+            </w:pPr>
+            <w:r>
+              <w:rPr>
+                <w:sz w:val="17"/>
               </w:rPr>
               <w:t>1</w:t>
             </w:r>
@@ -9502,14 +9361,14 @@
             <w:pPr>
               <w:pStyle w:val="Compact"/>
               <w:rPr>
-                <w:sz w:val="19"/>
-              </w:rPr>
-            </w:pPr>
-            <w:r>
-              <w:rPr>
-                <w:b/>
-                <w:bCs/>
-                <w:sz w:val="19"/>
+                <w:sz w:val="17"/>
+              </w:rPr>
+            </w:pPr>
+            <w:r>
+              <w:rPr>
+                <w:b/>
+                <w:bCs/>
+                <w:sz w:val="17"/>
               </w:rPr>
               <w:t>JWDA</w:t>
             </w:r>
@@ -9523,12 +9382,12 @@
             <w:pPr>
               <w:pStyle w:val="Compact"/>
               <w:rPr>
-                <w:sz w:val="19"/>
-              </w:rPr>
-            </w:pPr>
-            <w:r>
-              <w:rPr>
-                <w:sz w:val="19"/>
+                <w:sz w:val="17"/>
+              </w:rPr>
+            </w:pPr>
+            <w:r>
+              <w:rPr>
+                <w:sz w:val="17"/>
               </w:rPr>
               <w:t>Convert The Lindley into a pipeline — pursue their Bosa/Greystar tower work; ask for the next-project intro directly.</w:t>
             </w:r>
@@ -9547,12 +9406,12 @@
             <w:pPr>
               <w:pStyle w:val="Compact"/>
               <w:rPr>
-                <w:sz w:val="19"/>
-              </w:rPr>
-            </w:pPr>
-            <w:r>
-              <w:rPr>
-                <w:sz w:val="19"/>
+                <w:sz w:val="17"/>
+              </w:rPr>
+            </w:pPr>
+            <w:r>
+              <w:rPr>
+                <w:sz w:val="17"/>
               </w:rPr>
               <w:t>2</w:t>
             </w:r>
@@ -9566,14 +9425,14 @@
             <w:pPr>
               <w:pStyle w:val="Compact"/>
               <w:rPr>
-                <w:sz w:val="19"/>
-              </w:rPr>
-            </w:pPr>
-            <w:r>
-              <w:rPr>
-                <w:b/>
-                <w:bCs/>
-                <w:sz w:val="19"/>
+                <w:sz w:val="17"/>
+              </w:rPr>
+            </w:pPr>
+            <w:r>
+              <w:rPr>
+                <w:b/>
+                <w:bCs/>
+                <w:sz w:val="17"/>
               </w:rPr>
               <w:t>DBRDS</w:t>
             </w:r>
@@ -9587,12 +9446,12 @@
             <w:pPr>
               <w:pStyle w:val="Compact"/>
               <w:rPr>
-                <w:sz w:val="19"/>
-              </w:rPr>
-            </w:pPr>
-            <w:r>
-              <w:rPr>
-                <w:sz w:val="19"/>
+                <w:sz w:val="17"/>
+              </w:rPr>
+            </w:pPr>
+            <w:r>
+              <w:rPr>
+                <w:sz w:val="17"/>
               </w:rPr>
               <w:t>Get onto the next hospitality/multifamily RFP; lead with The Lindley + Margot-scale fit; position as the responsive alternative to KPFF.</w:t>
             </w:r>
@@ -9612,12 +9471,12 @@
             <w:pPr>
               <w:pStyle w:val="Compact"/>
               <w:rPr>
-                <w:sz w:val="19"/>
-              </w:rPr>
-            </w:pPr>
-            <w:r>
-              <w:rPr>
-                <w:sz w:val="19"/>
+                <w:sz w:val="17"/>
+              </w:rPr>
+            </w:pPr>
+            <w:r>
+              <w:rPr>
+                <w:sz w:val="17"/>
               </w:rPr>
               <w:t>3</w:t>
             </w:r>
@@ -9631,14 +9490,14 @@
             <w:pPr>
               <w:pStyle w:val="Compact"/>
               <w:rPr>
-                <w:sz w:val="19"/>
-              </w:rPr>
-            </w:pPr>
-            <w:r>
-              <w:rPr>
-                <w:b/>
-                <w:bCs/>
-                <w:sz w:val="19"/>
+                <w:sz w:val="17"/>
+              </w:rPr>
+            </w:pPr>
+            <w:r>
+              <w:rPr>
+                <w:b/>
+                <w:bCs/>
+                <w:sz w:val="17"/>
               </w:rPr>
               <w:t>BNIM</w:t>
             </w:r>
@@ -9652,12 +9511,12 @@
             <w:pPr>
               <w:pStyle w:val="Compact"/>
               <w:rPr>
-                <w:sz w:val="19"/>
-              </w:rPr>
-            </w:pPr>
-            <w:r>
-              <w:rPr>
-                <w:sz w:val="19"/>
+                <w:sz w:val="17"/>
+              </w:rPr>
+            </w:pPr>
+            <w:r>
+              <w:rPr>
+                <w:sz w:val="17"/>
               </w:rPr>
               <w:t>No SE lock + growing fast; pursue mixed-use high-rise + affordable; aim to unseat Burkett &amp; Wong on their next Block.</w:t>
             </w:r>
@@ -9676,12 +9535,12 @@
             <w:pPr>
               <w:pStyle w:val="Compact"/>
               <w:rPr>
-                <w:sz w:val="19"/>
-              </w:rPr>
-            </w:pPr>
-            <w:r>
-              <w:rPr>
-                <w:sz w:val="19"/>
+                <w:sz w:val="17"/>
+              </w:rPr>
+            </w:pPr>
+            <w:r>
+              <w:rPr>
+                <w:sz w:val="17"/>
               </w:rPr>
               <w:t>4</w:t>
             </w:r>
@@ -9695,14 +9554,14 @@
             <w:pPr>
               <w:pStyle w:val="Compact"/>
               <w:rPr>
-                <w:sz w:val="19"/>
-              </w:rPr>
-            </w:pPr>
-            <w:r>
-              <w:rPr>
-                <w:b/>
-                <w:bCs/>
-                <w:sz w:val="19"/>
+                <w:sz w:val="17"/>
+              </w:rPr>
+            </w:pPr>
+            <w:r>
+              <w:rPr>
+                <w:b/>
+                <w:bCs/>
+                <w:sz w:val="17"/>
               </w:rPr>
               <w:t>HMC</w:t>
             </w:r>
@@ -9716,12 +9575,12 @@
             <w:pPr>
               <w:pStyle w:val="Compact"/>
               <w:rPr>
-                <w:sz w:val="19"/>
-              </w:rPr>
-            </w:pPr>
-            <w:r>
-              <w:rPr>
-                <w:sz w:val="19"/>
+                <w:sz w:val="17"/>
+              </w:rPr>
+            </w:pPr>
+            <w:r>
+              <w:rPr>
+                <w:sz w:val="17"/>
               </w:rPr>
               <w:t>Cold outreach on healthcare/K-12 — confirm/pursue DSA + HCAI credentials first (the gate).</w:t>
             </w:r>
@@ -9741,12 +9600,12 @@
             <w:pPr>
               <w:pStyle w:val="Compact"/>
               <w:rPr>
-                <w:sz w:val="19"/>
-              </w:rPr>
-            </w:pPr>
-            <w:r>
-              <w:rPr>
-                <w:sz w:val="19"/>
+                <w:sz w:val="17"/>
+              </w:rPr>
+            </w:pPr>
+            <w:r>
+              <w:rPr>
+                <w:sz w:val="17"/>
               </w:rPr>
               <w:t>5</w:t>
             </w:r>
@@ -9760,14 +9619,14 @@
             <w:pPr>
               <w:pStyle w:val="Compact"/>
               <w:rPr>
-                <w:sz w:val="19"/>
-              </w:rPr>
-            </w:pPr>
-            <w:r>
-              <w:rPr>
-                <w:b/>
-                <w:bCs/>
-                <w:sz w:val="19"/>
+                <w:sz w:val="17"/>
+              </w:rPr>
+            </w:pPr>
+            <w:r>
+              <w:rPr>
+                <w:b/>
+                <w:bCs/>
+                <w:sz w:val="17"/>
               </w:rPr>
               <w:t>Miller Hull</w:t>
             </w:r>
@@ -9781,12 +9640,12 @@
             <w:pPr>
               <w:pStyle w:val="Compact"/>
               <w:rPr>
-                <w:sz w:val="19"/>
-              </w:rPr>
-            </w:pPr>
-            <w:r>
-              <w:rPr>
-                <w:sz w:val="19"/>
+                <w:sz w:val="17"/>
+              </w:rPr>
+            </w:pPr>
+            <w:r>
+              <w:rPr>
+                <w:sz w:val="17"/>
               </w:rPr>
               <w:t>Enter via mixed-use residential (DCI’s lane on Parco) where their SE selection is type-matched, not locked.</w:t>
             </w:r>
@@ -9819,9 +9678,9 @@
         <w:tblLook w:val="0420" w:firstRow="1" w:lastRow="0" w:firstColumn="0" w:lastColumn="0" w:noHBand="0" w:noVBand="1"/>
       </w:tblPr>
       <w:tblGrid>
-        <w:gridCol w:w="3188"/>
-        <w:gridCol w:w="3187"/>
-        <w:gridCol w:w="3185"/>
+        <w:gridCol w:w="3480"/>
+        <w:gridCol w:w="3481"/>
+        <w:gridCol w:w="3479"/>
       </w:tblGrid>
       <w:tr>
         <w:trPr>
@@ -9838,13 +9697,13 @@
               <w:pStyle w:val="Compact"/>
               <w:rPr>
                 <w:b w:val="0"/>
-                <w:sz w:val="19"/>
+                <w:sz w:val="17"/>
               </w:rPr>
             </w:pPr>
             <w:r>
               <w:rPr>
                 <w:b w:val="0"/>
-                <w:sz w:val="19"/>
+                <w:sz w:val="17"/>
               </w:rPr>
               <w:t>Rank</w:t>
             </w:r>
@@ -9859,13 +9718,13 @@
               <w:pStyle w:val="Compact"/>
               <w:rPr>
                 <w:b w:val="0"/>
-                <w:sz w:val="19"/>
+                <w:sz w:val="17"/>
               </w:rPr>
             </w:pPr>
             <w:r>
               <w:rPr>
                 <w:b w:val="0"/>
-                <w:sz w:val="19"/>
+                <w:sz w:val="17"/>
               </w:rPr>
               <w:t>Target</w:t>
             </w:r>
@@ -9880,13 +9739,13 @@
               <w:pStyle w:val="Compact"/>
               <w:rPr>
                 <w:b w:val="0"/>
-                <w:sz w:val="19"/>
+                <w:sz w:val="17"/>
               </w:rPr>
             </w:pPr>
             <w:r>
               <w:rPr>
                 <w:b w:val="0"/>
-                <w:sz w:val="19"/>
+                <w:sz w:val="17"/>
               </w:rPr>
               <w:t>Entry move</w:t>
             </w:r>
@@ -9906,12 +9765,12 @@
             <w:pPr>
               <w:pStyle w:val="Compact"/>
               <w:rPr>
-                <w:sz w:val="19"/>
-              </w:rPr>
-            </w:pPr>
-            <w:r>
-              <w:rPr>
-                <w:sz w:val="19"/>
+                <w:sz w:val="17"/>
+              </w:rPr>
+            </w:pPr>
+            <w:r>
+              <w:rPr>
+                <w:sz w:val="17"/>
               </w:rPr>
               <w:t>1</w:t>
             </w:r>
@@ -9925,14 +9784,14 @@
             <w:pPr>
               <w:pStyle w:val="Compact"/>
               <w:rPr>
-                <w:sz w:val="19"/>
-              </w:rPr>
-            </w:pPr>
-            <w:r>
-              <w:rPr>
-                <w:b/>
-                <w:bCs/>
-                <w:sz w:val="19"/>
+                <w:sz w:val="17"/>
+              </w:rPr>
+            </w:pPr>
+            <w:r>
+              <w:rPr>
+                <w:b/>
+                <w:bCs/>
+                <w:sz w:val="17"/>
               </w:rPr>
               <w:t>Wakeland Housing</w:t>
             </w:r>
@@ -9946,12 +9805,12 @@
             <w:pPr>
               <w:pStyle w:val="Compact"/>
               <w:rPr>
-                <w:sz w:val="19"/>
-              </w:rPr>
-            </w:pPr>
-            <w:r>
-              <w:rPr>
-                <w:sz w:val="19"/>
+                <w:sz w:val="17"/>
+              </w:rPr>
+            </w:pPr>
+            <w:r>
+              <w:rPr>
+                <w:sz w:val="17"/>
               </w:rPr>
               <w:t>Open lane — $70–140M affordable pipeline, no named SE; introduce directly.</w:t>
             </w:r>
@@ -9970,12 +9829,12 @@
             <w:pPr>
               <w:pStyle w:val="Compact"/>
               <w:rPr>
-                <w:sz w:val="19"/>
-              </w:rPr>
-            </w:pPr>
-            <w:r>
-              <w:rPr>
-                <w:sz w:val="19"/>
+                <w:sz w:val="17"/>
+              </w:rPr>
+            </w:pPr>
+            <w:r>
+              <w:rPr>
+                <w:sz w:val="17"/>
               </w:rPr>
               <w:t>2</w:t>
             </w:r>
@@ -9989,14 +9848,14 @@
             <w:pPr>
               <w:pStyle w:val="Compact"/>
               <w:rPr>
-                <w:sz w:val="19"/>
-              </w:rPr>
-            </w:pPr>
-            <w:r>
-              <w:rPr>
-                <w:b/>
-                <w:bCs/>
-                <w:sz w:val="19"/>
+                <w:sz w:val="17"/>
+              </w:rPr>
+            </w:pPr>
+            <w:r>
+              <w:rPr>
+                <w:b/>
+                <w:bCs/>
+                <w:sz w:val="17"/>
               </w:rPr>
               <w:t>Sudberry Properties</w:t>
             </w:r>
@@ -10010,12 +9869,12 @@
             <w:pPr>
               <w:pStyle w:val="Compact"/>
               <w:rPr>
-                <w:sz w:val="19"/>
-              </w:rPr>
-            </w:pPr>
-            <w:r>
-              <w:rPr>
-                <w:sz w:val="19"/>
+                <w:sz w:val="17"/>
+              </w:rPr>
+            </w:pPr>
+            <w:r>
+              <w:rPr>
+                <w:sz w:val="17"/>
               </w:rPr>
               <w:t>4,780 units entitled at Civita, civil-only named; pursue the next residential phase.</w:t>
             </w:r>
@@ -10035,12 +9894,12 @@
             <w:pPr>
               <w:pStyle w:val="Compact"/>
               <w:rPr>
-                <w:sz w:val="19"/>
-              </w:rPr>
-            </w:pPr>
-            <w:r>
-              <w:rPr>
-                <w:sz w:val="19"/>
+                <w:sz w:val="17"/>
+              </w:rPr>
+            </w:pPr>
+            <w:r>
+              <w:rPr>
+                <w:sz w:val="17"/>
               </w:rPr>
               <w:t>3</w:t>
             </w:r>
@@ -10054,14 +9913,14 @@
             <w:pPr>
               <w:pStyle w:val="Compact"/>
               <w:rPr>
-                <w:sz w:val="19"/>
-              </w:rPr>
-            </w:pPr>
-            <w:r>
-              <w:rPr>
-                <w:b/>
-                <w:bCs/>
-                <w:sz w:val="19"/>
+                <w:sz w:val="17"/>
+              </w:rPr>
+            </w:pPr>
+            <w:r>
+              <w:rPr>
+                <w:b/>
+                <w:bCs/>
+                <w:sz w:val="17"/>
               </w:rPr>
               <w:t>Hines (Riverwalk)</w:t>
             </w:r>
@@ -10075,12 +9934,12 @@
             <w:pPr>
               <w:pStyle w:val="Compact"/>
               <w:rPr>
-                <w:sz w:val="19"/>
-              </w:rPr>
-            </w:pPr>
-            <w:r>
-              <w:rPr>
-                <w:sz w:val="19"/>
+                <w:sz w:val="17"/>
+              </w:rPr>
+            </w:pPr>
+            <w:r>
+              <w:rPr>
+                <w:sz w:val="17"/>
               </w:rPr>
               <w:t>$3B multi-phase; long-game relationship for Phase 1 (~2029).</w:t>
             </w:r>
@@ -10099,12 +9958,12 @@
             <w:pPr>
               <w:pStyle w:val="Compact"/>
               <w:rPr>
-                <w:sz w:val="19"/>
-              </w:rPr>
-            </w:pPr>
-            <w:r>
-              <w:rPr>
-                <w:sz w:val="19"/>
+                <w:sz w:val="17"/>
+              </w:rPr>
+            </w:pPr>
+            <w:r>
+              <w:rPr>
+                <w:sz w:val="17"/>
               </w:rPr>
               <w:t>4</w:t>
             </w:r>
@@ -10118,14 +9977,14 @@
             <w:pPr>
               <w:pStyle w:val="Compact"/>
               <w:rPr>
-                <w:sz w:val="19"/>
-              </w:rPr>
-            </w:pPr>
-            <w:r>
-              <w:rPr>
-                <w:b/>
-                <w:bCs/>
-                <w:sz w:val="19"/>
+                <w:sz w:val="17"/>
+              </w:rPr>
+            </w:pPr>
+            <w:r>
+              <w:rPr>
+                <w:b/>
+                <w:bCs/>
+                <w:sz w:val="17"/>
               </w:rPr>
               <w:t>SDSU Evolve / Swinerton DB team</w:t>
             </w:r>
@@ -10139,12 +9998,12 @@
             <w:pPr>
               <w:pStyle w:val="Compact"/>
               <w:rPr>
-                <w:sz w:val="19"/>
-              </w:rPr>
-            </w:pPr>
-            <w:r>
-              <w:rPr>
-                <w:sz w:val="19"/>
+                <w:sz w:val="17"/>
+              </w:rPr>
+            </w:pPr>
+            <w:r>
+              <w:rPr>
+                <w:sz w:val="17"/>
               </w:rPr>
               <w:t>Mass-timber + housing fit; reach via the design-build GC.</w:t>
             </w:r>
@@ -10164,12 +10023,12 @@
             <w:pPr>
               <w:pStyle w:val="Compact"/>
               <w:rPr>
-                <w:sz w:val="19"/>
-              </w:rPr>
-            </w:pPr>
-            <w:r>
-              <w:rPr>
-                <w:sz w:val="19"/>
+                <w:sz w:val="17"/>
+              </w:rPr>
+            </w:pPr>
+            <w:r>
+              <w:rPr>
+                <w:sz w:val="17"/>
               </w:rPr>
               <w:t>5</w:t>
             </w:r>
@@ -10183,14 +10042,14 @@
             <w:pPr>
               <w:pStyle w:val="Compact"/>
               <w:rPr>
-                <w:sz w:val="19"/>
-              </w:rPr>
-            </w:pPr>
-            <w:r>
-              <w:rPr>
-                <w:b/>
-                <w:bCs/>
-                <w:sz w:val="19"/>
+                <w:sz w:val="17"/>
+              </w:rPr>
+            </w:pPr>
+            <w:r>
+              <w:rPr>
+                <w:b/>
+                <w:bCs/>
+                <w:sz w:val="17"/>
               </w:rPr>
               <w:t>UCSD Hillcrest</w:t>
             </w:r>
@@ -10204,12 +10063,12 @@
             <w:pPr>
               <w:pStyle w:val="Compact"/>
               <w:rPr>
-                <w:sz w:val="19"/>
-              </w:rPr>
-            </w:pPr>
-            <w:r>
-              <w:rPr>
-                <w:sz w:val="19"/>
+                <w:sz w:val="17"/>
+              </w:rPr>
+            </w:pPr>
+            <w:r>
+              <w:rPr>
+                <w:sz w:val="17"/>
               </w:rPr>
               <w:t>Seismic/hospital-code mega-program; KOR heritage fit; reach via the CM/GC.</w:t>
             </w:r>
@@ -10219,7 +10078,7 @@
     </w:tbl>
     <w:p>
       <w:r>
-        <w:pict w14:anchorId="07126AEF">
+        <w:pict w14:anchorId="2659BBE9">
           <v:rect id="_x0000_i1031" style="width:0;height:1.5pt" o:hralign="center" o:hrstd="t" o:hr="t"/>
         </w:pict>
       </w:r>
@@ -10227,25 +10086,12 @@
     <w:p>
       <w:pPr>
         <w:pStyle w:val="Heading2"/>
-        <w:pageBreakBefore/>
-      </w:pPr>
-      <w:bookmarkStart w:id="26" w:name="data-gaps-orgs-flagged-for-ingest"/>
+      </w:pPr>
+      <w:bookmarkStart w:id="26" w:name="two-caveats-before-citing"/>
       <w:bookmarkEnd w:id="21"/>
       <w:bookmarkEnd w:id="25"/>
       <w:r>
-        <w:t>DATA GAPS &amp; ORGS FLAGGED FOR INGEST</w:t>
-      </w:r>
-    </w:p>
-    <w:p>
-      <w:pPr>
-        <w:pStyle w:val="FirstParagraph"/>
-      </w:pPr>
-      <w:r>
-        <w:rPr>
-          <w:b/>
-          <w:bCs/>
-        </w:rPr>
-        <w:t>Major data gaps:</w:t>
+        <w:t>Two caveats before citing</w:t>
       </w:r>
     </w:p>
     <w:p>
@@ -10261,10 +10107,10 @@
           <w:b/>
           <w:bCs/>
         </w:rPr>
-        <w:t>SE-of-record is unpublished for ~90% of named projects.</w:t>
-      </w:r>
-      <w:r>
-        <w:t xml:space="preserve"> The single highest-value next BD/research action is mapping who actually stamps SD structures — best obtained via SEAOSD/EGBC network, permit records, or direct outreach, not web search.</w:t>
+        <w:t>The structural engineer of record is unpublished for most named SD projects.</w:t>
+      </w:r>
+      <w:r>
+        <w:t xml:space="preserve"> Where this dossier names an incumbent SE, it’s because a firm, architect, or award names them; otherwise treat incumbency as unconfirmed and verify through the SEAOSD network or permit records before asserting it in a meeting.</w:t>
       </w:r>
     </w:p>
     <w:p>
@@ -10293,161 +10139,19 @@
         <w:t>North</w:t>
       </w:r>
       <w:r>
-        <w:t xml:space="preserve"> (PRJ-1130310); the DBRDS-as-architect link is unverified. Do not assert it; confirm with the referral source.</w:t>
+        <w:t>, and the DBRDS link to it is unverified. Don’t lead with it; confirm the address and the architect with the referral source first.</w:t>
       </w:r>
     </w:p>
     <w:p>
-      <w:pPr>
-        <w:pStyle w:val="Compact"/>
-        <w:numPr>
-          <w:ilvl w:val="0"/>
-          <w:numId w:val="16"/>
-        </w:numPr>
-      </w:pPr>
-      <w:r>
-        <w:t>SD vs Vancouver construction-volume head-to-head not available (incompatible data formats).</w:t>
+      <w:r>
+        <w:pict w14:anchorId="5B8AAF49">
+          <v:rect id="_x0000_i1032" style="width:0;height:1.5pt" o:hralign="center" o:hrstd="t" o:hr="t"/>
+        </w:pict>
       </w:r>
     </w:p>
     <w:p>
       <w:pPr>
-        <w:pStyle w:val="Compact"/>
-        <w:numPr>
-          <w:ilvl w:val="0"/>
-          <w:numId w:val="16"/>
-        </w:numPr>
-      </w:pPr>
-      <w:r>
-        <w:rPr>
-          <w:b/>
-          <w:bCs/>
-        </w:rPr>
-        <w:t>Chelsea Investment Corp’s affordable-housing SE is still unidentified</w:t>
-      </w:r>
-      <w:r>
-        <w:t xml:space="preserve"> (Fuscoe = civil only) — dedicated follow-up search flagged.</w:t>
-      </w:r>
-    </w:p>
-    <w:p>
-      <w:pPr>
-        <w:pStyle w:val="FirstParagraph"/>
-      </w:pPr>
-      <w:r>
-        <w:rPr>
-          <w:b/>
-          <w:bCs/>
-        </w:rPr>
-        <w:t>Competitive-set ingest status (resolved this pass — all now canonicals with enrichment):</w:t>
-      </w:r>
-    </w:p>
-    <w:p>
-      <w:pPr>
-        <w:pStyle w:val="Compact"/>
-        <w:numPr>
-          <w:ilvl w:val="0"/>
-          <w:numId w:val="17"/>
-        </w:numPr>
-      </w:pPr>
-      <w:r>
-        <w:t>✅</w:t>
-      </w:r>
-      <w:r>
-        <w:t xml:space="preserve"> </w:t>
-      </w:r>
-      <w:r>
-        <w:rPr>
-          <w:b/>
-          <w:bCs/>
-        </w:rPr>
-        <w:t>VCA Structural</w:t>
-      </w:r>
-      <w:r>
-        <w:t xml:space="preserve"> (77668, Trammell Crow’s remote SE — no SD office), </w:t>
-      </w:r>
-      <w:r>
-        <w:rPr>
-          <w:b/>
-          <w:bCs/>
-        </w:rPr>
-        <w:t>Josephson-Werdowatz</w:t>
-      </w:r>
-      <w:r>
-        <w:t xml:space="preserve"> (77669, domusstudio’s SE) — newly ingested.</w:t>
-      </w:r>
-    </w:p>
-    <w:p>
-      <w:pPr>
-        <w:pStyle w:val="Compact"/>
-        <w:numPr>
-          <w:ilvl w:val="0"/>
-          <w:numId w:val="17"/>
-        </w:numPr>
-      </w:pPr>
-      <w:r>
-        <w:t>✅</w:t>
-      </w:r>
-      <w:r>
-        <w:t xml:space="preserve"> Honed: Thornton Tomasetti (68746, Carrier Johnson blocker, SD office), SGH (76786), Risha (68619 — </w:t>
-      </w:r>
-      <w:r>
-        <w:rPr>
-          <w:b/>
-          <w:bCs/>
-        </w:rPr>
-        <w:t>LA-only, not a SD SE</w:t>
-      </w:r>
-      <w:r>
-        <w:t>), Labib Funk (77097, SD multifamily — top displacement target), Glotman Simpson (38926), KPFF (38927), DCI (38923), Coffman (38921), Holmes (77661).</w:t>
-      </w:r>
-    </w:p>
-    <w:p>
-      <w:pPr>
-        <w:pStyle w:val="Compact"/>
-        <w:numPr>
-          <w:ilvl w:val="0"/>
-          <w:numId w:val="17"/>
-        </w:numPr>
-      </w:pPr>
-      <w:r>
-        <w:rPr>
-          <w:b/>
-          <w:bCs/>
-        </w:rPr>
-        <w:t>Corrected:</w:t>
-      </w:r>
-      <w:r>
-        <w:t xml:space="preserve"> Fuscoe (77639) = civil, not SE; “Fard Engineers” = MEP, not SE (BNIM’s Keeler Court SE is DCI 38923).</w:t>
-      </w:r>
-    </w:p>
-    <w:p>
-      <w:pPr>
-        <w:pStyle w:val="Compact"/>
-        <w:numPr>
-          <w:ilvl w:val="0"/>
-          <w:numId w:val="17"/>
-        </w:numPr>
-      </w:pPr>
-      <w:r>
-        <w:rPr>
-          <w:b/>
-          <w:bCs/>
-        </w:rPr>
-        <w:t>Still open:</w:t>
-      </w:r>
-      <w:r>
-        <w:t xml:space="preserve"> Envision Engineering California, Facet NW, Steven Crook, StructureCraft (mass-timber SE holders); A.B. Court &amp; Associates, Patterson Engineering, MDEP (mid-market field); the unidentified Chelsea SE.</w:t>
-      </w:r>
-    </w:p>
-    <w:p>
-      <w:r>
-        <w:pict w14:anchorId="689D1416">
-          <v:rect id="_x0000_i1032" style="width:0;height:1.5pt" o:hralign="center" o:hrstd="t" o:hr="t"/>
-        </w:pict>
-      </w:r>
-    </w:p>
-    <w:p>
-      <w:pPr>
         <w:pStyle w:val="Heading2"/>
-        <w:pageBreakBefore/>
       </w:pPr>
       <w:bookmarkStart w:id="27" w:name="sources"/>
       <w:bookmarkEnd w:id="26"/>
@@ -10546,8 +10250,9 @@
         <w:numRestart w:val="eachSect"/>
       </w:footnotePr>
       <w:pgSz w:w="12240" w:h="15840"/>
-      <w:pgMar w:top="1440" w:right="1440" w:bottom="1440" w:left="1440" w:header="720" w:footer="720" w:gutter="0"/>
+      <w:pgMar w:top="860" w:right="1000" w:bottom="860" w:left="1000" w:header="720" w:footer="720" w:gutter="0"/>
       <w:cols w:space="720"/>
+      <w:docGrid w:linePitch="245"/>
     </w:sectPr>
   </w:body>
 </w:document>
@@ -10558,7 +10263,7 @@
   <w:abstractNum w:abstractNumId="0" w15:restartNumberingAfterBreak="0">
     <w:nsid w:val="0000A990"/>
     <w:multiLevelType w:val="multilevel"/>
-    <w:tmpl w:val="81063068"/>
+    <w:tmpl w:val="A8D2F0DE"/>
     <w:lvl w:ilvl="0">
       <w:numFmt w:val="bullet"/>
       <w:lvlText w:val=" "/>
@@ -10635,7 +10340,7 @@
   <w:abstractNum w:abstractNumId="1" w15:restartNumberingAfterBreak="0">
     <w:nsid w:val="0000A991"/>
     <w:multiLevelType w:val="multilevel"/>
-    <w:tmpl w:val="36608F7E"/>
+    <w:tmpl w:val="82E02E9C"/>
     <w:lvl w:ilvl="0">
       <w:numFmt w:val="bullet"/>
       <w:lvlText w:val=""/>
@@ -10739,7 +10444,7 @@
   <w:abstractNum w:abstractNumId="2" w15:restartNumberingAfterBreak="0">
     <w:nsid w:val="00A99411"/>
     <w:multiLevelType w:val="multilevel"/>
-    <w:tmpl w:val="E58CCBCE"/>
+    <w:tmpl w:val="72A0CA4E"/>
     <w:lvl w:ilvl="0">
       <w:start w:val="1"/>
       <w:numFmt w:val="decimal"/>
@@ -10822,46 +10527,46 @@
       </w:pPr>
     </w:lvl>
   </w:abstractNum>
-  <w:num w:numId="1" w16cid:durableId="1361319984">
+  <w:num w:numId="1" w16cid:durableId="735781743">
     <w:abstractNumId w:val="0"/>
   </w:num>
-  <w:num w:numId="2" w16cid:durableId="1609242557">
+  <w:num w:numId="2" w16cid:durableId="1713268528">
     <w:abstractNumId w:val="1"/>
   </w:num>
-  <w:num w:numId="3" w16cid:durableId="1884365096">
+  <w:num w:numId="3" w16cid:durableId="1221597769">
     <w:abstractNumId w:val="1"/>
   </w:num>
-  <w:num w:numId="4" w16cid:durableId="764960490">
+  <w:num w:numId="4" w16cid:durableId="28730246">
     <w:abstractNumId w:val="1"/>
   </w:num>
-  <w:num w:numId="5" w16cid:durableId="298343508">
+  <w:num w:numId="5" w16cid:durableId="785587524">
     <w:abstractNumId w:val="1"/>
   </w:num>
-  <w:num w:numId="6" w16cid:durableId="721245890">
+  <w:num w:numId="6" w16cid:durableId="992608981">
     <w:abstractNumId w:val="1"/>
   </w:num>
-  <w:num w:numId="7" w16cid:durableId="2098137358">
+  <w:num w:numId="7" w16cid:durableId="2071537578">
     <w:abstractNumId w:val="1"/>
   </w:num>
-  <w:num w:numId="8" w16cid:durableId="458956741">
+  <w:num w:numId="8" w16cid:durableId="767392448">
     <w:abstractNumId w:val="1"/>
   </w:num>
-  <w:num w:numId="9" w16cid:durableId="1991254023">
+  <w:num w:numId="9" w16cid:durableId="2127041113">
     <w:abstractNumId w:val="1"/>
   </w:num>
-  <w:num w:numId="10" w16cid:durableId="1641424902">
+  <w:num w:numId="10" w16cid:durableId="52626747">
     <w:abstractNumId w:val="1"/>
   </w:num>
-  <w:num w:numId="11" w16cid:durableId="1230844007">
+  <w:num w:numId="11" w16cid:durableId="15426927">
     <w:abstractNumId w:val="1"/>
   </w:num>
-  <w:num w:numId="12" w16cid:durableId="1090738761">
+  <w:num w:numId="12" w16cid:durableId="350421522">
     <w:abstractNumId w:val="1"/>
   </w:num>
-  <w:num w:numId="13" w16cid:durableId="1512796224">
+  <w:num w:numId="13" w16cid:durableId="2146383424">
     <w:abstractNumId w:val="1"/>
   </w:num>
-  <w:num w:numId="14" w16cid:durableId="1028486922">
+  <w:num w:numId="14" w16cid:durableId="1052270524">
     <w:abstractNumId w:val="2"/>
     <w:lvlOverride w:ilvl="0">
       <w:startOverride w:val="1"/>
@@ -10891,13 +10596,10 @@
       <w:startOverride w:val="1"/>
     </w:lvlOverride>
   </w:num>
-  <w:num w:numId="15" w16cid:durableId="733236849">
+  <w:num w:numId="15" w16cid:durableId="1136488926">
     <w:abstractNumId w:val="1"/>
   </w:num>
-  <w:num w:numId="16" w16cid:durableId="501774369">
-    <w:abstractNumId w:val="1"/>
-  </w:num>
-  <w:num w:numId="17" w16cid:durableId="1896966030">
+  <w:num w:numId="16" w16cid:durableId="1781604543">
     <w:abstractNumId w:val="1"/>
   </w:num>
 </w:numbering>
@@ -11168,11 +10870,11 @@
     <w:name w:val="Normal"/>
     <w:qFormat/>
     <w:pPr>
-      <w:spacing w:after="120"/>
+      <w:spacing w:after="40"/>
     </w:pPr>
     <w:rPr>
       <w:rFonts w:ascii="Calibri" w:hAnsi="Calibri" w:cs="Calibri"/>
-      <w:sz w:val="21"/>
+      <w:sz w:val="18"/>
     </w:rPr>
   </w:style>
   <w:style w:type="paragraph" w:styleId="Heading1">
@@ -11186,14 +10888,14 @@
     <w:pPr>
       <w:keepNext/>
       <w:keepLines/>
-      <w:spacing w:before="240" w:after="80"/>
+      <w:spacing w:before="100" w:after="20"/>
       <w:outlineLvl w:val="0"/>
     </w:pPr>
     <w:rPr>
       <w:rFonts w:eastAsiaTheme="majorEastAsia"/>
       <w:b/>
       <w:color w:val="1F3B5F"/>
-      <w:sz w:val="30"/>
+      <w:sz w:val="24"/>
       <w:szCs w:val="40"/>
     </w:rPr>
   </w:style>
@@ -11257,7 +10959,7 @@
     <w:pPr>
       <w:keepNext/>
       <w:keepLines/>
-      <w:spacing w:before="80" w:after="40"/>
+      <w:spacing w:before="80"/>
       <w:outlineLvl w:val="3"/>
     </w:pPr>
     <w:rPr>
@@ -11280,7 +10982,7 @@
     <w:pPr>
       <w:keepNext/>
       <w:keepLines/>
-      <w:spacing w:before="80" w:after="40"/>
+      <w:spacing w:before="80"/>
       <w:outlineLvl w:val="4"/>
     </w:pPr>
     <w:rPr>
@@ -11435,7 +11137,7 @@
     <w:rsid w:val="00A10FD9"/>
     <w:pPr>
       <w:keepNext/>
-      <w:spacing w:before="240" w:after="80"/>
+      <w:spacing w:before="100" w:after="20"/>
       <w:contextualSpacing/>
       <w:jc w:val="center"/>
     </w:pPr>
@@ -11443,7 +11145,7 @@
       <w:rFonts w:eastAsiaTheme="majorEastAsia"/>
       <w:b/>
       <w:color w:val="1F3B5F"/>
-      <w:sz w:val="40"/>
+      <w:sz w:val="26"/>
       <w:szCs w:val="56"/>
     </w:rPr>
   </w:style>
@@ -11457,7 +11159,7 @@
       <w:rFonts w:ascii="Calibri" w:eastAsiaTheme="majorEastAsia" w:hAnsi="Calibri" w:cs="Calibri"/>
       <w:b/>
       <w:color w:val="1F3B5F"/>
-      <w:sz w:val="40"/>
+      <w:sz w:val="26"/>
       <w:szCs w:val="56"/>
     </w:rPr>
   </w:style>
@@ -11568,7 +11270,6 @@
       <w:rFonts w:ascii="Calibri" w:eastAsiaTheme="majorEastAsia" w:hAnsi="Calibri" w:cs="Calibri"/>
       <w:b/>
       <w:color w:val="1F3B5F"/>
-      <w:sz w:val="30"/>
       <w:szCs w:val="40"/>
     </w:rPr>
   </w:style>
@@ -11755,6 +11456,9 @@
     <w:name w:val="caption"/>
     <w:basedOn w:val="Normal"/>
     <w:link w:val="CaptionChar"/>
+    <w:pPr>
+      <w:spacing w:after="120"/>
+    </w:pPr>
     <w:rPr>
       <w:i/>
     </w:rPr>
@@ -11821,7 +11525,7 @@
     <w:unhideWhenUsed/>
     <w:qFormat/>
     <w:pPr>
-      <w:spacing w:line="259" w:lineRule="auto"/>
+      <w:spacing w:before="240" w:line="259" w:lineRule="auto"/>
       <w:outlineLvl w:val="9"/>
     </w:pPr>
     <w:rPr>
@@ -12132,7 +11836,7 @@
     <w:name w:val="Grid Table 4"/>
     <w:basedOn w:val="TableNormal"/>
     <w:uiPriority w:val="49"/>
-    <w:rsid w:val="006F4D23"/>
+    <w:rsid w:val="0065191E"/>
     <w:pPr>
       <w:spacing w:after="0"/>
     </w:pPr>
